--- a/Εργασία.docx
+++ b/Εργασία.docx
@@ -1244,11 +1244,9 @@
         </w:rPr>
         <w:t xml:space="preserve"> ανάλυσης χρησιμοποιήθηκε το </w:t>
       </w:r>
-      <w:proofErr w:type="spellStart"/>
       <w:r>
         <w:t>DBeaver</w:t>
       </w:r>
-      <w:proofErr w:type="spellEnd"/>
       <w:r>
         <w:rPr>
           <w:lang w:val="el-GR"/>
@@ -1538,7 +1536,6 @@
       <w:r>
         <w:t xml:space="preserve"> </w:t>
       </w:r>
-      <w:proofErr w:type="spellStart"/>
       <w:r>
         <w:t>education</w:t>
       </w:r>
@@ -1548,7 +1545,6 @@
       <w:r>
         <w:t>rate</w:t>
       </w:r>
-      <w:proofErr w:type="spellEnd"/>
       <w:r>
         <w:t xml:space="preserve">, </w:t>
       </w:r>
@@ -1743,7 +1739,6 @@
         </w:rPr>
         <w:t xml:space="preserve"> </w:t>
       </w:r>
-      <w:proofErr w:type="spellStart"/>
       <w:r>
         <w:rPr>
           <w:rFonts w:ascii="Consolas" w:eastAsia="Times New Roman" w:hAnsi="Consolas" w:cs="Times New Roman"/>
@@ -1777,7 +1772,6 @@
         </w:rPr>
         <w:t>female_health</w:t>
       </w:r>
-      <w:proofErr w:type="spellEnd"/>
     </w:p>
     <w:p>
       <w:pPr>
@@ -1836,7 +1830,6 @@
         </w:rPr>
         <w:t xml:space="preserve"> </w:t>
       </w:r>
-      <w:proofErr w:type="spellStart"/>
       <w:r>
         <w:rPr>
           <w:rFonts w:ascii="Consolas" w:eastAsia="Times New Roman" w:hAnsi="Consolas" w:cs="Times New Roman"/>
@@ -1848,7 +1841,6 @@
         </w:rPr>
         <w:t>fact_female_health</w:t>
       </w:r>
-      <w:proofErr w:type="spellEnd"/>
       <w:r>
         <w:rPr>
           <w:rFonts w:ascii="Consolas" w:eastAsia="Times New Roman" w:hAnsi="Consolas" w:cs="Times New Roman"/>
@@ -1960,7 +1952,6 @@
         </w:rPr>
         <w:t xml:space="preserve">    </w:t>
       </w:r>
-      <w:proofErr w:type="spellStart"/>
       <w:r>
         <w:rPr>
           <w:rFonts w:ascii="Consolas" w:eastAsia="Times New Roman" w:hAnsi="Consolas" w:cs="Times New Roman"/>
@@ -1994,7 +1985,6 @@
         </w:rPr>
         <w:t>country_id</w:t>
       </w:r>
-      <w:proofErr w:type="spellEnd"/>
       <w:r>
         <w:rPr>
           <w:rFonts w:ascii="Consolas" w:eastAsia="Times New Roman" w:hAnsi="Consolas" w:cs="Times New Roman"/>
@@ -2031,7 +2021,6 @@
         </w:rPr>
         <w:t xml:space="preserve">    </w:t>
       </w:r>
-      <w:proofErr w:type="spellStart"/>
       <w:r>
         <w:rPr>
           <w:rFonts w:ascii="Consolas" w:eastAsia="Times New Roman" w:hAnsi="Consolas" w:cs="Times New Roman"/>
@@ -2065,7 +2054,6 @@
         </w:rPr>
         <w:t>country_name</w:t>
       </w:r>
-      <w:proofErr w:type="spellEnd"/>
       <w:r>
         <w:rPr>
           <w:rFonts w:ascii="Consolas" w:eastAsia="Times New Roman" w:hAnsi="Consolas" w:cs="Times New Roman"/>
@@ -2102,7 +2090,6 @@
         </w:rPr>
         <w:t xml:space="preserve">    </w:t>
       </w:r>
-      <w:proofErr w:type="spellStart"/>
       <w:r>
         <w:rPr>
           <w:rFonts w:ascii="Consolas" w:eastAsia="Times New Roman" w:hAnsi="Consolas" w:cs="Times New Roman"/>
@@ -2136,7 +2123,6 @@
         </w:rPr>
         <w:t>region</w:t>
       </w:r>
-      <w:proofErr w:type="spellEnd"/>
       <w:r>
         <w:rPr>
           <w:rFonts w:ascii="Consolas" w:eastAsia="Times New Roman" w:hAnsi="Consolas" w:cs="Times New Roman"/>
@@ -2173,8 +2159,6 @@
         </w:rPr>
         <w:t xml:space="preserve">    </w:t>
       </w:r>
-      <w:proofErr w:type="spellStart"/>
-      <w:proofErr w:type="gramStart"/>
       <w:r>
         <w:rPr>
           <w:rFonts w:ascii="Consolas" w:eastAsia="Times New Roman" w:hAnsi="Consolas" w:cs="Times New Roman"/>
@@ -2206,21 +2190,8 @@
           <w:szCs w:val="21"/>
           <w14:ligatures w14:val="none"/>
         </w:rPr>
-        <w:t>year</w:t>
-      </w:r>
-      <w:proofErr w:type="gramEnd"/>
-      <w:r>
-        <w:rPr>
-          <w:rFonts w:ascii="Consolas" w:eastAsia="Times New Roman" w:hAnsi="Consolas" w:cs="Times New Roman"/>
-          <w:color w:val="79C0FF"/>
-          <w:kern w:val="0"/>
-          <w:sz w:val="21"/>
-          <w:szCs w:val="21"/>
-          <w14:ligatures w14:val="none"/>
-        </w:rPr>
-        <w:t>_id</w:t>
-      </w:r>
-      <w:proofErr w:type="spellEnd"/>
+        <w:t>year_id</w:t>
+      </w:r>
       <w:r>
         <w:rPr>
           <w:rFonts w:ascii="Consolas" w:eastAsia="Times New Roman" w:hAnsi="Consolas" w:cs="Times New Roman"/>
@@ -2299,31 +2270,7 @@
           <w:szCs w:val="21"/>
           <w14:ligatures w14:val="none"/>
         </w:rPr>
-        <w:t xml:space="preserve"> </w:t>
-      </w:r>
-      <w:proofErr w:type="spellStart"/>
-      <w:r>
-        <w:rPr>
-          <w:rFonts w:ascii="Consolas" w:eastAsia="Times New Roman" w:hAnsi="Consolas" w:cs="Times New Roman"/>
-          <w:color w:val="BBBEBF"/>
-          <w:kern w:val="0"/>
-          <w:sz w:val="21"/>
-          <w:szCs w:val="21"/>
-          <w14:ligatures w14:val="none"/>
-        </w:rPr>
-        <w:t>education_id</w:t>
-      </w:r>
-      <w:proofErr w:type="spellEnd"/>
-      <w:r>
-        <w:rPr>
-          <w:rFonts w:ascii="Consolas" w:eastAsia="Times New Roman" w:hAnsi="Consolas" w:cs="Times New Roman"/>
-          <w:color w:val="BBBEBF"/>
-          <w:kern w:val="0"/>
-          <w:sz w:val="21"/>
-          <w:szCs w:val="21"/>
-          <w14:ligatures w14:val="none"/>
-        </w:rPr>
-        <w:t>,</w:t>
+        <w:t xml:space="preserve"> education_id,</w:t>
       </w:r>
     </w:p>
     <w:p>
@@ -2350,7 +2297,6 @@
         </w:rPr>
         <w:t xml:space="preserve">    </w:t>
       </w:r>
-      <w:proofErr w:type="spellStart"/>
       <w:r>
         <w:rPr>
           <w:rFonts w:ascii="Consolas" w:eastAsia="Times New Roman" w:hAnsi="Consolas" w:cs="Times New Roman"/>
@@ -2384,7 +2330,6 @@
         </w:rPr>
         <w:t>country_id</w:t>
       </w:r>
-      <w:proofErr w:type="spellEnd"/>
       <w:r>
         <w:rPr>
           <w:rFonts w:ascii="Consolas" w:eastAsia="Times New Roman" w:hAnsi="Consolas" w:cs="Times New Roman"/>
@@ -2416,31 +2361,7 @@
           <w:szCs w:val="21"/>
           <w14:ligatures w14:val="none"/>
         </w:rPr>
-        <w:t xml:space="preserve"> </w:t>
-      </w:r>
-      <w:proofErr w:type="spellStart"/>
-      <w:r>
-        <w:rPr>
-          <w:rFonts w:ascii="Consolas" w:eastAsia="Times New Roman" w:hAnsi="Consolas" w:cs="Times New Roman"/>
-          <w:color w:val="BBBEBF"/>
-          <w:kern w:val="0"/>
-          <w:sz w:val="21"/>
-          <w:szCs w:val="21"/>
-          <w14:ligatures w14:val="none"/>
-        </w:rPr>
-        <w:t>legal_country_id</w:t>
-      </w:r>
-      <w:proofErr w:type="spellEnd"/>
-      <w:r>
-        <w:rPr>
-          <w:rFonts w:ascii="Consolas" w:eastAsia="Times New Roman" w:hAnsi="Consolas" w:cs="Times New Roman"/>
-          <w:color w:val="BBBEBF"/>
-          <w:kern w:val="0"/>
-          <w:sz w:val="21"/>
-          <w:szCs w:val="21"/>
-          <w14:ligatures w14:val="none"/>
-        </w:rPr>
-        <w:t>,</w:t>
+        <w:t xml:space="preserve"> legal_country_id,</w:t>
       </w:r>
     </w:p>
     <w:p>
@@ -2467,7 +2388,6 @@
         </w:rPr>
         <w:t xml:space="preserve">    </w:t>
       </w:r>
-      <w:proofErr w:type="spellStart"/>
       <w:r>
         <w:rPr>
           <w:rFonts w:ascii="Consolas" w:eastAsia="Times New Roman" w:hAnsi="Consolas" w:cs="Times New Roman"/>
@@ -2501,7 +2421,6 @@
         </w:rPr>
         <w:t>year</w:t>
       </w:r>
-      <w:proofErr w:type="spellEnd"/>
       <w:r>
         <w:rPr>
           <w:rFonts w:ascii="Consolas" w:eastAsia="Times New Roman" w:hAnsi="Consolas" w:cs="Times New Roman"/>
@@ -2533,31 +2452,7 @@
           <w:szCs w:val="21"/>
           <w14:ligatures w14:val="none"/>
         </w:rPr>
-        <w:t xml:space="preserve"> </w:t>
-      </w:r>
-      <w:proofErr w:type="spellStart"/>
-      <w:r>
-        <w:rPr>
-          <w:rFonts w:ascii="Consolas" w:eastAsia="Times New Roman" w:hAnsi="Consolas" w:cs="Times New Roman"/>
-          <w:color w:val="BBBEBF"/>
-          <w:kern w:val="0"/>
-          <w:sz w:val="21"/>
-          <w:szCs w:val="21"/>
-          <w14:ligatures w14:val="none"/>
-        </w:rPr>
-        <w:t>legal_year</w:t>
-      </w:r>
-      <w:proofErr w:type="spellEnd"/>
-      <w:r>
-        <w:rPr>
-          <w:rFonts w:ascii="Consolas" w:eastAsia="Times New Roman" w:hAnsi="Consolas" w:cs="Times New Roman"/>
-          <w:color w:val="BBBEBF"/>
-          <w:kern w:val="0"/>
-          <w:sz w:val="21"/>
-          <w:szCs w:val="21"/>
-          <w14:ligatures w14:val="none"/>
-        </w:rPr>
-        <w:t>,</w:t>
+        <w:t xml:space="preserve"> legal_year,</w:t>
       </w:r>
     </w:p>
     <w:p>
@@ -2598,8 +2493,6 @@
         </w:rPr>
         <w:t xml:space="preserve">    </w:t>
       </w:r>
-      <w:proofErr w:type="spellStart"/>
-      <w:proofErr w:type="gramStart"/>
       <w:r>
         <w:rPr>
           <w:rFonts w:ascii="Consolas" w:eastAsia="Times New Roman" w:hAnsi="Consolas" w:cs="Times New Roman"/>
@@ -2631,21 +2524,8 @@
           <w:szCs w:val="21"/>
           <w14:ligatures w14:val="none"/>
         </w:rPr>
-        <w:t>school</w:t>
-      </w:r>
-      <w:proofErr w:type="gramEnd"/>
-      <w:r>
-        <w:rPr>
-          <w:rFonts w:ascii="Consolas" w:eastAsia="Times New Roman" w:hAnsi="Consolas" w:cs="Times New Roman"/>
-          <w:color w:val="79C0FF"/>
-          <w:kern w:val="0"/>
-          <w:sz w:val="21"/>
-          <w:szCs w:val="21"/>
-          <w14:ligatures w14:val="none"/>
-        </w:rPr>
-        <w:t>_completion_primary_female_rate</w:t>
-      </w:r>
-      <w:proofErr w:type="spellEnd"/>
+        <w:t>school_completion_primary_female_rate</w:t>
+      </w:r>
       <w:r>
         <w:rPr>
           <w:rFonts w:ascii="Consolas" w:eastAsia="Times New Roman" w:hAnsi="Consolas" w:cs="Times New Roman"/>
@@ -2677,31 +2557,7 @@
           <w:szCs w:val="21"/>
           <w14:ligatures w14:val="none"/>
         </w:rPr>
-        <w:t xml:space="preserve"> </w:t>
-      </w:r>
-      <w:proofErr w:type="spellStart"/>
-      <w:r>
-        <w:rPr>
-          <w:rFonts w:ascii="Consolas" w:eastAsia="Times New Roman" w:hAnsi="Consolas" w:cs="Times New Roman"/>
-          <w:color w:val="BBBEBF"/>
-          <w:kern w:val="0"/>
-          <w:sz w:val="21"/>
-          <w:szCs w:val="21"/>
-          <w14:ligatures w14:val="none"/>
-        </w:rPr>
-        <w:t>education_rate</w:t>
-      </w:r>
-      <w:proofErr w:type="spellEnd"/>
-      <w:r>
-        <w:rPr>
-          <w:rFonts w:ascii="Consolas" w:eastAsia="Times New Roman" w:hAnsi="Consolas" w:cs="Times New Roman"/>
-          <w:color w:val="BBBEBF"/>
-          <w:kern w:val="0"/>
-          <w:sz w:val="21"/>
-          <w:szCs w:val="21"/>
-          <w14:ligatures w14:val="none"/>
-        </w:rPr>
-        <w:t>,</w:t>
+        <w:t xml:space="preserve"> education_rate,</w:t>
       </w:r>
     </w:p>
     <w:p>
@@ -2742,8 +2598,6 @@
         </w:rPr>
         <w:t xml:space="preserve">    </w:t>
       </w:r>
-      <w:proofErr w:type="spellStart"/>
-      <w:proofErr w:type="gramStart"/>
       <w:r>
         <w:rPr>
           <w:rFonts w:ascii="Consolas" w:eastAsia="Times New Roman" w:hAnsi="Consolas" w:cs="Times New Roman"/>
@@ -2775,21 +2629,8 @@
           <w:szCs w:val="21"/>
           <w14:ligatures w14:val="none"/>
         </w:rPr>
-        <w:t>gender</w:t>
-      </w:r>
-      <w:proofErr w:type="gramEnd"/>
-      <w:r>
-        <w:rPr>
-          <w:rFonts w:ascii="Consolas" w:eastAsia="Times New Roman" w:hAnsi="Consolas" w:cs="Times New Roman"/>
-          <w:color w:val="79C0FF"/>
-          <w:kern w:val="0"/>
-          <w:sz w:val="21"/>
-          <w:szCs w:val="21"/>
-          <w14:ligatures w14:val="none"/>
-        </w:rPr>
-        <w:t>_inequality_index</w:t>
-      </w:r>
-      <w:proofErr w:type="spellEnd"/>
+        <w:t>gender_inequality_index</w:t>
+      </w:r>
       <w:r>
         <w:rPr>
           <w:rFonts w:ascii="Consolas" w:eastAsia="Times New Roman" w:hAnsi="Consolas" w:cs="Times New Roman"/>
@@ -2826,8 +2667,6 @@
         </w:rPr>
         <w:t xml:space="preserve">    </w:t>
       </w:r>
-      <w:proofErr w:type="spellStart"/>
-      <w:proofErr w:type="gramStart"/>
       <w:r>
         <w:rPr>
           <w:rFonts w:ascii="Consolas" w:eastAsia="Times New Roman" w:hAnsi="Consolas" w:cs="Times New Roman"/>
@@ -2859,21 +2698,8 @@
           <w:szCs w:val="21"/>
           <w14:ligatures w14:val="none"/>
         </w:rPr>
-        <w:t>female</w:t>
-      </w:r>
-      <w:proofErr w:type="gramEnd"/>
-      <w:r>
-        <w:rPr>
-          <w:rFonts w:ascii="Consolas" w:eastAsia="Times New Roman" w:hAnsi="Consolas" w:cs="Times New Roman"/>
-          <w:color w:val="79C0FF"/>
-          <w:kern w:val="0"/>
-          <w:sz w:val="21"/>
-          <w:szCs w:val="21"/>
-          <w14:ligatures w14:val="none"/>
-        </w:rPr>
-        <w:t>_labor_force_participation_rate</w:t>
-      </w:r>
-      <w:proofErr w:type="spellEnd"/>
+        <w:t>female_labor_force_participation_rate</w:t>
+      </w:r>
       <w:r>
         <w:rPr>
           <w:rFonts w:ascii="Consolas" w:eastAsia="Times New Roman" w:hAnsi="Consolas" w:cs="Times New Roman"/>
@@ -2905,31 +2731,7 @@
           <w:szCs w:val="21"/>
           <w14:ligatures w14:val="none"/>
         </w:rPr>
-        <w:t xml:space="preserve"> </w:t>
-      </w:r>
-      <w:proofErr w:type="spellStart"/>
-      <w:r>
-        <w:rPr>
-          <w:rFonts w:ascii="Consolas" w:eastAsia="Times New Roman" w:hAnsi="Consolas" w:cs="Times New Roman"/>
-          <w:color w:val="BBBEBF"/>
-          <w:kern w:val="0"/>
-          <w:sz w:val="21"/>
-          <w:szCs w:val="21"/>
-          <w14:ligatures w14:val="none"/>
-        </w:rPr>
-        <w:t>female_labor_participation</w:t>
-      </w:r>
-      <w:proofErr w:type="spellEnd"/>
-      <w:r>
-        <w:rPr>
-          <w:rFonts w:ascii="Consolas" w:eastAsia="Times New Roman" w:hAnsi="Consolas" w:cs="Times New Roman"/>
-          <w:color w:val="BBBEBF"/>
-          <w:kern w:val="0"/>
-          <w:sz w:val="21"/>
-          <w:szCs w:val="21"/>
-          <w14:ligatures w14:val="none"/>
-        </w:rPr>
-        <w:t>,</w:t>
+        <w:t xml:space="preserve"> female_labor_participation,</w:t>
       </w:r>
     </w:p>
     <w:p>
@@ -2956,8 +2758,6 @@
         </w:rPr>
         <w:t xml:space="preserve">    </w:t>
       </w:r>
-      <w:proofErr w:type="spellStart"/>
-      <w:proofErr w:type="gramStart"/>
       <w:r>
         <w:rPr>
           <w:rFonts w:ascii="Consolas" w:eastAsia="Times New Roman" w:hAnsi="Consolas" w:cs="Times New Roman"/>
@@ -2989,21 +2789,8 @@
           <w:szCs w:val="21"/>
           <w14:ligatures w14:val="none"/>
         </w:rPr>
-        <w:t>female</w:t>
-      </w:r>
-      <w:proofErr w:type="gramEnd"/>
-      <w:r>
-        <w:rPr>
-          <w:rFonts w:ascii="Consolas" w:eastAsia="Times New Roman" w:hAnsi="Consolas" w:cs="Times New Roman"/>
-          <w:color w:val="79C0FF"/>
-          <w:kern w:val="0"/>
-          <w:sz w:val="21"/>
-          <w:szCs w:val="21"/>
-          <w14:ligatures w14:val="none"/>
-        </w:rPr>
-        <w:t>_life_expectancy</w:t>
-      </w:r>
-      <w:proofErr w:type="spellEnd"/>
+        <w:t>female_life_expectancy</w:t>
+      </w:r>
       <w:r>
         <w:rPr>
           <w:rFonts w:ascii="Consolas" w:eastAsia="Times New Roman" w:hAnsi="Consolas" w:cs="Times New Roman"/>
@@ -3040,7 +2827,6 @@
         </w:rPr>
         <w:t xml:space="preserve">    </w:t>
       </w:r>
-      <w:proofErr w:type="spellStart"/>
       <w:r>
         <w:rPr>
           <w:rFonts w:ascii="Consolas" w:eastAsia="Times New Roman" w:hAnsi="Consolas" w:cs="Times New Roman"/>
@@ -3074,7 +2860,6 @@
         </w:rPr>
         <w:t>gdp_growth</w:t>
       </w:r>
-      <w:proofErr w:type="spellEnd"/>
     </w:p>
     <w:p>
       <w:pPr>
@@ -3123,31 +2908,7 @@
           <w:szCs w:val="21"/>
           <w14:ligatures w14:val="none"/>
         </w:rPr>
-        <w:t xml:space="preserve"> </w:t>
-      </w:r>
-      <w:proofErr w:type="spellStart"/>
-      <w:r>
-        <w:rPr>
-          <w:rFonts w:ascii="Consolas" w:eastAsia="Times New Roman" w:hAnsi="Consolas" w:cs="Times New Roman"/>
-          <w:color w:val="BBBEBF"/>
-          <w:kern w:val="0"/>
-          <w:sz w:val="21"/>
-          <w:szCs w:val="21"/>
-          <w14:ligatures w14:val="none"/>
-        </w:rPr>
-        <w:t>stg_education_primary</w:t>
-      </w:r>
-      <w:proofErr w:type="spellEnd"/>
-      <w:r>
-        <w:rPr>
-          <w:rFonts w:ascii="Consolas" w:eastAsia="Times New Roman" w:hAnsi="Consolas" w:cs="Times New Roman"/>
-          <w:color w:val="BBBEBF"/>
-          <w:kern w:val="0"/>
-          <w:sz w:val="21"/>
-          <w:szCs w:val="21"/>
-          <w14:ligatures w14:val="none"/>
-        </w:rPr>
-        <w:t xml:space="preserve"> ep</w:t>
+        <w:t xml:space="preserve"> stg_education_primary ep</w:t>
       </w:r>
     </w:p>
     <w:p>
@@ -3197,31 +2958,7 @@
           <w:szCs w:val="21"/>
           <w14:ligatures w14:val="none"/>
         </w:rPr>
-        <w:t xml:space="preserve"> </w:t>
-      </w:r>
-      <w:proofErr w:type="spellStart"/>
-      <w:r>
-        <w:rPr>
-          <w:rFonts w:ascii="Consolas" w:eastAsia="Times New Roman" w:hAnsi="Consolas" w:cs="Times New Roman"/>
-          <w:color w:val="BBBEBF"/>
-          <w:kern w:val="0"/>
-          <w:sz w:val="21"/>
-          <w:szCs w:val="21"/>
-          <w14:ligatures w14:val="none"/>
-        </w:rPr>
-        <w:t>dim_country</w:t>
-      </w:r>
-      <w:proofErr w:type="spellEnd"/>
-      <w:r>
-        <w:rPr>
-          <w:rFonts w:ascii="Consolas" w:eastAsia="Times New Roman" w:hAnsi="Consolas" w:cs="Times New Roman"/>
-          <w:color w:val="BBBEBF"/>
-          <w:kern w:val="0"/>
-          <w:sz w:val="21"/>
-          <w:szCs w:val="21"/>
-          <w14:ligatures w14:val="none"/>
-        </w:rPr>
-        <w:t xml:space="preserve"> dc</w:t>
+        <w:t xml:space="preserve"> dim_country dc</w:t>
       </w:r>
     </w:p>
     <w:p>
@@ -3270,8 +3007,6 @@
         </w:rPr>
         <w:t xml:space="preserve"> </w:t>
       </w:r>
-      <w:proofErr w:type="spellStart"/>
-      <w:proofErr w:type="gramStart"/>
       <w:r>
         <w:rPr>
           <w:rFonts w:ascii="Consolas" w:eastAsia="Times New Roman" w:hAnsi="Consolas" w:cs="Times New Roman"/>
@@ -3303,21 +3038,8 @@
           <w:szCs w:val="21"/>
           <w14:ligatures w14:val="none"/>
         </w:rPr>
-        <w:t>country</w:t>
-      </w:r>
-      <w:proofErr w:type="gramEnd"/>
-      <w:r>
-        <w:rPr>
-          <w:rFonts w:ascii="Consolas" w:eastAsia="Times New Roman" w:hAnsi="Consolas" w:cs="Times New Roman"/>
-          <w:color w:val="79C0FF"/>
-          <w:kern w:val="0"/>
-          <w:sz w:val="21"/>
-          <w:szCs w:val="21"/>
-          <w14:ligatures w14:val="none"/>
-        </w:rPr>
-        <w:t>_code</w:t>
-      </w:r>
-      <w:proofErr w:type="spellEnd"/>
+        <w:t>country_code</w:t>
+      </w:r>
       <w:r>
         <w:rPr>
           <w:rFonts w:ascii="Consolas" w:eastAsia="Times New Roman" w:hAnsi="Consolas" w:cs="Times New Roman"/>
@@ -3351,8 +3073,6 @@
         </w:rPr>
         <w:t xml:space="preserve"> </w:t>
       </w:r>
-      <w:proofErr w:type="spellStart"/>
-      <w:proofErr w:type="gramStart"/>
       <w:r>
         <w:rPr>
           <w:rFonts w:ascii="Consolas" w:eastAsia="Times New Roman" w:hAnsi="Consolas" w:cs="Times New Roman"/>
@@ -3384,21 +3104,8 @@
           <w:szCs w:val="21"/>
           <w14:ligatures w14:val="none"/>
         </w:rPr>
-        <w:t>country</w:t>
-      </w:r>
-      <w:proofErr w:type="gramEnd"/>
-      <w:r>
-        <w:rPr>
-          <w:rFonts w:ascii="Consolas" w:eastAsia="Times New Roman" w:hAnsi="Consolas" w:cs="Times New Roman"/>
-          <w:color w:val="79C0FF"/>
-          <w:kern w:val="0"/>
-          <w:sz w:val="21"/>
-          <w:szCs w:val="21"/>
-          <w14:ligatures w14:val="none"/>
-        </w:rPr>
-        <w:t>_id</w:t>
-      </w:r>
-      <w:proofErr w:type="spellEnd"/>
+        <w:t>country_id</w:t>
+      </w:r>
     </w:p>
     <w:p>
       <w:pPr>
@@ -3447,31 +3154,7 @@
           <w:szCs w:val="21"/>
           <w14:ligatures w14:val="none"/>
         </w:rPr>
-        <w:t xml:space="preserve"> </w:t>
-      </w:r>
-      <w:proofErr w:type="spellStart"/>
-      <w:r>
-        <w:rPr>
-          <w:rFonts w:ascii="Consolas" w:eastAsia="Times New Roman" w:hAnsi="Consolas" w:cs="Times New Roman"/>
-          <w:color w:val="BBBEBF"/>
-          <w:kern w:val="0"/>
-          <w:sz w:val="21"/>
-          <w:szCs w:val="21"/>
-          <w14:ligatures w14:val="none"/>
-        </w:rPr>
-        <w:t>dim_time</w:t>
-      </w:r>
-      <w:proofErr w:type="spellEnd"/>
-      <w:r>
-        <w:rPr>
-          <w:rFonts w:ascii="Consolas" w:eastAsia="Times New Roman" w:hAnsi="Consolas" w:cs="Times New Roman"/>
-          <w:color w:val="BBBEBF"/>
-          <w:kern w:val="0"/>
-          <w:sz w:val="21"/>
-          <w:szCs w:val="21"/>
-          <w14:ligatures w14:val="none"/>
-        </w:rPr>
-        <w:t xml:space="preserve"> dt</w:t>
+        <w:t xml:space="preserve"> dim_time dt</w:t>
       </w:r>
     </w:p>
     <w:p>
@@ -3520,8 +3203,6 @@
         </w:rPr>
         <w:t xml:space="preserve"> </w:t>
       </w:r>
-      <w:proofErr w:type="spellStart"/>
-      <w:proofErr w:type="gramStart"/>
       <w:r>
         <w:rPr>
           <w:rFonts w:ascii="Consolas" w:eastAsia="Times New Roman" w:hAnsi="Consolas" w:cs="Times New Roman"/>
@@ -3555,8 +3236,6 @@
         </w:rPr>
         <w:t>year</w:t>
       </w:r>
-      <w:proofErr w:type="spellEnd"/>
-      <w:proofErr w:type="gramEnd"/>
       <w:r>
         <w:rPr>
           <w:rFonts w:ascii="Consolas" w:eastAsia="Times New Roman" w:hAnsi="Consolas" w:cs="Times New Roman"/>
@@ -3590,8 +3269,6 @@
         </w:rPr>
         <w:t xml:space="preserve"> </w:t>
       </w:r>
-      <w:proofErr w:type="spellStart"/>
-      <w:proofErr w:type="gramStart"/>
       <w:r>
         <w:rPr>
           <w:rFonts w:ascii="Consolas" w:eastAsia="Times New Roman" w:hAnsi="Consolas" w:cs="Times New Roman"/>
@@ -3623,21 +3300,8 @@
           <w:szCs w:val="21"/>
           <w14:ligatures w14:val="none"/>
         </w:rPr>
-        <w:t>year</w:t>
-      </w:r>
-      <w:proofErr w:type="gramEnd"/>
-      <w:r>
-        <w:rPr>
-          <w:rFonts w:ascii="Consolas" w:eastAsia="Times New Roman" w:hAnsi="Consolas" w:cs="Times New Roman"/>
-          <w:color w:val="79C0FF"/>
-          <w:kern w:val="0"/>
-          <w:sz w:val="21"/>
-          <w:szCs w:val="21"/>
-          <w14:ligatures w14:val="none"/>
-        </w:rPr>
-        <w:t>_id</w:t>
-      </w:r>
-      <w:proofErr w:type="spellEnd"/>
+        <w:t>year_id</w:t>
+      </w:r>
     </w:p>
     <w:p>
       <w:pPr>
@@ -3686,31 +3350,7 @@
           <w:szCs w:val="21"/>
           <w14:ligatures w14:val="none"/>
         </w:rPr>
-        <w:t xml:space="preserve"> </w:t>
-      </w:r>
-      <w:proofErr w:type="spellStart"/>
-      <w:r>
-        <w:rPr>
-          <w:rFonts w:ascii="Consolas" w:eastAsia="Times New Roman" w:hAnsi="Consolas" w:cs="Times New Roman"/>
-          <w:color w:val="BBBEBF"/>
-          <w:kern w:val="0"/>
-          <w:sz w:val="21"/>
-          <w:szCs w:val="21"/>
-          <w14:ligatures w14:val="none"/>
-        </w:rPr>
-        <w:t>dim_legal</w:t>
-      </w:r>
-      <w:proofErr w:type="spellEnd"/>
-      <w:r>
-        <w:rPr>
-          <w:rFonts w:ascii="Consolas" w:eastAsia="Times New Roman" w:hAnsi="Consolas" w:cs="Times New Roman"/>
-          <w:color w:val="BBBEBF"/>
-          <w:kern w:val="0"/>
-          <w:sz w:val="21"/>
-          <w:szCs w:val="21"/>
-          <w14:ligatures w14:val="none"/>
-        </w:rPr>
-        <w:t xml:space="preserve"> dl</w:t>
+        <w:t xml:space="preserve"> dim_legal dl</w:t>
       </w:r>
     </w:p>
     <w:p>
@@ -3759,8 +3399,6 @@
         </w:rPr>
         <w:t xml:space="preserve"> </w:t>
       </w:r>
-      <w:proofErr w:type="spellStart"/>
-      <w:proofErr w:type="gramStart"/>
       <w:r>
         <w:rPr>
           <w:rFonts w:ascii="Consolas" w:eastAsia="Times New Roman" w:hAnsi="Consolas" w:cs="Times New Roman"/>
@@ -3792,21 +3430,8 @@
           <w:szCs w:val="21"/>
           <w14:ligatures w14:val="none"/>
         </w:rPr>
-        <w:t>country</w:t>
-      </w:r>
-      <w:proofErr w:type="gramEnd"/>
-      <w:r>
-        <w:rPr>
-          <w:rFonts w:ascii="Consolas" w:eastAsia="Times New Roman" w:hAnsi="Consolas" w:cs="Times New Roman"/>
-          <w:color w:val="79C0FF"/>
-          <w:kern w:val="0"/>
-          <w:sz w:val="21"/>
-          <w:szCs w:val="21"/>
-          <w14:ligatures w14:val="none"/>
-        </w:rPr>
-        <w:t>_code</w:t>
-      </w:r>
-      <w:proofErr w:type="spellEnd"/>
+        <w:t>country_code</w:t>
+      </w:r>
       <w:r>
         <w:rPr>
           <w:rFonts w:ascii="Consolas" w:eastAsia="Times New Roman" w:hAnsi="Consolas" w:cs="Times New Roman"/>
@@ -3840,8 +3465,6 @@
         </w:rPr>
         <w:t xml:space="preserve"> </w:t>
       </w:r>
-      <w:proofErr w:type="spellStart"/>
-      <w:proofErr w:type="gramStart"/>
       <w:r>
         <w:rPr>
           <w:rFonts w:ascii="Consolas" w:eastAsia="Times New Roman" w:hAnsi="Consolas" w:cs="Times New Roman"/>
@@ -3873,21 +3496,8 @@
           <w:szCs w:val="21"/>
           <w14:ligatures w14:val="none"/>
         </w:rPr>
-        <w:t>country</w:t>
-      </w:r>
-      <w:proofErr w:type="gramEnd"/>
-      <w:r>
-        <w:rPr>
-          <w:rFonts w:ascii="Consolas" w:eastAsia="Times New Roman" w:hAnsi="Consolas" w:cs="Times New Roman"/>
-          <w:color w:val="79C0FF"/>
-          <w:kern w:val="0"/>
-          <w:sz w:val="21"/>
-          <w:szCs w:val="21"/>
-          <w14:ligatures w14:val="none"/>
-        </w:rPr>
-        <w:t>_id</w:t>
-      </w:r>
-      <w:proofErr w:type="spellEnd"/>
+        <w:t>country_id</w:t>
+      </w:r>
     </w:p>
     <w:p>
       <w:pPr>
@@ -3935,8 +3545,6 @@
         </w:rPr>
         <w:t xml:space="preserve"> </w:t>
       </w:r>
-      <w:proofErr w:type="spellStart"/>
-      <w:proofErr w:type="gramStart"/>
       <w:r>
         <w:rPr>
           <w:rFonts w:ascii="Consolas" w:eastAsia="Times New Roman" w:hAnsi="Consolas" w:cs="Times New Roman"/>
@@ -3970,8 +3578,6 @@
         </w:rPr>
         <w:t>year</w:t>
       </w:r>
-      <w:proofErr w:type="spellEnd"/>
-      <w:proofErr w:type="gramEnd"/>
       <w:r>
         <w:rPr>
           <w:rFonts w:ascii="Consolas" w:eastAsia="Times New Roman" w:hAnsi="Consolas" w:cs="Times New Roman"/>
@@ -4005,8 +3611,6 @@
         </w:rPr>
         <w:t xml:space="preserve"> </w:t>
       </w:r>
-      <w:proofErr w:type="spellStart"/>
-      <w:proofErr w:type="gramStart"/>
       <w:r>
         <w:rPr>
           <w:rFonts w:ascii="Consolas" w:eastAsia="Times New Roman" w:hAnsi="Consolas" w:cs="Times New Roman"/>
@@ -4040,8 +3644,6 @@
         </w:rPr>
         <w:t>year</w:t>
       </w:r>
-      <w:proofErr w:type="spellEnd"/>
-      <w:proofErr w:type="gramEnd"/>
     </w:p>
     <w:p>
       <w:pPr>
@@ -4090,45 +3692,8 @@
           <w:szCs w:val="21"/>
           <w14:ligatures w14:val="none"/>
         </w:rPr>
-        <w:t xml:space="preserve"> </w:t>
-      </w:r>
-      <w:proofErr w:type="spellStart"/>
-      <w:r>
-        <w:rPr>
-          <w:rFonts w:ascii="Consolas" w:eastAsia="Times New Roman" w:hAnsi="Consolas" w:cs="Times New Roman"/>
-          <w:color w:val="BBBEBF"/>
-          <w:kern w:val="0"/>
-          <w:sz w:val="21"/>
-          <w:szCs w:val="21"/>
-          <w14:ligatures w14:val="none"/>
-        </w:rPr>
-        <w:t>stg_gender_inequality</w:t>
-      </w:r>
-      <w:proofErr w:type="spellEnd"/>
-      <w:r>
-        <w:rPr>
-          <w:rFonts w:ascii="Consolas" w:eastAsia="Times New Roman" w:hAnsi="Consolas" w:cs="Times New Roman"/>
-          <w:color w:val="BBBEBF"/>
-          <w:kern w:val="0"/>
-          <w:sz w:val="21"/>
-          <w:szCs w:val="21"/>
-          <w14:ligatures w14:val="none"/>
-        </w:rPr>
-        <w:t xml:space="preserve"> </w:t>
-      </w:r>
-      <w:proofErr w:type="spellStart"/>
-      <w:r>
-        <w:rPr>
-          <w:rFonts w:ascii="Consolas" w:eastAsia="Times New Roman" w:hAnsi="Consolas" w:cs="Times New Roman"/>
-          <w:color w:val="BBBEBF"/>
-          <w:kern w:val="0"/>
-          <w:sz w:val="21"/>
-          <w:szCs w:val="21"/>
-          <w14:ligatures w14:val="none"/>
-        </w:rPr>
-        <w:t>gii</w:t>
-      </w:r>
-      <w:proofErr w:type="spellEnd"/>
+        <w:t xml:space="preserve"> stg_gender_inequality gii</w:t>
+      </w:r>
     </w:p>
     <w:p>
       <w:pPr>
@@ -4176,8 +3741,6 @@
         </w:rPr>
         <w:t xml:space="preserve"> </w:t>
       </w:r>
-      <w:proofErr w:type="spellStart"/>
-      <w:proofErr w:type="gramStart"/>
       <w:r>
         <w:rPr>
           <w:rFonts w:ascii="Consolas" w:eastAsia="Times New Roman" w:hAnsi="Consolas" w:cs="Times New Roman"/>
@@ -4209,21 +3772,8 @@
           <w:szCs w:val="21"/>
           <w14:ligatures w14:val="none"/>
         </w:rPr>
-        <w:t>country</w:t>
-      </w:r>
-      <w:proofErr w:type="gramEnd"/>
-      <w:r>
-        <w:rPr>
-          <w:rFonts w:ascii="Consolas" w:eastAsia="Times New Roman" w:hAnsi="Consolas" w:cs="Times New Roman"/>
-          <w:color w:val="79C0FF"/>
-          <w:kern w:val="0"/>
-          <w:sz w:val="21"/>
-          <w:szCs w:val="21"/>
-          <w14:ligatures w14:val="none"/>
-        </w:rPr>
-        <w:t>_code</w:t>
-      </w:r>
-      <w:proofErr w:type="spellEnd"/>
+        <w:t>country_code</w:t>
+      </w:r>
       <w:r>
         <w:rPr>
           <w:rFonts w:ascii="Consolas" w:eastAsia="Times New Roman" w:hAnsi="Consolas" w:cs="Times New Roman"/>
@@ -4257,8 +3807,6 @@
         </w:rPr>
         <w:t xml:space="preserve"> </w:t>
       </w:r>
-      <w:proofErr w:type="spellStart"/>
-      <w:proofErr w:type="gramStart"/>
       <w:r>
         <w:rPr>
           <w:rFonts w:ascii="Consolas" w:eastAsia="Times New Roman" w:hAnsi="Consolas" w:cs="Times New Roman"/>
@@ -4290,21 +3838,8 @@
           <w:szCs w:val="21"/>
           <w14:ligatures w14:val="none"/>
         </w:rPr>
-        <w:t>country</w:t>
-      </w:r>
-      <w:proofErr w:type="gramEnd"/>
-      <w:r>
-        <w:rPr>
-          <w:rFonts w:ascii="Consolas" w:eastAsia="Times New Roman" w:hAnsi="Consolas" w:cs="Times New Roman"/>
-          <w:color w:val="79C0FF"/>
-          <w:kern w:val="0"/>
-          <w:sz w:val="21"/>
-          <w:szCs w:val="21"/>
-          <w14:ligatures w14:val="none"/>
-        </w:rPr>
-        <w:t>_code</w:t>
-      </w:r>
-      <w:proofErr w:type="spellEnd"/>
+        <w:t>country_code</w:t>
+      </w:r>
     </w:p>
     <w:p>
       <w:pPr>
@@ -4352,8 +3887,6 @@
         </w:rPr>
         <w:t xml:space="preserve"> </w:t>
       </w:r>
-      <w:proofErr w:type="spellStart"/>
-      <w:proofErr w:type="gramStart"/>
       <w:r>
         <w:rPr>
           <w:rFonts w:ascii="Consolas" w:eastAsia="Times New Roman" w:hAnsi="Consolas" w:cs="Times New Roman"/>
@@ -4387,8 +3920,6 @@
         </w:rPr>
         <w:t>year</w:t>
       </w:r>
-      <w:proofErr w:type="spellEnd"/>
-      <w:proofErr w:type="gramEnd"/>
       <w:r>
         <w:rPr>
           <w:rFonts w:ascii="Consolas" w:eastAsia="Times New Roman" w:hAnsi="Consolas" w:cs="Times New Roman"/>
@@ -4422,8 +3953,6 @@
         </w:rPr>
         <w:t xml:space="preserve"> </w:t>
       </w:r>
-      <w:proofErr w:type="spellStart"/>
-      <w:proofErr w:type="gramStart"/>
       <w:r>
         <w:rPr>
           <w:rFonts w:ascii="Consolas" w:eastAsia="Times New Roman" w:hAnsi="Consolas" w:cs="Times New Roman"/>
@@ -4457,8 +3986,6 @@
         </w:rPr>
         <w:t>year</w:t>
       </w:r>
-      <w:proofErr w:type="spellEnd"/>
-      <w:proofErr w:type="gramEnd"/>
     </w:p>
     <w:p>
       <w:pPr>
@@ -4507,31 +4034,7 @@
           <w:szCs w:val="21"/>
           <w14:ligatures w14:val="none"/>
         </w:rPr>
-        <w:t xml:space="preserve"> </w:t>
-      </w:r>
-      <w:proofErr w:type="spellStart"/>
-      <w:r>
-        <w:rPr>
-          <w:rFonts w:ascii="Consolas" w:eastAsia="Times New Roman" w:hAnsi="Consolas" w:cs="Times New Roman"/>
-          <w:color w:val="BBBEBF"/>
-          <w:kern w:val="0"/>
-          <w:sz w:val="21"/>
-          <w:szCs w:val="21"/>
-          <w14:ligatures w14:val="none"/>
-        </w:rPr>
-        <w:t>stg_labor</w:t>
-      </w:r>
-      <w:proofErr w:type="spellEnd"/>
-      <w:r>
-        <w:rPr>
-          <w:rFonts w:ascii="Consolas" w:eastAsia="Times New Roman" w:hAnsi="Consolas" w:cs="Times New Roman"/>
-          <w:color w:val="BBBEBF"/>
-          <w:kern w:val="0"/>
-          <w:sz w:val="21"/>
-          <w:szCs w:val="21"/>
-          <w14:ligatures w14:val="none"/>
-        </w:rPr>
-        <w:t xml:space="preserve"> labor</w:t>
+        <w:t xml:space="preserve"> stg_labor labor</w:t>
       </w:r>
     </w:p>
     <w:p>
@@ -4580,8 +4083,6 @@
         </w:rPr>
         <w:t xml:space="preserve"> </w:t>
       </w:r>
-      <w:proofErr w:type="spellStart"/>
-      <w:proofErr w:type="gramStart"/>
       <w:r>
         <w:rPr>
           <w:rFonts w:ascii="Consolas" w:eastAsia="Times New Roman" w:hAnsi="Consolas" w:cs="Times New Roman"/>
@@ -4613,21 +4114,8 @@
           <w:szCs w:val="21"/>
           <w14:ligatures w14:val="none"/>
         </w:rPr>
-        <w:t>country</w:t>
-      </w:r>
-      <w:proofErr w:type="gramEnd"/>
-      <w:r>
-        <w:rPr>
-          <w:rFonts w:ascii="Consolas" w:eastAsia="Times New Roman" w:hAnsi="Consolas" w:cs="Times New Roman"/>
-          <w:color w:val="79C0FF"/>
-          <w:kern w:val="0"/>
-          <w:sz w:val="21"/>
-          <w:szCs w:val="21"/>
-          <w14:ligatures w14:val="none"/>
-        </w:rPr>
-        <w:t>_code</w:t>
-      </w:r>
-      <w:proofErr w:type="spellEnd"/>
+        <w:t>country_code</w:t>
+      </w:r>
       <w:r>
         <w:rPr>
           <w:rFonts w:ascii="Consolas" w:eastAsia="Times New Roman" w:hAnsi="Consolas" w:cs="Times New Roman"/>
@@ -4661,8 +4149,6 @@
         </w:rPr>
         <w:t xml:space="preserve"> </w:t>
       </w:r>
-      <w:proofErr w:type="spellStart"/>
-      <w:proofErr w:type="gramStart"/>
       <w:r>
         <w:rPr>
           <w:rFonts w:ascii="Consolas" w:eastAsia="Times New Roman" w:hAnsi="Consolas" w:cs="Times New Roman"/>
@@ -4694,21 +4180,8 @@
           <w:szCs w:val="21"/>
           <w14:ligatures w14:val="none"/>
         </w:rPr>
-        <w:t>country</w:t>
-      </w:r>
-      <w:proofErr w:type="gramEnd"/>
-      <w:r>
-        <w:rPr>
-          <w:rFonts w:ascii="Consolas" w:eastAsia="Times New Roman" w:hAnsi="Consolas" w:cs="Times New Roman"/>
-          <w:color w:val="79C0FF"/>
-          <w:kern w:val="0"/>
-          <w:sz w:val="21"/>
-          <w:szCs w:val="21"/>
-          <w14:ligatures w14:val="none"/>
-        </w:rPr>
-        <w:t>_code</w:t>
-      </w:r>
-      <w:proofErr w:type="spellEnd"/>
+        <w:t>country_code</w:t>
+      </w:r>
     </w:p>
     <w:p>
       <w:pPr>
@@ -4756,8 +4229,6 @@
         </w:rPr>
         <w:t xml:space="preserve"> </w:t>
       </w:r>
-      <w:proofErr w:type="spellStart"/>
-      <w:proofErr w:type="gramStart"/>
       <w:r>
         <w:rPr>
           <w:rFonts w:ascii="Consolas" w:eastAsia="Times New Roman" w:hAnsi="Consolas" w:cs="Times New Roman"/>
@@ -4791,8 +4262,6 @@
         </w:rPr>
         <w:t>year</w:t>
       </w:r>
-      <w:proofErr w:type="spellEnd"/>
-      <w:proofErr w:type="gramEnd"/>
       <w:r>
         <w:rPr>
           <w:rFonts w:ascii="Consolas" w:eastAsia="Times New Roman" w:hAnsi="Consolas" w:cs="Times New Roman"/>
@@ -4826,8 +4295,6 @@
         </w:rPr>
         <w:t xml:space="preserve"> </w:t>
       </w:r>
-      <w:proofErr w:type="spellStart"/>
-      <w:proofErr w:type="gramStart"/>
       <w:r>
         <w:rPr>
           <w:rFonts w:ascii="Consolas" w:eastAsia="Times New Roman" w:hAnsi="Consolas" w:cs="Times New Roman"/>
@@ -4861,8 +4328,6 @@
         </w:rPr>
         <w:t>year</w:t>
       </w:r>
-      <w:proofErr w:type="spellEnd"/>
-      <w:proofErr w:type="gramEnd"/>
     </w:p>
     <w:p>
       <w:pPr>
@@ -4911,31 +4376,7 @@
           <w:szCs w:val="21"/>
           <w14:ligatures w14:val="none"/>
         </w:rPr>
-        <w:t xml:space="preserve"> </w:t>
-      </w:r>
-      <w:proofErr w:type="spellStart"/>
-      <w:r>
-        <w:rPr>
-          <w:rFonts w:ascii="Consolas" w:eastAsia="Times New Roman" w:hAnsi="Consolas" w:cs="Times New Roman"/>
-          <w:color w:val="BBBEBF"/>
-          <w:kern w:val="0"/>
-          <w:sz w:val="21"/>
-          <w:szCs w:val="21"/>
-          <w14:ligatures w14:val="none"/>
-        </w:rPr>
-        <w:t>stg_life_expectancy</w:t>
-      </w:r>
-      <w:proofErr w:type="spellEnd"/>
-      <w:r>
-        <w:rPr>
-          <w:rFonts w:ascii="Consolas" w:eastAsia="Times New Roman" w:hAnsi="Consolas" w:cs="Times New Roman"/>
-          <w:color w:val="BBBEBF"/>
-          <w:kern w:val="0"/>
-          <w:sz w:val="21"/>
-          <w:szCs w:val="21"/>
-          <w14:ligatures w14:val="none"/>
-        </w:rPr>
-        <w:t xml:space="preserve"> life</w:t>
+        <w:t xml:space="preserve"> stg_life_expectancy life</w:t>
       </w:r>
     </w:p>
     <w:p>
@@ -4984,8 +4425,6 @@
         </w:rPr>
         <w:t xml:space="preserve"> </w:t>
       </w:r>
-      <w:proofErr w:type="spellStart"/>
-      <w:proofErr w:type="gramStart"/>
       <w:r>
         <w:rPr>
           <w:rFonts w:ascii="Consolas" w:eastAsia="Times New Roman" w:hAnsi="Consolas" w:cs="Times New Roman"/>
@@ -5017,21 +4456,8 @@
           <w:szCs w:val="21"/>
           <w14:ligatures w14:val="none"/>
         </w:rPr>
-        <w:t>country</w:t>
-      </w:r>
-      <w:proofErr w:type="gramEnd"/>
-      <w:r>
-        <w:rPr>
-          <w:rFonts w:ascii="Consolas" w:eastAsia="Times New Roman" w:hAnsi="Consolas" w:cs="Times New Roman"/>
-          <w:color w:val="79C0FF"/>
-          <w:kern w:val="0"/>
-          <w:sz w:val="21"/>
-          <w:szCs w:val="21"/>
-          <w14:ligatures w14:val="none"/>
-        </w:rPr>
-        <w:t>_code</w:t>
-      </w:r>
-      <w:proofErr w:type="spellEnd"/>
+        <w:t>country_code</w:t>
+      </w:r>
       <w:r>
         <w:rPr>
           <w:rFonts w:ascii="Consolas" w:eastAsia="Times New Roman" w:hAnsi="Consolas" w:cs="Times New Roman"/>
@@ -5065,8 +4491,6 @@
         </w:rPr>
         <w:t xml:space="preserve"> </w:t>
       </w:r>
-      <w:proofErr w:type="spellStart"/>
-      <w:proofErr w:type="gramStart"/>
       <w:r>
         <w:rPr>
           <w:rFonts w:ascii="Consolas" w:eastAsia="Times New Roman" w:hAnsi="Consolas" w:cs="Times New Roman"/>
@@ -5098,21 +4522,8 @@
           <w:szCs w:val="21"/>
           <w14:ligatures w14:val="none"/>
         </w:rPr>
-        <w:t>country</w:t>
-      </w:r>
-      <w:proofErr w:type="gramEnd"/>
-      <w:r>
-        <w:rPr>
-          <w:rFonts w:ascii="Consolas" w:eastAsia="Times New Roman" w:hAnsi="Consolas" w:cs="Times New Roman"/>
-          <w:color w:val="79C0FF"/>
-          <w:kern w:val="0"/>
-          <w:sz w:val="21"/>
-          <w:szCs w:val="21"/>
-          <w14:ligatures w14:val="none"/>
-        </w:rPr>
-        <w:t>_code</w:t>
-      </w:r>
-      <w:proofErr w:type="spellEnd"/>
+        <w:t>country_code</w:t>
+      </w:r>
     </w:p>
     <w:p>
       <w:pPr>
@@ -5160,8 +4571,6 @@
         </w:rPr>
         <w:t xml:space="preserve"> </w:t>
       </w:r>
-      <w:proofErr w:type="spellStart"/>
-      <w:proofErr w:type="gramStart"/>
       <w:r>
         <w:rPr>
           <w:rFonts w:ascii="Consolas" w:eastAsia="Times New Roman" w:hAnsi="Consolas" w:cs="Times New Roman"/>
@@ -5195,8 +4604,6 @@
         </w:rPr>
         <w:t>year</w:t>
       </w:r>
-      <w:proofErr w:type="spellEnd"/>
-      <w:proofErr w:type="gramEnd"/>
       <w:r>
         <w:rPr>
           <w:rFonts w:ascii="Consolas" w:eastAsia="Times New Roman" w:hAnsi="Consolas" w:cs="Times New Roman"/>
@@ -5230,8 +4637,6 @@
         </w:rPr>
         <w:t xml:space="preserve"> </w:t>
       </w:r>
-      <w:proofErr w:type="spellStart"/>
-      <w:proofErr w:type="gramStart"/>
       <w:r>
         <w:rPr>
           <w:rFonts w:ascii="Consolas" w:eastAsia="Times New Roman" w:hAnsi="Consolas" w:cs="Times New Roman"/>
@@ -5265,8 +4670,6 @@
         </w:rPr>
         <w:t>year</w:t>
       </w:r>
-      <w:proofErr w:type="spellEnd"/>
-      <w:proofErr w:type="gramEnd"/>
     </w:p>
     <w:p>
       <w:pPr>
@@ -5315,45 +4718,8 @@
           <w:szCs w:val="21"/>
           <w14:ligatures w14:val="none"/>
         </w:rPr>
-        <w:t xml:space="preserve"> </w:t>
-      </w:r>
-      <w:proofErr w:type="spellStart"/>
-      <w:r>
-        <w:rPr>
-          <w:rFonts w:ascii="Consolas" w:eastAsia="Times New Roman" w:hAnsi="Consolas" w:cs="Times New Roman"/>
-          <w:color w:val="BBBEBF"/>
-          <w:kern w:val="0"/>
-          <w:sz w:val="21"/>
-          <w:szCs w:val="21"/>
-          <w14:ligatures w14:val="none"/>
-        </w:rPr>
-        <w:t>stg_gdp_growth</w:t>
-      </w:r>
-      <w:proofErr w:type="spellEnd"/>
-      <w:r>
-        <w:rPr>
-          <w:rFonts w:ascii="Consolas" w:eastAsia="Times New Roman" w:hAnsi="Consolas" w:cs="Times New Roman"/>
-          <w:color w:val="BBBEBF"/>
-          <w:kern w:val="0"/>
-          <w:sz w:val="21"/>
-          <w:szCs w:val="21"/>
-          <w14:ligatures w14:val="none"/>
-        </w:rPr>
-        <w:t xml:space="preserve"> </w:t>
-      </w:r>
-      <w:proofErr w:type="spellStart"/>
-      <w:r>
-        <w:rPr>
-          <w:rFonts w:ascii="Consolas" w:eastAsia="Times New Roman" w:hAnsi="Consolas" w:cs="Times New Roman"/>
-          <w:color w:val="BBBEBF"/>
-          <w:kern w:val="0"/>
-          <w:sz w:val="21"/>
-          <w:szCs w:val="21"/>
-          <w14:ligatures w14:val="none"/>
-        </w:rPr>
-        <w:t>gdp</w:t>
-      </w:r>
-      <w:proofErr w:type="spellEnd"/>
+        <w:t xml:space="preserve"> stg_gdp_growth gdp</w:t>
+      </w:r>
     </w:p>
     <w:p>
       <w:pPr>
@@ -5401,8 +4767,6 @@
         </w:rPr>
         <w:t xml:space="preserve"> </w:t>
       </w:r>
-      <w:proofErr w:type="spellStart"/>
-      <w:proofErr w:type="gramStart"/>
       <w:r>
         <w:rPr>
           <w:rFonts w:ascii="Consolas" w:eastAsia="Times New Roman" w:hAnsi="Consolas" w:cs="Times New Roman"/>
@@ -5434,21 +4798,8 @@
           <w:szCs w:val="21"/>
           <w14:ligatures w14:val="none"/>
         </w:rPr>
-        <w:t>country</w:t>
-      </w:r>
-      <w:proofErr w:type="gramEnd"/>
-      <w:r>
-        <w:rPr>
-          <w:rFonts w:ascii="Consolas" w:eastAsia="Times New Roman" w:hAnsi="Consolas" w:cs="Times New Roman"/>
-          <w:color w:val="79C0FF"/>
-          <w:kern w:val="0"/>
-          <w:sz w:val="21"/>
-          <w:szCs w:val="21"/>
-          <w14:ligatures w14:val="none"/>
-        </w:rPr>
-        <w:t>_code</w:t>
-      </w:r>
-      <w:proofErr w:type="spellEnd"/>
+        <w:t>country_code</w:t>
+      </w:r>
       <w:r>
         <w:rPr>
           <w:rFonts w:ascii="Consolas" w:eastAsia="Times New Roman" w:hAnsi="Consolas" w:cs="Times New Roman"/>
@@ -5482,8 +4833,6 @@
         </w:rPr>
         <w:t xml:space="preserve"> </w:t>
       </w:r>
-      <w:proofErr w:type="spellStart"/>
-      <w:proofErr w:type="gramStart"/>
       <w:r>
         <w:rPr>
           <w:rFonts w:ascii="Consolas" w:eastAsia="Times New Roman" w:hAnsi="Consolas" w:cs="Times New Roman"/>
@@ -5515,21 +4864,8 @@
           <w:szCs w:val="21"/>
           <w14:ligatures w14:val="none"/>
         </w:rPr>
-        <w:t>country</w:t>
-      </w:r>
-      <w:proofErr w:type="gramEnd"/>
-      <w:r>
-        <w:rPr>
-          <w:rFonts w:ascii="Consolas" w:eastAsia="Times New Roman" w:hAnsi="Consolas" w:cs="Times New Roman"/>
-          <w:color w:val="79C0FF"/>
-          <w:kern w:val="0"/>
-          <w:sz w:val="21"/>
-          <w:szCs w:val="21"/>
-          <w14:ligatures w14:val="none"/>
-        </w:rPr>
-        <w:t>_code</w:t>
-      </w:r>
-      <w:proofErr w:type="spellEnd"/>
+        <w:t>country_code</w:t>
+      </w:r>
     </w:p>
     <w:p>
       <w:pPr>
@@ -5577,8 +4913,6 @@
         </w:rPr>
         <w:t xml:space="preserve"> </w:t>
       </w:r>
-      <w:proofErr w:type="spellStart"/>
-      <w:proofErr w:type="gramStart"/>
       <w:r>
         <w:rPr>
           <w:rFonts w:ascii="Consolas" w:eastAsia="Times New Roman" w:hAnsi="Consolas" w:cs="Times New Roman"/>
@@ -5612,8 +4946,6 @@
         </w:rPr>
         <w:t>year</w:t>
       </w:r>
-      <w:proofErr w:type="spellEnd"/>
-      <w:proofErr w:type="gramEnd"/>
       <w:r>
         <w:rPr>
           <w:rFonts w:ascii="Consolas" w:eastAsia="Times New Roman" w:hAnsi="Consolas" w:cs="Times New Roman"/>
@@ -5647,8 +4979,6 @@
         </w:rPr>
         <w:t xml:space="preserve"> </w:t>
       </w:r>
-      <w:proofErr w:type="spellStart"/>
-      <w:proofErr w:type="gramStart"/>
       <w:r>
         <w:rPr>
           <w:rFonts w:ascii="Consolas" w:eastAsia="Times New Roman" w:hAnsi="Consolas" w:cs="Times New Roman"/>
@@ -5682,8 +5012,6 @@
         </w:rPr>
         <w:t>year</w:t>
       </w:r>
-      <w:proofErr w:type="spellEnd"/>
-      <w:proofErr w:type="gramEnd"/>
     </w:p>
     <w:p>
       <w:pPr>
@@ -5812,7 +5140,6 @@
         </w:rPr>
         <w:t xml:space="preserve">    </w:t>
       </w:r>
-      <w:proofErr w:type="spellStart"/>
       <w:r>
         <w:rPr>
           <w:rFonts w:ascii="Consolas" w:eastAsia="Times New Roman" w:hAnsi="Consolas" w:cs="Times New Roman"/>
@@ -5846,7 +5173,6 @@
         </w:rPr>
         <w:t>country_id</w:t>
       </w:r>
-      <w:proofErr w:type="spellEnd"/>
       <w:r>
         <w:rPr>
           <w:rFonts w:ascii="Consolas" w:eastAsia="Times New Roman" w:hAnsi="Consolas" w:cs="Times New Roman"/>
@@ -5883,7 +5209,6 @@
         </w:rPr>
         <w:t xml:space="preserve">    </w:t>
       </w:r>
-      <w:proofErr w:type="spellStart"/>
       <w:r>
         <w:rPr>
           <w:rFonts w:ascii="Consolas" w:eastAsia="Times New Roman" w:hAnsi="Consolas" w:cs="Times New Roman"/>
@@ -5917,7 +5242,6 @@
         </w:rPr>
         <w:t>country_name</w:t>
       </w:r>
-      <w:proofErr w:type="spellEnd"/>
       <w:r>
         <w:rPr>
           <w:rFonts w:ascii="Consolas" w:eastAsia="Times New Roman" w:hAnsi="Consolas" w:cs="Times New Roman"/>
@@ -5954,7 +5278,6 @@
         </w:rPr>
         <w:t xml:space="preserve">    </w:t>
       </w:r>
-      <w:proofErr w:type="spellStart"/>
       <w:r>
         <w:rPr>
           <w:rFonts w:ascii="Consolas" w:eastAsia="Times New Roman" w:hAnsi="Consolas" w:cs="Times New Roman"/>
@@ -5988,7 +5311,6 @@
         </w:rPr>
         <w:t>region</w:t>
       </w:r>
-      <w:proofErr w:type="spellEnd"/>
       <w:r>
         <w:rPr>
           <w:rFonts w:ascii="Consolas" w:eastAsia="Times New Roman" w:hAnsi="Consolas" w:cs="Times New Roman"/>
@@ -6025,8 +5347,6 @@
         </w:rPr>
         <w:t xml:space="preserve">    </w:t>
       </w:r>
-      <w:proofErr w:type="spellStart"/>
-      <w:proofErr w:type="gramStart"/>
       <w:r>
         <w:rPr>
           <w:rFonts w:ascii="Consolas" w:eastAsia="Times New Roman" w:hAnsi="Consolas" w:cs="Times New Roman"/>
@@ -6058,21 +5378,8 @@
           <w:szCs w:val="21"/>
           <w14:ligatures w14:val="none"/>
         </w:rPr>
-        <w:t>year</w:t>
-      </w:r>
-      <w:proofErr w:type="gramEnd"/>
-      <w:r>
-        <w:rPr>
-          <w:rFonts w:ascii="Consolas" w:eastAsia="Times New Roman" w:hAnsi="Consolas" w:cs="Times New Roman"/>
-          <w:color w:val="79C0FF"/>
-          <w:kern w:val="0"/>
-          <w:sz w:val="21"/>
-          <w:szCs w:val="21"/>
-          <w14:ligatures w14:val="none"/>
-        </w:rPr>
-        <w:t>_id</w:t>
-      </w:r>
-      <w:proofErr w:type="spellEnd"/>
+        <w:t>year_id</w:t>
+      </w:r>
       <w:r>
         <w:rPr>
           <w:rFonts w:ascii="Consolas" w:eastAsia="Times New Roman" w:hAnsi="Consolas" w:cs="Times New Roman"/>
@@ -6152,31 +5459,7 @@
           <w:szCs w:val="21"/>
           <w14:ligatures w14:val="none"/>
         </w:rPr>
-        <w:t xml:space="preserve"> </w:t>
-      </w:r>
-      <w:proofErr w:type="spellStart"/>
-      <w:r>
-        <w:rPr>
-          <w:rFonts w:ascii="Consolas" w:eastAsia="Times New Roman" w:hAnsi="Consolas" w:cs="Times New Roman"/>
-          <w:color w:val="BBBEBF"/>
-          <w:kern w:val="0"/>
-          <w:sz w:val="21"/>
-          <w:szCs w:val="21"/>
-          <w14:ligatures w14:val="none"/>
-        </w:rPr>
-        <w:t>education_id</w:t>
-      </w:r>
-      <w:proofErr w:type="spellEnd"/>
-      <w:r>
-        <w:rPr>
-          <w:rFonts w:ascii="Consolas" w:eastAsia="Times New Roman" w:hAnsi="Consolas" w:cs="Times New Roman"/>
-          <w:color w:val="BBBEBF"/>
-          <w:kern w:val="0"/>
-          <w:sz w:val="21"/>
-          <w:szCs w:val="21"/>
-          <w14:ligatures w14:val="none"/>
-        </w:rPr>
-        <w:t>,</w:t>
+        <w:t xml:space="preserve"> education_id,</w:t>
       </w:r>
     </w:p>
     <w:p>
@@ -6203,7 +5486,6 @@
         </w:rPr>
         <w:t xml:space="preserve">    </w:t>
       </w:r>
-      <w:proofErr w:type="spellStart"/>
       <w:r>
         <w:rPr>
           <w:rFonts w:ascii="Consolas" w:eastAsia="Times New Roman" w:hAnsi="Consolas" w:cs="Times New Roman"/>
@@ -6237,7 +5519,6 @@
         </w:rPr>
         <w:t>country_id</w:t>
       </w:r>
-      <w:proofErr w:type="spellEnd"/>
       <w:r>
         <w:rPr>
           <w:rFonts w:ascii="Consolas" w:eastAsia="Times New Roman" w:hAnsi="Consolas" w:cs="Times New Roman"/>
@@ -6269,31 +5550,7 @@
           <w:szCs w:val="21"/>
           <w14:ligatures w14:val="none"/>
         </w:rPr>
-        <w:t xml:space="preserve"> </w:t>
-      </w:r>
-      <w:proofErr w:type="spellStart"/>
-      <w:r>
-        <w:rPr>
-          <w:rFonts w:ascii="Consolas" w:eastAsia="Times New Roman" w:hAnsi="Consolas" w:cs="Times New Roman"/>
-          <w:color w:val="BBBEBF"/>
-          <w:kern w:val="0"/>
-          <w:sz w:val="21"/>
-          <w:szCs w:val="21"/>
-          <w14:ligatures w14:val="none"/>
-        </w:rPr>
-        <w:t>legal_country_id</w:t>
-      </w:r>
-      <w:proofErr w:type="spellEnd"/>
-      <w:r>
-        <w:rPr>
-          <w:rFonts w:ascii="Consolas" w:eastAsia="Times New Roman" w:hAnsi="Consolas" w:cs="Times New Roman"/>
-          <w:color w:val="BBBEBF"/>
-          <w:kern w:val="0"/>
-          <w:sz w:val="21"/>
-          <w:szCs w:val="21"/>
-          <w14:ligatures w14:val="none"/>
-        </w:rPr>
-        <w:t>,</w:t>
+        <w:t xml:space="preserve"> legal_country_id,</w:t>
       </w:r>
     </w:p>
     <w:p>
@@ -6320,7 +5577,6 @@
         </w:rPr>
         <w:t xml:space="preserve">    </w:t>
       </w:r>
-      <w:proofErr w:type="spellStart"/>
       <w:r>
         <w:rPr>
           <w:rFonts w:ascii="Consolas" w:eastAsia="Times New Roman" w:hAnsi="Consolas" w:cs="Times New Roman"/>
@@ -6354,7 +5610,6 @@
         </w:rPr>
         <w:t>year</w:t>
       </w:r>
-      <w:proofErr w:type="spellEnd"/>
       <w:r>
         <w:rPr>
           <w:rFonts w:ascii="Consolas" w:eastAsia="Times New Roman" w:hAnsi="Consolas" w:cs="Times New Roman"/>
@@ -6386,31 +5641,7 @@
           <w:szCs w:val="21"/>
           <w14:ligatures w14:val="none"/>
         </w:rPr>
-        <w:t xml:space="preserve"> </w:t>
-      </w:r>
-      <w:proofErr w:type="spellStart"/>
-      <w:r>
-        <w:rPr>
-          <w:rFonts w:ascii="Consolas" w:eastAsia="Times New Roman" w:hAnsi="Consolas" w:cs="Times New Roman"/>
-          <w:color w:val="BBBEBF"/>
-          <w:kern w:val="0"/>
-          <w:sz w:val="21"/>
-          <w:szCs w:val="21"/>
-          <w14:ligatures w14:val="none"/>
-        </w:rPr>
-        <w:t>legal_year</w:t>
-      </w:r>
-      <w:proofErr w:type="spellEnd"/>
-      <w:r>
-        <w:rPr>
-          <w:rFonts w:ascii="Consolas" w:eastAsia="Times New Roman" w:hAnsi="Consolas" w:cs="Times New Roman"/>
-          <w:color w:val="BBBEBF"/>
-          <w:kern w:val="0"/>
-          <w:sz w:val="21"/>
-          <w:szCs w:val="21"/>
-          <w14:ligatures w14:val="none"/>
-        </w:rPr>
-        <w:t>,</w:t>
+        <w:t xml:space="preserve"> legal_year,</w:t>
       </w:r>
     </w:p>
     <w:p>
@@ -6451,8 +5682,6 @@
         </w:rPr>
         <w:t xml:space="preserve">    </w:t>
       </w:r>
-      <w:proofErr w:type="spellStart"/>
-      <w:proofErr w:type="gramStart"/>
       <w:r>
         <w:rPr>
           <w:rFonts w:ascii="Consolas" w:eastAsia="Times New Roman" w:hAnsi="Consolas" w:cs="Times New Roman"/>
@@ -6484,21 +5713,8 @@
           <w:szCs w:val="21"/>
           <w14:ligatures w14:val="none"/>
         </w:rPr>
-        <w:t>school</w:t>
-      </w:r>
-      <w:proofErr w:type="gramEnd"/>
-      <w:r>
-        <w:rPr>
-          <w:rFonts w:ascii="Consolas" w:eastAsia="Times New Roman" w:hAnsi="Consolas" w:cs="Times New Roman"/>
-          <w:color w:val="79C0FF"/>
-          <w:kern w:val="0"/>
-          <w:sz w:val="21"/>
-          <w:szCs w:val="21"/>
-          <w14:ligatures w14:val="none"/>
-        </w:rPr>
-        <w:t>_enrollment_secondary_female_rate</w:t>
-      </w:r>
-      <w:proofErr w:type="spellEnd"/>
+        <w:t>school_enrollment_secondary_female_rate</w:t>
+      </w:r>
       <w:r>
         <w:rPr>
           <w:rFonts w:ascii="Consolas" w:eastAsia="Times New Roman" w:hAnsi="Consolas" w:cs="Times New Roman"/>
@@ -6530,31 +5746,7 @@
           <w:szCs w:val="21"/>
           <w14:ligatures w14:val="none"/>
         </w:rPr>
-        <w:t xml:space="preserve"> </w:t>
-      </w:r>
-      <w:proofErr w:type="spellStart"/>
-      <w:r>
-        <w:rPr>
-          <w:rFonts w:ascii="Consolas" w:eastAsia="Times New Roman" w:hAnsi="Consolas" w:cs="Times New Roman"/>
-          <w:color w:val="BBBEBF"/>
-          <w:kern w:val="0"/>
-          <w:sz w:val="21"/>
-          <w:szCs w:val="21"/>
-          <w14:ligatures w14:val="none"/>
-        </w:rPr>
-        <w:t>education_rate</w:t>
-      </w:r>
-      <w:proofErr w:type="spellEnd"/>
-      <w:r>
-        <w:rPr>
-          <w:rFonts w:ascii="Consolas" w:eastAsia="Times New Roman" w:hAnsi="Consolas" w:cs="Times New Roman"/>
-          <w:color w:val="BBBEBF"/>
-          <w:kern w:val="0"/>
-          <w:sz w:val="21"/>
-          <w:szCs w:val="21"/>
-          <w14:ligatures w14:val="none"/>
-        </w:rPr>
-        <w:t>,</w:t>
+        <w:t xml:space="preserve"> education_rate,</w:t>
       </w:r>
     </w:p>
     <w:p>
@@ -6595,8 +5787,6 @@
         </w:rPr>
         <w:t xml:space="preserve">    </w:t>
       </w:r>
-      <w:proofErr w:type="spellStart"/>
-      <w:proofErr w:type="gramStart"/>
       <w:r>
         <w:rPr>
           <w:rFonts w:ascii="Consolas" w:eastAsia="Times New Roman" w:hAnsi="Consolas" w:cs="Times New Roman"/>
@@ -6628,21 +5818,8 @@
           <w:szCs w:val="21"/>
           <w14:ligatures w14:val="none"/>
         </w:rPr>
-        <w:t>gender</w:t>
-      </w:r>
-      <w:proofErr w:type="gramEnd"/>
-      <w:r>
-        <w:rPr>
-          <w:rFonts w:ascii="Consolas" w:eastAsia="Times New Roman" w:hAnsi="Consolas" w:cs="Times New Roman"/>
-          <w:color w:val="79C0FF"/>
-          <w:kern w:val="0"/>
-          <w:sz w:val="21"/>
-          <w:szCs w:val="21"/>
-          <w14:ligatures w14:val="none"/>
-        </w:rPr>
-        <w:t>_inequality_index</w:t>
-      </w:r>
-      <w:proofErr w:type="spellEnd"/>
+        <w:t>gender_inequality_index</w:t>
+      </w:r>
       <w:r>
         <w:rPr>
           <w:rFonts w:ascii="Consolas" w:eastAsia="Times New Roman" w:hAnsi="Consolas" w:cs="Times New Roman"/>
@@ -6679,8 +5856,6 @@
         </w:rPr>
         <w:t xml:space="preserve">    </w:t>
       </w:r>
-      <w:proofErr w:type="spellStart"/>
-      <w:proofErr w:type="gramStart"/>
       <w:r>
         <w:rPr>
           <w:rFonts w:ascii="Consolas" w:eastAsia="Times New Roman" w:hAnsi="Consolas" w:cs="Times New Roman"/>
@@ -6712,21 +5887,8 @@
           <w:szCs w:val="21"/>
           <w14:ligatures w14:val="none"/>
         </w:rPr>
-        <w:t>female</w:t>
-      </w:r>
-      <w:proofErr w:type="gramEnd"/>
-      <w:r>
-        <w:rPr>
-          <w:rFonts w:ascii="Consolas" w:eastAsia="Times New Roman" w:hAnsi="Consolas" w:cs="Times New Roman"/>
-          <w:color w:val="79C0FF"/>
-          <w:kern w:val="0"/>
-          <w:sz w:val="21"/>
-          <w:szCs w:val="21"/>
-          <w14:ligatures w14:val="none"/>
-        </w:rPr>
-        <w:t>_labor_force_participation_rate</w:t>
-      </w:r>
-      <w:proofErr w:type="spellEnd"/>
+        <w:t>female_labor_force_participation_rate</w:t>
+      </w:r>
       <w:r>
         <w:rPr>
           <w:rFonts w:ascii="Consolas" w:eastAsia="Times New Roman" w:hAnsi="Consolas" w:cs="Times New Roman"/>
@@ -6758,31 +5920,7 @@
           <w:szCs w:val="21"/>
           <w14:ligatures w14:val="none"/>
         </w:rPr>
-        <w:t xml:space="preserve"> </w:t>
-      </w:r>
-      <w:proofErr w:type="spellStart"/>
-      <w:r>
-        <w:rPr>
-          <w:rFonts w:ascii="Consolas" w:eastAsia="Times New Roman" w:hAnsi="Consolas" w:cs="Times New Roman"/>
-          <w:color w:val="BBBEBF"/>
-          <w:kern w:val="0"/>
-          <w:sz w:val="21"/>
-          <w:szCs w:val="21"/>
-          <w14:ligatures w14:val="none"/>
-        </w:rPr>
-        <w:t>female_labor_participation</w:t>
-      </w:r>
-      <w:proofErr w:type="spellEnd"/>
-      <w:r>
-        <w:rPr>
-          <w:rFonts w:ascii="Consolas" w:eastAsia="Times New Roman" w:hAnsi="Consolas" w:cs="Times New Roman"/>
-          <w:color w:val="BBBEBF"/>
-          <w:kern w:val="0"/>
-          <w:sz w:val="21"/>
-          <w:szCs w:val="21"/>
-          <w14:ligatures w14:val="none"/>
-        </w:rPr>
-        <w:t>,</w:t>
+        <w:t xml:space="preserve"> female_labor_participation,</w:t>
       </w:r>
     </w:p>
     <w:p>
@@ -6809,8 +5947,6 @@
         </w:rPr>
         <w:t xml:space="preserve">    </w:t>
       </w:r>
-      <w:proofErr w:type="spellStart"/>
-      <w:proofErr w:type="gramStart"/>
       <w:r>
         <w:rPr>
           <w:rFonts w:ascii="Consolas" w:eastAsia="Times New Roman" w:hAnsi="Consolas" w:cs="Times New Roman"/>
@@ -6842,21 +5978,8 @@
           <w:szCs w:val="21"/>
           <w14:ligatures w14:val="none"/>
         </w:rPr>
-        <w:t>female</w:t>
-      </w:r>
-      <w:proofErr w:type="gramEnd"/>
-      <w:r>
-        <w:rPr>
-          <w:rFonts w:ascii="Consolas" w:eastAsia="Times New Roman" w:hAnsi="Consolas" w:cs="Times New Roman"/>
-          <w:color w:val="79C0FF"/>
-          <w:kern w:val="0"/>
-          <w:sz w:val="21"/>
-          <w:szCs w:val="21"/>
-          <w14:ligatures w14:val="none"/>
-        </w:rPr>
-        <w:t>_life_expectancy</w:t>
-      </w:r>
-      <w:proofErr w:type="spellEnd"/>
+        <w:t>female_life_expectancy</w:t>
+      </w:r>
       <w:r>
         <w:rPr>
           <w:rFonts w:ascii="Consolas" w:eastAsia="Times New Roman" w:hAnsi="Consolas" w:cs="Times New Roman"/>
@@ -6893,7 +6016,6 @@
         </w:rPr>
         <w:t xml:space="preserve">    </w:t>
       </w:r>
-      <w:proofErr w:type="spellStart"/>
       <w:r>
         <w:rPr>
           <w:rFonts w:ascii="Consolas" w:eastAsia="Times New Roman" w:hAnsi="Consolas" w:cs="Times New Roman"/>
@@ -6927,7 +6049,6 @@
         </w:rPr>
         <w:t>gdp_growth</w:t>
       </w:r>
-      <w:proofErr w:type="spellEnd"/>
     </w:p>
     <w:p>
       <w:pPr>
@@ -6976,31 +6097,7 @@
           <w:szCs w:val="21"/>
           <w14:ligatures w14:val="none"/>
         </w:rPr>
-        <w:t xml:space="preserve"> </w:t>
-      </w:r>
-      <w:proofErr w:type="spellStart"/>
-      <w:r>
-        <w:rPr>
-          <w:rFonts w:ascii="Consolas" w:eastAsia="Times New Roman" w:hAnsi="Consolas" w:cs="Times New Roman"/>
-          <w:color w:val="BBBEBF"/>
-          <w:kern w:val="0"/>
-          <w:sz w:val="21"/>
-          <w:szCs w:val="21"/>
-          <w14:ligatures w14:val="none"/>
-        </w:rPr>
-        <w:t>stg_education_secondary</w:t>
-      </w:r>
-      <w:proofErr w:type="spellEnd"/>
-      <w:r>
-        <w:rPr>
-          <w:rFonts w:ascii="Consolas" w:eastAsia="Times New Roman" w:hAnsi="Consolas" w:cs="Times New Roman"/>
-          <w:color w:val="BBBEBF"/>
-          <w:kern w:val="0"/>
-          <w:sz w:val="21"/>
-          <w:szCs w:val="21"/>
-          <w14:ligatures w14:val="none"/>
-        </w:rPr>
-        <w:t xml:space="preserve"> es</w:t>
+        <w:t xml:space="preserve"> stg_education_secondary es</w:t>
       </w:r>
     </w:p>
     <w:p>
@@ -7050,31 +6147,7 @@
           <w:szCs w:val="21"/>
           <w14:ligatures w14:val="none"/>
         </w:rPr>
-        <w:t xml:space="preserve"> </w:t>
-      </w:r>
-      <w:proofErr w:type="spellStart"/>
-      <w:r>
-        <w:rPr>
-          <w:rFonts w:ascii="Consolas" w:eastAsia="Times New Roman" w:hAnsi="Consolas" w:cs="Times New Roman"/>
-          <w:color w:val="BBBEBF"/>
-          <w:kern w:val="0"/>
-          <w:sz w:val="21"/>
-          <w:szCs w:val="21"/>
-          <w14:ligatures w14:val="none"/>
-        </w:rPr>
-        <w:t>dim_country</w:t>
-      </w:r>
-      <w:proofErr w:type="spellEnd"/>
-      <w:r>
-        <w:rPr>
-          <w:rFonts w:ascii="Consolas" w:eastAsia="Times New Roman" w:hAnsi="Consolas" w:cs="Times New Roman"/>
-          <w:color w:val="BBBEBF"/>
-          <w:kern w:val="0"/>
-          <w:sz w:val="21"/>
-          <w:szCs w:val="21"/>
-          <w14:ligatures w14:val="none"/>
-        </w:rPr>
-        <w:t xml:space="preserve"> dc</w:t>
+        <w:t xml:space="preserve"> dim_country dc</w:t>
       </w:r>
     </w:p>
     <w:p>
@@ -7123,8 +6196,6 @@
         </w:rPr>
         <w:t xml:space="preserve"> </w:t>
       </w:r>
-      <w:proofErr w:type="spellStart"/>
-      <w:proofErr w:type="gramStart"/>
       <w:r>
         <w:rPr>
           <w:rFonts w:ascii="Consolas" w:eastAsia="Times New Roman" w:hAnsi="Consolas" w:cs="Times New Roman"/>
@@ -7156,21 +6227,8 @@
           <w:szCs w:val="21"/>
           <w14:ligatures w14:val="none"/>
         </w:rPr>
-        <w:t>country</w:t>
-      </w:r>
-      <w:proofErr w:type="gramEnd"/>
-      <w:r>
-        <w:rPr>
-          <w:rFonts w:ascii="Consolas" w:eastAsia="Times New Roman" w:hAnsi="Consolas" w:cs="Times New Roman"/>
-          <w:color w:val="79C0FF"/>
-          <w:kern w:val="0"/>
-          <w:sz w:val="21"/>
-          <w:szCs w:val="21"/>
-          <w14:ligatures w14:val="none"/>
-        </w:rPr>
-        <w:t>_code</w:t>
-      </w:r>
-      <w:proofErr w:type="spellEnd"/>
+        <w:t>country_code</w:t>
+      </w:r>
       <w:r>
         <w:rPr>
           <w:rFonts w:ascii="Consolas" w:eastAsia="Times New Roman" w:hAnsi="Consolas" w:cs="Times New Roman"/>
@@ -7204,8 +6262,6 @@
         </w:rPr>
         <w:t xml:space="preserve"> </w:t>
       </w:r>
-      <w:proofErr w:type="spellStart"/>
-      <w:proofErr w:type="gramStart"/>
       <w:r>
         <w:rPr>
           <w:rFonts w:ascii="Consolas" w:eastAsia="Times New Roman" w:hAnsi="Consolas" w:cs="Times New Roman"/>
@@ -7237,21 +6293,8 @@
           <w:szCs w:val="21"/>
           <w14:ligatures w14:val="none"/>
         </w:rPr>
-        <w:t>country</w:t>
-      </w:r>
-      <w:proofErr w:type="gramEnd"/>
-      <w:r>
-        <w:rPr>
-          <w:rFonts w:ascii="Consolas" w:eastAsia="Times New Roman" w:hAnsi="Consolas" w:cs="Times New Roman"/>
-          <w:color w:val="79C0FF"/>
-          <w:kern w:val="0"/>
-          <w:sz w:val="21"/>
-          <w:szCs w:val="21"/>
-          <w14:ligatures w14:val="none"/>
-        </w:rPr>
-        <w:t>_id</w:t>
-      </w:r>
-      <w:proofErr w:type="spellEnd"/>
+        <w:t>country_id</w:t>
+      </w:r>
     </w:p>
     <w:p>
       <w:pPr>
@@ -7300,31 +6343,7 @@
           <w:szCs w:val="21"/>
           <w14:ligatures w14:val="none"/>
         </w:rPr>
-        <w:t xml:space="preserve"> </w:t>
-      </w:r>
-      <w:proofErr w:type="spellStart"/>
-      <w:r>
-        <w:rPr>
-          <w:rFonts w:ascii="Consolas" w:eastAsia="Times New Roman" w:hAnsi="Consolas" w:cs="Times New Roman"/>
-          <w:color w:val="BBBEBF"/>
-          <w:kern w:val="0"/>
-          <w:sz w:val="21"/>
-          <w:szCs w:val="21"/>
-          <w14:ligatures w14:val="none"/>
-        </w:rPr>
-        <w:t>dim_time</w:t>
-      </w:r>
-      <w:proofErr w:type="spellEnd"/>
-      <w:r>
-        <w:rPr>
-          <w:rFonts w:ascii="Consolas" w:eastAsia="Times New Roman" w:hAnsi="Consolas" w:cs="Times New Roman"/>
-          <w:color w:val="BBBEBF"/>
-          <w:kern w:val="0"/>
-          <w:sz w:val="21"/>
-          <w:szCs w:val="21"/>
-          <w14:ligatures w14:val="none"/>
-        </w:rPr>
-        <w:t xml:space="preserve"> dt</w:t>
+        <w:t xml:space="preserve"> dim_time dt</w:t>
       </w:r>
     </w:p>
     <w:p>
@@ -7373,8 +6392,6 @@
         </w:rPr>
         <w:t xml:space="preserve"> </w:t>
       </w:r>
-      <w:proofErr w:type="spellStart"/>
-      <w:proofErr w:type="gramStart"/>
       <w:r>
         <w:rPr>
           <w:rFonts w:ascii="Consolas" w:eastAsia="Times New Roman" w:hAnsi="Consolas" w:cs="Times New Roman"/>
@@ -7408,8 +6425,6 @@
         </w:rPr>
         <w:t>year</w:t>
       </w:r>
-      <w:proofErr w:type="spellEnd"/>
-      <w:proofErr w:type="gramEnd"/>
       <w:r>
         <w:rPr>
           <w:rFonts w:ascii="Consolas" w:eastAsia="Times New Roman" w:hAnsi="Consolas" w:cs="Times New Roman"/>
@@ -7443,8 +6458,6 @@
         </w:rPr>
         <w:t xml:space="preserve"> </w:t>
       </w:r>
-      <w:proofErr w:type="spellStart"/>
-      <w:proofErr w:type="gramStart"/>
       <w:r>
         <w:rPr>
           <w:rFonts w:ascii="Consolas" w:eastAsia="Times New Roman" w:hAnsi="Consolas" w:cs="Times New Roman"/>
@@ -7476,21 +6489,8 @@
           <w:szCs w:val="21"/>
           <w14:ligatures w14:val="none"/>
         </w:rPr>
-        <w:t>year</w:t>
-      </w:r>
-      <w:proofErr w:type="gramEnd"/>
-      <w:r>
-        <w:rPr>
-          <w:rFonts w:ascii="Consolas" w:eastAsia="Times New Roman" w:hAnsi="Consolas" w:cs="Times New Roman"/>
-          <w:color w:val="79C0FF"/>
-          <w:kern w:val="0"/>
-          <w:sz w:val="21"/>
-          <w:szCs w:val="21"/>
-          <w14:ligatures w14:val="none"/>
-        </w:rPr>
-        <w:t>_id</w:t>
-      </w:r>
-      <w:proofErr w:type="spellEnd"/>
+        <w:t>year_id</w:t>
+      </w:r>
     </w:p>
     <w:p>
       <w:pPr>
@@ -7539,31 +6539,7 @@
           <w:szCs w:val="21"/>
           <w14:ligatures w14:val="none"/>
         </w:rPr>
-        <w:t xml:space="preserve"> </w:t>
-      </w:r>
-      <w:proofErr w:type="spellStart"/>
-      <w:r>
-        <w:rPr>
-          <w:rFonts w:ascii="Consolas" w:eastAsia="Times New Roman" w:hAnsi="Consolas" w:cs="Times New Roman"/>
-          <w:color w:val="BBBEBF"/>
-          <w:kern w:val="0"/>
-          <w:sz w:val="21"/>
-          <w:szCs w:val="21"/>
-          <w14:ligatures w14:val="none"/>
-        </w:rPr>
-        <w:t>dim_legal</w:t>
-      </w:r>
-      <w:proofErr w:type="spellEnd"/>
-      <w:r>
-        <w:rPr>
-          <w:rFonts w:ascii="Consolas" w:eastAsia="Times New Roman" w:hAnsi="Consolas" w:cs="Times New Roman"/>
-          <w:color w:val="BBBEBF"/>
-          <w:kern w:val="0"/>
-          <w:sz w:val="21"/>
-          <w:szCs w:val="21"/>
-          <w14:ligatures w14:val="none"/>
-        </w:rPr>
-        <w:t xml:space="preserve"> dl</w:t>
+        <w:t xml:space="preserve"> dim_legal dl</w:t>
       </w:r>
     </w:p>
     <w:p>
@@ -7612,8 +6588,6 @@
         </w:rPr>
         <w:t xml:space="preserve"> </w:t>
       </w:r>
-      <w:proofErr w:type="spellStart"/>
-      <w:proofErr w:type="gramStart"/>
       <w:r>
         <w:rPr>
           <w:rFonts w:ascii="Consolas" w:eastAsia="Times New Roman" w:hAnsi="Consolas" w:cs="Times New Roman"/>
@@ -7645,21 +6619,8 @@
           <w:szCs w:val="21"/>
           <w14:ligatures w14:val="none"/>
         </w:rPr>
-        <w:t>country</w:t>
-      </w:r>
-      <w:proofErr w:type="gramEnd"/>
-      <w:r>
-        <w:rPr>
-          <w:rFonts w:ascii="Consolas" w:eastAsia="Times New Roman" w:hAnsi="Consolas" w:cs="Times New Roman"/>
-          <w:color w:val="79C0FF"/>
-          <w:kern w:val="0"/>
-          <w:sz w:val="21"/>
-          <w:szCs w:val="21"/>
-          <w14:ligatures w14:val="none"/>
-        </w:rPr>
-        <w:t>_code</w:t>
-      </w:r>
-      <w:proofErr w:type="spellEnd"/>
+        <w:t>country_code</w:t>
+      </w:r>
       <w:r>
         <w:rPr>
           <w:rFonts w:ascii="Consolas" w:eastAsia="Times New Roman" w:hAnsi="Consolas" w:cs="Times New Roman"/>
@@ -7693,8 +6654,6 @@
         </w:rPr>
         <w:t xml:space="preserve"> </w:t>
       </w:r>
-      <w:proofErr w:type="spellStart"/>
-      <w:proofErr w:type="gramStart"/>
       <w:r>
         <w:rPr>
           <w:rFonts w:ascii="Consolas" w:eastAsia="Times New Roman" w:hAnsi="Consolas" w:cs="Times New Roman"/>
@@ -7726,21 +6685,8 @@
           <w:szCs w:val="21"/>
           <w14:ligatures w14:val="none"/>
         </w:rPr>
-        <w:t>country</w:t>
-      </w:r>
-      <w:proofErr w:type="gramEnd"/>
-      <w:r>
-        <w:rPr>
-          <w:rFonts w:ascii="Consolas" w:eastAsia="Times New Roman" w:hAnsi="Consolas" w:cs="Times New Roman"/>
-          <w:color w:val="79C0FF"/>
-          <w:kern w:val="0"/>
-          <w:sz w:val="21"/>
-          <w:szCs w:val="21"/>
-          <w14:ligatures w14:val="none"/>
-        </w:rPr>
-        <w:t>_id</w:t>
-      </w:r>
-      <w:proofErr w:type="spellEnd"/>
+        <w:t>country_id</w:t>
+      </w:r>
     </w:p>
     <w:p>
       <w:pPr>
@@ -7788,8 +6734,6 @@
         </w:rPr>
         <w:t xml:space="preserve"> </w:t>
       </w:r>
-      <w:proofErr w:type="spellStart"/>
-      <w:proofErr w:type="gramStart"/>
       <w:r>
         <w:rPr>
           <w:rFonts w:ascii="Consolas" w:eastAsia="Times New Roman" w:hAnsi="Consolas" w:cs="Times New Roman"/>
@@ -7823,8 +6767,6 @@
         </w:rPr>
         <w:t>year</w:t>
       </w:r>
-      <w:proofErr w:type="spellEnd"/>
-      <w:proofErr w:type="gramEnd"/>
       <w:r>
         <w:rPr>
           <w:rFonts w:ascii="Consolas" w:eastAsia="Times New Roman" w:hAnsi="Consolas" w:cs="Times New Roman"/>
@@ -7858,8 +6800,6 @@
         </w:rPr>
         <w:t xml:space="preserve"> </w:t>
       </w:r>
-      <w:proofErr w:type="spellStart"/>
-      <w:proofErr w:type="gramStart"/>
       <w:r>
         <w:rPr>
           <w:rFonts w:ascii="Consolas" w:eastAsia="Times New Roman" w:hAnsi="Consolas" w:cs="Times New Roman"/>
@@ -7893,8 +6833,6 @@
         </w:rPr>
         <w:t>year</w:t>
       </w:r>
-      <w:proofErr w:type="spellEnd"/>
-      <w:proofErr w:type="gramEnd"/>
     </w:p>
     <w:p>
       <w:pPr>
@@ -7943,45 +6881,8 @@
           <w:szCs w:val="21"/>
           <w14:ligatures w14:val="none"/>
         </w:rPr>
-        <w:t xml:space="preserve"> </w:t>
-      </w:r>
-      <w:proofErr w:type="spellStart"/>
-      <w:r>
-        <w:rPr>
-          <w:rFonts w:ascii="Consolas" w:eastAsia="Times New Roman" w:hAnsi="Consolas" w:cs="Times New Roman"/>
-          <w:color w:val="BBBEBF"/>
-          <w:kern w:val="0"/>
-          <w:sz w:val="21"/>
-          <w:szCs w:val="21"/>
-          <w14:ligatures w14:val="none"/>
-        </w:rPr>
-        <w:t>stg_gender_inequality</w:t>
-      </w:r>
-      <w:proofErr w:type="spellEnd"/>
-      <w:r>
-        <w:rPr>
-          <w:rFonts w:ascii="Consolas" w:eastAsia="Times New Roman" w:hAnsi="Consolas" w:cs="Times New Roman"/>
-          <w:color w:val="BBBEBF"/>
-          <w:kern w:val="0"/>
-          <w:sz w:val="21"/>
-          <w:szCs w:val="21"/>
-          <w14:ligatures w14:val="none"/>
-        </w:rPr>
-        <w:t xml:space="preserve"> </w:t>
-      </w:r>
-      <w:proofErr w:type="spellStart"/>
-      <w:r>
-        <w:rPr>
-          <w:rFonts w:ascii="Consolas" w:eastAsia="Times New Roman" w:hAnsi="Consolas" w:cs="Times New Roman"/>
-          <w:color w:val="BBBEBF"/>
-          <w:kern w:val="0"/>
-          <w:sz w:val="21"/>
-          <w:szCs w:val="21"/>
-          <w14:ligatures w14:val="none"/>
-        </w:rPr>
-        <w:t>gii</w:t>
-      </w:r>
-      <w:proofErr w:type="spellEnd"/>
+        <w:t xml:space="preserve"> stg_gender_inequality gii</w:t>
+      </w:r>
     </w:p>
     <w:p>
       <w:pPr>
@@ -8029,8 +6930,6 @@
         </w:rPr>
         <w:t xml:space="preserve"> </w:t>
       </w:r>
-      <w:proofErr w:type="spellStart"/>
-      <w:proofErr w:type="gramStart"/>
       <w:r>
         <w:rPr>
           <w:rFonts w:ascii="Consolas" w:eastAsia="Times New Roman" w:hAnsi="Consolas" w:cs="Times New Roman"/>
@@ -8062,21 +6961,8 @@
           <w:szCs w:val="21"/>
           <w14:ligatures w14:val="none"/>
         </w:rPr>
-        <w:t>country</w:t>
-      </w:r>
-      <w:proofErr w:type="gramEnd"/>
-      <w:r>
-        <w:rPr>
-          <w:rFonts w:ascii="Consolas" w:eastAsia="Times New Roman" w:hAnsi="Consolas" w:cs="Times New Roman"/>
-          <w:color w:val="79C0FF"/>
-          <w:kern w:val="0"/>
-          <w:sz w:val="21"/>
-          <w:szCs w:val="21"/>
-          <w14:ligatures w14:val="none"/>
-        </w:rPr>
-        <w:t>_code</w:t>
-      </w:r>
-      <w:proofErr w:type="spellEnd"/>
+        <w:t>country_code</w:t>
+      </w:r>
       <w:r>
         <w:rPr>
           <w:rFonts w:ascii="Consolas" w:eastAsia="Times New Roman" w:hAnsi="Consolas" w:cs="Times New Roman"/>
@@ -8110,8 +6996,6 @@
         </w:rPr>
         <w:t xml:space="preserve"> </w:t>
       </w:r>
-      <w:proofErr w:type="spellStart"/>
-      <w:proofErr w:type="gramStart"/>
       <w:r>
         <w:rPr>
           <w:rFonts w:ascii="Consolas" w:eastAsia="Times New Roman" w:hAnsi="Consolas" w:cs="Times New Roman"/>
@@ -8143,21 +7027,8 @@
           <w:szCs w:val="21"/>
           <w14:ligatures w14:val="none"/>
         </w:rPr>
-        <w:t>country</w:t>
-      </w:r>
-      <w:proofErr w:type="gramEnd"/>
-      <w:r>
-        <w:rPr>
-          <w:rFonts w:ascii="Consolas" w:eastAsia="Times New Roman" w:hAnsi="Consolas" w:cs="Times New Roman"/>
-          <w:color w:val="79C0FF"/>
-          <w:kern w:val="0"/>
-          <w:sz w:val="21"/>
-          <w:szCs w:val="21"/>
-          <w14:ligatures w14:val="none"/>
-        </w:rPr>
-        <w:t>_code</w:t>
-      </w:r>
-      <w:proofErr w:type="spellEnd"/>
+        <w:t>country_code</w:t>
+      </w:r>
     </w:p>
     <w:p>
       <w:pPr>
@@ -8205,8 +7076,6 @@
         </w:rPr>
         <w:t xml:space="preserve"> </w:t>
       </w:r>
-      <w:proofErr w:type="spellStart"/>
-      <w:proofErr w:type="gramStart"/>
       <w:r>
         <w:rPr>
           <w:rFonts w:ascii="Consolas" w:eastAsia="Times New Roman" w:hAnsi="Consolas" w:cs="Times New Roman"/>
@@ -8240,8 +7109,6 @@
         </w:rPr>
         <w:t>year</w:t>
       </w:r>
-      <w:proofErr w:type="spellEnd"/>
-      <w:proofErr w:type="gramEnd"/>
       <w:r>
         <w:rPr>
           <w:rFonts w:ascii="Consolas" w:eastAsia="Times New Roman" w:hAnsi="Consolas" w:cs="Times New Roman"/>
@@ -8275,8 +7142,6 @@
         </w:rPr>
         <w:t xml:space="preserve"> </w:t>
       </w:r>
-      <w:proofErr w:type="spellStart"/>
-      <w:proofErr w:type="gramStart"/>
       <w:r>
         <w:rPr>
           <w:rFonts w:ascii="Consolas" w:eastAsia="Times New Roman" w:hAnsi="Consolas" w:cs="Times New Roman"/>
@@ -8310,8 +7175,6 @@
         </w:rPr>
         <w:t>year</w:t>
       </w:r>
-      <w:proofErr w:type="spellEnd"/>
-      <w:proofErr w:type="gramEnd"/>
     </w:p>
     <w:p>
       <w:pPr>
@@ -8360,31 +7223,7 @@
           <w:szCs w:val="21"/>
           <w14:ligatures w14:val="none"/>
         </w:rPr>
-        <w:t xml:space="preserve"> </w:t>
-      </w:r>
-      <w:proofErr w:type="spellStart"/>
-      <w:r>
-        <w:rPr>
-          <w:rFonts w:ascii="Consolas" w:eastAsia="Times New Roman" w:hAnsi="Consolas" w:cs="Times New Roman"/>
-          <w:color w:val="BBBEBF"/>
-          <w:kern w:val="0"/>
-          <w:sz w:val="21"/>
-          <w:szCs w:val="21"/>
-          <w14:ligatures w14:val="none"/>
-        </w:rPr>
-        <w:t>stg_labor</w:t>
-      </w:r>
-      <w:proofErr w:type="spellEnd"/>
-      <w:r>
-        <w:rPr>
-          <w:rFonts w:ascii="Consolas" w:eastAsia="Times New Roman" w:hAnsi="Consolas" w:cs="Times New Roman"/>
-          <w:color w:val="BBBEBF"/>
-          <w:kern w:val="0"/>
-          <w:sz w:val="21"/>
-          <w:szCs w:val="21"/>
-          <w14:ligatures w14:val="none"/>
-        </w:rPr>
-        <w:t xml:space="preserve"> labor</w:t>
+        <w:t xml:space="preserve"> stg_labor labor</w:t>
       </w:r>
     </w:p>
     <w:p>
@@ -8433,8 +7272,6 @@
         </w:rPr>
         <w:t xml:space="preserve"> </w:t>
       </w:r>
-      <w:proofErr w:type="spellStart"/>
-      <w:proofErr w:type="gramStart"/>
       <w:r>
         <w:rPr>
           <w:rFonts w:ascii="Consolas" w:eastAsia="Times New Roman" w:hAnsi="Consolas" w:cs="Times New Roman"/>
@@ -8466,21 +7303,8 @@
           <w:szCs w:val="21"/>
           <w14:ligatures w14:val="none"/>
         </w:rPr>
-        <w:t>country</w:t>
-      </w:r>
-      <w:proofErr w:type="gramEnd"/>
-      <w:r>
-        <w:rPr>
-          <w:rFonts w:ascii="Consolas" w:eastAsia="Times New Roman" w:hAnsi="Consolas" w:cs="Times New Roman"/>
-          <w:color w:val="79C0FF"/>
-          <w:kern w:val="0"/>
-          <w:sz w:val="21"/>
-          <w:szCs w:val="21"/>
-          <w14:ligatures w14:val="none"/>
-        </w:rPr>
-        <w:t>_code</w:t>
-      </w:r>
-      <w:proofErr w:type="spellEnd"/>
+        <w:t>country_code</w:t>
+      </w:r>
       <w:r>
         <w:rPr>
           <w:rFonts w:ascii="Consolas" w:eastAsia="Times New Roman" w:hAnsi="Consolas" w:cs="Times New Roman"/>
@@ -8514,8 +7338,6 @@
         </w:rPr>
         <w:t xml:space="preserve"> </w:t>
       </w:r>
-      <w:proofErr w:type="spellStart"/>
-      <w:proofErr w:type="gramStart"/>
       <w:r>
         <w:rPr>
           <w:rFonts w:ascii="Consolas" w:eastAsia="Times New Roman" w:hAnsi="Consolas" w:cs="Times New Roman"/>
@@ -8547,21 +7369,8 @@
           <w:szCs w:val="21"/>
           <w14:ligatures w14:val="none"/>
         </w:rPr>
-        <w:t>country</w:t>
-      </w:r>
-      <w:proofErr w:type="gramEnd"/>
-      <w:r>
-        <w:rPr>
-          <w:rFonts w:ascii="Consolas" w:eastAsia="Times New Roman" w:hAnsi="Consolas" w:cs="Times New Roman"/>
-          <w:color w:val="79C0FF"/>
-          <w:kern w:val="0"/>
-          <w:sz w:val="21"/>
-          <w:szCs w:val="21"/>
-          <w14:ligatures w14:val="none"/>
-        </w:rPr>
-        <w:t>_code</w:t>
-      </w:r>
-      <w:proofErr w:type="spellEnd"/>
+        <w:t>country_code</w:t>
+      </w:r>
     </w:p>
     <w:p>
       <w:pPr>
@@ -8609,8 +7418,6 @@
         </w:rPr>
         <w:t xml:space="preserve"> </w:t>
       </w:r>
-      <w:proofErr w:type="spellStart"/>
-      <w:proofErr w:type="gramStart"/>
       <w:r>
         <w:rPr>
           <w:rFonts w:ascii="Consolas" w:eastAsia="Times New Roman" w:hAnsi="Consolas" w:cs="Times New Roman"/>
@@ -8644,8 +7451,6 @@
         </w:rPr>
         <w:t>year</w:t>
       </w:r>
-      <w:proofErr w:type="spellEnd"/>
-      <w:proofErr w:type="gramEnd"/>
       <w:r>
         <w:rPr>
           <w:rFonts w:ascii="Consolas" w:eastAsia="Times New Roman" w:hAnsi="Consolas" w:cs="Times New Roman"/>
@@ -8679,8 +7484,6 @@
         </w:rPr>
         <w:t xml:space="preserve"> </w:t>
       </w:r>
-      <w:proofErr w:type="spellStart"/>
-      <w:proofErr w:type="gramStart"/>
       <w:r>
         <w:rPr>
           <w:rFonts w:ascii="Consolas" w:eastAsia="Times New Roman" w:hAnsi="Consolas" w:cs="Times New Roman"/>
@@ -8714,8 +7517,6 @@
         </w:rPr>
         <w:t>year</w:t>
       </w:r>
-      <w:proofErr w:type="spellEnd"/>
-      <w:proofErr w:type="gramEnd"/>
     </w:p>
     <w:p>
       <w:pPr>
@@ -8764,31 +7565,7 @@
           <w:szCs w:val="21"/>
           <w14:ligatures w14:val="none"/>
         </w:rPr>
-        <w:t xml:space="preserve"> </w:t>
-      </w:r>
-      <w:proofErr w:type="spellStart"/>
-      <w:r>
-        <w:rPr>
-          <w:rFonts w:ascii="Consolas" w:eastAsia="Times New Roman" w:hAnsi="Consolas" w:cs="Times New Roman"/>
-          <w:color w:val="BBBEBF"/>
-          <w:kern w:val="0"/>
-          <w:sz w:val="21"/>
-          <w:szCs w:val="21"/>
-          <w14:ligatures w14:val="none"/>
-        </w:rPr>
-        <w:t>stg_life_expectancy</w:t>
-      </w:r>
-      <w:proofErr w:type="spellEnd"/>
-      <w:r>
-        <w:rPr>
-          <w:rFonts w:ascii="Consolas" w:eastAsia="Times New Roman" w:hAnsi="Consolas" w:cs="Times New Roman"/>
-          <w:color w:val="BBBEBF"/>
-          <w:kern w:val="0"/>
-          <w:sz w:val="21"/>
-          <w:szCs w:val="21"/>
-          <w14:ligatures w14:val="none"/>
-        </w:rPr>
-        <w:t xml:space="preserve"> life</w:t>
+        <w:t xml:space="preserve"> stg_life_expectancy life</w:t>
       </w:r>
     </w:p>
     <w:p>
@@ -8837,8 +7614,6 @@
         </w:rPr>
         <w:t xml:space="preserve"> </w:t>
       </w:r>
-      <w:proofErr w:type="spellStart"/>
-      <w:proofErr w:type="gramStart"/>
       <w:r>
         <w:rPr>
           <w:rFonts w:ascii="Consolas" w:eastAsia="Times New Roman" w:hAnsi="Consolas" w:cs="Times New Roman"/>
@@ -8870,21 +7645,8 @@
           <w:szCs w:val="21"/>
           <w14:ligatures w14:val="none"/>
         </w:rPr>
-        <w:t>country</w:t>
-      </w:r>
-      <w:proofErr w:type="gramEnd"/>
-      <w:r>
-        <w:rPr>
-          <w:rFonts w:ascii="Consolas" w:eastAsia="Times New Roman" w:hAnsi="Consolas" w:cs="Times New Roman"/>
-          <w:color w:val="79C0FF"/>
-          <w:kern w:val="0"/>
-          <w:sz w:val="21"/>
-          <w:szCs w:val="21"/>
-          <w14:ligatures w14:val="none"/>
-        </w:rPr>
-        <w:t>_code</w:t>
-      </w:r>
-      <w:proofErr w:type="spellEnd"/>
+        <w:t>country_code</w:t>
+      </w:r>
       <w:r>
         <w:rPr>
           <w:rFonts w:ascii="Consolas" w:eastAsia="Times New Roman" w:hAnsi="Consolas" w:cs="Times New Roman"/>
@@ -8918,8 +7680,6 @@
         </w:rPr>
         <w:t xml:space="preserve"> </w:t>
       </w:r>
-      <w:proofErr w:type="spellStart"/>
-      <w:proofErr w:type="gramStart"/>
       <w:r>
         <w:rPr>
           <w:rFonts w:ascii="Consolas" w:eastAsia="Times New Roman" w:hAnsi="Consolas" w:cs="Times New Roman"/>
@@ -8951,21 +7711,8 @@
           <w:szCs w:val="21"/>
           <w14:ligatures w14:val="none"/>
         </w:rPr>
-        <w:t>country</w:t>
-      </w:r>
-      <w:proofErr w:type="gramEnd"/>
-      <w:r>
-        <w:rPr>
-          <w:rFonts w:ascii="Consolas" w:eastAsia="Times New Roman" w:hAnsi="Consolas" w:cs="Times New Roman"/>
-          <w:color w:val="79C0FF"/>
-          <w:kern w:val="0"/>
-          <w:sz w:val="21"/>
-          <w:szCs w:val="21"/>
-          <w14:ligatures w14:val="none"/>
-        </w:rPr>
-        <w:t>_code</w:t>
-      </w:r>
-      <w:proofErr w:type="spellEnd"/>
+        <w:t>country_code</w:t>
+      </w:r>
     </w:p>
     <w:p>
       <w:pPr>
@@ -9013,8 +7760,6 @@
         </w:rPr>
         <w:t xml:space="preserve"> </w:t>
       </w:r>
-      <w:proofErr w:type="spellStart"/>
-      <w:proofErr w:type="gramStart"/>
       <w:r>
         <w:rPr>
           <w:rFonts w:ascii="Consolas" w:eastAsia="Times New Roman" w:hAnsi="Consolas" w:cs="Times New Roman"/>
@@ -9048,8 +7793,6 @@
         </w:rPr>
         <w:t>year</w:t>
       </w:r>
-      <w:proofErr w:type="spellEnd"/>
-      <w:proofErr w:type="gramEnd"/>
       <w:r>
         <w:rPr>
           <w:rFonts w:ascii="Consolas" w:eastAsia="Times New Roman" w:hAnsi="Consolas" w:cs="Times New Roman"/>
@@ -9083,8 +7826,6 @@
         </w:rPr>
         <w:t xml:space="preserve"> </w:t>
       </w:r>
-      <w:proofErr w:type="spellStart"/>
-      <w:proofErr w:type="gramStart"/>
       <w:r>
         <w:rPr>
           <w:rFonts w:ascii="Consolas" w:eastAsia="Times New Roman" w:hAnsi="Consolas" w:cs="Times New Roman"/>
@@ -9118,8 +7859,6 @@
         </w:rPr>
         <w:t>year</w:t>
       </w:r>
-      <w:proofErr w:type="spellEnd"/>
-      <w:proofErr w:type="gramEnd"/>
     </w:p>
     <w:p>
       <w:pPr>
@@ -9168,45 +7907,8 @@
           <w:szCs w:val="21"/>
           <w14:ligatures w14:val="none"/>
         </w:rPr>
-        <w:t xml:space="preserve"> </w:t>
-      </w:r>
-      <w:proofErr w:type="spellStart"/>
-      <w:r>
-        <w:rPr>
-          <w:rFonts w:ascii="Consolas" w:eastAsia="Times New Roman" w:hAnsi="Consolas" w:cs="Times New Roman"/>
-          <w:color w:val="BBBEBF"/>
-          <w:kern w:val="0"/>
-          <w:sz w:val="21"/>
-          <w:szCs w:val="21"/>
-          <w14:ligatures w14:val="none"/>
-        </w:rPr>
-        <w:t>stg_gdp_growth</w:t>
-      </w:r>
-      <w:proofErr w:type="spellEnd"/>
-      <w:r>
-        <w:rPr>
-          <w:rFonts w:ascii="Consolas" w:eastAsia="Times New Roman" w:hAnsi="Consolas" w:cs="Times New Roman"/>
-          <w:color w:val="BBBEBF"/>
-          <w:kern w:val="0"/>
-          <w:sz w:val="21"/>
-          <w:szCs w:val="21"/>
-          <w14:ligatures w14:val="none"/>
-        </w:rPr>
-        <w:t xml:space="preserve"> </w:t>
-      </w:r>
-      <w:proofErr w:type="spellStart"/>
-      <w:r>
-        <w:rPr>
-          <w:rFonts w:ascii="Consolas" w:eastAsia="Times New Roman" w:hAnsi="Consolas" w:cs="Times New Roman"/>
-          <w:color w:val="BBBEBF"/>
-          <w:kern w:val="0"/>
-          <w:sz w:val="21"/>
-          <w:szCs w:val="21"/>
-          <w14:ligatures w14:val="none"/>
-        </w:rPr>
-        <w:t>gdp</w:t>
-      </w:r>
-      <w:proofErr w:type="spellEnd"/>
+        <w:t xml:space="preserve"> stg_gdp_growth gdp</w:t>
+      </w:r>
     </w:p>
     <w:p>
       <w:pPr>
@@ -9254,8 +7956,6 @@
         </w:rPr>
         <w:t xml:space="preserve"> </w:t>
       </w:r>
-      <w:proofErr w:type="spellStart"/>
-      <w:proofErr w:type="gramStart"/>
       <w:r>
         <w:rPr>
           <w:rFonts w:ascii="Consolas" w:eastAsia="Times New Roman" w:hAnsi="Consolas" w:cs="Times New Roman"/>
@@ -9287,21 +7987,8 @@
           <w:szCs w:val="21"/>
           <w14:ligatures w14:val="none"/>
         </w:rPr>
-        <w:t>country</w:t>
-      </w:r>
-      <w:proofErr w:type="gramEnd"/>
-      <w:r>
-        <w:rPr>
-          <w:rFonts w:ascii="Consolas" w:eastAsia="Times New Roman" w:hAnsi="Consolas" w:cs="Times New Roman"/>
-          <w:color w:val="79C0FF"/>
-          <w:kern w:val="0"/>
-          <w:sz w:val="21"/>
-          <w:szCs w:val="21"/>
-          <w14:ligatures w14:val="none"/>
-        </w:rPr>
-        <w:t>_code</w:t>
-      </w:r>
-      <w:proofErr w:type="spellEnd"/>
+        <w:t>country_code</w:t>
+      </w:r>
       <w:r>
         <w:rPr>
           <w:rFonts w:ascii="Consolas" w:eastAsia="Times New Roman" w:hAnsi="Consolas" w:cs="Times New Roman"/>
@@ -9335,8 +8022,6 @@
         </w:rPr>
         <w:t xml:space="preserve"> </w:t>
       </w:r>
-      <w:proofErr w:type="spellStart"/>
-      <w:proofErr w:type="gramStart"/>
       <w:r>
         <w:rPr>
           <w:rFonts w:ascii="Consolas" w:eastAsia="Times New Roman" w:hAnsi="Consolas" w:cs="Times New Roman"/>
@@ -9368,21 +8053,8 @@
           <w:szCs w:val="21"/>
           <w14:ligatures w14:val="none"/>
         </w:rPr>
-        <w:t>country</w:t>
-      </w:r>
-      <w:proofErr w:type="gramEnd"/>
-      <w:r>
-        <w:rPr>
-          <w:rFonts w:ascii="Consolas" w:eastAsia="Times New Roman" w:hAnsi="Consolas" w:cs="Times New Roman"/>
-          <w:color w:val="79C0FF"/>
-          <w:kern w:val="0"/>
-          <w:sz w:val="21"/>
-          <w:szCs w:val="21"/>
-          <w14:ligatures w14:val="none"/>
-        </w:rPr>
-        <w:t>_code</w:t>
-      </w:r>
-      <w:proofErr w:type="spellEnd"/>
+        <w:t>country_code</w:t>
+      </w:r>
     </w:p>
     <w:p>
       <w:pPr>
@@ -9430,8 +8102,6 @@
         </w:rPr>
         <w:t xml:space="preserve"> </w:t>
       </w:r>
-      <w:proofErr w:type="spellStart"/>
-      <w:proofErr w:type="gramStart"/>
       <w:r>
         <w:rPr>
           <w:rFonts w:ascii="Consolas" w:eastAsia="Times New Roman" w:hAnsi="Consolas" w:cs="Times New Roman"/>
@@ -9465,8 +8135,6 @@
         </w:rPr>
         <w:t>year</w:t>
       </w:r>
-      <w:proofErr w:type="spellEnd"/>
-      <w:proofErr w:type="gramEnd"/>
       <w:r>
         <w:rPr>
           <w:rFonts w:ascii="Consolas" w:eastAsia="Times New Roman" w:hAnsi="Consolas" w:cs="Times New Roman"/>
@@ -9500,8 +8168,6 @@
         </w:rPr>
         <w:t xml:space="preserve"> </w:t>
       </w:r>
-      <w:proofErr w:type="spellStart"/>
-      <w:proofErr w:type="gramStart"/>
       <w:r>
         <w:rPr>
           <w:rFonts w:ascii="Consolas" w:eastAsia="Times New Roman" w:hAnsi="Consolas" w:cs="Times New Roman"/>
@@ -9535,8 +8201,6 @@
         </w:rPr>
         <w:t>year</w:t>
       </w:r>
-      <w:proofErr w:type="spellEnd"/>
-      <w:proofErr w:type="gramEnd"/>
       <w:r>
         <w:rPr>
           <w:rFonts w:ascii="Consolas" w:eastAsia="Times New Roman" w:hAnsi="Consolas" w:cs="Times New Roman"/>
@@ -10264,148 +8928,142 @@
         <w:rPr>
           <w:lang w:val="el-GR"/>
         </w:rPr>
+        <w:t xml:space="preserve">Ερώτημα 5: </w:t>
+      </w:r>
+      <w:r>
+        <w:rPr>
+          <w:lang w:val="el-GR"/>
+        </w:rPr>
+        <w:t xml:space="preserve">Χώρες ομαδοποιημένες με </w:t>
+      </w:r>
+      <w:r>
+        <w:t>high</w:t>
+      </w:r>
+      <w:r>
+        <w:rPr>
+          <w:lang w:val="el-GR"/>
+        </w:rPr>
+        <w:t xml:space="preserve"> / </w:t>
+      </w:r>
+      <w:r>
+        <w:t>medium</w:t>
+      </w:r>
+      <w:r>
+        <w:rPr>
+          <w:lang w:val="el-GR"/>
+        </w:rPr>
+        <w:t xml:space="preserve"> / </w:t>
+      </w:r>
+      <w:r>
+        <w:t>low</w:t>
+      </w:r>
+      <w:r>
+        <w:rPr>
+          <w:lang w:val="el-GR"/>
+        </w:rPr>
+        <w:t xml:space="preserve"> δείκτης ισότητας και σύγκριση μέσο προσδόκιμο ζωής, μέση συμμετοχή στο εργατικό δυναμικό και μέσοι όροι εκπαίδευσης</w:t>
+      </w:r>
+    </w:p>
+    <w:p>
+      <w:pPr>
+        <w:pStyle w:val="Heading2"/>
+        <w:rPr>
+          <w:lang w:val="el-GR"/>
+        </w:rPr>
+      </w:pPr>
+      <w:r>
+        <w:rPr>
+          <w:lang w:val="el-GR"/>
+        </w:rPr>
+        <w:t xml:space="preserve">Ερώτημα 6: </w:t>
+      </w:r>
+      <w:r>
+        <w:rPr>
+          <w:lang w:val="el-GR"/>
+        </w:rPr>
+        <w:t xml:space="preserve">Ομαδοποίηση χωρών σε </w:t>
+      </w:r>
+      <w:r>
+        <w:t>buckets</w:t>
+      </w:r>
+      <w:r>
+        <w:rPr>
+          <w:lang w:val="el-GR"/>
+        </w:rPr>
+        <w:t xml:space="preserve"> με βάση τον δείκτη ανισότητας των φύλων και υπολογισμός μέσου προσδόκιμου ζωής ανά </w:t>
+      </w:r>
+      <w:r>
+        <w:t>bucket</w:t>
+      </w:r>
+    </w:p>
+    <w:p>
+      <w:pPr>
+        <w:pStyle w:val="Heading1"/>
+        <w:rPr>
+          <w:lang w:val="el-GR"/>
+        </w:rPr>
+      </w:pPr>
+      <w:r>
+        <w:rPr>
+          <w:lang w:val="el-GR"/>
+        </w:rPr>
+        <w:t xml:space="preserve">Οπτικοποίηση </w:t>
+      </w:r>
+      <w:r>
+        <w:t xml:space="preserve">SQL </w:t>
+      </w:r>
+      <w:r>
+        <w:rPr>
+          <w:lang w:val="el-GR"/>
+        </w:rPr>
+        <w:t>αποτελεσμάων</w:t>
+      </w:r>
+    </w:p>
+    <w:p>
+      <w:pPr>
+        <w:pStyle w:val="Heading2"/>
+        <w:rPr>
+          <w:lang w:val="el-GR"/>
+        </w:rPr>
+      </w:pPr>
+      <w:r>
+        <w:rPr>
+          <w:lang w:val="el-GR"/>
+        </w:rPr>
+        <w:t xml:space="preserve">Ερώτημα 1: </w:t>
+      </w:r>
+      <w:r>
+        <w:rPr>
+          <w:lang w:val="el-GR"/>
+        </w:rPr>
+        <w:t>Ποιο το μέσο προσδόκιμο ζωής και η μέση ανισότητα φύλων ανά έτος;</w:t>
+      </w:r>
+    </w:p>
+    <w:p>
+      <w:pPr>
+        <w:jc w:val="both"/>
+        <w:rPr>
+          <w:lang w:val="el-GR"/>
+        </w:rPr>
+      </w:pPr>
+      <w:r>
+        <w:rPr>
+          <w:lang w:val="el-GR"/>
+        </w:rPr>
+        <w:t>Στόχος του ερωτήματος είναι η ανάλυση της χρονικής εξέλιξης του προσδόκιμου ζωής των γυναικών και του δείκτη ανισότητας φύλων. Μέσω συγκεντρωτικών συναρτήσεων ανά έτος διερευνάται η συνολική τάση των δύο δεικτών και η πιθανή συσχέτισή τους σε βάθος χρόνου.</w:t>
+      </w:r>
+    </w:p>
+    <w:p>
+      <w:pPr>
+        <w:rPr>
+          <w:lang w:val="el-GR"/>
+        </w:rPr>
+      </w:pPr>
+      <w:r>
+        <w:rPr>
+          <w:lang w:val="el-GR"/>
+        </w:rPr>
         <w:lastRenderedPageBreak/>
-        <w:t xml:space="preserve">Ερώτημα 5: </w:t>
-      </w:r>
-      <w:r>
-        <w:rPr>
-          <w:lang w:val="el-GR"/>
-        </w:rPr>
-        <w:t xml:space="preserve">Χώρες ομαδοποιημένες με </w:t>
-      </w:r>
-      <w:r>
-        <w:t>high</w:t>
-      </w:r>
-      <w:r>
-        <w:rPr>
-          <w:lang w:val="el-GR"/>
-        </w:rPr>
-        <w:t xml:space="preserve"> / </w:t>
-      </w:r>
-      <w:r>
-        <w:t>medium</w:t>
-      </w:r>
-      <w:r>
-        <w:rPr>
-          <w:lang w:val="el-GR"/>
-        </w:rPr>
-        <w:t xml:space="preserve"> / </w:t>
-      </w:r>
-      <w:r>
-        <w:t>low</w:t>
-      </w:r>
-      <w:r>
-        <w:rPr>
-          <w:lang w:val="el-GR"/>
-        </w:rPr>
-        <w:t xml:space="preserve"> δείκτης ισότητας και σύγκριση μέσο προσδόκιμο ζωής, μέση συμμετοχή στο εργατικό δυναμικό και μέσοι όροι εκπαίδευσης</w:t>
-      </w:r>
-    </w:p>
-    <w:p>
-      <w:pPr>
-        <w:pStyle w:val="Heading2"/>
-        <w:rPr>
-          <w:lang w:val="el-GR"/>
-        </w:rPr>
-      </w:pPr>
-      <w:r>
-        <w:rPr>
-          <w:lang w:val="el-GR"/>
-        </w:rPr>
-        <w:t xml:space="preserve">Ερώτημα 6: </w:t>
-      </w:r>
-      <w:r>
-        <w:rPr>
-          <w:lang w:val="el-GR"/>
-        </w:rPr>
-        <w:t xml:space="preserve">Ομαδοποίηση χωρών σε </w:t>
-      </w:r>
-      <w:r>
-        <w:t>buckets</w:t>
-      </w:r>
-      <w:r>
-        <w:rPr>
-          <w:lang w:val="el-GR"/>
-        </w:rPr>
-        <w:t xml:space="preserve"> με βάση τον δείκτη ανισότητας των φύλων και υπολογισμός μέσου προσδόκιμου ζωής ανά </w:t>
-      </w:r>
-      <w:r>
-        <w:t>bucket</w:t>
-      </w:r>
-    </w:p>
-    <w:p>
-      <w:pPr>
-        <w:pStyle w:val="Heading1"/>
-        <w:rPr>
-          <w:lang w:val="el-GR"/>
-        </w:rPr>
-      </w:pPr>
-      <w:r>
-        <w:rPr>
-          <w:lang w:val="el-GR"/>
-        </w:rPr>
-        <w:t xml:space="preserve">Εκτέλεση </w:t>
-      </w:r>
-      <w:r>
-        <w:t>SQL</w:t>
-      </w:r>
-      <w:r>
-        <w:rPr>
-          <w:lang w:val="el-GR"/>
-        </w:rPr>
-        <w:t xml:space="preserve"> </w:t>
-      </w:r>
-      <w:r>
-        <w:rPr>
-          <w:lang w:val="el-GR"/>
-        </w:rPr>
-        <w:t>ερωτημάτων και οπτικοποίηση των αποτελεσμάων</w:t>
-      </w:r>
-    </w:p>
-    <w:p>
-      <w:pPr>
-        <w:pStyle w:val="Heading2"/>
-        <w:rPr>
-          <w:lang w:val="el-GR"/>
-        </w:rPr>
-      </w:pPr>
-      <w:r>
-        <w:rPr>
-          <w:lang w:val="el-GR"/>
-        </w:rPr>
-        <w:t xml:space="preserve">Ερώτημα 1: </w:t>
-      </w:r>
-      <w:r>
-        <w:rPr>
-          <w:lang w:val="el-GR"/>
-        </w:rPr>
-        <w:t>Ποιο το μέσο προσδόκιμο ζωής και η μέση ανισότητα φύλων ανά έτος;</w:t>
-      </w:r>
-    </w:p>
-    <w:p>
-      <w:pPr>
-        <w:jc w:val="both"/>
-        <w:rPr>
-          <w:lang w:val="el-GR"/>
-        </w:rPr>
-      </w:pPr>
-      <w:r>
-        <w:rPr>
-          <w:lang w:val="el-GR"/>
-        </w:rPr>
-        <w:t>Στόχος του ερωτήματος είναι η ανάλυση της χρονικής εξέλιξης του προσδόκιμου ζωής των γυναικών και του δείκτη ανισότητας φύλων. Μέσω συγκεντρωτικών συναρτήσεων ανά έτος διερευνάται η συνολική τάση των δύο δεικτών και η πιθανή συσχέτισή τους σε βάθος χρόνου.</w:t>
-      </w:r>
-    </w:p>
-    <w:p>
-      <w:pPr>
-        <w:rPr>
-          <w:lang w:val="el-GR"/>
-        </w:rPr>
-      </w:pPr>
-      <w:r>
-        <w:rPr>
-          <w:lang w:val="el-GR"/>
-        </w:rPr>
         <w:t>Αποτελέσματα:</w:t>
       </w:r>
     </w:p>
@@ -10419,7 +9077,6 @@
         <w:rPr>
           <w:lang w:val="el-GR"/>
         </w:rPr>
-        <w:lastRenderedPageBreak/>
         <w:drawing>
           <wp:inline distT="0" distB="0" distL="0" distR="0" wp14:anchorId="49C49774" wp14:editId="21034AF3">
             <wp:extent cx="5943600" cy="5381625"/>

--- a/Εργασία.docx
+++ b/Εργασία.docx
@@ -56,6 +56,7 @@
     </w:p>
     <w:p>
       <w:pPr>
+        <w:spacing w:line="240" w:lineRule="auto"/>
         <w:jc w:val="center"/>
         <w:rPr>
           <w:rFonts w:ascii="Arial" w:hAnsi="Arial" w:cs="Arial"/>
@@ -76,6 +77,7 @@
     </w:p>
     <w:p>
       <w:pPr>
+        <w:spacing w:line="240" w:lineRule="auto"/>
         <w:jc w:val="center"/>
         <w:rPr>
           <w:rFonts w:ascii="Arial" w:hAnsi="Arial" w:cs="Arial"/>
@@ -96,6 +98,7 @@
     </w:p>
     <w:p>
       <w:pPr>
+        <w:spacing w:line="240" w:lineRule="auto"/>
         <w:jc w:val="center"/>
         <w:rPr>
           <w:rFonts w:ascii="Arial" w:hAnsi="Arial" w:cs="Arial"/>
@@ -116,6 +119,7 @@
     </w:p>
     <w:p>
       <w:pPr>
+        <w:spacing w:line="240" w:lineRule="auto"/>
         <w:jc w:val="center"/>
         <w:rPr>
           <w:rFonts w:ascii="Arial" w:hAnsi="Arial" w:cs="Arial"/>
@@ -167,6 +171,54 @@
           <w:lang w:val="el-GR"/>
         </w:rPr>
       </w:pPr>
+    </w:p>
+    <w:p>
+      <w:pPr>
+        <w:jc w:val="center"/>
+        <w:rPr>
+          <w:rFonts w:ascii="Arial" w:hAnsi="Arial" w:cs="Arial"/>
+          <w:b/>
+          <w:bCs/>
+          <w:sz w:val="34"/>
+          <w:szCs w:val="34"/>
+          <w:lang w:val="el-GR"/>
+        </w:rPr>
+      </w:pPr>
+      <w:r>
+        <w:rPr>
+          <w:rFonts w:ascii="Arial" w:hAnsi="Arial" w:cs="Arial"/>
+          <w:b/>
+          <w:bCs/>
+          <w:sz w:val="34"/>
+          <w:szCs w:val="34"/>
+          <w:lang w:val="el-GR"/>
+        </w:rPr>
+        <w:t>ΑΤΟΜΙΚΗ ΕΡΓΑΣΙΑ ΣΤΟ ΜΑΘΗΜΑ</w:t>
+      </w:r>
+    </w:p>
+    <w:p>
+      <w:pPr>
+        <w:jc w:val="center"/>
+        <w:rPr>
+          <w:rFonts w:ascii="Arial" w:hAnsi="Arial" w:cs="Arial"/>
+          <w:b/>
+          <w:bCs/>
+          <w:sz w:val="34"/>
+          <w:szCs w:val="34"/>
+          <w:lang w:val="el-GR"/>
+        </w:rPr>
+      </w:pPr>
+      <w:r>
+        <w:rPr>
+          <w:rFonts w:ascii="Arial" w:hAnsi="Arial" w:cs="Arial"/>
+          <w:b/>
+          <w:bCs/>
+          <w:sz w:val="34"/>
+          <w:szCs w:val="34"/>
+          <w:lang w:val="el-GR"/>
+        </w:rPr>
+        <w:t>«Αποθήκες Δεδομένων και Τεχνικές Ανάλυσης Δεδομένων - Data Warehouses and Data Analysis Techniques»</w:t>
+      </w:r>
     </w:p>
     <w:p>
       <w:pPr>
@@ -180,7 +232,58 @@
           <w:lang w:val="el-GR"/>
         </w:rPr>
       </w:pPr>
-      <w:r>
+    </w:p>
+    <w:p>
+      <w:pPr>
+        <w:jc w:val="center"/>
+        <w:rPr>
+          <w:rFonts w:ascii="Arial" w:hAnsi="Arial" w:cs="Arial"/>
+          <w:b/>
+          <w:bCs/>
+          <w:sz w:val="32"/>
+          <w:szCs w:val="32"/>
+          <w:lang w:val="el-GR"/>
+        </w:rPr>
+      </w:pPr>
+      <w:r>
+        <w:rPr>
+          <w:rFonts w:ascii="Arial" w:hAnsi="Arial" w:cs="Arial"/>
+          <w:b/>
+          <w:bCs/>
+          <w:sz w:val="32"/>
+          <w:szCs w:val="32"/>
+          <w:lang w:val="el-GR"/>
+        </w:rPr>
+        <w:t>Σχεδιασμός και ανάπτυξη μιας αποθήκης δεδομένων:</w:t>
+      </w:r>
+    </w:p>
+    <w:p>
+      <w:pPr>
+        <w:jc w:val="center"/>
+        <w:rPr>
+          <w:rFonts w:ascii="Arial" w:hAnsi="Arial" w:cs="Arial"/>
+          <w:b/>
+          <w:bCs/>
+          <w:sz w:val="32"/>
+          <w:szCs w:val="32"/>
+          <w:lang w:val="el-GR"/>
+        </w:rPr>
+      </w:pPr>
+      <w:r>
+        <w:rPr>
+          <w:rFonts w:ascii="Arial" w:hAnsi="Arial" w:cs="Arial"/>
+          <w:b/>
+          <w:bCs/>
+          <w:sz w:val="32"/>
+          <w:szCs w:val="32"/>
+          <w:lang w:val="el-GR"/>
+        </w:rPr>
+        <w:t>Μελέτη της σχέσης μεταξύ της ισότητας των φύλων και της μακροβιότητας των γυναικών σε διεθνές επίπεδο</w:t>
+      </w:r>
+    </w:p>
+    <w:p>
+      <w:pPr>
+        <w:jc w:val="center"/>
         <w:rPr>
           <w:rFonts w:ascii="Arial" w:hAnsi="Arial" w:cs="Arial"/>
           <w:b/>
@@ -189,31 +292,26 @@
           <w:szCs w:val="36"/>
           <w:lang w:val="el-GR"/>
         </w:rPr>
-        <w:t>ΑΤΟΜΙΚΗ ΕΡΓΑΣΙΑ ΣΤΟ ΜΑΘΗΜΑ</w:t>
-      </w:r>
+      </w:pPr>
     </w:p>
     <w:p>
       <w:pPr>
         <w:jc w:val="center"/>
         <w:rPr>
           <w:rFonts w:ascii="Arial" w:hAnsi="Arial" w:cs="Arial"/>
-          <w:b/>
-          <w:bCs/>
-          <w:sz w:val="36"/>
-          <w:szCs w:val="36"/>
+          <w:sz w:val="32"/>
+          <w:szCs w:val="32"/>
           <w:lang w:val="el-GR"/>
         </w:rPr>
       </w:pPr>
       <w:r>
         <w:rPr>
           <w:rFonts w:ascii="Arial" w:hAnsi="Arial" w:cs="Arial"/>
-          <w:b/>
-          <w:bCs/>
-          <w:sz w:val="36"/>
-          <w:szCs w:val="36"/>
-          <w:lang w:val="el-GR"/>
-        </w:rPr>
-        <w:t>«Αποθήκες Δεδομένων και Τεχνικές Ανάλυσης Δεδομένων - Data Warehouses and Data Analysis Techniques»</w:t>
+          <w:sz w:val="32"/>
+          <w:szCs w:val="32"/>
+          <w:lang w:val="el-GR"/>
+        </w:rPr>
+        <w:t>Διδάσκουσα Καθηγήτρια: Γκαράνη Γεωργία</w:t>
       </w:r>
     </w:p>
     <w:p>
@@ -221,113 +319,28 @@
         <w:jc w:val="center"/>
         <w:rPr>
           <w:rFonts w:ascii="Arial" w:hAnsi="Arial" w:cs="Arial"/>
-          <w:b/>
-          <w:bCs/>
-          <w:sz w:val="36"/>
-          <w:szCs w:val="36"/>
-          <w:lang w:val="el-GR"/>
-        </w:rPr>
-      </w:pPr>
-    </w:p>
-    <w:p>
-      <w:pPr>
-        <w:jc w:val="center"/>
+          <w:sz w:val="32"/>
+          <w:szCs w:val="32"/>
+          <w:lang w:val="el-GR"/>
+        </w:rPr>
+      </w:pPr>
+      <w:r>
         <w:rPr>
           <w:rFonts w:ascii="Arial" w:hAnsi="Arial" w:cs="Arial"/>
-          <w:b/>
-          <w:bCs/>
-          <w:sz w:val="36"/>
-          <w:szCs w:val="36"/>
-          <w:lang w:val="el-GR"/>
-        </w:rPr>
-      </w:pPr>
+          <w:sz w:val="32"/>
+          <w:szCs w:val="32"/>
+          <w:lang w:val="el-GR"/>
+        </w:rPr>
+        <w:t>Μεταπτυχιακή Φοιτήτρια: Γιάτσου Στ</w:t>
+      </w:r>
       <w:r>
         <w:rPr>
           <w:rFonts w:ascii="Arial" w:hAnsi="Arial" w:cs="Arial"/>
-          <w:b/>
-          <w:bCs/>
-          <w:sz w:val="36"/>
-          <w:szCs w:val="36"/>
-          <w:lang w:val="el-GR"/>
-        </w:rPr>
-        <w:t>Σχεδιασμός και ανάπτυξη μιας αποθήκης δεδομένων:</w:t>
-      </w:r>
-    </w:p>
-    <w:p>
-      <w:pPr>
-        <w:jc w:val="center"/>
-        <w:rPr>
-          <w:rFonts w:ascii="Arial" w:hAnsi="Arial" w:cs="Arial"/>
-          <w:b/>
-          <w:bCs/>
-          <w:sz w:val="36"/>
-          <w:szCs w:val="36"/>
-          <w:lang w:val="el-GR"/>
-        </w:rPr>
-      </w:pPr>
-      <w:r>
-        <w:rPr>
-          <w:rFonts w:ascii="Arial" w:hAnsi="Arial" w:cs="Arial"/>
-          <w:b/>
-          <w:bCs/>
-          <w:sz w:val="36"/>
-          <w:szCs w:val="36"/>
-          <w:lang w:val="el-GR"/>
-        </w:rPr>
-        <w:t>Μελέτη της σχέσης μεταξύ της ισότητας των φύλων και της μακροβιότητας των γυναικών σε διεθνές επίπεδο</w:t>
-      </w:r>
-    </w:p>
-    <w:p>
-      <w:pPr>
-        <w:jc w:val="center"/>
-        <w:rPr>
-          <w:rFonts w:ascii="Arial" w:hAnsi="Arial" w:cs="Arial"/>
-          <w:b/>
-          <w:bCs/>
-          <w:sz w:val="36"/>
-          <w:szCs w:val="36"/>
-          <w:lang w:val="el-GR"/>
-        </w:rPr>
-      </w:pPr>
-    </w:p>
-    <w:p>
-      <w:pPr>
-        <w:jc w:val="center"/>
-        <w:rPr>
-          <w:rFonts w:ascii="Arial" w:hAnsi="Arial" w:cs="Arial"/>
-          <w:sz w:val="36"/>
-          <w:szCs w:val="36"/>
-          <w:lang w:val="el-GR"/>
-        </w:rPr>
-      </w:pPr>
-      <w:r>
-        <w:rPr>
-          <w:rFonts w:ascii="Arial" w:hAnsi="Arial" w:cs="Arial"/>
-          <w:sz w:val="36"/>
-          <w:szCs w:val="36"/>
-          <w:lang w:val="el-GR"/>
-        </w:rPr>
-        <w:t>Διδάσκουσα Καθηγήτρια: Γκαράνη Γεωργία</w:t>
-      </w:r>
-    </w:p>
-    <w:p>
-      <w:pPr>
-        <w:jc w:val="center"/>
-        <w:rPr>
-          <w:rFonts w:ascii="Arial" w:hAnsi="Arial" w:cs="Arial"/>
-          <w:sz w:val="36"/>
-          <w:szCs w:val="36"/>
-          <w:lang w:val="el-GR"/>
-        </w:rPr>
-      </w:pPr>
-      <w:r>
-        <w:rPr>
-          <w:rFonts w:ascii="Arial" w:hAnsi="Arial" w:cs="Arial"/>
-          <w:sz w:val="36"/>
-          <w:szCs w:val="36"/>
-          <w:lang w:val="el-GR"/>
-        </w:rPr>
-        <w:t>Μεταπτυχιακή Φοιτήτρια: Γιάτσου Στέλλα</w:t>
+          <w:sz w:val="32"/>
+          <w:szCs w:val="32"/>
+          <w:lang w:val="el-GR"/>
+        </w:rPr>
+        <w:t>υλιανή</w:t>
       </w:r>
     </w:p>
     <w:p>
@@ -348,6 +361,7 @@
         <w:rPr>
           <w:lang w:val="el-GR"/>
         </w:rPr>
+        <w:lastRenderedPageBreak/>
         <w:t>Εύρεση του χώρου εφαρμογής</w:t>
       </w:r>
     </w:p>
@@ -527,14 +541,14 @@
         <w:rPr>
           <w:lang w:val="el-GR"/>
         </w:rPr>
-        <w:t xml:space="preserve">Women, Business and the Law Index: δείκτης που μετρά τη νομική ισότητα των φύλων σε 190 οικονομίες, σε κλίμακα 0–100 (όπου το 100 αντιστοιχεί σε πλήρη </w:t>
+        <w:t xml:space="preserve">Women, Business and the Law Index: δείκτης που μετρά τη νομική ισότητα των φύλων σε 190 οικονομίες, σε κλίμακα 0–100 (όπου το 100 αντιστοιχεί σε πλήρη ισότητα). Ο δείκτης αξιολογεί τη νομοθεσία σε οκτώ τομείς: κινητικότητα, εργασία, </w:t>
       </w:r>
       <w:r>
         <w:rPr>
           <w:lang w:val="el-GR"/>
         </w:rPr>
         <w:lastRenderedPageBreak/>
-        <w:t>ισότητα). Ο δείκτης αξιολογεί τη νομοθεσία σε οκτώ τομείς: κινητικότητα, εργασία, αμοιβή, γάμος, γονεϊκότητα, επιχειρηματικότητα, περιουσιακά δικαιώματα και συντάξεις, από τους οποίους δεν χρησιμοποιήθηκαν όλοι στην παρούσα εργασία.</w:t>
+        <w:t>αμοιβή, γάμος, γονεϊκότητα, επιχειρηματικότητα, περιουσιακά δικαιώματα και συντάξεις, από τους οποίους δεν χρησιμοποιήθηκαν όλοι στην παρούσα εργασία.</w:t>
       </w:r>
     </w:p>
     <w:p>
@@ -710,14 +724,7 @@
           <w:highlight w:val="yellow"/>
           <w:lang w:val="el-GR"/>
         </w:rPr>
-        <w:t xml:space="preserve">Εικόνα </w:t>
-      </w:r>
-      <w:r>
-        <w:rPr>
-          <w:highlight w:val="yellow"/>
-          <w:lang w:val="el-GR"/>
-        </w:rPr>
-        <w:t>star schema</w:t>
+        <w:t>Εικόνα star schema</w:t>
       </w:r>
     </w:p>
     <w:p>
@@ -1272,18 +1279,15 @@
         <w:rPr>
           <w:lang w:val="el-GR"/>
         </w:rPr>
-        <w:t xml:space="preserve">) </w:t>
-      </w:r>
-      <w:r>
-        <w:rPr>
-          <w:lang w:val="el-GR"/>
-        </w:rPr>
-        <w:t>και εργαλείο διαχείρισης βάσεων δεδομένων.</w:t>
+        <w:t>) και εργαλείο διαχείρισης βάσεων δεδομένων.</w:t>
       </w:r>
     </w:p>
     <w:p>
       <w:pPr>
         <w:jc w:val="both"/>
+        <w:rPr>
+          <w:lang w:val="el-GR"/>
+        </w:rPr>
       </w:pPr>
       <w:r>
         <w:rPr>
@@ -1319,6 +1323,9 @@
     <w:p>
       <w:pPr>
         <w:jc w:val="both"/>
+        <w:rPr>
+          <w:lang w:val="el-GR"/>
+        </w:rPr>
       </w:pPr>
       <w:r>
         <w:rPr>
@@ -1350,6 +1357,9 @@
         <w:jc w:val="both"/>
       </w:pPr>
       <w:r>
+        <w:rPr>
+          <w:noProof/>
+        </w:rPr>
         <w:drawing>
           <wp:inline distT="0" distB="0" distL="0" distR="0" wp14:anchorId="43C9517D" wp14:editId="0B51DE2E">
             <wp:extent cx="5943600" cy="1266825"/>
@@ -1653,13 +1663,35 @@
         <w:spacing w:after="0" w:line="285" w:lineRule="atLeast"/>
         <w:rPr>
           <w:rFonts w:ascii="Consolas" w:eastAsia="Times New Roman" w:hAnsi="Consolas" w:cs="Times New Roman"/>
+          <w:color w:val="BBBEBF"/>
+          <w:kern w:val="0"/>
+          <w:sz w:val="21"/>
+          <w:szCs w:val="21"/>
+          <w14:ligatures w14:val="none"/>
+        </w:rPr>
+      </w:pPr>
+      <w:r>
+        <w:rPr>
+          <w:rFonts w:ascii="Consolas" w:eastAsia="Times New Roman" w:hAnsi="Consolas" w:cs="Times New Roman"/>
           <w:color w:val="FF7B72"/>
           <w:kern w:val="0"/>
           <w:sz w:val="21"/>
           <w:szCs w:val="21"/>
           <w14:ligatures w14:val="none"/>
         </w:rPr>
-      </w:pPr>
+        <w:t>CREATE</w:t>
+      </w:r>
+      <w:r>
+        <w:rPr>
+          <w:rFonts w:ascii="Consolas" w:eastAsia="Times New Roman" w:hAnsi="Consolas" w:cs="Times New Roman"/>
+          <w:color w:val="BBBEBF"/>
+          <w:kern w:val="0"/>
+          <w:sz w:val="21"/>
+          <w:szCs w:val="21"/>
+          <w14:ligatures w14:val="none"/>
+        </w:rPr>
+        <w:t xml:space="preserve"> </w:t>
+      </w:r>
       <w:r>
         <w:rPr>
           <w:rFonts w:ascii="Consolas" w:eastAsia="Times New Roman" w:hAnsi="Consolas" w:cs="Times New Roman"/>
@@ -1669,7 +1701,40 @@
           <w:szCs w:val="21"/>
           <w14:ligatures w14:val="none"/>
         </w:rPr>
-        <w:t>--</w:t>
+        <w:t>TABLE</w:t>
+      </w:r>
+      <w:r>
+        <w:rPr>
+          <w:rFonts w:ascii="Consolas" w:eastAsia="Times New Roman" w:hAnsi="Consolas" w:cs="Times New Roman"/>
+          <w:color w:val="BBBEBF"/>
+          <w:kern w:val="0"/>
+          <w:sz w:val="21"/>
+          <w:szCs w:val="21"/>
+          <w14:ligatures w14:val="none"/>
+        </w:rPr>
+        <w:t xml:space="preserve"> </w:t>
+      </w:r>
+      <w:r>
+        <w:rPr>
+          <w:rFonts w:ascii="Consolas" w:eastAsia="Times New Roman" w:hAnsi="Consolas" w:cs="Times New Roman"/>
+          <w:color w:val="D2A8FF"/>
+          <w:kern w:val="0"/>
+          <w:sz w:val="21"/>
+          <w:szCs w:val="21"/>
+          <w14:ligatures w14:val="none"/>
+        </w:rPr>
+        <w:t>fact_female_health</w:t>
+      </w:r>
+      <w:r>
+        <w:rPr>
+          <w:rFonts w:ascii="Consolas" w:eastAsia="Times New Roman" w:hAnsi="Consolas" w:cs="Times New Roman"/>
+          <w:color w:val="BBBEBF"/>
+          <w:kern w:val="0"/>
+          <w:sz w:val="21"/>
+          <w:szCs w:val="21"/>
+          <w14:ligatures w14:val="none"/>
+        </w:rPr>
+        <w:t xml:space="preserve"> </w:t>
       </w:r>
       <w:r>
         <w:rPr>
@@ -1678,99 +1743,9 @@
           <w:kern w:val="0"/>
           <w:sz w:val="21"/>
           <w:szCs w:val="21"/>
-          <w:lang w:val="el-GR"/>
-          <w14:ligatures w14:val="none"/>
-        </w:rPr>
-        <w:t>Δημιουργία</w:t>
-      </w:r>
-      <w:r>
-        <w:rPr>
-          <w:rFonts w:ascii="Consolas" w:eastAsia="Times New Roman" w:hAnsi="Consolas" w:cs="Times New Roman"/>
-          <w:color w:val="FF7B72"/>
-          <w:kern w:val="0"/>
-          <w:sz w:val="21"/>
-          <w:szCs w:val="21"/>
-          <w14:ligatures w14:val="none"/>
-        </w:rPr>
-        <w:t xml:space="preserve"> </w:t>
-      </w:r>
-      <w:r>
-        <w:rPr>
-          <w:rFonts w:ascii="Consolas" w:eastAsia="Times New Roman" w:hAnsi="Consolas" w:cs="Times New Roman"/>
-          <w:color w:val="FF7B72"/>
-          <w:kern w:val="0"/>
-          <w:sz w:val="21"/>
-          <w:szCs w:val="21"/>
-          <w14:ligatures w14:val="none"/>
-        </w:rPr>
-        <w:t>fact</w:t>
-      </w:r>
-      <w:r>
-        <w:rPr>
-          <w:rFonts w:ascii="Consolas" w:eastAsia="Times New Roman" w:hAnsi="Consolas" w:cs="Times New Roman"/>
-          <w:color w:val="FF7B72"/>
-          <w:kern w:val="0"/>
-          <w:sz w:val="21"/>
-          <w:szCs w:val="21"/>
-          <w14:ligatures w14:val="none"/>
-        </w:rPr>
-        <w:t xml:space="preserve"> </w:t>
-      </w:r>
-      <w:r>
-        <w:rPr>
-          <w:rFonts w:ascii="Consolas" w:eastAsia="Times New Roman" w:hAnsi="Consolas" w:cs="Times New Roman"/>
-          <w:color w:val="FF7B72"/>
-          <w:kern w:val="0"/>
-          <w:sz w:val="21"/>
-          <w:szCs w:val="21"/>
-          <w:lang w:val="el-GR"/>
-          <w14:ligatures w14:val="none"/>
-        </w:rPr>
-        <w:t>πίνακα</w:t>
-      </w:r>
-      <w:r>
-        <w:rPr>
-          <w:rFonts w:ascii="Consolas" w:eastAsia="Times New Roman" w:hAnsi="Consolas" w:cs="Times New Roman"/>
-          <w:color w:val="FF7B72"/>
-          <w:kern w:val="0"/>
-          <w:sz w:val="21"/>
-          <w:szCs w:val="21"/>
-          <w14:ligatures w14:val="none"/>
-        </w:rPr>
-        <w:t xml:space="preserve"> </w:t>
-      </w:r>
-      <w:r>
-        <w:rPr>
-          <w:rFonts w:ascii="Consolas" w:eastAsia="Times New Roman" w:hAnsi="Consolas" w:cs="Times New Roman"/>
-          <w:color w:val="FF7B72"/>
-          <w:kern w:val="0"/>
-          <w:sz w:val="21"/>
-          <w:szCs w:val="21"/>
-          <w14:ligatures w14:val="none"/>
-        </w:rPr>
-        <w:t>fact</w:t>
-      </w:r>
-      <w:r>
-        <w:rPr>
-          <w:rFonts w:ascii="Consolas" w:eastAsia="Times New Roman" w:hAnsi="Consolas" w:cs="Times New Roman"/>
-          <w:color w:val="FF7B72"/>
-          <w:kern w:val="0"/>
-          <w:sz w:val="21"/>
-          <w:szCs w:val="21"/>
-          <w14:ligatures w14:val="none"/>
-        </w:rPr>
-        <w:t>_</w:t>
-      </w:r>
-      <w:r>
-        <w:rPr>
-          <w:rFonts w:ascii="Consolas" w:eastAsia="Times New Roman" w:hAnsi="Consolas" w:cs="Times New Roman"/>
-          <w:color w:val="FF7B72"/>
-          <w:kern w:val="0"/>
-          <w:sz w:val="21"/>
-          <w:szCs w:val="21"/>
-          <w14:ligatures w14:val="none"/>
-        </w:rPr>
-        <w:t>female_health</w:t>
+          <w14:ligatures w14:val="none"/>
+        </w:rPr>
+        <w:t>AS</w:t>
       </w:r>
     </w:p>
     <w:p>
@@ -1789,79 +1764,13 @@
       <w:r>
         <w:rPr>
           <w:rFonts w:ascii="Consolas" w:eastAsia="Times New Roman" w:hAnsi="Consolas" w:cs="Times New Roman"/>
-          <w:color w:val="FF7B72"/>
-          <w:kern w:val="0"/>
-          <w:sz w:val="21"/>
-          <w:szCs w:val="21"/>
-          <w14:ligatures w14:val="none"/>
-        </w:rPr>
-        <w:t>CREATE</w:t>
-      </w:r>
-      <w:r>
-        <w:rPr>
-          <w:rFonts w:ascii="Consolas" w:eastAsia="Times New Roman" w:hAnsi="Consolas" w:cs="Times New Roman"/>
-          <w:color w:val="BBBEBF"/>
-          <w:kern w:val="0"/>
-          <w:sz w:val="21"/>
-          <w:szCs w:val="21"/>
-          <w14:ligatures w14:val="none"/>
-        </w:rPr>
-        <w:t xml:space="preserve"> </w:t>
-      </w:r>
-      <w:r>
-        <w:rPr>
-          <w:rFonts w:ascii="Consolas" w:eastAsia="Times New Roman" w:hAnsi="Consolas" w:cs="Times New Roman"/>
-          <w:color w:val="FF7B72"/>
-          <w:kern w:val="0"/>
-          <w:sz w:val="21"/>
-          <w:szCs w:val="21"/>
-          <w14:ligatures w14:val="none"/>
-        </w:rPr>
-        <w:t>TABLE</w:t>
-      </w:r>
-      <w:r>
-        <w:rPr>
-          <w:rFonts w:ascii="Consolas" w:eastAsia="Times New Roman" w:hAnsi="Consolas" w:cs="Times New Roman"/>
-          <w:color w:val="BBBEBF"/>
-          <w:kern w:val="0"/>
-          <w:sz w:val="21"/>
-          <w:szCs w:val="21"/>
-          <w14:ligatures w14:val="none"/>
-        </w:rPr>
-        <w:t xml:space="preserve"> </w:t>
-      </w:r>
-      <w:r>
-        <w:rPr>
-          <w:rFonts w:ascii="Consolas" w:eastAsia="Times New Roman" w:hAnsi="Consolas" w:cs="Times New Roman"/>
-          <w:color w:val="D2A8FF"/>
-          <w:kern w:val="0"/>
-          <w:sz w:val="21"/>
-          <w:szCs w:val="21"/>
-          <w14:ligatures w14:val="none"/>
-        </w:rPr>
-        <w:t>fact_female_health</w:t>
-      </w:r>
-      <w:r>
-        <w:rPr>
-          <w:rFonts w:ascii="Consolas" w:eastAsia="Times New Roman" w:hAnsi="Consolas" w:cs="Times New Roman"/>
-          <w:color w:val="BBBEBF"/>
-          <w:kern w:val="0"/>
-          <w:sz w:val="21"/>
-          <w:szCs w:val="21"/>
-          <w14:ligatures w14:val="none"/>
-        </w:rPr>
-        <w:t xml:space="preserve"> </w:t>
-      </w:r>
-      <w:r>
-        <w:rPr>
-          <w:rFonts w:ascii="Consolas" w:eastAsia="Times New Roman" w:hAnsi="Consolas" w:cs="Times New Roman"/>
-          <w:color w:val="FF7B72"/>
-          <w:kern w:val="0"/>
-          <w:sz w:val="21"/>
-          <w:szCs w:val="21"/>
-          <w14:ligatures w14:val="none"/>
-        </w:rPr>
-        <w:t>AS</w:t>
+          <w:color w:val="8B949E"/>
+          <w:kern w:val="0"/>
+          <w:sz w:val="21"/>
+          <w:szCs w:val="21"/>
+          <w14:ligatures w14:val="none"/>
+        </w:rPr>
+        <w:t>-- PRIMARY EDUCATION</w:t>
       </w:r>
     </w:p>
     <w:p>
@@ -1877,6 +1786,17 @@
           <w14:ligatures w14:val="none"/>
         </w:rPr>
       </w:pPr>
+      <w:r>
+        <w:rPr>
+          <w:rFonts w:ascii="Consolas" w:eastAsia="Times New Roman" w:hAnsi="Consolas" w:cs="Times New Roman"/>
+          <w:color w:val="FF7B72"/>
+          <w:kern w:val="0"/>
+          <w:sz w:val="21"/>
+          <w:szCs w:val="21"/>
+          <w14:ligatures w14:val="none"/>
+        </w:rPr>
+        <w:t>SELECT</w:t>
+      </w:r>
     </w:p>
     <w:p>
       <w:pPr>
@@ -1894,13 +1814,57 @@
       <w:r>
         <w:rPr>
           <w:rFonts w:ascii="Consolas" w:eastAsia="Times New Roman" w:hAnsi="Consolas" w:cs="Times New Roman"/>
-          <w:color w:val="8B949E"/>
-          <w:kern w:val="0"/>
-          <w:sz w:val="21"/>
-          <w:szCs w:val="21"/>
-          <w14:ligatures w14:val="none"/>
-        </w:rPr>
-        <w:t>-- PRIMARY EDUCATION</w:t>
+          <w:color w:val="BBBEBF"/>
+          <w:kern w:val="0"/>
+          <w:sz w:val="21"/>
+          <w:szCs w:val="21"/>
+          <w14:ligatures w14:val="none"/>
+        </w:rPr>
+        <w:t xml:space="preserve">    </w:t>
+      </w:r>
+      <w:r>
+        <w:rPr>
+          <w:rFonts w:ascii="Consolas" w:eastAsia="Times New Roman" w:hAnsi="Consolas" w:cs="Times New Roman"/>
+          <w:color w:val="79C0FF"/>
+          <w:kern w:val="0"/>
+          <w:sz w:val="21"/>
+          <w:szCs w:val="21"/>
+          <w14:ligatures w14:val="none"/>
+        </w:rPr>
+        <w:t>dc</w:t>
+      </w:r>
+      <w:r>
+        <w:rPr>
+          <w:rFonts w:ascii="Consolas" w:eastAsia="Times New Roman" w:hAnsi="Consolas" w:cs="Times New Roman"/>
+          <w:color w:val="BBBEBF"/>
+          <w:kern w:val="0"/>
+          <w:sz w:val="21"/>
+          <w:szCs w:val="21"/>
+          <w14:ligatures w14:val="none"/>
+        </w:rPr>
+        <w:t>.</w:t>
+      </w:r>
+      <w:r>
+        <w:rPr>
+          <w:rFonts w:ascii="Consolas" w:eastAsia="Times New Roman" w:hAnsi="Consolas" w:cs="Times New Roman"/>
+          <w:color w:val="79C0FF"/>
+          <w:kern w:val="0"/>
+          <w:sz w:val="21"/>
+          <w:szCs w:val="21"/>
+          <w14:ligatures w14:val="none"/>
+        </w:rPr>
+        <w:t>country_id</w:t>
+      </w:r>
+      <w:r>
+        <w:rPr>
+          <w:rFonts w:ascii="Consolas" w:eastAsia="Times New Roman" w:hAnsi="Consolas" w:cs="Times New Roman"/>
+          <w:color w:val="BBBEBF"/>
+          <w:kern w:val="0"/>
+          <w:sz w:val="21"/>
+          <w:szCs w:val="21"/>
+          <w14:ligatures w14:val="none"/>
+        </w:rPr>
+        <w:t>,</w:t>
       </w:r>
     </w:p>
     <w:p>
@@ -1919,13 +1883,57 @@
       <w:r>
         <w:rPr>
           <w:rFonts w:ascii="Consolas" w:eastAsia="Times New Roman" w:hAnsi="Consolas" w:cs="Times New Roman"/>
-          <w:color w:val="FF7B72"/>
-          <w:kern w:val="0"/>
-          <w:sz w:val="21"/>
-          <w:szCs w:val="21"/>
-          <w14:ligatures w14:val="none"/>
-        </w:rPr>
-        <w:t>SELECT</w:t>
+          <w:color w:val="BBBEBF"/>
+          <w:kern w:val="0"/>
+          <w:sz w:val="21"/>
+          <w:szCs w:val="21"/>
+          <w14:ligatures w14:val="none"/>
+        </w:rPr>
+        <w:t xml:space="preserve">    </w:t>
+      </w:r>
+      <w:r>
+        <w:rPr>
+          <w:rFonts w:ascii="Consolas" w:eastAsia="Times New Roman" w:hAnsi="Consolas" w:cs="Times New Roman"/>
+          <w:color w:val="79C0FF"/>
+          <w:kern w:val="0"/>
+          <w:sz w:val="21"/>
+          <w:szCs w:val="21"/>
+          <w14:ligatures w14:val="none"/>
+        </w:rPr>
+        <w:t>dc</w:t>
+      </w:r>
+      <w:r>
+        <w:rPr>
+          <w:rFonts w:ascii="Consolas" w:eastAsia="Times New Roman" w:hAnsi="Consolas" w:cs="Times New Roman"/>
+          <w:color w:val="BBBEBF"/>
+          <w:kern w:val="0"/>
+          <w:sz w:val="21"/>
+          <w:szCs w:val="21"/>
+          <w14:ligatures w14:val="none"/>
+        </w:rPr>
+        <w:t>.</w:t>
+      </w:r>
+      <w:r>
+        <w:rPr>
+          <w:rFonts w:ascii="Consolas" w:eastAsia="Times New Roman" w:hAnsi="Consolas" w:cs="Times New Roman"/>
+          <w:color w:val="79C0FF"/>
+          <w:kern w:val="0"/>
+          <w:sz w:val="21"/>
+          <w:szCs w:val="21"/>
+          <w14:ligatures w14:val="none"/>
+        </w:rPr>
+        <w:t>country_name</w:t>
+      </w:r>
+      <w:r>
+        <w:rPr>
+          <w:rFonts w:ascii="Consolas" w:eastAsia="Times New Roman" w:hAnsi="Consolas" w:cs="Times New Roman"/>
+          <w:color w:val="BBBEBF"/>
+          <w:kern w:val="0"/>
+          <w:sz w:val="21"/>
+          <w:szCs w:val="21"/>
+          <w14:ligatures w14:val="none"/>
+        </w:rPr>
+        <w:t>,</w:t>
       </w:r>
     </w:p>
     <w:p>
@@ -1983,7 +1991,7 @@
           <w:szCs w:val="21"/>
           <w14:ligatures w14:val="none"/>
         </w:rPr>
-        <w:t>country_id</w:t>
+        <w:t>region</w:t>
       </w:r>
       <w:r>
         <w:rPr>
@@ -2030,7 +2038,7 @@
           <w:szCs w:val="21"/>
           <w14:ligatures w14:val="none"/>
         </w:rPr>
-        <w:t>dc</w:t>
+        <w:t>dt</w:t>
       </w:r>
       <w:r>
         <w:rPr>
@@ -2052,7 +2060,7 @@
           <w:szCs w:val="21"/>
           <w14:ligatures w14:val="none"/>
         </w:rPr>
-        <w:t>country_name</w:t>
+        <w:t>year_id</w:t>
       </w:r>
       <w:r>
         <w:rPr>
@@ -2093,46 +2101,46 @@
       <w:r>
         <w:rPr>
           <w:rFonts w:ascii="Consolas" w:eastAsia="Times New Roman" w:hAnsi="Consolas" w:cs="Times New Roman"/>
-          <w:color w:val="79C0FF"/>
-          <w:kern w:val="0"/>
-          <w:sz w:val="21"/>
-          <w:szCs w:val="21"/>
-          <w14:ligatures w14:val="none"/>
-        </w:rPr>
-        <w:t>dc</w:t>
-      </w:r>
-      <w:r>
-        <w:rPr>
-          <w:rFonts w:ascii="Consolas" w:eastAsia="Times New Roman" w:hAnsi="Consolas" w:cs="Times New Roman"/>
-          <w:color w:val="BBBEBF"/>
-          <w:kern w:val="0"/>
-          <w:sz w:val="21"/>
-          <w:szCs w:val="21"/>
-          <w14:ligatures w14:val="none"/>
-        </w:rPr>
-        <w:t>.</w:t>
-      </w:r>
-      <w:r>
-        <w:rPr>
-          <w:rFonts w:ascii="Consolas" w:eastAsia="Times New Roman" w:hAnsi="Consolas" w:cs="Times New Roman"/>
-          <w:color w:val="79C0FF"/>
-          <w:kern w:val="0"/>
-          <w:sz w:val="21"/>
-          <w:szCs w:val="21"/>
-          <w14:ligatures w14:val="none"/>
-        </w:rPr>
-        <w:t>region</w:t>
-      </w:r>
-      <w:r>
-        <w:rPr>
-          <w:rFonts w:ascii="Consolas" w:eastAsia="Times New Roman" w:hAnsi="Consolas" w:cs="Times New Roman"/>
-          <w:color w:val="BBBEBF"/>
-          <w:kern w:val="0"/>
-          <w:sz w:val="21"/>
-          <w:szCs w:val="21"/>
-          <w14:ligatures w14:val="none"/>
-        </w:rPr>
-        <w:t>,</w:t>
+          <w:color w:val="B5CEA8"/>
+          <w:kern w:val="0"/>
+          <w:sz w:val="21"/>
+          <w:szCs w:val="21"/>
+          <w14:ligatures w14:val="none"/>
+        </w:rPr>
+        <w:t>1</w:t>
+      </w:r>
+      <w:r>
+        <w:rPr>
+          <w:rFonts w:ascii="Consolas" w:eastAsia="Times New Roman" w:hAnsi="Consolas" w:cs="Times New Roman"/>
+          <w:color w:val="BBBEBF"/>
+          <w:kern w:val="0"/>
+          <w:sz w:val="21"/>
+          <w:szCs w:val="21"/>
+          <w14:ligatures w14:val="none"/>
+        </w:rPr>
+        <w:t xml:space="preserve"> </w:t>
+      </w:r>
+      <w:r>
+        <w:rPr>
+          <w:rFonts w:ascii="Consolas" w:eastAsia="Times New Roman" w:hAnsi="Consolas" w:cs="Times New Roman"/>
+          <w:color w:val="FF7B72"/>
+          <w:kern w:val="0"/>
+          <w:sz w:val="21"/>
+          <w:szCs w:val="21"/>
+          <w14:ligatures w14:val="none"/>
+        </w:rPr>
+        <w:t>AS</w:t>
+      </w:r>
+      <w:r>
+        <w:rPr>
+          <w:rFonts w:ascii="Consolas" w:eastAsia="Times New Roman" w:hAnsi="Consolas" w:cs="Times New Roman"/>
+          <w:color w:val="BBBEBF"/>
+          <w:kern w:val="0"/>
+          <w:sz w:val="21"/>
+          <w:szCs w:val="21"/>
+          <w14:ligatures w14:val="none"/>
+        </w:rPr>
+        <w:t xml:space="preserve"> education_id,</w:t>
       </w:r>
     </w:p>
     <w:p>
@@ -2168,7 +2176,7 @@
           <w:szCs w:val="21"/>
           <w14:ligatures w14:val="none"/>
         </w:rPr>
-        <w:t>dt</w:t>
+        <w:t>dl</w:t>
       </w:r>
       <w:r>
         <w:rPr>
@@ -2190,18 +2198,40 @@
           <w:szCs w:val="21"/>
           <w14:ligatures w14:val="none"/>
         </w:rPr>
-        <w:t>year_id</w:t>
-      </w:r>
-      <w:r>
-        <w:rPr>
-          <w:rFonts w:ascii="Consolas" w:eastAsia="Times New Roman" w:hAnsi="Consolas" w:cs="Times New Roman"/>
-          <w:color w:val="BBBEBF"/>
-          <w:kern w:val="0"/>
-          <w:sz w:val="21"/>
-          <w:szCs w:val="21"/>
-          <w14:ligatures w14:val="none"/>
-        </w:rPr>
-        <w:t>,</w:t>
+        <w:t>country_id</w:t>
+      </w:r>
+      <w:r>
+        <w:rPr>
+          <w:rFonts w:ascii="Consolas" w:eastAsia="Times New Roman" w:hAnsi="Consolas" w:cs="Times New Roman"/>
+          <w:color w:val="BBBEBF"/>
+          <w:kern w:val="0"/>
+          <w:sz w:val="21"/>
+          <w:szCs w:val="21"/>
+          <w14:ligatures w14:val="none"/>
+        </w:rPr>
+        <w:t xml:space="preserve"> </w:t>
+      </w:r>
+      <w:r>
+        <w:rPr>
+          <w:rFonts w:ascii="Consolas" w:eastAsia="Times New Roman" w:hAnsi="Consolas" w:cs="Times New Roman"/>
+          <w:color w:val="FF7B72"/>
+          <w:kern w:val="0"/>
+          <w:sz w:val="21"/>
+          <w:szCs w:val="21"/>
+          <w14:ligatures w14:val="none"/>
+        </w:rPr>
+        <w:t>AS</w:t>
+      </w:r>
+      <w:r>
+        <w:rPr>
+          <w:rFonts w:ascii="Consolas" w:eastAsia="Times New Roman" w:hAnsi="Consolas" w:cs="Times New Roman"/>
+          <w:color w:val="BBBEBF"/>
+          <w:kern w:val="0"/>
+          <w:sz w:val="21"/>
+          <w:szCs w:val="21"/>
+          <w14:ligatures w14:val="none"/>
+        </w:rPr>
+        <w:t xml:space="preserve"> legal_country_id,</w:t>
       </w:r>
     </w:p>
     <w:p>
@@ -2231,13 +2261,35 @@
       <w:r>
         <w:rPr>
           <w:rFonts w:ascii="Consolas" w:eastAsia="Times New Roman" w:hAnsi="Consolas" w:cs="Times New Roman"/>
-          <w:color w:val="B5CEA8"/>
-          <w:kern w:val="0"/>
-          <w:sz w:val="21"/>
-          <w:szCs w:val="21"/>
-          <w14:ligatures w14:val="none"/>
-        </w:rPr>
-        <w:t>1</w:t>
+          <w:color w:val="79C0FF"/>
+          <w:kern w:val="0"/>
+          <w:sz w:val="21"/>
+          <w:szCs w:val="21"/>
+          <w14:ligatures w14:val="none"/>
+        </w:rPr>
+        <w:t>dl</w:t>
+      </w:r>
+      <w:r>
+        <w:rPr>
+          <w:rFonts w:ascii="Consolas" w:eastAsia="Times New Roman" w:hAnsi="Consolas" w:cs="Times New Roman"/>
+          <w:color w:val="BBBEBF"/>
+          <w:kern w:val="0"/>
+          <w:sz w:val="21"/>
+          <w:szCs w:val="21"/>
+          <w14:ligatures w14:val="none"/>
+        </w:rPr>
+        <w:t>.</w:t>
+      </w:r>
+      <w:r>
+        <w:rPr>
+          <w:rFonts w:ascii="Consolas" w:eastAsia="Times New Roman" w:hAnsi="Consolas" w:cs="Times New Roman"/>
+          <w:color w:val="79C0FF"/>
+          <w:kern w:val="0"/>
+          <w:sz w:val="21"/>
+          <w:szCs w:val="21"/>
+          <w14:ligatures w14:val="none"/>
+        </w:rPr>
+        <w:t>year</w:t>
       </w:r>
       <w:r>
         <w:rPr>
@@ -2270,7 +2322,7 @@
           <w:szCs w:val="21"/>
           <w14:ligatures w14:val="none"/>
         </w:rPr>
-        <w:t xml:space="preserve"> education_id,</w:t>
+        <w:t xml:space="preserve"> legal_year,</w:t>
       </w:r>
     </w:p>
     <w:p>
@@ -2306,7 +2358,7 @@
           <w:szCs w:val="21"/>
           <w14:ligatures w14:val="none"/>
         </w:rPr>
-        <w:t>dl</w:t>
+        <w:t>ep</w:t>
       </w:r>
       <w:r>
         <w:rPr>
@@ -2328,7 +2380,7 @@
           <w:szCs w:val="21"/>
           <w14:ligatures w14:val="none"/>
         </w:rPr>
-        <w:t>country_id</w:t>
+        <w:t>school_completion_primary_female_rate</w:t>
       </w:r>
       <w:r>
         <w:rPr>
@@ -2361,7 +2413,7 @@
           <w:szCs w:val="21"/>
           <w14:ligatures w14:val="none"/>
         </w:rPr>
-        <w:t xml:space="preserve"> legal_country_id,</w:t>
+        <w:t xml:space="preserve"> education_rate,</w:t>
       </w:r>
     </w:p>
     <w:p>
@@ -2397,7 +2449,7 @@
           <w:szCs w:val="21"/>
           <w14:ligatures w14:val="none"/>
         </w:rPr>
-        <w:t>dl</w:t>
+        <w:t>gii</w:t>
       </w:r>
       <w:r>
         <w:rPr>
@@ -2419,40 +2471,18 @@
           <w:szCs w:val="21"/>
           <w14:ligatures w14:val="none"/>
         </w:rPr>
-        <w:t>year</w:t>
-      </w:r>
-      <w:r>
-        <w:rPr>
-          <w:rFonts w:ascii="Consolas" w:eastAsia="Times New Roman" w:hAnsi="Consolas" w:cs="Times New Roman"/>
-          <w:color w:val="BBBEBF"/>
-          <w:kern w:val="0"/>
-          <w:sz w:val="21"/>
-          <w:szCs w:val="21"/>
-          <w14:ligatures w14:val="none"/>
-        </w:rPr>
-        <w:t xml:space="preserve"> </w:t>
-      </w:r>
-      <w:r>
-        <w:rPr>
-          <w:rFonts w:ascii="Consolas" w:eastAsia="Times New Roman" w:hAnsi="Consolas" w:cs="Times New Roman"/>
-          <w:color w:val="FF7B72"/>
-          <w:kern w:val="0"/>
-          <w:sz w:val="21"/>
-          <w:szCs w:val="21"/>
-          <w14:ligatures w14:val="none"/>
-        </w:rPr>
-        <w:t>AS</w:t>
-      </w:r>
-      <w:r>
-        <w:rPr>
-          <w:rFonts w:ascii="Consolas" w:eastAsia="Times New Roman" w:hAnsi="Consolas" w:cs="Times New Roman"/>
-          <w:color w:val="BBBEBF"/>
-          <w:kern w:val="0"/>
-          <w:sz w:val="21"/>
-          <w:szCs w:val="21"/>
-          <w14:ligatures w14:val="none"/>
-        </w:rPr>
-        <w:t xml:space="preserve"> legal_year,</w:t>
+        <w:t>gender_inequality_index</w:t>
+      </w:r>
+      <w:r>
+        <w:rPr>
+          <w:rFonts w:ascii="Consolas" w:eastAsia="Times New Roman" w:hAnsi="Consolas" w:cs="Times New Roman"/>
+          <w:color w:val="BBBEBF"/>
+          <w:kern w:val="0"/>
+          <w:sz w:val="21"/>
+          <w:szCs w:val="21"/>
+          <w14:ligatures w14:val="none"/>
+        </w:rPr>
+        <w:t>,</w:t>
       </w:r>
     </w:p>
     <w:p>
@@ -2468,6 +2498,84 @@
           <w14:ligatures w14:val="none"/>
         </w:rPr>
       </w:pPr>
+      <w:r>
+        <w:rPr>
+          <w:rFonts w:ascii="Consolas" w:eastAsia="Times New Roman" w:hAnsi="Consolas" w:cs="Times New Roman"/>
+          <w:color w:val="BBBEBF"/>
+          <w:kern w:val="0"/>
+          <w:sz w:val="21"/>
+          <w:szCs w:val="21"/>
+          <w14:ligatures w14:val="none"/>
+        </w:rPr>
+        <w:lastRenderedPageBreak/>
+        <w:t xml:space="preserve">    </w:t>
+      </w:r>
+      <w:r>
+        <w:rPr>
+          <w:rFonts w:ascii="Consolas" w:eastAsia="Times New Roman" w:hAnsi="Consolas" w:cs="Times New Roman"/>
+          <w:color w:val="79C0FF"/>
+          <w:kern w:val="0"/>
+          <w:sz w:val="21"/>
+          <w:szCs w:val="21"/>
+          <w14:ligatures w14:val="none"/>
+        </w:rPr>
+        <w:t>labor</w:t>
+      </w:r>
+      <w:r>
+        <w:rPr>
+          <w:rFonts w:ascii="Consolas" w:eastAsia="Times New Roman" w:hAnsi="Consolas" w:cs="Times New Roman"/>
+          <w:color w:val="BBBEBF"/>
+          <w:kern w:val="0"/>
+          <w:sz w:val="21"/>
+          <w:szCs w:val="21"/>
+          <w14:ligatures w14:val="none"/>
+        </w:rPr>
+        <w:t>.</w:t>
+      </w:r>
+      <w:r>
+        <w:rPr>
+          <w:rFonts w:ascii="Consolas" w:eastAsia="Times New Roman" w:hAnsi="Consolas" w:cs="Times New Roman"/>
+          <w:color w:val="79C0FF"/>
+          <w:kern w:val="0"/>
+          <w:sz w:val="21"/>
+          <w:szCs w:val="21"/>
+          <w14:ligatures w14:val="none"/>
+        </w:rPr>
+        <w:t>female_labor_force_participation_rate</w:t>
+      </w:r>
+      <w:r>
+        <w:rPr>
+          <w:rFonts w:ascii="Consolas" w:eastAsia="Times New Roman" w:hAnsi="Consolas" w:cs="Times New Roman"/>
+          <w:color w:val="BBBEBF"/>
+          <w:kern w:val="0"/>
+          <w:sz w:val="21"/>
+          <w:szCs w:val="21"/>
+          <w14:ligatures w14:val="none"/>
+        </w:rPr>
+        <w:t xml:space="preserve"> </w:t>
+      </w:r>
+      <w:r>
+        <w:rPr>
+          <w:rFonts w:ascii="Consolas" w:eastAsia="Times New Roman" w:hAnsi="Consolas" w:cs="Times New Roman"/>
+          <w:color w:val="FF7B72"/>
+          <w:kern w:val="0"/>
+          <w:sz w:val="21"/>
+          <w:szCs w:val="21"/>
+          <w14:ligatures w14:val="none"/>
+        </w:rPr>
+        <w:t>AS</w:t>
+      </w:r>
+      <w:r>
+        <w:rPr>
+          <w:rFonts w:ascii="Consolas" w:eastAsia="Times New Roman" w:hAnsi="Consolas" w:cs="Times New Roman"/>
+          <w:color w:val="BBBEBF"/>
+          <w:kern w:val="0"/>
+          <w:sz w:val="21"/>
+          <w:szCs w:val="21"/>
+          <w14:ligatures w14:val="none"/>
+        </w:rPr>
+        <w:t xml:space="preserve"> female_labor_participation,</w:t>
+      </w:r>
     </w:p>
     <w:p>
       <w:pPr>
@@ -2502,7 +2610,7 @@
           <w:szCs w:val="21"/>
           <w14:ligatures w14:val="none"/>
         </w:rPr>
-        <w:t>ep</w:t>
+        <w:t>life</w:t>
       </w:r>
       <w:r>
         <w:rPr>
@@ -2524,40 +2632,18 @@
           <w:szCs w:val="21"/>
           <w14:ligatures w14:val="none"/>
         </w:rPr>
-        <w:t>school_completion_primary_female_rate</w:t>
-      </w:r>
-      <w:r>
-        <w:rPr>
-          <w:rFonts w:ascii="Consolas" w:eastAsia="Times New Roman" w:hAnsi="Consolas" w:cs="Times New Roman"/>
-          <w:color w:val="BBBEBF"/>
-          <w:kern w:val="0"/>
-          <w:sz w:val="21"/>
-          <w:szCs w:val="21"/>
-          <w14:ligatures w14:val="none"/>
-        </w:rPr>
-        <w:t xml:space="preserve"> </w:t>
-      </w:r>
-      <w:r>
-        <w:rPr>
-          <w:rFonts w:ascii="Consolas" w:eastAsia="Times New Roman" w:hAnsi="Consolas" w:cs="Times New Roman"/>
-          <w:color w:val="FF7B72"/>
-          <w:kern w:val="0"/>
-          <w:sz w:val="21"/>
-          <w:szCs w:val="21"/>
-          <w14:ligatures w14:val="none"/>
-        </w:rPr>
-        <w:t>AS</w:t>
-      </w:r>
-      <w:r>
-        <w:rPr>
-          <w:rFonts w:ascii="Consolas" w:eastAsia="Times New Roman" w:hAnsi="Consolas" w:cs="Times New Roman"/>
-          <w:color w:val="BBBEBF"/>
-          <w:kern w:val="0"/>
-          <w:sz w:val="21"/>
-          <w:szCs w:val="21"/>
-          <w14:ligatures w14:val="none"/>
-        </w:rPr>
-        <w:t xml:space="preserve"> education_rate,</w:t>
+        <w:t>female_life_expectancy</w:t>
+      </w:r>
+      <w:r>
+        <w:rPr>
+          <w:rFonts w:ascii="Consolas" w:eastAsia="Times New Roman" w:hAnsi="Consolas" w:cs="Times New Roman"/>
+          <w:color w:val="BBBEBF"/>
+          <w:kern w:val="0"/>
+          <w:sz w:val="21"/>
+          <w:szCs w:val="21"/>
+          <w14:ligatures w14:val="none"/>
+        </w:rPr>
+        <w:t>,</w:t>
       </w:r>
     </w:p>
     <w:p>
@@ -2573,6 +2659,50 @@
           <w14:ligatures w14:val="none"/>
         </w:rPr>
       </w:pPr>
+      <w:r>
+        <w:rPr>
+          <w:rFonts w:ascii="Consolas" w:eastAsia="Times New Roman" w:hAnsi="Consolas" w:cs="Times New Roman"/>
+          <w:color w:val="BBBEBF"/>
+          <w:kern w:val="0"/>
+          <w:sz w:val="21"/>
+          <w:szCs w:val="21"/>
+          <w14:ligatures w14:val="none"/>
+        </w:rPr>
+        <w:t xml:space="preserve">    </w:t>
+      </w:r>
+      <w:r>
+        <w:rPr>
+          <w:rFonts w:ascii="Consolas" w:eastAsia="Times New Roman" w:hAnsi="Consolas" w:cs="Times New Roman"/>
+          <w:color w:val="79C0FF"/>
+          <w:kern w:val="0"/>
+          <w:sz w:val="21"/>
+          <w:szCs w:val="21"/>
+          <w14:ligatures w14:val="none"/>
+        </w:rPr>
+        <w:t>gdp</w:t>
+      </w:r>
+      <w:r>
+        <w:rPr>
+          <w:rFonts w:ascii="Consolas" w:eastAsia="Times New Roman" w:hAnsi="Consolas" w:cs="Times New Roman"/>
+          <w:color w:val="BBBEBF"/>
+          <w:kern w:val="0"/>
+          <w:sz w:val="21"/>
+          <w:szCs w:val="21"/>
+          <w14:ligatures w14:val="none"/>
+        </w:rPr>
+        <w:t>.</w:t>
+      </w:r>
+      <w:r>
+        <w:rPr>
+          <w:rFonts w:ascii="Consolas" w:eastAsia="Times New Roman" w:hAnsi="Consolas" w:cs="Times New Roman"/>
+          <w:color w:val="79C0FF"/>
+          <w:kern w:val="0"/>
+          <w:sz w:val="21"/>
+          <w:szCs w:val="21"/>
+          <w14:ligatures w14:val="none"/>
+        </w:rPr>
+        <w:t>gdp_growth</w:t>
+      </w:r>
     </w:p>
     <w:p>
       <w:pPr>
@@ -2590,57 +2720,24 @@
       <w:r>
         <w:rPr>
           <w:rFonts w:ascii="Consolas" w:eastAsia="Times New Roman" w:hAnsi="Consolas" w:cs="Times New Roman"/>
-          <w:color w:val="BBBEBF"/>
-          <w:kern w:val="0"/>
-          <w:sz w:val="21"/>
-          <w:szCs w:val="21"/>
-          <w14:ligatures w14:val="none"/>
-        </w:rPr>
-        <w:t xml:space="preserve">    </w:t>
-      </w:r>
-      <w:r>
-        <w:rPr>
-          <w:rFonts w:ascii="Consolas" w:eastAsia="Times New Roman" w:hAnsi="Consolas" w:cs="Times New Roman"/>
-          <w:color w:val="79C0FF"/>
-          <w:kern w:val="0"/>
-          <w:sz w:val="21"/>
-          <w:szCs w:val="21"/>
-          <w14:ligatures w14:val="none"/>
-        </w:rPr>
-        <w:t>gii</w:t>
-      </w:r>
-      <w:r>
-        <w:rPr>
-          <w:rFonts w:ascii="Consolas" w:eastAsia="Times New Roman" w:hAnsi="Consolas" w:cs="Times New Roman"/>
-          <w:color w:val="BBBEBF"/>
-          <w:kern w:val="0"/>
-          <w:sz w:val="21"/>
-          <w:szCs w:val="21"/>
-          <w14:ligatures w14:val="none"/>
-        </w:rPr>
-        <w:t>.</w:t>
-      </w:r>
-      <w:r>
-        <w:rPr>
-          <w:rFonts w:ascii="Consolas" w:eastAsia="Times New Roman" w:hAnsi="Consolas" w:cs="Times New Roman"/>
-          <w:color w:val="79C0FF"/>
-          <w:kern w:val="0"/>
-          <w:sz w:val="21"/>
-          <w:szCs w:val="21"/>
-          <w14:ligatures w14:val="none"/>
-        </w:rPr>
-        <w:t>gender_inequality_index</w:t>
-      </w:r>
-      <w:r>
-        <w:rPr>
-          <w:rFonts w:ascii="Consolas" w:eastAsia="Times New Roman" w:hAnsi="Consolas" w:cs="Times New Roman"/>
-          <w:color w:val="BBBEBF"/>
-          <w:kern w:val="0"/>
-          <w:sz w:val="21"/>
-          <w:szCs w:val="21"/>
-          <w14:ligatures w14:val="none"/>
-        </w:rPr>
-        <w:t>,</w:t>
+          <w:color w:val="FF7B72"/>
+          <w:kern w:val="0"/>
+          <w:sz w:val="21"/>
+          <w:szCs w:val="21"/>
+          <w14:ligatures w14:val="none"/>
+        </w:rPr>
+        <w:t>FROM</w:t>
+      </w:r>
+      <w:r>
+        <w:rPr>
+          <w:rFonts w:ascii="Consolas" w:eastAsia="Times New Roman" w:hAnsi="Consolas" w:cs="Times New Roman"/>
+          <w:color w:val="BBBEBF"/>
+          <w:kern w:val="0"/>
+          <w:sz w:val="21"/>
+          <w:szCs w:val="21"/>
+          <w14:ligatures w14:val="none"/>
+        </w:rPr>
+        <w:t xml:space="preserve"> stg_education_primary ep</w:t>
       </w:r>
     </w:p>
     <w:p>
@@ -2659,79 +2756,24 @@
       <w:r>
         <w:rPr>
           <w:rFonts w:ascii="Consolas" w:eastAsia="Times New Roman" w:hAnsi="Consolas" w:cs="Times New Roman"/>
-          <w:color w:val="BBBEBF"/>
-          <w:kern w:val="0"/>
-          <w:sz w:val="21"/>
-          <w:szCs w:val="21"/>
-          <w14:ligatures w14:val="none"/>
-        </w:rPr>
-        <w:t xml:space="preserve">    </w:t>
-      </w:r>
-      <w:r>
-        <w:rPr>
-          <w:rFonts w:ascii="Consolas" w:eastAsia="Times New Roman" w:hAnsi="Consolas" w:cs="Times New Roman"/>
-          <w:color w:val="79C0FF"/>
-          <w:kern w:val="0"/>
-          <w:sz w:val="21"/>
-          <w:szCs w:val="21"/>
-          <w14:ligatures w14:val="none"/>
-        </w:rPr>
-        <w:t>labor</w:t>
-      </w:r>
-      <w:r>
-        <w:rPr>
-          <w:rFonts w:ascii="Consolas" w:eastAsia="Times New Roman" w:hAnsi="Consolas" w:cs="Times New Roman"/>
-          <w:color w:val="BBBEBF"/>
-          <w:kern w:val="0"/>
-          <w:sz w:val="21"/>
-          <w:szCs w:val="21"/>
-          <w14:ligatures w14:val="none"/>
-        </w:rPr>
-        <w:t>.</w:t>
-      </w:r>
-      <w:r>
-        <w:rPr>
-          <w:rFonts w:ascii="Consolas" w:eastAsia="Times New Roman" w:hAnsi="Consolas" w:cs="Times New Roman"/>
-          <w:color w:val="79C0FF"/>
-          <w:kern w:val="0"/>
-          <w:sz w:val="21"/>
-          <w:szCs w:val="21"/>
-          <w14:ligatures w14:val="none"/>
-        </w:rPr>
-        <w:t>female_labor_force_participation_rate</w:t>
-      </w:r>
-      <w:r>
-        <w:rPr>
-          <w:rFonts w:ascii="Consolas" w:eastAsia="Times New Roman" w:hAnsi="Consolas" w:cs="Times New Roman"/>
-          <w:color w:val="BBBEBF"/>
-          <w:kern w:val="0"/>
-          <w:sz w:val="21"/>
-          <w:szCs w:val="21"/>
-          <w14:ligatures w14:val="none"/>
-        </w:rPr>
-        <w:t xml:space="preserve"> </w:t>
-      </w:r>
-      <w:r>
-        <w:rPr>
-          <w:rFonts w:ascii="Consolas" w:eastAsia="Times New Roman" w:hAnsi="Consolas" w:cs="Times New Roman"/>
           <w:color w:val="FF7B72"/>
           <w:kern w:val="0"/>
           <w:sz w:val="21"/>
           <w:szCs w:val="21"/>
           <w14:ligatures w14:val="none"/>
         </w:rPr>
-        <w:t>AS</w:t>
-      </w:r>
-      <w:r>
-        <w:rPr>
-          <w:rFonts w:ascii="Consolas" w:eastAsia="Times New Roman" w:hAnsi="Consolas" w:cs="Times New Roman"/>
-          <w:color w:val="BBBEBF"/>
-          <w:kern w:val="0"/>
-          <w:sz w:val="21"/>
-          <w:szCs w:val="21"/>
-          <w14:ligatures w14:val="none"/>
-        </w:rPr>
-        <w:t xml:space="preserve"> female_labor_participation,</w:t>
+        <w:t>LEFT JOIN</w:t>
+      </w:r>
+      <w:r>
+        <w:rPr>
+          <w:rFonts w:ascii="Consolas" w:eastAsia="Times New Roman" w:hAnsi="Consolas" w:cs="Times New Roman"/>
+          <w:color w:val="BBBEBF"/>
+          <w:kern w:val="0"/>
+          <w:sz w:val="21"/>
+          <w:szCs w:val="21"/>
+          <w14:ligatures w14:val="none"/>
+        </w:rPr>
+        <w:t xml:space="preserve"> dim_country dc</w:t>
       </w:r>
     </w:p>
     <w:p>
@@ -2761,13 +2803,35 @@
       <w:r>
         <w:rPr>
           <w:rFonts w:ascii="Consolas" w:eastAsia="Times New Roman" w:hAnsi="Consolas" w:cs="Times New Roman"/>
-          <w:color w:val="79C0FF"/>
-          <w:kern w:val="0"/>
-          <w:sz w:val="21"/>
-          <w:szCs w:val="21"/>
-          <w14:ligatures w14:val="none"/>
-        </w:rPr>
-        <w:t>life</w:t>
+          <w:color w:val="FF7B72"/>
+          <w:kern w:val="0"/>
+          <w:sz w:val="21"/>
+          <w:szCs w:val="21"/>
+          <w14:ligatures w14:val="none"/>
+        </w:rPr>
+        <w:t>ON</w:t>
+      </w:r>
+      <w:r>
+        <w:rPr>
+          <w:rFonts w:ascii="Consolas" w:eastAsia="Times New Roman" w:hAnsi="Consolas" w:cs="Times New Roman"/>
+          <w:color w:val="BBBEBF"/>
+          <w:kern w:val="0"/>
+          <w:sz w:val="21"/>
+          <w:szCs w:val="21"/>
+          <w14:ligatures w14:val="none"/>
+        </w:rPr>
+        <w:t xml:space="preserve"> </w:t>
+      </w:r>
+      <w:r>
+        <w:rPr>
+          <w:rFonts w:ascii="Consolas" w:eastAsia="Times New Roman" w:hAnsi="Consolas" w:cs="Times New Roman"/>
+          <w:color w:val="79C0FF"/>
+          <w:kern w:val="0"/>
+          <w:sz w:val="21"/>
+          <w:szCs w:val="21"/>
+          <w14:ligatures w14:val="none"/>
+        </w:rPr>
+        <w:t>ep</w:t>
       </w:r>
       <w:r>
         <w:rPr>
@@ -2789,18 +2853,73 @@
           <w:szCs w:val="21"/>
           <w14:ligatures w14:val="none"/>
         </w:rPr>
-        <w:t>female_life_expectancy</w:t>
-      </w:r>
-      <w:r>
-        <w:rPr>
-          <w:rFonts w:ascii="Consolas" w:eastAsia="Times New Roman" w:hAnsi="Consolas" w:cs="Times New Roman"/>
-          <w:color w:val="BBBEBF"/>
-          <w:kern w:val="0"/>
-          <w:sz w:val="21"/>
-          <w:szCs w:val="21"/>
-          <w14:ligatures w14:val="none"/>
-        </w:rPr>
-        <w:t>,</w:t>
+        <w:t>country_code</w:t>
+      </w:r>
+      <w:r>
+        <w:rPr>
+          <w:rFonts w:ascii="Consolas" w:eastAsia="Times New Roman" w:hAnsi="Consolas" w:cs="Times New Roman"/>
+          <w:color w:val="BBBEBF"/>
+          <w:kern w:val="0"/>
+          <w:sz w:val="21"/>
+          <w:szCs w:val="21"/>
+          <w14:ligatures w14:val="none"/>
+        </w:rPr>
+        <w:t xml:space="preserve"> </w:t>
+      </w:r>
+      <w:r>
+        <w:rPr>
+          <w:rFonts w:ascii="Consolas" w:eastAsia="Times New Roman" w:hAnsi="Consolas" w:cs="Times New Roman"/>
+          <w:color w:val="D4D4D4"/>
+          <w:kern w:val="0"/>
+          <w:sz w:val="21"/>
+          <w:szCs w:val="21"/>
+          <w14:ligatures w14:val="none"/>
+        </w:rPr>
+        <w:t>=</w:t>
+      </w:r>
+      <w:r>
+        <w:rPr>
+          <w:rFonts w:ascii="Consolas" w:eastAsia="Times New Roman" w:hAnsi="Consolas" w:cs="Times New Roman"/>
+          <w:color w:val="BBBEBF"/>
+          <w:kern w:val="0"/>
+          <w:sz w:val="21"/>
+          <w:szCs w:val="21"/>
+          <w14:ligatures w14:val="none"/>
+        </w:rPr>
+        <w:t xml:space="preserve"> </w:t>
+      </w:r>
+      <w:r>
+        <w:rPr>
+          <w:rFonts w:ascii="Consolas" w:eastAsia="Times New Roman" w:hAnsi="Consolas" w:cs="Times New Roman"/>
+          <w:color w:val="79C0FF"/>
+          <w:kern w:val="0"/>
+          <w:sz w:val="21"/>
+          <w:szCs w:val="21"/>
+          <w14:ligatures w14:val="none"/>
+        </w:rPr>
+        <w:t>dc</w:t>
+      </w:r>
+      <w:r>
+        <w:rPr>
+          <w:rFonts w:ascii="Consolas" w:eastAsia="Times New Roman" w:hAnsi="Consolas" w:cs="Times New Roman"/>
+          <w:color w:val="BBBEBF"/>
+          <w:kern w:val="0"/>
+          <w:sz w:val="21"/>
+          <w:szCs w:val="21"/>
+          <w14:ligatures w14:val="none"/>
+        </w:rPr>
+        <w:t>.</w:t>
+      </w:r>
+      <w:r>
+        <w:rPr>
+          <w:rFonts w:ascii="Consolas" w:eastAsia="Times New Roman" w:hAnsi="Consolas" w:cs="Times New Roman"/>
+          <w:color w:val="79C0FF"/>
+          <w:kern w:val="0"/>
+          <w:sz w:val="21"/>
+          <w:szCs w:val="21"/>
+          <w14:ligatures w14:val="none"/>
+        </w:rPr>
+        <w:t>country_id</w:t>
       </w:r>
     </w:p>
     <w:p>
@@ -2819,46 +2938,24 @@
       <w:r>
         <w:rPr>
           <w:rFonts w:ascii="Consolas" w:eastAsia="Times New Roman" w:hAnsi="Consolas" w:cs="Times New Roman"/>
-          <w:color w:val="BBBEBF"/>
-          <w:kern w:val="0"/>
-          <w:sz w:val="21"/>
-          <w:szCs w:val="21"/>
-          <w14:ligatures w14:val="none"/>
-        </w:rPr>
-        <w:t xml:space="preserve">    </w:t>
-      </w:r>
-      <w:r>
-        <w:rPr>
-          <w:rFonts w:ascii="Consolas" w:eastAsia="Times New Roman" w:hAnsi="Consolas" w:cs="Times New Roman"/>
-          <w:color w:val="79C0FF"/>
-          <w:kern w:val="0"/>
-          <w:sz w:val="21"/>
-          <w:szCs w:val="21"/>
-          <w14:ligatures w14:val="none"/>
-        </w:rPr>
-        <w:t>gdp</w:t>
-      </w:r>
-      <w:r>
-        <w:rPr>
-          <w:rFonts w:ascii="Consolas" w:eastAsia="Times New Roman" w:hAnsi="Consolas" w:cs="Times New Roman"/>
-          <w:color w:val="BBBEBF"/>
-          <w:kern w:val="0"/>
-          <w:sz w:val="21"/>
-          <w:szCs w:val="21"/>
-          <w14:ligatures w14:val="none"/>
-        </w:rPr>
-        <w:t>.</w:t>
-      </w:r>
-      <w:r>
-        <w:rPr>
-          <w:rFonts w:ascii="Consolas" w:eastAsia="Times New Roman" w:hAnsi="Consolas" w:cs="Times New Roman"/>
-          <w:color w:val="79C0FF"/>
-          <w:kern w:val="0"/>
-          <w:sz w:val="21"/>
-          <w:szCs w:val="21"/>
-          <w14:ligatures w14:val="none"/>
-        </w:rPr>
-        <w:t>gdp_growth</w:t>
+          <w:color w:val="FF7B72"/>
+          <w:kern w:val="0"/>
+          <w:sz w:val="21"/>
+          <w:szCs w:val="21"/>
+          <w14:ligatures w14:val="none"/>
+        </w:rPr>
+        <w:t>LEFT JOIN</w:t>
+      </w:r>
+      <w:r>
+        <w:rPr>
+          <w:rFonts w:ascii="Consolas" w:eastAsia="Times New Roman" w:hAnsi="Consolas" w:cs="Times New Roman"/>
+          <w:color w:val="BBBEBF"/>
+          <w:kern w:val="0"/>
+          <w:sz w:val="21"/>
+          <w:szCs w:val="21"/>
+          <w14:ligatures w14:val="none"/>
+        </w:rPr>
+        <w:t xml:space="preserve"> dim_time dt</w:t>
       </w:r>
     </w:p>
     <w:p>
@@ -2874,6 +2971,138 @@
           <w14:ligatures w14:val="none"/>
         </w:rPr>
       </w:pPr>
+      <w:r>
+        <w:rPr>
+          <w:rFonts w:ascii="Consolas" w:eastAsia="Times New Roman" w:hAnsi="Consolas" w:cs="Times New Roman"/>
+          <w:color w:val="BBBEBF"/>
+          <w:kern w:val="0"/>
+          <w:sz w:val="21"/>
+          <w:szCs w:val="21"/>
+          <w14:ligatures w14:val="none"/>
+        </w:rPr>
+        <w:t xml:space="preserve">    </w:t>
+      </w:r>
+      <w:r>
+        <w:rPr>
+          <w:rFonts w:ascii="Consolas" w:eastAsia="Times New Roman" w:hAnsi="Consolas" w:cs="Times New Roman"/>
+          <w:color w:val="FF7B72"/>
+          <w:kern w:val="0"/>
+          <w:sz w:val="21"/>
+          <w:szCs w:val="21"/>
+          <w14:ligatures w14:val="none"/>
+        </w:rPr>
+        <w:t>ON</w:t>
+      </w:r>
+      <w:r>
+        <w:rPr>
+          <w:rFonts w:ascii="Consolas" w:eastAsia="Times New Roman" w:hAnsi="Consolas" w:cs="Times New Roman"/>
+          <w:color w:val="BBBEBF"/>
+          <w:kern w:val="0"/>
+          <w:sz w:val="21"/>
+          <w:szCs w:val="21"/>
+          <w14:ligatures w14:val="none"/>
+        </w:rPr>
+        <w:t xml:space="preserve"> </w:t>
+      </w:r>
+      <w:r>
+        <w:rPr>
+          <w:rFonts w:ascii="Consolas" w:eastAsia="Times New Roman" w:hAnsi="Consolas" w:cs="Times New Roman"/>
+          <w:color w:val="79C0FF"/>
+          <w:kern w:val="0"/>
+          <w:sz w:val="21"/>
+          <w:szCs w:val="21"/>
+          <w14:ligatures w14:val="none"/>
+        </w:rPr>
+        <w:t>ep</w:t>
+      </w:r>
+      <w:r>
+        <w:rPr>
+          <w:rFonts w:ascii="Consolas" w:eastAsia="Times New Roman" w:hAnsi="Consolas" w:cs="Times New Roman"/>
+          <w:color w:val="BBBEBF"/>
+          <w:kern w:val="0"/>
+          <w:sz w:val="21"/>
+          <w:szCs w:val="21"/>
+          <w14:ligatures w14:val="none"/>
+        </w:rPr>
+        <w:t>.</w:t>
+      </w:r>
+      <w:r>
+        <w:rPr>
+          <w:rFonts w:ascii="Consolas" w:eastAsia="Times New Roman" w:hAnsi="Consolas" w:cs="Times New Roman"/>
+          <w:color w:val="79C0FF"/>
+          <w:kern w:val="0"/>
+          <w:sz w:val="21"/>
+          <w:szCs w:val="21"/>
+          <w14:ligatures w14:val="none"/>
+        </w:rPr>
+        <w:t>year</w:t>
+      </w:r>
+      <w:r>
+        <w:rPr>
+          <w:rFonts w:ascii="Consolas" w:eastAsia="Times New Roman" w:hAnsi="Consolas" w:cs="Times New Roman"/>
+          <w:color w:val="BBBEBF"/>
+          <w:kern w:val="0"/>
+          <w:sz w:val="21"/>
+          <w:szCs w:val="21"/>
+          <w14:ligatures w14:val="none"/>
+        </w:rPr>
+        <w:t xml:space="preserve"> </w:t>
+      </w:r>
+      <w:r>
+        <w:rPr>
+          <w:rFonts w:ascii="Consolas" w:eastAsia="Times New Roman" w:hAnsi="Consolas" w:cs="Times New Roman"/>
+          <w:color w:val="D4D4D4"/>
+          <w:kern w:val="0"/>
+          <w:sz w:val="21"/>
+          <w:szCs w:val="21"/>
+          <w14:ligatures w14:val="none"/>
+        </w:rPr>
+        <w:t>=</w:t>
+      </w:r>
+      <w:r>
+        <w:rPr>
+          <w:rFonts w:ascii="Consolas" w:eastAsia="Times New Roman" w:hAnsi="Consolas" w:cs="Times New Roman"/>
+          <w:color w:val="BBBEBF"/>
+          <w:kern w:val="0"/>
+          <w:sz w:val="21"/>
+          <w:szCs w:val="21"/>
+          <w14:ligatures w14:val="none"/>
+        </w:rPr>
+        <w:t xml:space="preserve"> </w:t>
+      </w:r>
+      <w:r>
+        <w:rPr>
+          <w:rFonts w:ascii="Consolas" w:eastAsia="Times New Roman" w:hAnsi="Consolas" w:cs="Times New Roman"/>
+          <w:color w:val="79C0FF"/>
+          <w:kern w:val="0"/>
+          <w:sz w:val="21"/>
+          <w:szCs w:val="21"/>
+          <w14:ligatures w14:val="none"/>
+        </w:rPr>
+        <w:t>dt</w:t>
+      </w:r>
+      <w:r>
+        <w:rPr>
+          <w:rFonts w:ascii="Consolas" w:eastAsia="Times New Roman" w:hAnsi="Consolas" w:cs="Times New Roman"/>
+          <w:color w:val="BBBEBF"/>
+          <w:kern w:val="0"/>
+          <w:sz w:val="21"/>
+          <w:szCs w:val="21"/>
+          <w14:ligatures w14:val="none"/>
+        </w:rPr>
+        <w:t>.</w:t>
+      </w:r>
+      <w:r>
+        <w:rPr>
+          <w:rFonts w:ascii="Consolas" w:eastAsia="Times New Roman" w:hAnsi="Consolas" w:cs="Times New Roman"/>
+          <w:color w:val="79C0FF"/>
+          <w:kern w:val="0"/>
+          <w:sz w:val="21"/>
+          <w:szCs w:val="21"/>
+          <w14:ligatures w14:val="none"/>
+        </w:rPr>
+        <w:t>year_id</w:t>
+      </w:r>
     </w:p>
     <w:p>
       <w:pPr>
@@ -2897,18 +3126,18 @@
           <w:szCs w:val="21"/>
           <w14:ligatures w14:val="none"/>
         </w:rPr>
-        <w:t>FROM</w:t>
-      </w:r>
-      <w:r>
-        <w:rPr>
-          <w:rFonts w:ascii="Consolas" w:eastAsia="Times New Roman" w:hAnsi="Consolas" w:cs="Times New Roman"/>
-          <w:color w:val="BBBEBF"/>
-          <w:kern w:val="0"/>
-          <w:sz w:val="21"/>
-          <w:szCs w:val="21"/>
-          <w14:ligatures w14:val="none"/>
-        </w:rPr>
-        <w:t xml:space="preserve"> stg_education_primary ep</w:t>
+        <w:t>LEFT JOIN</w:t>
+      </w:r>
+      <w:r>
+        <w:rPr>
+          <w:rFonts w:ascii="Consolas" w:eastAsia="Times New Roman" w:hAnsi="Consolas" w:cs="Times New Roman"/>
+          <w:color w:val="BBBEBF"/>
+          <w:kern w:val="0"/>
+          <w:sz w:val="21"/>
+          <w:szCs w:val="21"/>
+          <w14:ligatures w14:val="none"/>
+        </w:rPr>
+        <w:t xml:space="preserve"> dim_legal dl</w:t>
       </w:r>
     </w:p>
     <w:p>
@@ -2924,6 +3153,138 @@
           <w14:ligatures w14:val="none"/>
         </w:rPr>
       </w:pPr>
+      <w:r>
+        <w:rPr>
+          <w:rFonts w:ascii="Consolas" w:eastAsia="Times New Roman" w:hAnsi="Consolas" w:cs="Times New Roman"/>
+          <w:color w:val="BBBEBF"/>
+          <w:kern w:val="0"/>
+          <w:sz w:val="21"/>
+          <w:szCs w:val="21"/>
+          <w14:ligatures w14:val="none"/>
+        </w:rPr>
+        <w:t xml:space="preserve">    </w:t>
+      </w:r>
+      <w:r>
+        <w:rPr>
+          <w:rFonts w:ascii="Consolas" w:eastAsia="Times New Roman" w:hAnsi="Consolas" w:cs="Times New Roman"/>
+          <w:color w:val="FF7B72"/>
+          <w:kern w:val="0"/>
+          <w:sz w:val="21"/>
+          <w:szCs w:val="21"/>
+          <w14:ligatures w14:val="none"/>
+        </w:rPr>
+        <w:t>ON</w:t>
+      </w:r>
+      <w:r>
+        <w:rPr>
+          <w:rFonts w:ascii="Consolas" w:eastAsia="Times New Roman" w:hAnsi="Consolas" w:cs="Times New Roman"/>
+          <w:color w:val="BBBEBF"/>
+          <w:kern w:val="0"/>
+          <w:sz w:val="21"/>
+          <w:szCs w:val="21"/>
+          <w14:ligatures w14:val="none"/>
+        </w:rPr>
+        <w:t xml:space="preserve"> </w:t>
+      </w:r>
+      <w:r>
+        <w:rPr>
+          <w:rFonts w:ascii="Consolas" w:eastAsia="Times New Roman" w:hAnsi="Consolas" w:cs="Times New Roman"/>
+          <w:color w:val="79C0FF"/>
+          <w:kern w:val="0"/>
+          <w:sz w:val="21"/>
+          <w:szCs w:val="21"/>
+          <w14:ligatures w14:val="none"/>
+        </w:rPr>
+        <w:t>ep</w:t>
+      </w:r>
+      <w:r>
+        <w:rPr>
+          <w:rFonts w:ascii="Consolas" w:eastAsia="Times New Roman" w:hAnsi="Consolas" w:cs="Times New Roman"/>
+          <w:color w:val="BBBEBF"/>
+          <w:kern w:val="0"/>
+          <w:sz w:val="21"/>
+          <w:szCs w:val="21"/>
+          <w14:ligatures w14:val="none"/>
+        </w:rPr>
+        <w:t>.</w:t>
+      </w:r>
+      <w:r>
+        <w:rPr>
+          <w:rFonts w:ascii="Consolas" w:eastAsia="Times New Roman" w:hAnsi="Consolas" w:cs="Times New Roman"/>
+          <w:color w:val="79C0FF"/>
+          <w:kern w:val="0"/>
+          <w:sz w:val="21"/>
+          <w:szCs w:val="21"/>
+          <w14:ligatures w14:val="none"/>
+        </w:rPr>
+        <w:t>country_code</w:t>
+      </w:r>
+      <w:r>
+        <w:rPr>
+          <w:rFonts w:ascii="Consolas" w:eastAsia="Times New Roman" w:hAnsi="Consolas" w:cs="Times New Roman"/>
+          <w:color w:val="BBBEBF"/>
+          <w:kern w:val="0"/>
+          <w:sz w:val="21"/>
+          <w:szCs w:val="21"/>
+          <w14:ligatures w14:val="none"/>
+        </w:rPr>
+        <w:t xml:space="preserve"> </w:t>
+      </w:r>
+      <w:r>
+        <w:rPr>
+          <w:rFonts w:ascii="Consolas" w:eastAsia="Times New Roman" w:hAnsi="Consolas" w:cs="Times New Roman"/>
+          <w:color w:val="D4D4D4"/>
+          <w:kern w:val="0"/>
+          <w:sz w:val="21"/>
+          <w:szCs w:val="21"/>
+          <w14:ligatures w14:val="none"/>
+        </w:rPr>
+        <w:t>=</w:t>
+      </w:r>
+      <w:r>
+        <w:rPr>
+          <w:rFonts w:ascii="Consolas" w:eastAsia="Times New Roman" w:hAnsi="Consolas" w:cs="Times New Roman"/>
+          <w:color w:val="BBBEBF"/>
+          <w:kern w:val="0"/>
+          <w:sz w:val="21"/>
+          <w:szCs w:val="21"/>
+          <w14:ligatures w14:val="none"/>
+        </w:rPr>
+        <w:t xml:space="preserve"> </w:t>
+      </w:r>
+      <w:r>
+        <w:rPr>
+          <w:rFonts w:ascii="Consolas" w:eastAsia="Times New Roman" w:hAnsi="Consolas" w:cs="Times New Roman"/>
+          <w:color w:val="79C0FF"/>
+          <w:kern w:val="0"/>
+          <w:sz w:val="21"/>
+          <w:szCs w:val="21"/>
+          <w14:ligatures w14:val="none"/>
+        </w:rPr>
+        <w:t>dl</w:t>
+      </w:r>
+      <w:r>
+        <w:rPr>
+          <w:rFonts w:ascii="Consolas" w:eastAsia="Times New Roman" w:hAnsi="Consolas" w:cs="Times New Roman"/>
+          <w:color w:val="BBBEBF"/>
+          <w:kern w:val="0"/>
+          <w:sz w:val="21"/>
+          <w:szCs w:val="21"/>
+          <w14:ligatures w14:val="none"/>
+        </w:rPr>
+        <w:t>.</w:t>
+      </w:r>
+      <w:r>
+        <w:rPr>
+          <w:rFonts w:ascii="Consolas" w:eastAsia="Times New Roman" w:hAnsi="Consolas" w:cs="Times New Roman"/>
+          <w:color w:val="79C0FF"/>
+          <w:kern w:val="0"/>
+          <w:sz w:val="21"/>
+          <w:szCs w:val="21"/>
+          <w14:ligatures w14:val="none"/>
+        </w:rPr>
+        <w:t>country_id</w:t>
+      </w:r>
     </w:p>
     <w:p>
       <w:pPr>
@@ -2941,24 +3302,134 @@
       <w:r>
         <w:rPr>
           <w:rFonts w:ascii="Consolas" w:eastAsia="Times New Roman" w:hAnsi="Consolas" w:cs="Times New Roman"/>
+          <w:color w:val="BBBEBF"/>
+          <w:kern w:val="0"/>
+          <w:sz w:val="21"/>
+          <w:szCs w:val="21"/>
+          <w14:ligatures w14:val="none"/>
+        </w:rPr>
+        <w:t>   </w:t>
+      </w:r>
+      <w:r>
+        <w:rPr>
+          <w:rFonts w:ascii="Consolas" w:eastAsia="Times New Roman" w:hAnsi="Consolas" w:cs="Times New Roman"/>
           <w:color w:val="FF7B72"/>
           <w:kern w:val="0"/>
           <w:sz w:val="21"/>
           <w:szCs w:val="21"/>
           <w14:ligatures w14:val="none"/>
         </w:rPr>
-        <w:t>LEFT JOIN</w:t>
-      </w:r>
-      <w:r>
-        <w:rPr>
-          <w:rFonts w:ascii="Consolas" w:eastAsia="Times New Roman" w:hAnsi="Consolas" w:cs="Times New Roman"/>
-          <w:color w:val="BBBEBF"/>
-          <w:kern w:val="0"/>
-          <w:sz w:val="21"/>
-          <w:szCs w:val="21"/>
-          <w14:ligatures w14:val="none"/>
-        </w:rPr>
-        <w:t xml:space="preserve"> dim_country dc</w:t>
+        <w:t>AND</w:t>
+      </w:r>
+      <w:r>
+        <w:rPr>
+          <w:rFonts w:ascii="Consolas" w:eastAsia="Times New Roman" w:hAnsi="Consolas" w:cs="Times New Roman"/>
+          <w:color w:val="BBBEBF"/>
+          <w:kern w:val="0"/>
+          <w:sz w:val="21"/>
+          <w:szCs w:val="21"/>
+          <w14:ligatures w14:val="none"/>
+        </w:rPr>
+        <w:t xml:space="preserve"> </w:t>
+      </w:r>
+      <w:r>
+        <w:rPr>
+          <w:rFonts w:ascii="Consolas" w:eastAsia="Times New Roman" w:hAnsi="Consolas" w:cs="Times New Roman"/>
+          <w:color w:val="79C0FF"/>
+          <w:kern w:val="0"/>
+          <w:sz w:val="21"/>
+          <w:szCs w:val="21"/>
+          <w14:ligatures w14:val="none"/>
+        </w:rPr>
+        <w:t>ep</w:t>
+      </w:r>
+      <w:r>
+        <w:rPr>
+          <w:rFonts w:ascii="Consolas" w:eastAsia="Times New Roman" w:hAnsi="Consolas" w:cs="Times New Roman"/>
+          <w:color w:val="BBBEBF"/>
+          <w:kern w:val="0"/>
+          <w:sz w:val="21"/>
+          <w:szCs w:val="21"/>
+          <w14:ligatures w14:val="none"/>
+        </w:rPr>
+        <w:t>.</w:t>
+      </w:r>
+      <w:r>
+        <w:rPr>
+          <w:rFonts w:ascii="Consolas" w:eastAsia="Times New Roman" w:hAnsi="Consolas" w:cs="Times New Roman"/>
+          <w:color w:val="79C0FF"/>
+          <w:kern w:val="0"/>
+          <w:sz w:val="21"/>
+          <w:szCs w:val="21"/>
+          <w14:ligatures w14:val="none"/>
+        </w:rPr>
+        <w:t>year</w:t>
+      </w:r>
+      <w:r>
+        <w:rPr>
+          <w:rFonts w:ascii="Consolas" w:eastAsia="Times New Roman" w:hAnsi="Consolas" w:cs="Times New Roman"/>
+          <w:color w:val="BBBEBF"/>
+          <w:kern w:val="0"/>
+          <w:sz w:val="21"/>
+          <w:szCs w:val="21"/>
+          <w14:ligatures w14:val="none"/>
+        </w:rPr>
+        <w:t xml:space="preserve"> </w:t>
+      </w:r>
+      <w:r>
+        <w:rPr>
+          <w:rFonts w:ascii="Consolas" w:eastAsia="Times New Roman" w:hAnsi="Consolas" w:cs="Times New Roman"/>
+          <w:color w:val="D4D4D4"/>
+          <w:kern w:val="0"/>
+          <w:sz w:val="21"/>
+          <w:szCs w:val="21"/>
+          <w14:ligatures w14:val="none"/>
+        </w:rPr>
+        <w:t>=</w:t>
+      </w:r>
+      <w:r>
+        <w:rPr>
+          <w:rFonts w:ascii="Consolas" w:eastAsia="Times New Roman" w:hAnsi="Consolas" w:cs="Times New Roman"/>
+          <w:color w:val="BBBEBF"/>
+          <w:kern w:val="0"/>
+          <w:sz w:val="21"/>
+          <w:szCs w:val="21"/>
+          <w14:ligatures w14:val="none"/>
+        </w:rPr>
+        <w:t xml:space="preserve"> </w:t>
+      </w:r>
+      <w:r>
+        <w:rPr>
+          <w:rFonts w:ascii="Consolas" w:eastAsia="Times New Roman" w:hAnsi="Consolas" w:cs="Times New Roman"/>
+          <w:color w:val="79C0FF"/>
+          <w:kern w:val="0"/>
+          <w:sz w:val="21"/>
+          <w:szCs w:val="21"/>
+          <w14:ligatures w14:val="none"/>
+        </w:rPr>
+        <w:t>dl</w:t>
+      </w:r>
+      <w:r>
+        <w:rPr>
+          <w:rFonts w:ascii="Consolas" w:eastAsia="Times New Roman" w:hAnsi="Consolas" w:cs="Times New Roman"/>
+          <w:color w:val="BBBEBF"/>
+          <w:kern w:val="0"/>
+          <w:sz w:val="21"/>
+          <w:szCs w:val="21"/>
+          <w14:ligatures w14:val="none"/>
+        </w:rPr>
+        <w:t>.</w:t>
+      </w:r>
+      <w:r>
+        <w:rPr>
+          <w:rFonts w:ascii="Consolas" w:eastAsia="Times New Roman" w:hAnsi="Consolas" w:cs="Times New Roman"/>
+          <w:color w:val="79C0FF"/>
+          <w:kern w:val="0"/>
+          <w:sz w:val="21"/>
+          <w:szCs w:val="21"/>
+          <w14:ligatures w14:val="none"/>
+        </w:rPr>
+        <w:t>year</w:t>
       </w:r>
     </w:p>
     <w:p>
@@ -2977,134 +3448,24 @@
       <w:r>
         <w:rPr>
           <w:rFonts w:ascii="Consolas" w:eastAsia="Times New Roman" w:hAnsi="Consolas" w:cs="Times New Roman"/>
-          <w:color w:val="BBBEBF"/>
-          <w:kern w:val="0"/>
-          <w:sz w:val="21"/>
-          <w:szCs w:val="21"/>
-          <w14:ligatures w14:val="none"/>
-        </w:rPr>
-        <w:t xml:space="preserve">    </w:t>
-      </w:r>
-      <w:r>
-        <w:rPr>
-          <w:rFonts w:ascii="Consolas" w:eastAsia="Times New Roman" w:hAnsi="Consolas" w:cs="Times New Roman"/>
           <w:color w:val="FF7B72"/>
           <w:kern w:val="0"/>
           <w:sz w:val="21"/>
           <w:szCs w:val="21"/>
           <w14:ligatures w14:val="none"/>
         </w:rPr>
-        <w:t>ON</w:t>
-      </w:r>
-      <w:r>
-        <w:rPr>
-          <w:rFonts w:ascii="Consolas" w:eastAsia="Times New Roman" w:hAnsi="Consolas" w:cs="Times New Roman"/>
-          <w:color w:val="BBBEBF"/>
-          <w:kern w:val="0"/>
-          <w:sz w:val="21"/>
-          <w:szCs w:val="21"/>
-          <w14:ligatures w14:val="none"/>
-        </w:rPr>
-        <w:t xml:space="preserve"> </w:t>
-      </w:r>
-      <w:r>
-        <w:rPr>
-          <w:rFonts w:ascii="Consolas" w:eastAsia="Times New Roman" w:hAnsi="Consolas" w:cs="Times New Roman"/>
-          <w:color w:val="79C0FF"/>
-          <w:kern w:val="0"/>
-          <w:sz w:val="21"/>
-          <w:szCs w:val="21"/>
-          <w14:ligatures w14:val="none"/>
-        </w:rPr>
-        <w:t>ep</w:t>
-      </w:r>
-      <w:r>
-        <w:rPr>
-          <w:rFonts w:ascii="Consolas" w:eastAsia="Times New Roman" w:hAnsi="Consolas" w:cs="Times New Roman"/>
-          <w:color w:val="BBBEBF"/>
-          <w:kern w:val="0"/>
-          <w:sz w:val="21"/>
-          <w:szCs w:val="21"/>
-          <w14:ligatures w14:val="none"/>
-        </w:rPr>
-        <w:t>.</w:t>
-      </w:r>
-      <w:r>
-        <w:rPr>
-          <w:rFonts w:ascii="Consolas" w:eastAsia="Times New Roman" w:hAnsi="Consolas" w:cs="Times New Roman"/>
-          <w:color w:val="79C0FF"/>
-          <w:kern w:val="0"/>
-          <w:sz w:val="21"/>
-          <w:szCs w:val="21"/>
-          <w14:ligatures w14:val="none"/>
-        </w:rPr>
-        <w:t>country_code</w:t>
-      </w:r>
-      <w:r>
-        <w:rPr>
-          <w:rFonts w:ascii="Consolas" w:eastAsia="Times New Roman" w:hAnsi="Consolas" w:cs="Times New Roman"/>
-          <w:color w:val="BBBEBF"/>
-          <w:kern w:val="0"/>
-          <w:sz w:val="21"/>
-          <w:szCs w:val="21"/>
-          <w14:ligatures w14:val="none"/>
-        </w:rPr>
-        <w:t xml:space="preserve"> </w:t>
-      </w:r>
-      <w:r>
-        <w:rPr>
-          <w:rFonts w:ascii="Consolas" w:eastAsia="Times New Roman" w:hAnsi="Consolas" w:cs="Times New Roman"/>
-          <w:color w:val="D4D4D4"/>
-          <w:kern w:val="0"/>
-          <w:sz w:val="21"/>
-          <w:szCs w:val="21"/>
-          <w14:ligatures w14:val="none"/>
-        </w:rPr>
-        <w:t>=</w:t>
-      </w:r>
-      <w:r>
-        <w:rPr>
-          <w:rFonts w:ascii="Consolas" w:eastAsia="Times New Roman" w:hAnsi="Consolas" w:cs="Times New Roman"/>
-          <w:color w:val="BBBEBF"/>
-          <w:kern w:val="0"/>
-          <w:sz w:val="21"/>
-          <w:szCs w:val="21"/>
-          <w14:ligatures w14:val="none"/>
-        </w:rPr>
-        <w:t xml:space="preserve"> </w:t>
-      </w:r>
-      <w:r>
-        <w:rPr>
-          <w:rFonts w:ascii="Consolas" w:eastAsia="Times New Roman" w:hAnsi="Consolas" w:cs="Times New Roman"/>
-          <w:color w:val="79C0FF"/>
-          <w:kern w:val="0"/>
-          <w:sz w:val="21"/>
-          <w:szCs w:val="21"/>
-          <w14:ligatures w14:val="none"/>
-        </w:rPr>
-        <w:t>dc</w:t>
-      </w:r>
-      <w:r>
-        <w:rPr>
-          <w:rFonts w:ascii="Consolas" w:eastAsia="Times New Roman" w:hAnsi="Consolas" w:cs="Times New Roman"/>
-          <w:color w:val="BBBEBF"/>
-          <w:kern w:val="0"/>
-          <w:sz w:val="21"/>
-          <w:szCs w:val="21"/>
-          <w14:ligatures w14:val="none"/>
-        </w:rPr>
-        <w:t>.</w:t>
-      </w:r>
-      <w:r>
-        <w:rPr>
-          <w:rFonts w:ascii="Consolas" w:eastAsia="Times New Roman" w:hAnsi="Consolas" w:cs="Times New Roman"/>
-          <w:color w:val="79C0FF"/>
-          <w:kern w:val="0"/>
-          <w:sz w:val="21"/>
-          <w:szCs w:val="21"/>
-          <w14:ligatures w14:val="none"/>
-        </w:rPr>
-        <w:t>country_id</w:t>
+        <w:t>LEFT JOIN</w:t>
+      </w:r>
+      <w:r>
+        <w:rPr>
+          <w:rFonts w:ascii="Consolas" w:eastAsia="Times New Roman" w:hAnsi="Consolas" w:cs="Times New Roman"/>
+          <w:color w:val="BBBEBF"/>
+          <w:kern w:val="0"/>
+          <w:sz w:val="21"/>
+          <w:szCs w:val="21"/>
+          <w14:ligatures w14:val="none"/>
+        </w:rPr>
+        <w:t xml:space="preserve"> stg_gender_inequality gii</w:t>
       </w:r>
     </w:p>
     <w:p>
@@ -3120,6 +3481,138 @@
           <w14:ligatures w14:val="none"/>
         </w:rPr>
       </w:pPr>
+      <w:r>
+        <w:rPr>
+          <w:rFonts w:ascii="Consolas" w:eastAsia="Times New Roman" w:hAnsi="Consolas" w:cs="Times New Roman"/>
+          <w:color w:val="BBBEBF"/>
+          <w:kern w:val="0"/>
+          <w:sz w:val="21"/>
+          <w:szCs w:val="21"/>
+          <w14:ligatures w14:val="none"/>
+        </w:rPr>
+        <w:t xml:space="preserve">    </w:t>
+      </w:r>
+      <w:r>
+        <w:rPr>
+          <w:rFonts w:ascii="Consolas" w:eastAsia="Times New Roman" w:hAnsi="Consolas" w:cs="Times New Roman"/>
+          <w:color w:val="FF7B72"/>
+          <w:kern w:val="0"/>
+          <w:sz w:val="21"/>
+          <w:szCs w:val="21"/>
+          <w14:ligatures w14:val="none"/>
+        </w:rPr>
+        <w:t>ON</w:t>
+      </w:r>
+      <w:r>
+        <w:rPr>
+          <w:rFonts w:ascii="Consolas" w:eastAsia="Times New Roman" w:hAnsi="Consolas" w:cs="Times New Roman"/>
+          <w:color w:val="BBBEBF"/>
+          <w:kern w:val="0"/>
+          <w:sz w:val="21"/>
+          <w:szCs w:val="21"/>
+          <w14:ligatures w14:val="none"/>
+        </w:rPr>
+        <w:t xml:space="preserve"> </w:t>
+      </w:r>
+      <w:r>
+        <w:rPr>
+          <w:rFonts w:ascii="Consolas" w:eastAsia="Times New Roman" w:hAnsi="Consolas" w:cs="Times New Roman"/>
+          <w:color w:val="79C0FF"/>
+          <w:kern w:val="0"/>
+          <w:sz w:val="21"/>
+          <w:szCs w:val="21"/>
+          <w14:ligatures w14:val="none"/>
+        </w:rPr>
+        <w:t>ep</w:t>
+      </w:r>
+      <w:r>
+        <w:rPr>
+          <w:rFonts w:ascii="Consolas" w:eastAsia="Times New Roman" w:hAnsi="Consolas" w:cs="Times New Roman"/>
+          <w:color w:val="BBBEBF"/>
+          <w:kern w:val="0"/>
+          <w:sz w:val="21"/>
+          <w:szCs w:val="21"/>
+          <w14:ligatures w14:val="none"/>
+        </w:rPr>
+        <w:t>.</w:t>
+      </w:r>
+      <w:r>
+        <w:rPr>
+          <w:rFonts w:ascii="Consolas" w:eastAsia="Times New Roman" w:hAnsi="Consolas" w:cs="Times New Roman"/>
+          <w:color w:val="79C0FF"/>
+          <w:kern w:val="0"/>
+          <w:sz w:val="21"/>
+          <w:szCs w:val="21"/>
+          <w14:ligatures w14:val="none"/>
+        </w:rPr>
+        <w:t>country_code</w:t>
+      </w:r>
+      <w:r>
+        <w:rPr>
+          <w:rFonts w:ascii="Consolas" w:eastAsia="Times New Roman" w:hAnsi="Consolas" w:cs="Times New Roman"/>
+          <w:color w:val="BBBEBF"/>
+          <w:kern w:val="0"/>
+          <w:sz w:val="21"/>
+          <w:szCs w:val="21"/>
+          <w14:ligatures w14:val="none"/>
+        </w:rPr>
+        <w:t xml:space="preserve"> </w:t>
+      </w:r>
+      <w:r>
+        <w:rPr>
+          <w:rFonts w:ascii="Consolas" w:eastAsia="Times New Roman" w:hAnsi="Consolas" w:cs="Times New Roman"/>
+          <w:color w:val="D4D4D4"/>
+          <w:kern w:val="0"/>
+          <w:sz w:val="21"/>
+          <w:szCs w:val="21"/>
+          <w14:ligatures w14:val="none"/>
+        </w:rPr>
+        <w:t>=</w:t>
+      </w:r>
+      <w:r>
+        <w:rPr>
+          <w:rFonts w:ascii="Consolas" w:eastAsia="Times New Roman" w:hAnsi="Consolas" w:cs="Times New Roman"/>
+          <w:color w:val="BBBEBF"/>
+          <w:kern w:val="0"/>
+          <w:sz w:val="21"/>
+          <w:szCs w:val="21"/>
+          <w14:ligatures w14:val="none"/>
+        </w:rPr>
+        <w:t xml:space="preserve"> </w:t>
+      </w:r>
+      <w:r>
+        <w:rPr>
+          <w:rFonts w:ascii="Consolas" w:eastAsia="Times New Roman" w:hAnsi="Consolas" w:cs="Times New Roman"/>
+          <w:color w:val="79C0FF"/>
+          <w:kern w:val="0"/>
+          <w:sz w:val="21"/>
+          <w:szCs w:val="21"/>
+          <w14:ligatures w14:val="none"/>
+        </w:rPr>
+        <w:t>gii</w:t>
+      </w:r>
+      <w:r>
+        <w:rPr>
+          <w:rFonts w:ascii="Consolas" w:eastAsia="Times New Roman" w:hAnsi="Consolas" w:cs="Times New Roman"/>
+          <w:color w:val="BBBEBF"/>
+          <w:kern w:val="0"/>
+          <w:sz w:val="21"/>
+          <w:szCs w:val="21"/>
+          <w14:ligatures w14:val="none"/>
+        </w:rPr>
+        <w:t>.</w:t>
+      </w:r>
+      <w:r>
+        <w:rPr>
+          <w:rFonts w:ascii="Consolas" w:eastAsia="Times New Roman" w:hAnsi="Consolas" w:cs="Times New Roman"/>
+          <w:color w:val="79C0FF"/>
+          <w:kern w:val="0"/>
+          <w:sz w:val="21"/>
+          <w:szCs w:val="21"/>
+          <w14:ligatures w14:val="none"/>
+        </w:rPr>
+        <w:t>country_code</w:t>
+      </w:r>
     </w:p>
     <w:p>
       <w:pPr>
@@ -3137,24 +3630,134 @@
       <w:r>
         <w:rPr>
           <w:rFonts w:ascii="Consolas" w:eastAsia="Times New Roman" w:hAnsi="Consolas" w:cs="Times New Roman"/>
+          <w:color w:val="BBBEBF"/>
+          <w:kern w:val="0"/>
+          <w:sz w:val="21"/>
+          <w:szCs w:val="21"/>
+          <w14:ligatures w14:val="none"/>
+        </w:rPr>
+        <w:t>   </w:t>
+      </w:r>
+      <w:r>
+        <w:rPr>
+          <w:rFonts w:ascii="Consolas" w:eastAsia="Times New Roman" w:hAnsi="Consolas" w:cs="Times New Roman"/>
           <w:color w:val="FF7B72"/>
           <w:kern w:val="0"/>
           <w:sz w:val="21"/>
           <w:szCs w:val="21"/>
           <w14:ligatures w14:val="none"/>
         </w:rPr>
-        <w:t>LEFT JOIN</w:t>
-      </w:r>
-      <w:r>
-        <w:rPr>
-          <w:rFonts w:ascii="Consolas" w:eastAsia="Times New Roman" w:hAnsi="Consolas" w:cs="Times New Roman"/>
-          <w:color w:val="BBBEBF"/>
-          <w:kern w:val="0"/>
-          <w:sz w:val="21"/>
-          <w:szCs w:val="21"/>
-          <w14:ligatures w14:val="none"/>
-        </w:rPr>
-        <w:t xml:space="preserve"> dim_time dt</w:t>
+        <w:t>AND</w:t>
+      </w:r>
+      <w:r>
+        <w:rPr>
+          <w:rFonts w:ascii="Consolas" w:eastAsia="Times New Roman" w:hAnsi="Consolas" w:cs="Times New Roman"/>
+          <w:color w:val="BBBEBF"/>
+          <w:kern w:val="0"/>
+          <w:sz w:val="21"/>
+          <w:szCs w:val="21"/>
+          <w14:ligatures w14:val="none"/>
+        </w:rPr>
+        <w:t xml:space="preserve"> </w:t>
+      </w:r>
+      <w:r>
+        <w:rPr>
+          <w:rFonts w:ascii="Consolas" w:eastAsia="Times New Roman" w:hAnsi="Consolas" w:cs="Times New Roman"/>
+          <w:color w:val="79C0FF"/>
+          <w:kern w:val="0"/>
+          <w:sz w:val="21"/>
+          <w:szCs w:val="21"/>
+          <w14:ligatures w14:val="none"/>
+        </w:rPr>
+        <w:t>ep</w:t>
+      </w:r>
+      <w:r>
+        <w:rPr>
+          <w:rFonts w:ascii="Consolas" w:eastAsia="Times New Roman" w:hAnsi="Consolas" w:cs="Times New Roman"/>
+          <w:color w:val="BBBEBF"/>
+          <w:kern w:val="0"/>
+          <w:sz w:val="21"/>
+          <w:szCs w:val="21"/>
+          <w14:ligatures w14:val="none"/>
+        </w:rPr>
+        <w:t>.</w:t>
+      </w:r>
+      <w:r>
+        <w:rPr>
+          <w:rFonts w:ascii="Consolas" w:eastAsia="Times New Roman" w:hAnsi="Consolas" w:cs="Times New Roman"/>
+          <w:color w:val="79C0FF"/>
+          <w:kern w:val="0"/>
+          <w:sz w:val="21"/>
+          <w:szCs w:val="21"/>
+          <w14:ligatures w14:val="none"/>
+        </w:rPr>
+        <w:t>year</w:t>
+      </w:r>
+      <w:r>
+        <w:rPr>
+          <w:rFonts w:ascii="Consolas" w:eastAsia="Times New Roman" w:hAnsi="Consolas" w:cs="Times New Roman"/>
+          <w:color w:val="BBBEBF"/>
+          <w:kern w:val="0"/>
+          <w:sz w:val="21"/>
+          <w:szCs w:val="21"/>
+          <w14:ligatures w14:val="none"/>
+        </w:rPr>
+        <w:t xml:space="preserve"> </w:t>
+      </w:r>
+      <w:r>
+        <w:rPr>
+          <w:rFonts w:ascii="Consolas" w:eastAsia="Times New Roman" w:hAnsi="Consolas" w:cs="Times New Roman"/>
+          <w:color w:val="D4D4D4"/>
+          <w:kern w:val="0"/>
+          <w:sz w:val="21"/>
+          <w:szCs w:val="21"/>
+          <w14:ligatures w14:val="none"/>
+        </w:rPr>
+        <w:t>=</w:t>
+      </w:r>
+      <w:r>
+        <w:rPr>
+          <w:rFonts w:ascii="Consolas" w:eastAsia="Times New Roman" w:hAnsi="Consolas" w:cs="Times New Roman"/>
+          <w:color w:val="BBBEBF"/>
+          <w:kern w:val="0"/>
+          <w:sz w:val="21"/>
+          <w:szCs w:val="21"/>
+          <w14:ligatures w14:val="none"/>
+        </w:rPr>
+        <w:t xml:space="preserve"> </w:t>
+      </w:r>
+      <w:r>
+        <w:rPr>
+          <w:rFonts w:ascii="Consolas" w:eastAsia="Times New Roman" w:hAnsi="Consolas" w:cs="Times New Roman"/>
+          <w:color w:val="79C0FF"/>
+          <w:kern w:val="0"/>
+          <w:sz w:val="21"/>
+          <w:szCs w:val="21"/>
+          <w14:ligatures w14:val="none"/>
+        </w:rPr>
+        <w:t>gii</w:t>
+      </w:r>
+      <w:r>
+        <w:rPr>
+          <w:rFonts w:ascii="Consolas" w:eastAsia="Times New Roman" w:hAnsi="Consolas" w:cs="Times New Roman"/>
+          <w:color w:val="BBBEBF"/>
+          <w:kern w:val="0"/>
+          <w:sz w:val="21"/>
+          <w:szCs w:val="21"/>
+          <w14:ligatures w14:val="none"/>
+        </w:rPr>
+        <w:t>.</w:t>
+      </w:r>
+      <w:r>
+        <w:rPr>
+          <w:rFonts w:ascii="Consolas" w:eastAsia="Times New Roman" w:hAnsi="Consolas" w:cs="Times New Roman"/>
+          <w:color w:val="79C0FF"/>
+          <w:kern w:val="0"/>
+          <w:sz w:val="21"/>
+          <w:szCs w:val="21"/>
+          <w14:ligatures w14:val="none"/>
+        </w:rPr>
+        <w:t>year</w:t>
       </w:r>
     </w:p>
     <w:p>
@@ -3173,134 +3776,24 @@
       <w:r>
         <w:rPr>
           <w:rFonts w:ascii="Consolas" w:eastAsia="Times New Roman" w:hAnsi="Consolas" w:cs="Times New Roman"/>
-          <w:color w:val="BBBEBF"/>
-          <w:kern w:val="0"/>
-          <w:sz w:val="21"/>
-          <w:szCs w:val="21"/>
-          <w14:ligatures w14:val="none"/>
-        </w:rPr>
-        <w:t xml:space="preserve">    </w:t>
-      </w:r>
-      <w:r>
-        <w:rPr>
-          <w:rFonts w:ascii="Consolas" w:eastAsia="Times New Roman" w:hAnsi="Consolas" w:cs="Times New Roman"/>
           <w:color w:val="FF7B72"/>
           <w:kern w:val="0"/>
           <w:sz w:val="21"/>
           <w:szCs w:val="21"/>
           <w14:ligatures w14:val="none"/>
         </w:rPr>
-        <w:t>ON</w:t>
-      </w:r>
-      <w:r>
-        <w:rPr>
-          <w:rFonts w:ascii="Consolas" w:eastAsia="Times New Roman" w:hAnsi="Consolas" w:cs="Times New Roman"/>
-          <w:color w:val="BBBEBF"/>
-          <w:kern w:val="0"/>
-          <w:sz w:val="21"/>
-          <w:szCs w:val="21"/>
-          <w14:ligatures w14:val="none"/>
-        </w:rPr>
-        <w:t xml:space="preserve"> </w:t>
-      </w:r>
-      <w:r>
-        <w:rPr>
-          <w:rFonts w:ascii="Consolas" w:eastAsia="Times New Roman" w:hAnsi="Consolas" w:cs="Times New Roman"/>
-          <w:color w:val="79C0FF"/>
-          <w:kern w:val="0"/>
-          <w:sz w:val="21"/>
-          <w:szCs w:val="21"/>
-          <w14:ligatures w14:val="none"/>
-        </w:rPr>
-        <w:t>ep</w:t>
-      </w:r>
-      <w:r>
-        <w:rPr>
-          <w:rFonts w:ascii="Consolas" w:eastAsia="Times New Roman" w:hAnsi="Consolas" w:cs="Times New Roman"/>
-          <w:color w:val="BBBEBF"/>
-          <w:kern w:val="0"/>
-          <w:sz w:val="21"/>
-          <w:szCs w:val="21"/>
-          <w14:ligatures w14:val="none"/>
-        </w:rPr>
-        <w:t>.</w:t>
-      </w:r>
-      <w:r>
-        <w:rPr>
-          <w:rFonts w:ascii="Consolas" w:eastAsia="Times New Roman" w:hAnsi="Consolas" w:cs="Times New Roman"/>
-          <w:color w:val="79C0FF"/>
-          <w:kern w:val="0"/>
-          <w:sz w:val="21"/>
-          <w:szCs w:val="21"/>
-          <w14:ligatures w14:val="none"/>
-        </w:rPr>
-        <w:t>year</w:t>
-      </w:r>
-      <w:r>
-        <w:rPr>
-          <w:rFonts w:ascii="Consolas" w:eastAsia="Times New Roman" w:hAnsi="Consolas" w:cs="Times New Roman"/>
-          <w:color w:val="BBBEBF"/>
-          <w:kern w:val="0"/>
-          <w:sz w:val="21"/>
-          <w:szCs w:val="21"/>
-          <w14:ligatures w14:val="none"/>
-        </w:rPr>
-        <w:t xml:space="preserve"> </w:t>
-      </w:r>
-      <w:r>
-        <w:rPr>
-          <w:rFonts w:ascii="Consolas" w:eastAsia="Times New Roman" w:hAnsi="Consolas" w:cs="Times New Roman"/>
-          <w:color w:val="D4D4D4"/>
-          <w:kern w:val="0"/>
-          <w:sz w:val="21"/>
-          <w:szCs w:val="21"/>
-          <w14:ligatures w14:val="none"/>
-        </w:rPr>
-        <w:t>=</w:t>
-      </w:r>
-      <w:r>
-        <w:rPr>
-          <w:rFonts w:ascii="Consolas" w:eastAsia="Times New Roman" w:hAnsi="Consolas" w:cs="Times New Roman"/>
-          <w:color w:val="BBBEBF"/>
-          <w:kern w:val="0"/>
-          <w:sz w:val="21"/>
-          <w:szCs w:val="21"/>
-          <w14:ligatures w14:val="none"/>
-        </w:rPr>
-        <w:t xml:space="preserve"> </w:t>
-      </w:r>
-      <w:r>
-        <w:rPr>
-          <w:rFonts w:ascii="Consolas" w:eastAsia="Times New Roman" w:hAnsi="Consolas" w:cs="Times New Roman"/>
-          <w:color w:val="79C0FF"/>
-          <w:kern w:val="0"/>
-          <w:sz w:val="21"/>
-          <w:szCs w:val="21"/>
-          <w14:ligatures w14:val="none"/>
-        </w:rPr>
-        <w:t>dt</w:t>
-      </w:r>
-      <w:r>
-        <w:rPr>
-          <w:rFonts w:ascii="Consolas" w:eastAsia="Times New Roman" w:hAnsi="Consolas" w:cs="Times New Roman"/>
-          <w:color w:val="BBBEBF"/>
-          <w:kern w:val="0"/>
-          <w:sz w:val="21"/>
-          <w:szCs w:val="21"/>
-          <w14:ligatures w14:val="none"/>
-        </w:rPr>
-        <w:t>.</w:t>
-      </w:r>
-      <w:r>
-        <w:rPr>
-          <w:rFonts w:ascii="Consolas" w:eastAsia="Times New Roman" w:hAnsi="Consolas" w:cs="Times New Roman"/>
-          <w:color w:val="79C0FF"/>
-          <w:kern w:val="0"/>
-          <w:sz w:val="21"/>
-          <w:szCs w:val="21"/>
-          <w14:ligatures w14:val="none"/>
-        </w:rPr>
-        <w:t>year_id</w:t>
+        <w:t>LEFT JOIN</w:t>
+      </w:r>
+      <w:r>
+        <w:rPr>
+          <w:rFonts w:ascii="Consolas" w:eastAsia="Times New Roman" w:hAnsi="Consolas" w:cs="Times New Roman"/>
+          <w:color w:val="BBBEBF"/>
+          <w:kern w:val="0"/>
+          <w:sz w:val="21"/>
+          <w:szCs w:val="21"/>
+          <w14:ligatures w14:val="none"/>
+        </w:rPr>
+        <w:t xml:space="preserve"> stg_labor labor</w:t>
       </w:r>
     </w:p>
     <w:p>
@@ -3316,6 +3809,138 @@
           <w14:ligatures w14:val="none"/>
         </w:rPr>
       </w:pPr>
+      <w:r>
+        <w:rPr>
+          <w:rFonts w:ascii="Consolas" w:eastAsia="Times New Roman" w:hAnsi="Consolas" w:cs="Times New Roman"/>
+          <w:color w:val="BBBEBF"/>
+          <w:kern w:val="0"/>
+          <w:sz w:val="21"/>
+          <w:szCs w:val="21"/>
+          <w14:ligatures w14:val="none"/>
+        </w:rPr>
+        <w:t xml:space="preserve">    </w:t>
+      </w:r>
+      <w:r>
+        <w:rPr>
+          <w:rFonts w:ascii="Consolas" w:eastAsia="Times New Roman" w:hAnsi="Consolas" w:cs="Times New Roman"/>
+          <w:color w:val="FF7B72"/>
+          <w:kern w:val="0"/>
+          <w:sz w:val="21"/>
+          <w:szCs w:val="21"/>
+          <w14:ligatures w14:val="none"/>
+        </w:rPr>
+        <w:t>ON</w:t>
+      </w:r>
+      <w:r>
+        <w:rPr>
+          <w:rFonts w:ascii="Consolas" w:eastAsia="Times New Roman" w:hAnsi="Consolas" w:cs="Times New Roman"/>
+          <w:color w:val="BBBEBF"/>
+          <w:kern w:val="0"/>
+          <w:sz w:val="21"/>
+          <w:szCs w:val="21"/>
+          <w14:ligatures w14:val="none"/>
+        </w:rPr>
+        <w:t xml:space="preserve"> </w:t>
+      </w:r>
+      <w:r>
+        <w:rPr>
+          <w:rFonts w:ascii="Consolas" w:eastAsia="Times New Roman" w:hAnsi="Consolas" w:cs="Times New Roman"/>
+          <w:color w:val="79C0FF"/>
+          <w:kern w:val="0"/>
+          <w:sz w:val="21"/>
+          <w:szCs w:val="21"/>
+          <w14:ligatures w14:val="none"/>
+        </w:rPr>
+        <w:t>ep</w:t>
+      </w:r>
+      <w:r>
+        <w:rPr>
+          <w:rFonts w:ascii="Consolas" w:eastAsia="Times New Roman" w:hAnsi="Consolas" w:cs="Times New Roman"/>
+          <w:color w:val="BBBEBF"/>
+          <w:kern w:val="0"/>
+          <w:sz w:val="21"/>
+          <w:szCs w:val="21"/>
+          <w14:ligatures w14:val="none"/>
+        </w:rPr>
+        <w:t>.</w:t>
+      </w:r>
+      <w:r>
+        <w:rPr>
+          <w:rFonts w:ascii="Consolas" w:eastAsia="Times New Roman" w:hAnsi="Consolas" w:cs="Times New Roman"/>
+          <w:color w:val="79C0FF"/>
+          <w:kern w:val="0"/>
+          <w:sz w:val="21"/>
+          <w:szCs w:val="21"/>
+          <w14:ligatures w14:val="none"/>
+        </w:rPr>
+        <w:t>country_code</w:t>
+      </w:r>
+      <w:r>
+        <w:rPr>
+          <w:rFonts w:ascii="Consolas" w:eastAsia="Times New Roman" w:hAnsi="Consolas" w:cs="Times New Roman"/>
+          <w:color w:val="BBBEBF"/>
+          <w:kern w:val="0"/>
+          <w:sz w:val="21"/>
+          <w:szCs w:val="21"/>
+          <w14:ligatures w14:val="none"/>
+        </w:rPr>
+        <w:t xml:space="preserve"> </w:t>
+      </w:r>
+      <w:r>
+        <w:rPr>
+          <w:rFonts w:ascii="Consolas" w:eastAsia="Times New Roman" w:hAnsi="Consolas" w:cs="Times New Roman"/>
+          <w:color w:val="D4D4D4"/>
+          <w:kern w:val="0"/>
+          <w:sz w:val="21"/>
+          <w:szCs w:val="21"/>
+          <w14:ligatures w14:val="none"/>
+        </w:rPr>
+        <w:t>=</w:t>
+      </w:r>
+      <w:r>
+        <w:rPr>
+          <w:rFonts w:ascii="Consolas" w:eastAsia="Times New Roman" w:hAnsi="Consolas" w:cs="Times New Roman"/>
+          <w:color w:val="BBBEBF"/>
+          <w:kern w:val="0"/>
+          <w:sz w:val="21"/>
+          <w:szCs w:val="21"/>
+          <w14:ligatures w14:val="none"/>
+        </w:rPr>
+        <w:t xml:space="preserve"> </w:t>
+      </w:r>
+      <w:r>
+        <w:rPr>
+          <w:rFonts w:ascii="Consolas" w:eastAsia="Times New Roman" w:hAnsi="Consolas" w:cs="Times New Roman"/>
+          <w:color w:val="79C0FF"/>
+          <w:kern w:val="0"/>
+          <w:sz w:val="21"/>
+          <w:szCs w:val="21"/>
+          <w14:ligatures w14:val="none"/>
+        </w:rPr>
+        <w:t>labor</w:t>
+      </w:r>
+      <w:r>
+        <w:rPr>
+          <w:rFonts w:ascii="Consolas" w:eastAsia="Times New Roman" w:hAnsi="Consolas" w:cs="Times New Roman"/>
+          <w:color w:val="BBBEBF"/>
+          <w:kern w:val="0"/>
+          <w:sz w:val="21"/>
+          <w:szCs w:val="21"/>
+          <w14:ligatures w14:val="none"/>
+        </w:rPr>
+        <w:t>.</w:t>
+      </w:r>
+      <w:r>
+        <w:rPr>
+          <w:rFonts w:ascii="Consolas" w:eastAsia="Times New Roman" w:hAnsi="Consolas" w:cs="Times New Roman"/>
+          <w:color w:val="79C0FF"/>
+          <w:kern w:val="0"/>
+          <w:sz w:val="21"/>
+          <w:szCs w:val="21"/>
+          <w14:ligatures w14:val="none"/>
+        </w:rPr>
+        <w:t>country_code</w:t>
+      </w:r>
     </w:p>
     <w:p>
       <w:pPr>
@@ -3333,24 +3958,134 @@
       <w:r>
         <w:rPr>
           <w:rFonts w:ascii="Consolas" w:eastAsia="Times New Roman" w:hAnsi="Consolas" w:cs="Times New Roman"/>
+          <w:color w:val="BBBEBF"/>
+          <w:kern w:val="0"/>
+          <w:sz w:val="21"/>
+          <w:szCs w:val="21"/>
+          <w14:ligatures w14:val="none"/>
+        </w:rPr>
+        <w:t>   </w:t>
+      </w:r>
+      <w:r>
+        <w:rPr>
+          <w:rFonts w:ascii="Consolas" w:eastAsia="Times New Roman" w:hAnsi="Consolas" w:cs="Times New Roman"/>
           <w:color w:val="FF7B72"/>
           <w:kern w:val="0"/>
           <w:sz w:val="21"/>
           <w:szCs w:val="21"/>
           <w14:ligatures w14:val="none"/>
         </w:rPr>
-        <w:t>LEFT JOIN</w:t>
-      </w:r>
-      <w:r>
-        <w:rPr>
-          <w:rFonts w:ascii="Consolas" w:eastAsia="Times New Roman" w:hAnsi="Consolas" w:cs="Times New Roman"/>
-          <w:color w:val="BBBEBF"/>
-          <w:kern w:val="0"/>
-          <w:sz w:val="21"/>
-          <w:szCs w:val="21"/>
-          <w14:ligatures w14:val="none"/>
-        </w:rPr>
-        <w:t xml:space="preserve"> dim_legal dl</w:t>
+        <w:t>AND</w:t>
+      </w:r>
+      <w:r>
+        <w:rPr>
+          <w:rFonts w:ascii="Consolas" w:eastAsia="Times New Roman" w:hAnsi="Consolas" w:cs="Times New Roman"/>
+          <w:color w:val="BBBEBF"/>
+          <w:kern w:val="0"/>
+          <w:sz w:val="21"/>
+          <w:szCs w:val="21"/>
+          <w14:ligatures w14:val="none"/>
+        </w:rPr>
+        <w:t xml:space="preserve"> </w:t>
+      </w:r>
+      <w:r>
+        <w:rPr>
+          <w:rFonts w:ascii="Consolas" w:eastAsia="Times New Roman" w:hAnsi="Consolas" w:cs="Times New Roman"/>
+          <w:color w:val="79C0FF"/>
+          <w:kern w:val="0"/>
+          <w:sz w:val="21"/>
+          <w:szCs w:val="21"/>
+          <w14:ligatures w14:val="none"/>
+        </w:rPr>
+        <w:t>ep</w:t>
+      </w:r>
+      <w:r>
+        <w:rPr>
+          <w:rFonts w:ascii="Consolas" w:eastAsia="Times New Roman" w:hAnsi="Consolas" w:cs="Times New Roman"/>
+          <w:color w:val="BBBEBF"/>
+          <w:kern w:val="0"/>
+          <w:sz w:val="21"/>
+          <w:szCs w:val="21"/>
+          <w14:ligatures w14:val="none"/>
+        </w:rPr>
+        <w:t>.</w:t>
+      </w:r>
+      <w:r>
+        <w:rPr>
+          <w:rFonts w:ascii="Consolas" w:eastAsia="Times New Roman" w:hAnsi="Consolas" w:cs="Times New Roman"/>
+          <w:color w:val="79C0FF"/>
+          <w:kern w:val="0"/>
+          <w:sz w:val="21"/>
+          <w:szCs w:val="21"/>
+          <w14:ligatures w14:val="none"/>
+        </w:rPr>
+        <w:t>year</w:t>
+      </w:r>
+      <w:r>
+        <w:rPr>
+          <w:rFonts w:ascii="Consolas" w:eastAsia="Times New Roman" w:hAnsi="Consolas" w:cs="Times New Roman"/>
+          <w:color w:val="BBBEBF"/>
+          <w:kern w:val="0"/>
+          <w:sz w:val="21"/>
+          <w:szCs w:val="21"/>
+          <w14:ligatures w14:val="none"/>
+        </w:rPr>
+        <w:t xml:space="preserve"> </w:t>
+      </w:r>
+      <w:r>
+        <w:rPr>
+          <w:rFonts w:ascii="Consolas" w:eastAsia="Times New Roman" w:hAnsi="Consolas" w:cs="Times New Roman"/>
+          <w:color w:val="D4D4D4"/>
+          <w:kern w:val="0"/>
+          <w:sz w:val="21"/>
+          <w:szCs w:val="21"/>
+          <w14:ligatures w14:val="none"/>
+        </w:rPr>
+        <w:t>=</w:t>
+      </w:r>
+      <w:r>
+        <w:rPr>
+          <w:rFonts w:ascii="Consolas" w:eastAsia="Times New Roman" w:hAnsi="Consolas" w:cs="Times New Roman"/>
+          <w:color w:val="BBBEBF"/>
+          <w:kern w:val="0"/>
+          <w:sz w:val="21"/>
+          <w:szCs w:val="21"/>
+          <w14:ligatures w14:val="none"/>
+        </w:rPr>
+        <w:t xml:space="preserve"> </w:t>
+      </w:r>
+      <w:r>
+        <w:rPr>
+          <w:rFonts w:ascii="Consolas" w:eastAsia="Times New Roman" w:hAnsi="Consolas" w:cs="Times New Roman"/>
+          <w:color w:val="79C0FF"/>
+          <w:kern w:val="0"/>
+          <w:sz w:val="21"/>
+          <w:szCs w:val="21"/>
+          <w14:ligatures w14:val="none"/>
+        </w:rPr>
+        <w:t>labor</w:t>
+      </w:r>
+      <w:r>
+        <w:rPr>
+          <w:rFonts w:ascii="Consolas" w:eastAsia="Times New Roman" w:hAnsi="Consolas" w:cs="Times New Roman"/>
+          <w:color w:val="BBBEBF"/>
+          <w:kern w:val="0"/>
+          <w:sz w:val="21"/>
+          <w:szCs w:val="21"/>
+          <w14:ligatures w14:val="none"/>
+        </w:rPr>
+        <w:t>.</w:t>
+      </w:r>
+      <w:r>
+        <w:rPr>
+          <w:rFonts w:ascii="Consolas" w:eastAsia="Times New Roman" w:hAnsi="Consolas" w:cs="Times New Roman"/>
+          <w:color w:val="79C0FF"/>
+          <w:kern w:val="0"/>
+          <w:sz w:val="21"/>
+          <w:szCs w:val="21"/>
+          <w14:ligatures w14:val="none"/>
+        </w:rPr>
+        <w:t>year</w:t>
       </w:r>
     </w:p>
     <w:p>
@@ -3369,134 +4104,24 @@
       <w:r>
         <w:rPr>
           <w:rFonts w:ascii="Consolas" w:eastAsia="Times New Roman" w:hAnsi="Consolas" w:cs="Times New Roman"/>
-          <w:color w:val="BBBEBF"/>
-          <w:kern w:val="0"/>
-          <w:sz w:val="21"/>
-          <w:szCs w:val="21"/>
-          <w14:ligatures w14:val="none"/>
-        </w:rPr>
-        <w:t xml:space="preserve">    </w:t>
-      </w:r>
-      <w:r>
-        <w:rPr>
-          <w:rFonts w:ascii="Consolas" w:eastAsia="Times New Roman" w:hAnsi="Consolas" w:cs="Times New Roman"/>
           <w:color w:val="FF7B72"/>
           <w:kern w:val="0"/>
           <w:sz w:val="21"/>
           <w:szCs w:val="21"/>
           <w14:ligatures w14:val="none"/>
         </w:rPr>
-        <w:t>ON</w:t>
-      </w:r>
-      <w:r>
-        <w:rPr>
-          <w:rFonts w:ascii="Consolas" w:eastAsia="Times New Roman" w:hAnsi="Consolas" w:cs="Times New Roman"/>
-          <w:color w:val="BBBEBF"/>
-          <w:kern w:val="0"/>
-          <w:sz w:val="21"/>
-          <w:szCs w:val="21"/>
-          <w14:ligatures w14:val="none"/>
-        </w:rPr>
-        <w:t xml:space="preserve"> </w:t>
-      </w:r>
-      <w:r>
-        <w:rPr>
-          <w:rFonts w:ascii="Consolas" w:eastAsia="Times New Roman" w:hAnsi="Consolas" w:cs="Times New Roman"/>
-          <w:color w:val="79C0FF"/>
-          <w:kern w:val="0"/>
-          <w:sz w:val="21"/>
-          <w:szCs w:val="21"/>
-          <w14:ligatures w14:val="none"/>
-        </w:rPr>
-        <w:t>ep</w:t>
-      </w:r>
-      <w:r>
-        <w:rPr>
-          <w:rFonts w:ascii="Consolas" w:eastAsia="Times New Roman" w:hAnsi="Consolas" w:cs="Times New Roman"/>
-          <w:color w:val="BBBEBF"/>
-          <w:kern w:val="0"/>
-          <w:sz w:val="21"/>
-          <w:szCs w:val="21"/>
-          <w14:ligatures w14:val="none"/>
-        </w:rPr>
-        <w:t>.</w:t>
-      </w:r>
-      <w:r>
-        <w:rPr>
-          <w:rFonts w:ascii="Consolas" w:eastAsia="Times New Roman" w:hAnsi="Consolas" w:cs="Times New Roman"/>
-          <w:color w:val="79C0FF"/>
-          <w:kern w:val="0"/>
-          <w:sz w:val="21"/>
-          <w:szCs w:val="21"/>
-          <w14:ligatures w14:val="none"/>
-        </w:rPr>
-        <w:t>country_code</w:t>
-      </w:r>
-      <w:r>
-        <w:rPr>
-          <w:rFonts w:ascii="Consolas" w:eastAsia="Times New Roman" w:hAnsi="Consolas" w:cs="Times New Roman"/>
-          <w:color w:val="BBBEBF"/>
-          <w:kern w:val="0"/>
-          <w:sz w:val="21"/>
-          <w:szCs w:val="21"/>
-          <w14:ligatures w14:val="none"/>
-        </w:rPr>
-        <w:t xml:space="preserve"> </w:t>
-      </w:r>
-      <w:r>
-        <w:rPr>
-          <w:rFonts w:ascii="Consolas" w:eastAsia="Times New Roman" w:hAnsi="Consolas" w:cs="Times New Roman"/>
-          <w:color w:val="D4D4D4"/>
-          <w:kern w:val="0"/>
-          <w:sz w:val="21"/>
-          <w:szCs w:val="21"/>
-          <w14:ligatures w14:val="none"/>
-        </w:rPr>
-        <w:t>=</w:t>
-      </w:r>
-      <w:r>
-        <w:rPr>
-          <w:rFonts w:ascii="Consolas" w:eastAsia="Times New Roman" w:hAnsi="Consolas" w:cs="Times New Roman"/>
-          <w:color w:val="BBBEBF"/>
-          <w:kern w:val="0"/>
-          <w:sz w:val="21"/>
-          <w:szCs w:val="21"/>
-          <w14:ligatures w14:val="none"/>
-        </w:rPr>
-        <w:t xml:space="preserve"> </w:t>
-      </w:r>
-      <w:r>
-        <w:rPr>
-          <w:rFonts w:ascii="Consolas" w:eastAsia="Times New Roman" w:hAnsi="Consolas" w:cs="Times New Roman"/>
-          <w:color w:val="79C0FF"/>
-          <w:kern w:val="0"/>
-          <w:sz w:val="21"/>
-          <w:szCs w:val="21"/>
-          <w14:ligatures w14:val="none"/>
-        </w:rPr>
-        <w:t>dl</w:t>
-      </w:r>
-      <w:r>
-        <w:rPr>
-          <w:rFonts w:ascii="Consolas" w:eastAsia="Times New Roman" w:hAnsi="Consolas" w:cs="Times New Roman"/>
-          <w:color w:val="BBBEBF"/>
-          <w:kern w:val="0"/>
-          <w:sz w:val="21"/>
-          <w:szCs w:val="21"/>
-          <w14:ligatures w14:val="none"/>
-        </w:rPr>
-        <w:t>.</w:t>
-      </w:r>
-      <w:r>
-        <w:rPr>
-          <w:rFonts w:ascii="Consolas" w:eastAsia="Times New Roman" w:hAnsi="Consolas" w:cs="Times New Roman"/>
-          <w:color w:val="79C0FF"/>
-          <w:kern w:val="0"/>
-          <w:sz w:val="21"/>
-          <w:szCs w:val="21"/>
-          <w14:ligatures w14:val="none"/>
-        </w:rPr>
-        <w:t>country_id</w:t>
+        <w:t>LEFT JOIN</w:t>
+      </w:r>
+      <w:r>
+        <w:rPr>
+          <w:rFonts w:ascii="Consolas" w:eastAsia="Times New Roman" w:hAnsi="Consolas" w:cs="Times New Roman"/>
+          <w:color w:val="BBBEBF"/>
+          <w:kern w:val="0"/>
+          <w:sz w:val="21"/>
+          <w:szCs w:val="21"/>
+          <w14:ligatures w14:val="none"/>
+        </w:rPr>
+        <w:t xml:space="preserve"> stg_life_expectancy life</w:t>
       </w:r>
     </w:p>
     <w:p>
@@ -3521,7 +4146,7 @@
           <w:szCs w:val="21"/>
           <w14:ligatures w14:val="none"/>
         </w:rPr>
-        <w:t>   </w:t>
+        <w:t xml:space="preserve">    </w:t>
       </w:r>
       <w:r>
         <w:rPr>
@@ -3532,7 +4157,7 @@
           <w:szCs w:val="21"/>
           <w14:ligatures w14:val="none"/>
         </w:rPr>
-        <w:t>AND</w:t>
+        <w:t>ON</w:t>
       </w:r>
       <w:r>
         <w:rPr>
@@ -3576,7 +4201,7 @@
           <w:szCs w:val="21"/>
           <w14:ligatures w14:val="none"/>
         </w:rPr>
-        <w:t>year</w:t>
+        <w:t>country_code</w:t>
       </w:r>
       <w:r>
         <w:rPr>
@@ -3620,7 +4245,7 @@
           <w:szCs w:val="21"/>
           <w14:ligatures w14:val="none"/>
         </w:rPr>
-        <w:t>dl</w:t>
+        <w:t>life</w:t>
       </w:r>
       <w:r>
         <w:rPr>
@@ -3642,7 +4267,7 @@
           <w:szCs w:val="21"/>
           <w14:ligatures w14:val="none"/>
         </w:rPr>
-        <w:t>year</w:t>
+        <w:t>country_code</w:t>
       </w:r>
     </w:p>
     <w:p>
@@ -3658,6 +4283,138 @@
           <w14:ligatures w14:val="none"/>
         </w:rPr>
       </w:pPr>
+      <w:r>
+        <w:rPr>
+          <w:rFonts w:ascii="Consolas" w:eastAsia="Times New Roman" w:hAnsi="Consolas" w:cs="Times New Roman"/>
+          <w:color w:val="BBBEBF"/>
+          <w:kern w:val="0"/>
+          <w:sz w:val="21"/>
+          <w:szCs w:val="21"/>
+          <w14:ligatures w14:val="none"/>
+        </w:rPr>
+        <w:t>   </w:t>
+      </w:r>
+      <w:r>
+        <w:rPr>
+          <w:rFonts w:ascii="Consolas" w:eastAsia="Times New Roman" w:hAnsi="Consolas" w:cs="Times New Roman"/>
+          <w:color w:val="FF7B72"/>
+          <w:kern w:val="0"/>
+          <w:sz w:val="21"/>
+          <w:szCs w:val="21"/>
+          <w14:ligatures w14:val="none"/>
+        </w:rPr>
+        <w:t>AND</w:t>
+      </w:r>
+      <w:r>
+        <w:rPr>
+          <w:rFonts w:ascii="Consolas" w:eastAsia="Times New Roman" w:hAnsi="Consolas" w:cs="Times New Roman"/>
+          <w:color w:val="BBBEBF"/>
+          <w:kern w:val="0"/>
+          <w:sz w:val="21"/>
+          <w:szCs w:val="21"/>
+          <w14:ligatures w14:val="none"/>
+        </w:rPr>
+        <w:t xml:space="preserve"> </w:t>
+      </w:r>
+      <w:r>
+        <w:rPr>
+          <w:rFonts w:ascii="Consolas" w:eastAsia="Times New Roman" w:hAnsi="Consolas" w:cs="Times New Roman"/>
+          <w:color w:val="79C0FF"/>
+          <w:kern w:val="0"/>
+          <w:sz w:val="21"/>
+          <w:szCs w:val="21"/>
+          <w14:ligatures w14:val="none"/>
+        </w:rPr>
+        <w:t>ep</w:t>
+      </w:r>
+      <w:r>
+        <w:rPr>
+          <w:rFonts w:ascii="Consolas" w:eastAsia="Times New Roman" w:hAnsi="Consolas" w:cs="Times New Roman"/>
+          <w:color w:val="BBBEBF"/>
+          <w:kern w:val="0"/>
+          <w:sz w:val="21"/>
+          <w:szCs w:val="21"/>
+          <w14:ligatures w14:val="none"/>
+        </w:rPr>
+        <w:t>.</w:t>
+      </w:r>
+      <w:r>
+        <w:rPr>
+          <w:rFonts w:ascii="Consolas" w:eastAsia="Times New Roman" w:hAnsi="Consolas" w:cs="Times New Roman"/>
+          <w:color w:val="79C0FF"/>
+          <w:kern w:val="0"/>
+          <w:sz w:val="21"/>
+          <w:szCs w:val="21"/>
+          <w14:ligatures w14:val="none"/>
+        </w:rPr>
+        <w:t>year</w:t>
+      </w:r>
+      <w:r>
+        <w:rPr>
+          <w:rFonts w:ascii="Consolas" w:eastAsia="Times New Roman" w:hAnsi="Consolas" w:cs="Times New Roman"/>
+          <w:color w:val="BBBEBF"/>
+          <w:kern w:val="0"/>
+          <w:sz w:val="21"/>
+          <w:szCs w:val="21"/>
+          <w14:ligatures w14:val="none"/>
+        </w:rPr>
+        <w:t xml:space="preserve"> </w:t>
+      </w:r>
+      <w:r>
+        <w:rPr>
+          <w:rFonts w:ascii="Consolas" w:eastAsia="Times New Roman" w:hAnsi="Consolas" w:cs="Times New Roman"/>
+          <w:color w:val="D4D4D4"/>
+          <w:kern w:val="0"/>
+          <w:sz w:val="21"/>
+          <w:szCs w:val="21"/>
+          <w14:ligatures w14:val="none"/>
+        </w:rPr>
+        <w:t>=</w:t>
+      </w:r>
+      <w:r>
+        <w:rPr>
+          <w:rFonts w:ascii="Consolas" w:eastAsia="Times New Roman" w:hAnsi="Consolas" w:cs="Times New Roman"/>
+          <w:color w:val="BBBEBF"/>
+          <w:kern w:val="0"/>
+          <w:sz w:val="21"/>
+          <w:szCs w:val="21"/>
+          <w14:ligatures w14:val="none"/>
+        </w:rPr>
+        <w:t xml:space="preserve"> </w:t>
+      </w:r>
+      <w:r>
+        <w:rPr>
+          <w:rFonts w:ascii="Consolas" w:eastAsia="Times New Roman" w:hAnsi="Consolas" w:cs="Times New Roman"/>
+          <w:color w:val="79C0FF"/>
+          <w:kern w:val="0"/>
+          <w:sz w:val="21"/>
+          <w:szCs w:val="21"/>
+          <w14:ligatures w14:val="none"/>
+        </w:rPr>
+        <w:t>life</w:t>
+      </w:r>
+      <w:r>
+        <w:rPr>
+          <w:rFonts w:ascii="Consolas" w:eastAsia="Times New Roman" w:hAnsi="Consolas" w:cs="Times New Roman"/>
+          <w:color w:val="BBBEBF"/>
+          <w:kern w:val="0"/>
+          <w:sz w:val="21"/>
+          <w:szCs w:val="21"/>
+          <w14:ligatures w14:val="none"/>
+        </w:rPr>
+        <w:t>.</w:t>
+      </w:r>
+      <w:r>
+        <w:rPr>
+          <w:rFonts w:ascii="Consolas" w:eastAsia="Times New Roman" w:hAnsi="Consolas" w:cs="Times New Roman"/>
+          <w:color w:val="79C0FF"/>
+          <w:kern w:val="0"/>
+          <w:sz w:val="21"/>
+          <w:szCs w:val="21"/>
+          <w14:ligatures w14:val="none"/>
+        </w:rPr>
+        <w:t>year</w:t>
+      </w:r>
     </w:p>
     <w:p>
       <w:pPr>
@@ -3692,7 +4449,7 @@
           <w:szCs w:val="21"/>
           <w14:ligatures w14:val="none"/>
         </w:rPr>
-        <w:t xml:space="preserve"> stg_gender_inequality gii</w:t>
+        <w:t xml:space="preserve"> stg_gdp_growth gdp</w:t>
       </w:r>
     </w:p>
     <w:p>
@@ -3816,7 +4573,7 @@
           <w:szCs w:val="21"/>
           <w14:ligatures w14:val="none"/>
         </w:rPr>
-        <w:t>gii</w:t>
+        <w:t>gdp</w:t>
       </w:r>
       <w:r>
         <w:rPr>
@@ -3962,7 +4719,7 @@
           <w:szCs w:val="21"/>
           <w14:ligatures w14:val="none"/>
         </w:rPr>
-        <w:t>gii</w:t>
+        <w:t>gdp</w:t>
       </w:r>
       <w:r>
         <w:rPr>
@@ -4000,6 +4757,17 @@
           <w14:ligatures w14:val="none"/>
         </w:rPr>
       </w:pPr>
+      <w:r>
+        <w:rPr>
+          <w:rFonts w:ascii="Consolas" w:eastAsia="Times New Roman" w:hAnsi="Consolas" w:cs="Times New Roman"/>
+          <w:color w:val="FF7B72"/>
+          <w:kern w:val="0"/>
+          <w:sz w:val="21"/>
+          <w:szCs w:val="21"/>
+          <w14:ligatures w14:val="none"/>
+        </w:rPr>
+        <w:t>UNION ALL</w:t>
+      </w:r>
     </w:p>
     <w:p>
       <w:pPr>
@@ -4017,24 +4785,13 @@
       <w:r>
         <w:rPr>
           <w:rFonts w:ascii="Consolas" w:eastAsia="Times New Roman" w:hAnsi="Consolas" w:cs="Times New Roman"/>
-          <w:color w:val="FF7B72"/>
-          <w:kern w:val="0"/>
-          <w:sz w:val="21"/>
-          <w:szCs w:val="21"/>
-          <w14:ligatures w14:val="none"/>
-        </w:rPr>
-        <w:t>LEFT JOIN</w:t>
-      </w:r>
-      <w:r>
-        <w:rPr>
-          <w:rFonts w:ascii="Consolas" w:eastAsia="Times New Roman" w:hAnsi="Consolas" w:cs="Times New Roman"/>
-          <w:color w:val="BBBEBF"/>
-          <w:kern w:val="0"/>
-          <w:sz w:val="21"/>
-          <w:szCs w:val="21"/>
-          <w14:ligatures w14:val="none"/>
-        </w:rPr>
-        <w:t xml:space="preserve"> stg_labor labor</w:t>
+          <w:color w:val="8B949E"/>
+          <w:kern w:val="0"/>
+          <w:sz w:val="21"/>
+          <w:szCs w:val="21"/>
+          <w14:ligatures w14:val="none"/>
+        </w:rPr>
+        <w:t>-- SECONDARY EDUCATION</w:t>
       </w:r>
     </w:p>
     <w:p>
@@ -4053,134 +4810,13 @@
       <w:r>
         <w:rPr>
           <w:rFonts w:ascii="Consolas" w:eastAsia="Times New Roman" w:hAnsi="Consolas" w:cs="Times New Roman"/>
-          <w:color w:val="BBBEBF"/>
-          <w:kern w:val="0"/>
-          <w:sz w:val="21"/>
-          <w:szCs w:val="21"/>
-          <w14:ligatures w14:val="none"/>
-        </w:rPr>
-        <w:t xml:space="preserve">    </w:t>
-      </w:r>
-      <w:r>
-        <w:rPr>
-          <w:rFonts w:ascii="Consolas" w:eastAsia="Times New Roman" w:hAnsi="Consolas" w:cs="Times New Roman"/>
           <w:color w:val="FF7B72"/>
           <w:kern w:val="0"/>
           <w:sz w:val="21"/>
           <w:szCs w:val="21"/>
           <w14:ligatures w14:val="none"/>
         </w:rPr>
-        <w:t>ON</w:t>
-      </w:r>
-      <w:r>
-        <w:rPr>
-          <w:rFonts w:ascii="Consolas" w:eastAsia="Times New Roman" w:hAnsi="Consolas" w:cs="Times New Roman"/>
-          <w:color w:val="BBBEBF"/>
-          <w:kern w:val="0"/>
-          <w:sz w:val="21"/>
-          <w:szCs w:val="21"/>
-          <w14:ligatures w14:val="none"/>
-        </w:rPr>
-        <w:t xml:space="preserve"> </w:t>
-      </w:r>
-      <w:r>
-        <w:rPr>
-          <w:rFonts w:ascii="Consolas" w:eastAsia="Times New Roman" w:hAnsi="Consolas" w:cs="Times New Roman"/>
-          <w:color w:val="79C0FF"/>
-          <w:kern w:val="0"/>
-          <w:sz w:val="21"/>
-          <w:szCs w:val="21"/>
-          <w14:ligatures w14:val="none"/>
-        </w:rPr>
-        <w:t>ep</w:t>
-      </w:r>
-      <w:r>
-        <w:rPr>
-          <w:rFonts w:ascii="Consolas" w:eastAsia="Times New Roman" w:hAnsi="Consolas" w:cs="Times New Roman"/>
-          <w:color w:val="BBBEBF"/>
-          <w:kern w:val="0"/>
-          <w:sz w:val="21"/>
-          <w:szCs w:val="21"/>
-          <w14:ligatures w14:val="none"/>
-        </w:rPr>
-        <w:t>.</w:t>
-      </w:r>
-      <w:r>
-        <w:rPr>
-          <w:rFonts w:ascii="Consolas" w:eastAsia="Times New Roman" w:hAnsi="Consolas" w:cs="Times New Roman"/>
-          <w:color w:val="79C0FF"/>
-          <w:kern w:val="0"/>
-          <w:sz w:val="21"/>
-          <w:szCs w:val="21"/>
-          <w14:ligatures w14:val="none"/>
-        </w:rPr>
-        <w:t>country_code</w:t>
-      </w:r>
-      <w:r>
-        <w:rPr>
-          <w:rFonts w:ascii="Consolas" w:eastAsia="Times New Roman" w:hAnsi="Consolas" w:cs="Times New Roman"/>
-          <w:color w:val="BBBEBF"/>
-          <w:kern w:val="0"/>
-          <w:sz w:val="21"/>
-          <w:szCs w:val="21"/>
-          <w14:ligatures w14:val="none"/>
-        </w:rPr>
-        <w:t xml:space="preserve"> </w:t>
-      </w:r>
-      <w:r>
-        <w:rPr>
-          <w:rFonts w:ascii="Consolas" w:eastAsia="Times New Roman" w:hAnsi="Consolas" w:cs="Times New Roman"/>
-          <w:color w:val="D4D4D4"/>
-          <w:kern w:val="0"/>
-          <w:sz w:val="21"/>
-          <w:szCs w:val="21"/>
-          <w14:ligatures w14:val="none"/>
-        </w:rPr>
-        <w:t>=</w:t>
-      </w:r>
-      <w:r>
-        <w:rPr>
-          <w:rFonts w:ascii="Consolas" w:eastAsia="Times New Roman" w:hAnsi="Consolas" w:cs="Times New Roman"/>
-          <w:color w:val="BBBEBF"/>
-          <w:kern w:val="0"/>
-          <w:sz w:val="21"/>
-          <w:szCs w:val="21"/>
-          <w14:ligatures w14:val="none"/>
-        </w:rPr>
-        <w:t xml:space="preserve"> </w:t>
-      </w:r>
-      <w:r>
-        <w:rPr>
-          <w:rFonts w:ascii="Consolas" w:eastAsia="Times New Roman" w:hAnsi="Consolas" w:cs="Times New Roman"/>
-          <w:color w:val="79C0FF"/>
-          <w:kern w:val="0"/>
-          <w:sz w:val="21"/>
-          <w:szCs w:val="21"/>
-          <w14:ligatures w14:val="none"/>
-        </w:rPr>
-        <w:t>labor</w:t>
-      </w:r>
-      <w:r>
-        <w:rPr>
-          <w:rFonts w:ascii="Consolas" w:eastAsia="Times New Roman" w:hAnsi="Consolas" w:cs="Times New Roman"/>
-          <w:color w:val="BBBEBF"/>
-          <w:kern w:val="0"/>
-          <w:sz w:val="21"/>
-          <w:szCs w:val="21"/>
-          <w14:ligatures w14:val="none"/>
-        </w:rPr>
-        <w:t>.</w:t>
-      </w:r>
-      <w:r>
-        <w:rPr>
-          <w:rFonts w:ascii="Consolas" w:eastAsia="Times New Roman" w:hAnsi="Consolas" w:cs="Times New Roman"/>
-          <w:color w:val="79C0FF"/>
-          <w:kern w:val="0"/>
-          <w:sz w:val="21"/>
-          <w:szCs w:val="21"/>
-          <w14:ligatures w14:val="none"/>
-        </w:rPr>
-        <w:t>country_code</w:t>
+        <w:t>SELECT</w:t>
       </w:r>
     </w:p>
     <w:p>
@@ -4205,40 +4841,18 @@
           <w:szCs w:val="21"/>
           <w14:ligatures w14:val="none"/>
         </w:rPr>
-        <w:t>   </w:t>
-      </w:r>
-      <w:r>
-        <w:rPr>
-          <w:rFonts w:ascii="Consolas" w:eastAsia="Times New Roman" w:hAnsi="Consolas" w:cs="Times New Roman"/>
-          <w:color w:val="FF7B72"/>
-          <w:kern w:val="0"/>
-          <w:sz w:val="21"/>
-          <w:szCs w:val="21"/>
-          <w14:ligatures w14:val="none"/>
-        </w:rPr>
-        <w:t>AND</w:t>
-      </w:r>
-      <w:r>
-        <w:rPr>
-          <w:rFonts w:ascii="Consolas" w:eastAsia="Times New Roman" w:hAnsi="Consolas" w:cs="Times New Roman"/>
-          <w:color w:val="BBBEBF"/>
-          <w:kern w:val="0"/>
-          <w:sz w:val="21"/>
-          <w:szCs w:val="21"/>
-          <w14:ligatures w14:val="none"/>
-        </w:rPr>
-        <w:t xml:space="preserve"> </w:t>
-      </w:r>
-      <w:r>
-        <w:rPr>
-          <w:rFonts w:ascii="Consolas" w:eastAsia="Times New Roman" w:hAnsi="Consolas" w:cs="Times New Roman"/>
-          <w:color w:val="79C0FF"/>
-          <w:kern w:val="0"/>
-          <w:sz w:val="21"/>
-          <w:szCs w:val="21"/>
-          <w14:ligatures w14:val="none"/>
-        </w:rPr>
-        <w:t>ep</w:t>
+        <w:t xml:space="preserve">    </w:t>
+      </w:r>
+      <w:r>
+        <w:rPr>
+          <w:rFonts w:ascii="Consolas" w:eastAsia="Times New Roman" w:hAnsi="Consolas" w:cs="Times New Roman"/>
+          <w:color w:val="79C0FF"/>
+          <w:kern w:val="0"/>
+          <w:sz w:val="21"/>
+          <w:szCs w:val="21"/>
+          <w14:ligatures w14:val="none"/>
+        </w:rPr>
+        <w:t>dc</w:t>
       </w:r>
       <w:r>
         <w:rPr>
@@ -4260,73 +4874,18 @@
           <w:szCs w:val="21"/>
           <w14:ligatures w14:val="none"/>
         </w:rPr>
-        <w:t>year</w:t>
-      </w:r>
-      <w:r>
-        <w:rPr>
-          <w:rFonts w:ascii="Consolas" w:eastAsia="Times New Roman" w:hAnsi="Consolas" w:cs="Times New Roman"/>
-          <w:color w:val="BBBEBF"/>
-          <w:kern w:val="0"/>
-          <w:sz w:val="21"/>
-          <w:szCs w:val="21"/>
-          <w14:ligatures w14:val="none"/>
-        </w:rPr>
-        <w:t xml:space="preserve"> </w:t>
-      </w:r>
-      <w:r>
-        <w:rPr>
-          <w:rFonts w:ascii="Consolas" w:eastAsia="Times New Roman" w:hAnsi="Consolas" w:cs="Times New Roman"/>
-          <w:color w:val="D4D4D4"/>
-          <w:kern w:val="0"/>
-          <w:sz w:val="21"/>
-          <w:szCs w:val="21"/>
-          <w14:ligatures w14:val="none"/>
-        </w:rPr>
-        <w:t>=</w:t>
-      </w:r>
-      <w:r>
-        <w:rPr>
-          <w:rFonts w:ascii="Consolas" w:eastAsia="Times New Roman" w:hAnsi="Consolas" w:cs="Times New Roman"/>
-          <w:color w:val="BBBEBF"/>
-          <w:kern w:val="0"/>
-          <w:sz w:val="21"/>
-          <w:szCs w:val="21"/>
-          <w14:ligatures w14:val="none"/>
-        </w:rPr>
-        <w:t xml:space="preserve"> </w:t>
-      </w:r>
-      <w:r>
-        <w:rPr>
-          <w:rFonts w:ascii="Consolas" w:eastAsia="Times New Roman" w:hAnsi="Consolas" w:cs="Times New Roman"/>
-          <w:color w:val="79C0FF"/>
-          <w:kern w:val="0"/>
-          <w:sz w:val="21"/>
-          <w:szCs w:val="21"/>
-          <w14:ligatures w14:val="none"/>
-        </w:rPr>
-        <w:t>labor</w:t>
-      </w:r>
-      <w:r>
-        <w:rPr>
-          <w:rFonts w:ascii="Consolas" w:eastAsia="Times New Roman" w:hAnsi="Consolas" w:cs="Times New Roman"/>
-          <w:color w:val="BBBEBF"/>
-          <w:kern w:val="0"/>
-          <w:sz w:val="21"/>
-          <w:szCs w:val="21"/>
-          <w14:ligatures w14:val="none"/>
-        </w:rPr>
-        <w:t>.</w:t>
-      </w:r>
-      <w:r>
-        <w:rPr>
-          <w:rFonts w:ascii="Consolas" w:eastAsia="Times New Roman" w:hAnsi="Consolas" w:cs="Times New Roman"/>
-          <w:color w:val="79C0FF"/>
-          <w:kern w:val="0"/>
-          <w:sz w:val="21"/>
-          <w:szCs w:val="21"/>
-          <w14:ligatures w14:val="none"/>
-        </w:rPr>
-        <w:t>year</w:t>
+        <w:t>country_id</w:t>
+      </w:r>
+      <w:r>
+        <w:rPr>
+          <w:rFonts w:ascii="Consolas" w:eastAsia="Times New Roman" w:hAnsi="Consolas" w:cs="Times New Roman"/>
+          <w:color w:val="BBBEBF"/>
+          <w:kern w:val="0"/>
+          <w:sz w:val="21"/>
+          <w:szCs w:val="21"/>
+          <w14:ligatures w14:val="none"/>
+        </w:rPr>
+        <w:t>,</w:t>
       </w:r>
     </w:p>
     <w:p>
@@ -4342,6 +4901,61 @@
           <w14:ligatures w14:val="none"/>
         </w:rPr>
       </w:pPr>
+      <w:r>
+        <w:rPr>
+          <w:rFonts w:ascii="Consolas" w:eastAsia="Times New Roman" w:hAnsi="Consolas" w:cs="Times New Roman"/>
+          <w:color w:val="BBBEBF"/>
+          <w:kern w:val="0"/>
+          <w:sz w:val="21"/>
+          <w:szCs w:val="21"/>
+          <w14:ligatures w14:val="none"/>
+        </w:rPr>
+        <w:t xml:space="preserve">    </w:t>
+      </w:r>
+      <w:r>
+        <w:rPr>
+          <w:rFonts w:ascii="Consolas" w:eastAsia="Times New Roman" w:hAnsi="Consolas" w:cs="Times New Roman"/>
+          <w:color w:val="79C0FF"/>
+          <w:kern w:val="0"/>
+          <w:sz w:val="21"/>
+          <w:szCs w:val="21"/>
+          <w14:ligatures w14:val="none"/>
+        </w:rPr>
+        <w:t>dc</w:t>
+      </w:r>
+      <w:r>
+        <w:rPr>
+          <w:rFonts w:ascii="Consolas" w:eastAsia="Times New Roman" w:hAnsi="Consolas" w:cs="Times New Roman"/>
+          <w:color w:val="BBBEBF"/>
+          <w:kern w:val="0"/>
+          <w:sz w:val="21"/>
+          <w:szCs w:val="21"/>
+          <w14:ligatures w14:val="none"/>
+        </w:rPr>
+        <w:t>.</w:t>
+      </w:r>
+      <w:r>
+        <w:rPr>
+          <w:rFonts w:ascii="Consolas" w:eastAsia="Times New Roman" w:hAnsi="Consolas" w:cs="Times New Roman"/>
+          <w:color w:val="79C0FF"/>
+          <w:kern w:val="0"/>
+          <w:sz w:val="21"/>
+          <w:szCs w:val="21"/>
+          <w14:ligatures w14:val="none"/>
+        </w:rPr>
+        <w:t>country_name</w:t>
+      </w:r>
+      <w:r>
+        <w:rPr>
+          <w:rFonts w:ascii="Consolas" w:eastAsia="Times New Roman" w:hAnsi="Consolas" w:cs="Times New Roman"/>
+          <w:color w:val="BBBEBF"/>
+          <w:kern w:val="0"/>
+          <w:sz w:val="21"/>
+          <w:szCs w:val="21"/>
+          <w14:ligatures w14:val="none"/>
+        </w:rPr>
+        <w:t>,</w:t>
+      </w:r>
     </w:p>
     <w:p>
       <w:pPr>
@@ -4359,24 +4973,57 @@
       <w:r>
         <w:rPr>
           <w:rFonts w:ascii="Consolas" w:eastAsia="Times New Roman" w:hAnsi="Consolas" w:cs="Times New Roman"/>
-          <w:color w:val="FF7B72"/>
-          <w:kern w:val="0"/>
-          <w:sz w:val="21"/>
-          <w:szCs w:val="21"/>
-          <w14:ligatures w14:val="none"/>
-        </w:rPr>
-        <w:t>LEFT JOIN</w:t>
-      </w:r>
-      <w:r>
-        <w:rPr>
-          <w:rFonts w:ascii="Consolas" w:eastAsia="Times New Roman" w:hAnsi="Consolas" w:cs="Times New Roman"/>
-          <w:color w:val="BBBEBF"/>
-          <w:kern w:val="0"/>
-          <w:sz w:val="21"/>
-          <w:szCs w:val="21"/>
-          <w14:ligatures w14:val="none"/>
-        </w:rPr>
-        <w:t xml:space="preserve"> stg_life_expectancy life</w:t>
+          <w:color w:val="BBBEBF"/>
+          <w:kern w:val="0"/>
+          <w:sz w:val="21"/>
+          <w:szCs w:val="21"/>
+          <w14:ligatures w14:val="none"/>
+        </w:rPr>
+        <w:t xml:space="preserve">    </w:t>
+      </w:r>
+      <w:r>
+        <w:rPr>
+          <w:rFonts w:ascii="Consolas" w:eastAsia="Times New Roman" w:hAnsi="Consolas" w:cs="Times New Roman"/>
+          <w:color w:val="79C0FF"/>
+          <w:kern w:val="0"/>
+          <w:sz w:val="21"/>
+          <w:szCs w:val="21"/>
+          <w14:ligatures w14:val="none"/>
+        </w:rPr>
+        <w:t>dc</w:t>
+      </w:r>
+      <w:r>
+        <w:rPr>
+          <w:rFonts w:ascii="Consolas" w:eastAsia="Times New Roman" w:hAnsi="Consolas" w:cs="Times New Roman"/>
+          <w:color w:val="BBBEBF"/>
+          <w:kern w:val="0"/>
+          <w:sz w:val="21"/>
+          <w:szCs w:val="21"/>
+          <w14:ligatures w14:val="none"/>
+        </w:rPr>
+        <w:t>.</w:t>
+      </w:r>
+      <w:r>
+        <w:rPr>
+          <w:rFonts w:ascii="Consolas" w:eastAsia="Times New Roman" w:hAnsi="Consolas" w:cs="Times New Roman"/>
+          <w:color w:val="79C0FF"/>
+          <w:kern w:val="0"/>
+          <w:sz w:val="21"/>
+          <w:szCs w:val="21"/>
+          <w14:ligatures w14:val="none"/>
+        </w:rPr>
+        <w:t>region</w:t>
+      </w:r>
+      <w:r>
+        <w:rPr>
+          <w:rFonts w:ascii="Consolas" w:eastAsia="Times New Roman" w:hAnsi="Consolas" w:cs="Times New Roman"/>
+          <w:color w:val="BBBEBF"/>
+          <w:kern w:val="0"/>
+          <w:sz w:val="21"/>
+          <w:szCs w:val="21"/>
+          <w14:ligatures w14:val="none"/>
+        </w:rPr>
+        <w:t>,</w:t>
       </w:r>
     </w:p>
     <w:p>
@@ -4406,35 +5053,13 @@
       <w:r>
         <w:rPr>
           <w:rFonts w:ascii="Consolas" w:eastAsia="Times New Roman" w:hAnsi="Consolas" w:cs="Times New Roman"/>
-          <w:color w:val="FF7B72"/>
-          <w:kern w:val="0"/>
-          <w:sz w:val="21"/>
-          <w:szCs w:val="21"/>
-          <w14:ligatures w14:val="none"/>
-        </w:rPr>
-        <w:t>ON</w:t>
-      </w:r>
-      <w:r>
-        <w:rPr>
-          <w:rFonts w:ascii="Consolas" w:eastAsia="Times New Roman" w:hAnsi="Consolas" w:cs="Times New Roman"/>
-          <w:color w:val="BBBEBF"/>
-          <w:kern w:val="0"/>
-          <w:sz w:val="21"/>
-          <w:szCs w:val="21"/>
-          <w14:ligatures w14:val="none"/>
-        </w:rPr>
-        <w:t xml:space="preserve"> </w:t>
-      </w:r>
-      <w:r>
-        <w:rPr>
-          <w:rFonts w:ascii="Consolas" w:eastAsia="Times New Roman" w:hAnsi="Consolas" w:cs="Times New Roman"/>
-          <w:color w:val="79C0FF"/>
-          <w:kern w:val="0"/>
-          <w:sz w:val="21"/>
-          <w:szCs w:val="21"/>
-          <w14:ligatures w14:val="none"/>
-        </w:rPr>
-        <w:t>ep</w:t>
+          <w:color w:val="79C0FF"/>
+          <w:kern w:val="0"/>
+          <w:sz w:val="21"/>
+          <w:szCs w:val="21"/>
+          <w14:ligatures w14:val="none"/>
+        </w:rPr>
+        <w:t>dt</w:t>
       </w:r>
       <w:r>
         <w:rPr>
@@ -4456,73 +5081,18 @@
           <w:szCs w:val="21"/>
           <w14:ligatures w14:val="none"/>
         </w:rPr>
-        <w:t>country_code</w:t>
-      </w:r>
-      <w:r>
-        <w:rPr>
-          <w:rFonts w:ascii="Consolas" w:eastAsia="Times New Roman" w:hAnsi="Consolas" w:cs="Times New Roman"/>
-          <w:color w:val="BBBEBF"/>
-          <w:kern w:val="0"/>
-          <w:sz w:val="21"/>
-          <w:szCs w:val="21"/>
-          <w14:ligatures w14:val="none"/>
-        </w:rPr>
-        <w:t xml:space="preserve"> </w:t>
-      </w:r>
-      <w:r>
-        <w:rPr>
-          <w:rFonts w:ascii="Consolas" w:eastAsia="Times New Roman" w:hAnsi="Consolas" w:cs="Times New Roman"/>
-          <w:color w:val="D4D4D4"/>
-          <w:kern w:val="0"/>
-          <w:sz w:val="21"/>
-          <w:szCs w:val="21"/>
-          <w14:ligatures w14:val="none"/>
-        </w:rPr>
-        <w:t>=</w:t>
-      </w:r>
-      <w:r>
-        <w:rPr>
-          <w:rFonts w:ascii="Consolas" w:eastAsia="Times New Roman" w:hAnsi="Consolas" w:cs="Times New Roman"/>
-          <w:color w:val="BBBEBF"/>
-          <w:kern w:val="0"/>
-          <w:sz w:val="21"/>
-          <w:szCs w:val="21"/>
-          <w14:ligatures w14:val="none"/>
-        </w:rPr>
-        <w:t xml:space="preserve"> </w:t>
-      </w:r>
-      <w:r>
-        <w:rPr>
-          <w:rFonts w:ascii="Consolas" w:eastAsia="Times New Roman" w:hAnsi="Consolas" w:cs="Times New Roman"/>
-          <w:color w:val="79C0FF"/>
-          <w:kern w:val="0"/>
-          <w:sz w:val="21"/>
-          <w:szCs w:val="21"/>
-          <w14:ligatures w14:val="none"/>
-        </w:rPr>
-        <w:t>life</w:t>
-      </w:r>
-      <w:r>
-        <w:rPr>
-          <w:rFonts w:ascii="Consolas" w:eastAsia="Times New Roman" w:hAnsi="Consolas" w:cs="Times New Roman"/>
-          <w:color w:val="BBBEBF"/>
-          <w:kern w:val="0"/>
-          <w:sz w:val="21"/>
-          <w:szCs w:val="21"/>
-          <w14:ligatures w14:val="none"/>
-        </w:rPr>
-        <w:t>.</w:t>
-      </w:r>
-      <w:r>
-        <w:rPr>
-          <w:rFonts w:ascii="Consolas" w:eastAsia="Times New Roman" w:hAnsi="Consolas" w:cs="Times New Roman"/>
-          <w:color w:val="79C0FF"/>
-          <w:kern w:val="0"/>
-          <w:sz w:val="21"/>
-          <w:szCs w:val="21"/>
-          <w14:ligatures w14:val="none"/>
-        </w:rPr>
-        <w:t>country_code</w:t>
+        <w:t>year_id</w:t>
+      </w:r>
+      <w:r>
+        <w:rPr>
+          <w:rFonts w:ascii="Consolas" w:eastAsia="Times New Roman" w:hAnsi="Consolas" w:cs="Times New Roman"/>
+          <w:color w:val="BBBEBF"/>
+          <w:kern w:val="0"/>
+          <w:sz w:val="21"/>
+          <w:szCs w:val="21"/>
+          <w14:ligatures w14:val="none"/>
+        </w:rPr>
+        <w:t>,</w:t>
       </w:r>
     </w:p>
     <w:p>
@@ -4547,7 +5117,29 @@
           <w:szCs w:val="21"/>
           <w14:ligatures w14:val="none"/>
         </w:rPr>
-        <w:t>   </w:t>
+        <w:t xml:space="preserve">    </w:t>
+      </w:r>
+      <w:r>
+        <w:rPr>
+          <w:rFonts w:ascii="Consolas" w:eastAsia="Times New Roman" w:hAnsi="Consolas" w:cs="Times New Roman"/>
+          <w:color w:val="B5CEA8"/>
+          <w:kern w:val="0"/>
+          <w:sz w:val="21"/>
+          <w:szCs w:val="21"/>
+          <w14:ligatures w14:val="none"/>
+        </w:rPr>
+        <w:t>2</w:t>
+      </w:r>
+      <w:r>
+        <w:rPr>
+          <w:rFonts w:ascii="Consolas" w:eastAsia="Times New Roman" w:hAnsi="Consolas" w:cs="Times New Roman"/>
+          <w:color w:val="BBBEBF"/>
+          <w:kern w:val="0"/>
+          <w:sz w:val="21"/>
+          <w:szCs w:val="21"/>
+          <w14:ligatures w14:val="none"/>
+        </w:rPr>
+        <w:t xml:space="preserve"> </w:t>
       </w:r>
       <w:r>
         <w:rPr>
@@ -4558,117 +5150,18 @@
           <w:szCs w:val="21"/>
           <w14:ligatures w14:val="none"/>
         </w:rPr>
-        <w:t>AND</w:t>
-      </w:r>
-      <w:r>
-        <w:rPr>
-          <w:rFonts w:ascii="Consolas" w:eastAsia="Times New Roman" w:hAnsi="Consolas" w:cs="Times New Roman"/>
-          <w:color w:val="BBBEBF"/>
-          <w:kern w:val="0"/>
-          <w:sz w:val="21"/>
-          <w:szCs w:val="21"/>
-          <w14:ligatures w14:val="none"/>
-        </w:rPr>
-        <w:t xml:space="preserve"> </w:t>
-      </w:r>
-      <w:r>
-        <w:rPr>
-          <w:rFonts w:ascii="Consolas" w:eastAsia="Times New Roman" w:hAnsi="Consolas" w:cs="Times New Roman"/>
-          <w:color w:val="79C0FF"/>
-          <w:kern w:val="0"/>
-          <w:sz w:val="21"/>
-          <w:szCs w:val="21"/>
-          <w14:ligatures w14:val="none"/>
-        </w:rPr>
-        <w:t>ep</w:t>
-      </w:r>
-      <w:r>
-        <w:rPr>
-          <w:rFonts w:ascii="Consolas" w:eastAsia="Times New Roman" w:hAnsi="Consolas" w:cs="Times New Roman"/>
-          <w:color w:val="BBBEBF"/>
-          <w:kern w:val="0"/>
-          <w:sz w:val="21"/>
-          <w:szCs w:val="21"/>
-          <w14:ligatures w14:val="none"/>
-        </w:rPr>
-        <w:t>.</w:t>
-      </w:r>
-      <w:r>
-        <w:rPr>
-          <w:rFonts w:ascii="Consolas" w:eastAsia="Times New Roman" w:hAnsi="Consolas" w:cs="Times New Roman"/>
-          <w:color w:val="79C0FF"/>
-          <w:kern w:val="0"/>
-          <w:sz w:val="21"/>
-          <w:szCs w:val="21"/>
-          <w14:ligatures w14:val="none"/>
-        </w:rPr>
-        <w:t>year</w:t>
-      </w:r>
-      <w:r>
-        <w:rPr>
-          <w:rFonts w:ascii="Consolas" w:eastAsia="Times New Roman" w:hAnsi="Consolas" w:cs="Times New Roman"/>
-          <w:color w:val="BBBEBF"/>
-          <w:kern w:val="0"/>
-          <w:sz w:val="21"/>
-          <w:szCs w:val="21"/>
-          <w14:ligatures w14:val="none"/>
-        </w:rPr>
-        <w:t xml:space="preserve"> </w:t>
-      </w:r>
-      <w:r>
-        <w:rPr>
-          <w:rFonts w:ascii="Consolas" w:eastAsia="Times New Roman" w:hAnsi="Consolas" w:cs="Times New Roman"/>
-          <w:color w:val="D4D4D4"/>
-          <w:kern w:val="0"/>
-          <w:sz w:val="21"/>
-          <w:szCs w:val="21"/>
-          <w14:ligatures w14:val="none"/>
-        </w:rPr>
-        <w:t>=</w:t>
-      </w:r>
-      <w:r>
-        <w:rPr>
-          <w:rFonts w:ascii="Consolas" w:eastAsia="Times New Roman" w:hAnsi="Consolas" w:cs="Times New Roman"/>
-          <w:color w:val="BBBEBF"/>
-          <w:kern w:val="0"/>
-          <w:sz w:val="21"/>
-          <w:szCs w:val="21"/>
-          <w14:ligatures w14:val="none"/>
-        </w:rPr>
-        <w:t xml:space="preserve"> </w:t>
-      </w:r>
-      <w:r>
-        <w:rPr>
-          <w:rFonts w:ascii="Consolas" w:eastAsia="Times New Roman" w:hAnsi="Consolas" w:cs="Times New Roman"/>
-          <w:color w:val="79C0FF"/>
-          <w:kern w:val="0"/>
-          <w:sz w:val="21"/>
-          <w:szCs w:val="21"/>
-          <w14:ligatures w14:val="none"/>
-        </w:rPr>
-        <w:t>life</w:t>
-      </w:r>
-      <w:r>
-        <w:rPr>
-          <w:rFonts w:ascii="Consolas" w:eastAsia="Times New Roman" w:hAnsi="Consolas" w:cs="Times New Roman"/>
-          <w:color w:val="BBBEBF"/>
-          <w:kern w:val="0"/>
-          <w:sz w:val="21"/>
-          <w:szCs w:val="21"/>
-          <w14:ligatures w14:val="none"/>
-        </w:rPr>
-        <w:t>.</w:t>
-      </w:r>
-      <w:r>
-        <w:rPr>
-          <w:rFonts w:ascii="Consolas" w:eastAsia="Times New Roman" w:hAnsi="Consolas" w:cs="Times New Roman"/>
-          <w:color w:val="79C0FF"/>
-          <w:kern w:val="0"/>
-          <w:sz w:val="21"/>
-          <w:szCs w:val="21"/>
-          <w14:ligatures w14:val="none"/>
-        </w:rPr>
-        <w:t>year</w:t>
+        <w:t>AS</w:t>
+      </w:r>
+      <w:r>
+        <w:rPr>
+          <w:rFonts w:ascii="Consolas" w:eastAsia="Times New Roman" w:hAnsi="Consolas" w:cs="Times New Roman"/>
+          <w:color w:val="BBBEBF"/>
+          <w:kern w:val="0"/>
+          <w:sz w:val="21"/>
+          <w:szCs w:val="21"/>
+          <w14:ligatures w14:val="none"/>
+        </w:rPr>
+        <w:t xml:space="preserve"> education_id,</w:t>
       </w:r>
     </w:p>
     <w:p>
@@ -4684,6 +5177,83 @@
           <w14:ligatures w14:val="none"/>
         </w:rPr>
       </w:pPr>
+      <w:r>
+        <w:rPr>
+          <w:rFonts w:ascii="Consolas" w:eastAsia="Times New Roman" w:hAnsi="Consolas" w:cs="Times New Roman"/>
+          <w:color w:val="BBBEBF"/>
+          <w:kern w:val="0"/>
+          <w:sz w:val="21"/>
+          <w:szCs w:val="21"/>
+          <w14:ligatures w14:val="none"/>
+        </w:rPr>
+        <w:t xml:space="preserve">    </w:t>
+      </w:r>
+      <w:r>
+        <w:rPr>
+          <w:rFonts w:ascii="Consolas" w:eastAsia="Times New Roman" w:hAnsi="Consolas" w:cs="Times New Roman"/>
+          <w:color w:val="79C0FF"/>
+          <w:kern w:val="0"/>
+          <w:sz w:val="21"/>
+          <w:szCs w:val="21"/>
+          <w14:ligatures w14:val="none"/>
+        </w:rPr>
+        <w:t>dl</w:t>
+      </w:r>
+      <w:r>
+        <w:rPr>
+          <w:rFonts w:ascii="Consolas" w:eastAsia="Times New Roman" w:hAnsi="Consolas" w:cs="Times New Roman"/>
+          <w:color w:val="BBBEBF"/>
+          <w:kern w:val="0"/>
+          <w:sz w:val="21"/>
+          <w:szCs w:val="21"/>
+          <w14:ligatures w14:val="none"/>
+        </w:rPr>
+        <w:t>.</w:t>
+      </w:r>
+      <w:r>
+        <w:rPr>
+          <w:rFonts w:ascii="Consolas" w:eastAsia="Times New Roman" w:hAnsi="Consolas" w:cs="Times New Roman"/>
+          <w:color w:val="79C0FF"/>
+          <w:kern w:val="0"/>
+          <w:sz w:val="21"/>
+          <w:szCs w:val="21"/>
+          <w14:ligatures w14:val="none"/>
+        </w:rPr>
+        <w:t>country_id</w:t>
+      </w:r>
+      <w:r>
+        <w:rPr>
+          <w:rFonts w:ascii="Consolas" w:eastAsia="Times New Roman" w:hAnsi="Consolas" w:cs="Times New Roman"/>
+          <w:color w:val="BBBEBF"/>
+          <w:kern w:val="0"/>
+          <w:sz w:val="21"/>
+          <w:szCs w:val="21"/>
+          <w14:ligatures w14:val="none"/>
+        </w:rPr>
+        <w:t xml:space="preserve"> </w:t>
+      </w:r>
+      <w:r>
+        <w:rPr>
+          <w:rFonts w:ascii="Consolas" w:eastAsia="Times New Roman" w:hAnsi="Consolas" w:cs="Times New Roman"/>
+          <w:color w:val="FF7B72"/>
+          <w:kern w:val="0"/>
+          <w:sz w:val="21"/>
+          <w:szCs w:val="21"/>
+          <w14:ligatures w14:val="none"/>
+        </w:rPr>
+        <w:t>AS</w:t>
+      </w:r>
+      <w:r>
+        <w:rPr>
+          <w:rFonts w:ascii="Consolas" w:eastAsia="Times New Roman" w:hAnsi="Consolas" w:cs="Times New Roman"/>
+          <w:color w:val="BBBEBF"/>
+          <w:kern w:val="0"/>
+          <w:sz w:val="21"/>
+          <w:szCs w:val="21"/>
+          <w14:ligatures w14:val="none"/>
+        </w:rPr>
+        <w:t xml:space="preserve"> legal_country_id,</w:t>
+      </w:r>
     </w:p>
     <w:p>
       <w:pPr>
@@ -4701,24 +5271,79 @@
       <w:r>
         <w:rPr>
           <w:rFonts w:ascii="Consolas" w:eastAsia="Times New Roman" w:hAnsi="Consolas" w:cs="Times New Roman"/>
+          <w:color w:val="BBBEBF"/>
+          <w:kern w:val="0"/>
+          <w:sz w:val="21"/>
+          <w:szCs w:val="21"/>
+          <w14:ligatures w14:val="none"/>
+        </w:rPr>
+        <w:t xml:space="preserve">    </w:t>
+      </w:r>
+      <w:r>
+        <w:rPr>
+          <w:rFonts w:ascii="Consolas" w:eastAsia="Times New Roman" w:hAnsi="Consolas" w:cs="Times New Roman"/>
+          <w:color w:val="79C0FF"/>
+          <w:kern w:val="0"/>
+          <w:sz w:val="21"/>
+          <w:szCs w:val="21"/>
+          <w14:ligatures w14:val="none"/>
+        </w:rPr>
+        <w:t>dl</w:t>
+      </w:r>
+      <w:r>
+        <w:rPr>
+          <w:rFonts w:ascii="Consolas" w:eastAsia="Times New Roman" w:hAnsi="Consolas" w:cs="Times New Roman"/>
+          <w:color w:val="BBBEBF"/>
+          <w:kern w:val="0"/>
+          <w:sz w:val="21"/>
+          <w:szCs w:val="21"/>
+          <w14:ligatures w14:val="none"/>
+        </w:rPr>
+        <w:t>.</w:t>
+      </w:r>
+      <w:r>
+        <w:rPr>
+          <w:rFonts w:ascii="Consolas" w:eastAsia="Times New Roman" w:hAnsi="Consolas" w:cs="Times New Roman"/>
+          <w:color w:val="79C0FF"/>
+          <w:kern w:val="0"/>
+          <w:sz w:val="21"/>
+          <w:szCs w:val="21"/>
+          <w14:ligatures w14:val="none"/>
+        </w:rPr>
+        <w:t>year</w:t>
+      </w:r>
+      <w:r>
+        <w:rPr>
+          <w:rFonts w:ascii="Consolas" w:eastAsia="Times New Roman" w:hAnsi="Consolas" w:cs="Times New Roman"/>
+          <w:color w:val="BBBEBF"/>
+          <w:kern w:val="0"/>
+          <w:sz w:val="21"/>
+          <w:szCs w:val="21"/>
+          <w14:ligatures w14:val="none"/>
+        </w:rPr>
+        <w:t xml:space="preserve"> </w:t>
+      </w:r>
+      <w:r>
+        <w:rPr>
+          <w:rFonts w:ascii="Consolas" w:eastAsia="Times New Roman" w:hAnsi="Consolas" w:cs="Times New Roman"/>
           <w:color w:val="FF7B72"/>
           <w:kern w:val="0"/>
           <w:sz w:val="21"/>
           <w:szCs w:val="21"/>
           <w14:ligatures w14:val="none"/>
         </w:rPr>
-        <w:t>LEFT JOIN</w:t>
-      </w:r>
-      <w:r>
-        <w:rPr>
-          <w:rFonts w:ascii="Consolas" w:eastAsia="Times New Roman" w:hAnsi="Consolas" w:cs="Times New Roman"/>
-          <w:color w:val="BBBEBF"/>
-          <w:kern w:val="0"/>
-          <w:sz w:val="21"/>
-          <w:szCs w:val="21"/>
-          <w14:ligatures w14:val="none"/>
-        </w:rPr>
-        <w:t xml:space="preserve"> stg_gdp_growth gdp</w:t>
+        <w:t>AS</w:t>
+      </w:r>
+      <w:r>
+        <w:rPr>
+          <w:rFonts w:ascii="Consolas" w:eastAsia="Times New Roman" w:hAnsi="Consolas" w:cs="Times New Roman"/>
+          <w:color w:val="BBBEBF"/>
+          <w:kern w:val="0"/>
+          <w:sz w:val="21"/>
+          <w:szCs w:val="21"/>
+          <w14:ligatures w14:val="none"/>
+        </w:rPr>
+        <w:t xml:space="preserve"> legal_year,</w:t>
       </w:r>
     </w:p>
     <w:p>
@@ -4748,123 +5373,68 @@
       <w:r>
         <w:rPr>
           <w:rFonts w:ascii="Consolas" w:eastAsia="Times New Roman" w:hAnsi="Consolas" w:cs="Times New Roman"/>
+          <w:color w:val="79C0FF"/>
+          <w:kern w:val="0"/>
+          <w:sz w:val="21"/>
+          <w:szCs w:val="21"/>
+          <w14:ligatures w14:val="none"/>
+        </w:rPr>
+        <w:t>es</w:t>
+      </w:r>
+      <w:r>
+        <w:rPr>
+          <w:rFonts w:ascii="Consolas" w:eastAsia="Times New Roman" w:hAnsi="Consolas" w:cs="Times New Roman"/>
+          <w:color w:val="BBBEBF"/>
+          <w:kern w:val="0"/>
+          <w:sz w:val="21"/>
+          <w:szCs w:val="21"/>
+          <w14:ligatures w14:val="none"/>
+        </w:rPr>
+        <w:t>.</w:t>
+      </w:r>
+      <w:r>
+        <w:rPr>
+          <w:rFonts w:ascii="Consolas" w:eastAsia="Times New Roman" w:hAnsi="Consolas" w:cs="Times New Roman"/>
+          <w:color w:val="79C0FF"/>
+          <w:kern w:val="0"/>
+          <w:sz w:val="21"/>
+          <w:szCs w:val="21"/>
+          <w14:ligatures w14:val="none"/>
+        </w:rPr>
+        <w:t>school_enrollment_secondary_female_rate</w:t>
+      </w:r>
+      <w:r>
+        <w:rPr>
+          <w:rFonts w:ascii="Consolas" w:eastAsia="Times New Roman" w:hAnsi="Consolas" w:cs="Times New Roman"/>
+          <w:color w:val="BBBEBF"/>
+          <w:kern w:val="0"/>
+          <w:sz w:val="21"/>
+          <w:szCs w:val="21"/>
+          <w14:ligatures w14:val="none"/>
+        </w:rPr>
+        <w:t xml:space="preserve"> </w:t>
+      </w:r>
+      <w:r>
+        <w:rPr>
+          <w:rFonts w:ascii="Consolas" w:eastAsia="Times New Roman" w:hAnsi="Consolas" w:cs="Times New Roman"/>
           <w:color w:val="FF7B72"/>
           <w:kern w:val="0"/>
           <w:sz w:val="21"/>
           <w:szCs w:val="21"/>
           <w14:ligatures w14:val="none"/>
         </w:rPr>
-        <w:t>ON</w:t>
-      </w:r>
-      <w:r>
-        <w:rPr>
-          <w:rFonts w:ascii="Consolas" w:eastAsia="Times New Roman" w:hAnsi="Consolas" w:cs="Times New Roman"/>
-          <w:color w:val="BBBEBF"/>
-          <w:kern w:val="0"/>
-          <w:sz w:val="21"/>
-          <w:szCs w:val="21"/>
-          <w14:ligatures w14:val="none"/>
-        </w:rPr>
-        <w:t xml:space="preserve"> </w:t>
-      </w:r>
-      <w:r>
-        <w:rPr>
-          <w:rFonts w:ascii="Consolas" w:eastAsia="Times New Roman" w:hAnsi="Consolas" w:cs="Times New Roman"/>
-          <w:color w:val="79C0FF"/>
-          <w:kern w:val="0"/>
-          <w:sz w:val="21"/>
-          <w:szCs w:val="21"/>
-          <w14:ligatures w14:val="none"/>
-        </w:rPr>
-        <w:t>ep</w:t>
-      </w:r>
-      <w:r>
-        <w:rPr>
-          <w:rFonts w:ascii="Consolas" w:eastAsia="Times New Roman" w:hAnsi="Consolas" w:cs="Times New Roman"/>
-          <w:color w:val="BBBEBF"/>
-          <w:kern w:val="0"/>
-          <w:sz w:val="21"/>
-          <w:szCs w:val="21"/>
-          <w14:ligatures w14:val="none"/>
-        </w:rPr>
-        <w:t>.</w:t>
-      </w:r>
-      <w:r>
-        <w:rPr>
-          <w:rFonts w:ascii="Consolas" w:eastAsia="Times New Roman" w:hAnsi="Consolas" w:cs="Times New Roman"/>
-          <w:color w:val="79C0FF"/>
-          <w:kern w:val="0"/>
-          <w:sz w:val="21"/>
-          <w:szCs w:val="21"/>
-          <w14:ligatures w14:val="none"/>
-        </w:rPr>
-        <w:t>country_code</w:t>
-      </w:r>
-      <w:r>
-        <w:rPr>
-          <w:rFonts w:ascii="Consolas" w:eastAsia="Times New Roman" w:hAnsi="Consolas" w:cs="Times New Roman"/>
-          <w:color w:val="BBBEBF"/>
-          <w:kern w:val="0"/>
-          <w:sz w:val="21"/>
-          <w:szCs w:val="21"/>
-          <w14:ligatures w14:val="none"/>
-        </w:rPr>
-        <w:t xml:space="preserve"> </w:t>
-      </w:r>
-      <w:r>
-        <w:rPr>
-          <w:rFonts w:ascii="Consolas" w:eastAsia="Times New Roman" w:hAnsi="Consolas" w:cs="Times New Roman"/>
-          <w:color w:val="D4D4D4"/>
-          <w:kern w:val="0"/>
-          <w:sz w:val="21"/>
-          <w:szCs w:val="21"/>
-          <w14:ligatures w14:val="none"/>
-        </w:rPr>
-        <w:t>=</w:t>
-      </w:r>
-      <w:r>
-        <w:rPr>
-          <w:rFonts w:ascii="Consolas" w:eastAsia="Times New Roman" w:hAnsi="Consolas" w:cs="Times New Roman"/>
-          <w:color w:val="BBBEBF"/>
-          <w:kern w:val="0"/>
-          <w:sz w:val="21"/>
-          <w:szCs w:val="21"/>
-          <w14:ligatures w14:val="none"/>
-        </w:rPr>
-        <w:t xml:space="preserve"> </w:t>
-      </w:r>
-      <w:r>
-        <w:rPr>
-          <w:rFonts w:ascii="Consolas" w:eastAsia="Times New Roman" w:hAnsi="Consolas" w:cs="Times New Roman"/>
-          <w:color w:val="79C0FF"/>
-          <w:kern w:val="0"/>
-          <w:sz w:val="21"/>
-          <w:szCs w:val="21"/>
-          <w14:ligatures w14:val="none"/>
-        </w:rPr>
-        <w:t>gdp</w:t>
-      </w:r>
-      <w:r>
-        <w:rPr>
-          <w:rFonts w:ascii="Consolas" w:eastAsia="Times New Roman" w:hAnsi="Consolas" w:cs="Times New Roman"/>
-          <w:color w:val="BBBEBF"/>
-          <w:kern w:val="0"/>
-          <w:sz w:val="21"/>
-          <w:szCs w:val="21"/>
-          <w14:ligatures w14:val="none"/>
-        </w:rPr>
-        <w:t>.</w:t>
-      </w:r>
-      <w:r>
-        <w:rPr>
-          <w:rFonts w:ascii="Consolas" w:eastAsia="Times New Roman" w:hAnsi="Consolas" w:cs="Times New Roman"/>
-          <w:color w:val="79C0FF"/>
-          <w:kern w:val="0"/>
-          <w:sz w:val="21"/>
-          <w:szCs w:val="21"/>
-          <w14:ligatures w14:val="none"/>
-        </w:rPr>
-        <w:t>country_code</w:t>
+        <w:t>AS</w:t>
+      </w:r>
+      <w:r>
+        <w:rPr>
+          <w:rFonts w:ascii="Consolas" w:eastAsia="Times New Roman" w:hAnsi="Consolas" w:cs="Times New Roman"/>
+          <w:color w:val="BBBEBF"/>
+          <w:kern w:val="0"/>
+          <w:sz w:val="21"/>
+          <w:szCs w:val="21"/>
+          <w14:ligatures w14:val="none"/>
+        </w:rPr>
+        <w:t xml:space="preserve"> education_rate,</w:t>
       </w:r>
     </w:p>
     <w:p>
@@ -4889,40 +5459,18 @@
           <w:szCs w:val="21"/>
           <w14:ligatures w14:val="none"/>
         </w:rPr>
-        <w:t>   </w:t>
-      </w:r>
-      <w:r>
-        <w:rPr>
-          <w:rFonts w:ascii="Consolas" w:eastAsia="Times New Roman" w:hAnsi="Consolas" w:cs="Times New Roman"/>
-          <w:color w:val="FF7B72"/>
-          <w:kern w:val="0"/>
-          <w:sz w:val="21"/>
-          <w:szCs w:val="21"/>
-          <w14:ligatures w14:val="none"/>
-        </w:rPr>
-        <w:t>AND</w:t>
-      </w:r>
-      <w:r>
-        <w:rPr>
-          <w:rFonts w:ascii="Consolas" w:eastAsia="Times New Roman" w:hAnsi="Consolas" w:cs="Times New Roman"/>
-          <w:color w:val="BBBEBF"/>
-          <w:kern w:val="0"/>
-          <w:sz w:val="21"/>
-          <w:szCs w:val="21"/>
-          <w14:ligatures w14:val="none"/>
-        </w:rPr>
-        <w:t xml:space="preserve"> </w:t>
-      </w:r>
-      <w:r>
-        <w:rPr>
-          <w:rFonts w:ascii="Consolas" w:eastAsia="Times New Roman" w:hAnsi="Consolas" w:cs="Times New Roman"/>
-          <w:color w:val="79C0FF"/>
-          <w:kern w:val="0"/>
-          <w:sz w:val="21"/>
-          <w:szCs w:val="21"/>
-          <w14:ligatures w14:val="none"/>
-        </w:rPr>
-        <w:t>ep</w:t>
+        <w:t xml:space="preserve">    </w:t>
+      </w:r>
+      <w:r>
+        <w:rPr>
+          <w:rFonts w:ascii="Consolas" w:eastAsia="Times New Roman" w:hAnsi="Consolas" w:cs="Times New Roman"/>
+          <w:color w:val="79C0FF"/>
+          <w:kern w:val="0"/>
+          <w:sz w:val="21"/>
+          <w:szCs w:val="21"/>
+          <w14:ligatures w14:val="none"/>
+        </w:rPr>
+        <w:t>gii</w:t>
       </w:r>
       <w:r>
         <w:rPr>
@@ -4944,88 +5492,19 @@
           <w:szCs w:val="21"/>
           <w14:ligatures w14:val="none"/>
         </w:rPr>
-        <w:t>year</w:t>
-      </w:r>
-      <w:r>
-        <w:rPr>
-          <w:rFonts w:ascii="Consolas" w:eastAsia="Times New Roman" w:hAnsi="Consolas" w:cs="Times New Roman"/>
-          <w:color w:val="BBBEBF"/>
-          <w:kern w:val="0"/>
-          <w:sz w:val="21"/>
-          <w:szCs w:val="21"/>
-          <w14:ligatures w14:val="none"/>
-        </w:rPr>
-        <w:t xml:space="preserve"> </w:t>
-      </w:r>
-      <w:r>
-        <w:rPr>
-          <w:rFonts w:ascii="Consolas" w:eastAsia="Times New Roman" w:hAnsi="Consolas" w:cs="Times New Roman"/>
-          <w:color w:val="D4D4D4"/>
-          <w:kern w:val="0"/>
-          <w:sz w:val="21"/>
-          <w:szCs w:val="21"/>
-          <w14:ligatures w14:val="none"/>
-        </w:rPr>
-        <w:t>=</w:t>
-      </w:r>
-      <w:r>
-        <w:rPr>
-          <w:rFonts w:ascii="Consolas" w:eastAsia="Times New Roman" w:hAnsi="Consolas" w:cs="Times New Roman"/>
-          <w:color w:val="BBBEBF"/>
-          <w:kern w:val="0"/>
-          <w:sz w:val="21"/>
-          <w:szCs w:val="21"/>
-          <w14:ligatures w14:val="none"/>
-        </w:rPr>
-        <w:t xml:space="preserve"> </w:t>
-      </w:r>
-      <w:r>
-        <w:rPr>
-          <w:rFonts w:ascii="Consolas" w:eastAsia="Times New Roman" w:hAnsi="Consolas" w:cs="Times New Roman"/>
-          <w:color w:val="79C0FF"/>
-          <w:kern w:val="0"/>
-          <w:sz w:val="21"/>
-          <w:szCs w:val="21"/>
-          <w14:ligatures w14:val="none"/>
-        </w:rPr>
-        <w:t>gdp</w:t>
-      </w:r>
-      <w:r>
-        <w:rPr>
-          <w:rFonts w:ascii="Consolas" w:eastAsia="Times New Roman" w:hAnsi="Consolas" w:cs="Times New Roman"/>
-          <w:color w:val="BBBEBF"/>
-          <w:kern w:val="0"/>
-          <w:sz w:val="21"/>
-          <w:szCs w:val="21"/>
-          <w14:ligatures w14:val="none"/>
-        </w:rPr>
-        <w:t>.</w:t>
-      </w:r>
-      <w:r>
-        <w:rPr>
-          <w:rFonts w:ascii="Consolas" w:eastAsia="Times New Roman" w:hAnsi="Consolas" w:cs="Times New Roman"/>
-          <w:color w:val="79C0FF"/>
-          <w:kern w:val="0"/>
-          <w:sz w:val="21"/>
-          <w:szCs w:val="21"/>
-          <w14:ligatures w14:val="none"/>
-        </w:rPr>
-        <w:t>year</w:t>
-      </w:r>
-    </w:p>
-    <w:p>
-      <w:pPr>
-        <w:shd w:val="clear" w:color="auto" w:fill="121314"/>
-        <w:spacing w:after="240" w:line="285" w:lineRule="atLeast"/>
-        <w:rPr>
-          <w:rFonts w:ascii="Consolas" w:eastAsia="Times New Roman" w:hAnsi="Consolas" w:cs="Times New Roman"/>
-          <w:color w:val="BBBEBF"/>
-          <w:kern w:val="0"/>
-          <w:sz w:val="21"/>
-          <w:szCs w:val="21"/>
-          <w14:ligatures w14:val="none"/>
-        </w:rPr>
-      </w:pPr>
+        <w:t>gender_inequality_index</w:t>
+      </w:r>
+      <w:r>
+        <w:rPr>
+          <w:rFonts w:ascii="Consolas" w:eastAsia="Times New Roman" w:hAnsi="Consolas" w:cs="Times New Roman"/>
+          <w:color w:val="BBBEBF"/>
+          <w:kern w:val="0"/>
+          <w:sz w:val="21"/>
+          <w:szCs w:val="21"/>
+          <w14:ligatures w14:val="none"/>
+        </w:rPr>
+        <w:t>,</w:t>
+      </w:r>
     </w:p>
     <w:p>
       <w:pPr>
@@ -5043,13 +5522,79 @@
       <w:r>
         <w:rPr>
           <w:rFonts w:ascii="Consolas" w:eastAsia="Times New Roman" w:hAnsi="Consolas" w:cs="Times New Roman"/>
+          <w:color w:val="BBBEBF"/>
+          <w:kern w:val="0"/>
+          <w:sz w:val="21"/>
+          <w:szCs w:val="21"/>
+          <w14:ligatures w14:val="none"/>
+        </w:rPr>
+        <w:t xml:space="preserve">    </w:t>
+      </w:r>
+      <w:r>
+        <w:rPr>
+          <w:rFonts w:ascii="Consolas" w:eastAsia="Times New Roman" w:hAnsi="Consolas" w:cs="Times New Roman"/>
+          <w:color w:val="79C0FF"/>
+          <w:kern w:val="0"/>
+          <w:sz w:val="21"/>
+          <w:szCs w:val="21"/>
+          <w14:ligatures w14:val="none"/>
+        </w:rPr>
+        <w:t>labor</w:t>
+      </w:r>
+      <w:r>
+        <w:rPr>
+          <w:rFonts w:ascii="Consolas" w:eastAsia="Times New Roman" w:hAnsi="Consolas" w:cs="Times New Roman"/>
+          <w:color w:val="BBBEBF"/>
+          <w:kern w:val="0"/>
+          <w:sz w:val="21"/>
+          <w:szCs w:val="21"/>
+          <w14:ligatures w14:val="none"/>
+        </w:rPr>
+        <w:t>.</w:t>
+      </w:r>
+      <w:r>
+        <w:rPr>
+          <w:rFonts w:ascii="Consolas" w:eastAsia="Times New Roman" w:hAnsi="Consolas" w:cs="Times New Roman"/>
+          <w:color w:val="79C0FF"/>
+          <w:kern w:val="0"/>
+          <w:sz w:val="21"/>
+          <w:szCs w:val="21"/>
+          <w14:ligatures w14:val="none"/>
+        </w:rPr>
+        <w:t>female_labor_force_participation_rate</w:t>
+      </w:r>
+      <w:r>
+        <w:rPr>
+          <w:rFonts w:ascii="Consolas" w:eastAsia="Times New Roman" w:hAnsi="Consolas" w:cs="Times New Roman"/>
+          <w:color w:val="BBBEBF"/>
+          <w:kern w:val="0"/>
+          <w:sz w:val="21"/>
+          <w:szCs w:val="21"/>
+          <w14:ligatures w14:val="none"/>
+        </w:rPr>
+        <w:t xml:space="preserve"> </w:t>
+      </w:r>
+      <w:r>
+        <w:rPr>
+          <w:rFonts w:ascii="Consolas" w:eastAsia="Times New Roman" w:hAnsi="Consolas" w:cs="Times New Roman"/>
           <w:color w:val="FF7B72"/>
           <w:kern w:val="0"/>
           <w:sz w:val="21"/>
           <w:szCs w:val="21"/>
           <w14:ligatures w14:val="none"/>
         </w:rPr>
-        <w:t>UNION ALL</w:t>
+        <w:t>AS</w:t>
+      </w:r>
+      <w:r>
+        <w:rPr>
+          <w:rFonts w:ascii="Consolas" w:eastAsia="Times New Roman" w:hAnsi="Consolas" w:cs="Times New Roman"/>
+          <w:color w:val="BBBEBF"/>
+          <w:kern w:val="0"/>
+          <w:sz w:val="21"/>
+          <w:szCs w:val="21"/>
+          <w14:ligatures w14:val="none"/>
+        </w:rPr>
+        <w:t xml:space="preserve"> female_labor_participation,</w:t>
       </w:r>
     </w:p>
     <w:p>
@@ -5065,6 +5610,61 @@
           <w14:ligatures w14:val="none"/>
         </w:rPr>
       </w:pPr>
+      <w:r>
+        <w:rPr>
+          <w:rFonts w:ascii="Consolas" w:eastAsia="Times New Roman" w:hAnsi="Consolas" w:cs="Times New Roman"/>
+          <w:color w:val="BBBEBF"/>
+          <w:kern w:val="0"/>
+          <w:sz w:val="21"/>
+          <w:szCs w:val="21"/>
+          <w14:ligatures w14:val="none"/>
+        </w:rPr>
+        <w:t xml:space="preserve">    </w:t>
+      </w:r>
+      <w:r>
+        <w:rPr>
+          <w:rFonts w:ascii="Consolas" w:eastAsia="Times New Roman" w:hAnsi="Consolas" w:cs="Times New Roman"/>
+          <w:color w:val="79C0FF"/>
+          <w:kern w:val="0"/>
+          <w:sz w:val="21"/>
+          <w:szCs w:val="21"/>
+          <w14:ligatures w14:val="none"/>
+        </w:rPr>
+        <w:t>life</w:t>
+      </w:r>
+      <w:r>
+        <w:rPr>
+          <w:rFonts w:ascii="Consolas" w:eastAsia="Times New Roman" w:hAnsi="Consolas" w:cs="Times New Roman"/>
+          <w:color w:val="BBBEBF"/>
+          <w:kern w:val="0"/>
+          <w:sz w:val="21"/>
+          <w:szCs w:val="21"/>
+          <w14:ligatures w14:val="none"/>
+        </w:rPr>
+        <w:t>.</w:t>
+      </w:r>
+      <w:r>
+        <w:rPr>
+          <w:rFonts w:ascii="Consolas" w:eastAsia="Times New Roman" w:hAnsi="Consolas" w:cs="Times New Roman"/>
+          <w:color w:val="79C0FF"/>
+          <w:kern w:val="0"/>
+          <w:sz w:val="21"/>
+          <w:szCs w:val="21"/>
+          <w14:ligatures w14:val="none"/>
+        </w:rPr>
+        <w:t>female_life_expectancy</w:t>
+      </w:r>
+      <w:r>
+        <w:rPr>
+          <w:rFonts w:ascii="Consolas" w:eastAsia="Times New Roman" w:hAnsi="Consolas" w:cs="Times New Roman"/>
+          <w:color w:val="BBBEBF"/>
+          <w:kern w:val="0"/>
+          <w:sz w:val="21"/>
+          <w:szCs w:val="21"/>
+          <w14:ligatures w14:val="none"/>
+        </w:rPr>
+        <w:t>,</w:t>
+      </w:r>
     </w:p>
     <w:p>
       <w:pPr>
@@ -5082,13 +5682,46 @@
       <w:r>
         <w:rPr>
           <w:rFonts w:ascii="Consolas" w:eastAsia="Times New Roman" w:hAnsi="Consolas" w:cs="Times New Roman"/>
-          <w:color w:val="8B949E"/>
-          <w:kern w:val="0"/>
-          <w:sz w:val="21"/>
-          <w:szCs w:val="21"/>
-          <w14:ligatures w14:val="none"/>
-        </w:rPr>
-        <w:t>-- SECONDARY EDUCATION</w:t>
+          <w:color w:val="BBBEBF"/>
+          <w:kern w:val="0"/>
+          <w:sz w:val="21"/>
+          <w:szCs w:val="21"/>
+          <w14:ligatures w14:val="none"/>
+        </w:rPr>
+        <w:t xml:space="preserve">    </w:t>
+      </w:r>
+      <w:r>
+        <w:rPr>
+          <w:rFonts w:ascii="Consolas" w:eastAsia="Times New Roman" w:hAnsi="Consolas" w:cs="Times New Roman"/>
+          <w:color w:val="79C0FF"/>
+          <w:kern w:val="0"/>
+          <w:sz w:val="21"/>
+          <w:szCs w:val="21"/>
+          <w14:ligatures w14:val="none"/>
+        </w:rPr>
+        <w:t>gdp</w:t>
+      </w:r>
+      <w:r>
+        <w:rPr>
+          <w:rFonts w:ascii="Consolas" w:eastAsia="Times New Roman" w:hAnsi="Consolas" w:cs="Times New Roman"/>
+          <w:color w:val="BBBEBF"/>
+          <w:kern w:val="0"/>
+          <w:sz w:val="21"/>
+          <w:szCs w:val="21"/>
+          <w14:ligatures w14:val="none"/>
+        </w:rPr>
+        <w:t>.</w:t>
+      </w:r>
+      <w:r>
+        <w:rPr>
+          <w:rFonts w:ascii="Consolas" w:eastAsia="Times New Roman" w:hAnsi="Consolas" w:cs="Times New Roman"/>
+          <w:color w:val="79C0FF"/>
+          <w:kern w:val="0"/>
+          <w:sz w:val="21"/>
+          <w:szCs w:val="21"/>
+          <w14:ligatures w14:val="none"/>
+        </w:rPr>
+        <w:t>gdp_growth</w:t>
       </w:r>
     </w:p>
     <w:p>
@@ -5113,7 +5746,18 @@
           <w:szCs w:val="21"/>
           <w14:ligatures w14:val="none"/>
         </w:rPr>
-        <w:t>SELECT</w:t>
+        <w:t>FROM</w:t>
+      </w:r>
+      <w:r>
+        <w:rPr>
+          <w:rFonts w:ascii="Consolas" w:eastAsia="Times New Roman" w:hAnsi="Consolas" w:cs="Times New Roman"/>
+          <w:color w:val="BBBEBF"/>
+          <w:kern w:val="0"/>
+          <w:sz w:val="21"/>
+          <w:szCs w:val="21"/>
+          <w14:ligatures w14:val="none"/>
+        </w:rPr>
+        <w:t xml:space="preserve"> stg_education_secondary es</w:t>
       </w:r>
     </w:p>
     <w:p>
@@ -5132,57 +5776,24 @@
       <w:r>
         <w:rPr>
           <w:rFonts w:ascii="Consolas" w:eastAsia="Times New Roman" w:hAnsi="Consolas" w:cs="Times New Roman"/>
-          <w:color w:val="BBBEBF"/>
-          <w:kern w:val="0"/>
-          <w:sz w:val="21"/>
-          <w:szCs w:val="21"/>
-          <w14:ligatures w14:val="none"/>
-        </w:rPr>
-        <w:t xml:space="preserve">    </w:t>
-      </w:r>
-      <w:r>
-        <w:rPr>
-          <w:rFonts w:ascii="Consolas" w:eastAsia="Times New Roman" w:hAnsi="Consolas" w:cs="Times New Roman"/>
-          <w:color w:val="79C0FF"/>
-          <w:kern w:val="0"/>
-          <w:sz w:val="21"/>
-          <w:szCs w:val="21"/>
-          <w14:ligatures w14:val="none"/>
-        </w:rPr>
-        <w:t>dc</w:t>
-      </w:r>
-      <w:r>
-        <w:rPr>
-          <w:rFonts w:ascii="Consolas" w:eastAsia="Times New Roman" w:hAnsi="Consolas" w:cs="Times New Roman"/>
-          <w:color w:val="BBBEBF"/>
-          <w:kern w:val="0"/>
-          <w:sz w:val="21"/>
-          <w:szCs w:val="21"/>
-          <w14:ligatures w14:val="none"/>
-        </w:rPr>
-        <w:t>.</w:t>
-      </w:r>
-      <w:r>
-        <w:rPr>
-          <w:rFonts w:ascii="Consolas" w:eastAsia="Times New Roman" w:hAnsi="Consolas" w:cs="Times New Roman"/>
-          <w:color w:val="79C0FF"/>
-          <w:kern w:val="0"/>
-          <w:sz w:val="21"/>
-          <w:szCs w:val="21"/>
-          <w14:ligatures w14:val="none"/>
-        </w:rPr>
-        <w:t>country_id</w:t>
-      </w:r>
-      <w:r>
-        <w:rPr>
-          <w:rFonts w:ascii="Consolas" w:eastAsia="Times New Roman" w:hAnsi="Consolas" w:cs="Times New Roman"/>
-          <w:color w:val="BBBEBF"/>
-          <w:kern w:val="0"/>
-          <w:sz w:val="21"/>
-          <w:szCs w:val="21"/>
-          <w14:ligatures w14:val="none"/>
-        </w:rPr>
-        <w:t>,</w:t>
+          <w:color w:val="FF7B72"/>
+          <w:kern w:val="0"/>
+          <w:sz w:val="21"/>
+          <w:szCs w:val="21"/>
+          <w14:ligatures w14:val="none"/>
+        </w:rPr>
+        <w:t>LEFT JOIN</w:t>
+      </w:r>
+      <w:r>
+        <w:rPr>
+          <w:rFonts w:ascii="Consolas" w:eastAsia="Times New Roman" w:hAnsi="Consolas" w:cs="Times New Roman"/>
+          <w:color w:val="BBBEBF"/>
+          <w:kern w:val="0"/>
+          <w:sz w:val="21"/>
+          <w:szCs w:val="21"/>
+          <w14:ligatures w14:val="none"/>
+        </w:rPr>
+        <w:t xml:space="preserve"> dim_country dc</w:t>
       </w:r>
     </w:p>
     <w:p>
@@ -5212,6 +5823,94 @@
       <w:r>
         <w:rPr>
           <w:rFonts w:ascii="Consolas" w:eastAsia="Times New Roman" w:hAnsi="Consolas" w:cs="Times New Roman"/>
+          <w:color w:val="FF7B72"/>
+          <w:kern w:val="0"/>
+          <w:sz w:val="21"/>
+          <w:szCs w:val="21"/>
+          <w14:ligatures w14:val="none"/>
+        </w:rPr>
+        <w:t>ON</w:t>
+      </w:r>
+      <w:r>
+        <w:rPr>
+          <w:rFonts w:ascii="Consolas" w:eastAsia="Times New Roman" w:hAnsi="Consolas" w:cs="Times New Roman"/>
+          <w:color w:val="BBBEBF"/>
+          <w:kern w:val="0"/>
+          <w:sz w:val="21"/>
+          <w:szCs w:val="21"/>
+          <w14:ligatures w14:val="none"/>
+        </w:rPr>
+        <w:t xml:space="preserve"> </w:t>
+      </w:r>
+      <w:r>
+        <w:rPr>
+          <w:rFonts w:ascii="Consolas" w:eastAsia="Times New Roman" w:hAnsi="Consolas" w:cs="Times New Roman"/>
+          <w:color w:val="79C0FF"/>
+          <w:kern w:val="0"/>
+          <w:sz w:val="21"/>
+          <w:szCs w:val="21"/>
+          <w14:ligatures w14:val="none"/>
+        </w:rPr>
+        <w:t>es</w:t>
+      </w:r>
+      <w:r>
+        <w:rPr>
+          <w:rFonts w:ascii="Consolas" w:eastAsia="Times New Roman" w:hAnsi="Consolas" w:cs="Times New Roman"/>
+          <w:color w:val="BBBEBF"/>
+          <w:kern w:val="0"/>
+          <w:sz w:val="21"/>
+          <w:szCs w:val="21"/>
+          <w14:ligatures w14:val="none"/>
+        </w:rPr>
+        <w:t>.</w:t>
+      </w:r>
+      <w:r>
+        <w:rPr>
+          <w:rFonts w:ascii="Consolas" w:eastAsia="Times New Roman" w:hAnsi="Consolas" w:cs="Times New Roman"/>
+          <w:color w:val="79C0FF"/>
+          <w:kern w:val="0"/>
+          <w:sz w:val="21"/>
+          <w:szCs w:val="21"/>
+          <w14:ligatures w14:val="none"/>
+        </w:rPr>
+        <w:t>country_code</w:t>
+      </w:r>
+      <w:r>
+        <w:rPr>
+          <w:rFonts w:ascii="Consolas" w:eastAsia="Times New Roman" w:hAnsi="Consolas" w:cs="Times New Roman"/>
+          <w:color w:val="BBBEBF"/>
+          <w:kern w:val="0"/>
+          <w:sz w:val="21"/>
+          <w:szCs w:val="21"/>
+          <w14:ligatures w14:val="none"/>
+        </w:rPr>
+        <w:t xml:space="preserve"> </w:t>
+      </w:r>
+      <w:r>
+        <w:rPr>
+          <w:rFonts w:ascii="Consolas" w:eastAsia="Times New Roman" w:hAnsi="Consolas" w:cs="Times New Roman"/>
+          <w:color w:val="D4D4D4"/>
+          <w:kern w:val="0"/>
+          <w:sz w:val="21"/>
+          <w:szCs w:val="21"/>
+          <w14:ligatures w14:val="none"/>
+        </w:rPr>
+        <w:t>=</w:t>
+      </w:r>
+      <w:r>
+        <w:rPr>
+          <w:rFonts w:ascii="Consolas" w:eastAsia="Times New Roman" w:hAnsi="Consolas" w:cs="Times New Roman"/>
+          <w:color w:val="BBBEBF"/>
+          <w:kern w:val="0"/>
+          <w:sz w:val="21"/>
+          <w:szCs w:val="21"/>
+          <w14:ligatures w14:val="none"/>
+        </w:rPr>
+        <w:t xml:space="preserve"> </w:t>
+      </w:r>
+      <w:r>
+        <w:rPr>
+          <w:rFonts w:ascii="Consolas" w:eastAsia="Times New Roman" w:hAnsi="Consolas" w:cs="Times New Roman"/>
           <w:color w:val="79C0FF"/>
           <w:kern w:val="0"/>
           <w:sz w:val="21"/>
@@ -5240,18 +5939,7 @@
           <w:szCs w:val="21"/>
           <w14:ligatures w14:val="none"/>
         </w:rPr>
-        <w:t>country_name</w:t>
-      </w:r>
-      <w:r>
-        <w:rPr>
-          <w:rFonts w:ascii="Consolas" w:eastAsia="Times New Roman" w:hAnsi="Consolas" w:cs="Times New Roman"/>
-          <w:color w:val="BBBEBF"/>
-          <w:kern w:val="0"/>
-          <w:sz w:val="21"/>
-          <w:szCs w:val="21"/>
-          <w14:ligatures w14:val="none"/>
-        </w:rPr>
-        <w:t>,</w:t>
+        <w:t>country_id</w:t>
       </w:r>
     </w:p>
     <w:p>
@@ -5270,57 +5958,24 @@
       <w:r>
         <w:rPr>
           <w:rFonts w:ascii="Consolas" w:eastAsia="Times New Roman" w:hAnsi="Consolas" w:cs="Times New Roman"/>
-          <w:color w:val="BBBEBF"/>
-          <w:kern w:val="0"/>
-          <w:sz w:val="21"/>
-          <w:szCs w:val="21"/>
-          <w14:ligatures w14:val="none"/>
-        </w:rPr>
-        <w:t xml:space="preserve">    </w:t>
-      </w:r>
-      <w:r>
-        <w:rPr>
-          <w:rFonts w:ascii="Consolas" w:eastAsia="Times New Roman" w:hAnsi="Consolas" w:cs="Times New Roman"/>
-          <w:color w:val="79C0FF"/>
-          <w:kern w:val="0"/>
-          <w:sz w:val="21"/>
-          <w:szCs w:val="21"/>
-          <w14:ligatures w14:val="none"/>
-        </w:rPr>
-        <w:t>dc</w:t>
-      </w:r>
-      <w:r>
-        <w:rPr>
-          <w:rFonts w:ascii="Consolas" w:eastAsia="Times New Roman" w:hAnsi="Consolas" w:cs="Times New Roman"/>
-          <w:color w:val="BBBEBF"/>
-          <w:kern w:val="0"/>
-          <w:sz w:val="21"/>
-          <w:szCs w:val="21"/>
-          <w14:ligatures w14:val="none"/>
-        </w:rPr>
-        <w:t>.</w:t>
-      </w:r>
-      <w:r>
-        <w:rPr>
-          <w:rFonts w:ascii="Consolas" w:eastAsia="Times New Roman" w:hAnsi="Consolas" w:cs="Times New Roman"/>
-          <w:color w:val="79C0FF"/>
-          <w:kern w:val="0"/>
-          <w:sz w:val="21"/>
-          <w:szCs w:val="21"/>
-          <w14:ligatures w14:val="none"/>
-        </w:rPr>
-        <w:t>region</w:t>
-      </w:r>
-      <w:r>
-        <w:rPr>
-          <w:rFonts w:ascii="Consolas" w:eastAsia="Times New Roman" w:hAnsi="Consolas" w:cs="Times New Roman"/>
-          <w:color w:val="BBBEBF"/>
-          <w:kern w:val="0"/>
-          <w:sz w:val="21"/>
-          <w:szCs w:val="21"/>
-          <w14:ligatures w14:val="none"/>
-        </w:rPr>
-        <w:t>,</w:t>
+          <w:color w:val="FF7B72"/>
+          <w:kern w:val="0"/>
+          <w:sz w:val="21"/>
+          <w:szCs w:val="21"/>
+          <w14:ligatures w14:val="none"/>
+        </w:rPr>
+        <w:t>LEFT JOIN</w:t>
+      </w:r>
+      <w:r>
+        <w:rPr>
+          <w:rFonts w:ascii="Consolas" w:eastAsia="Times New Roman" w:hAnsi="Consolas" w:cs="Times New Roman"/>
+          <w:color w:val="BBBEBF"/>
+          <w:kern w:val="0"/>
+          <w:sz w:val="21"/>
+          <w:szCs w:val="21"/>
+          <w14:ligatures w14:val="none"/>
+        </w:rPr>
+        <w:t xml:space="preserve"> dim_time dt</w:t>
       </w:r>
     </w:p>
     <w:p>
@@ -5350,6 +6005,94 @@
       <w:r>
         <w:rPr>
           <w:rFonts w:ascii="Consolas" w:eastAsia="Times New Roman" w:hAnsi="Consolas" w:cs="Times New Roman"/>
+          <w:color w:val="FF7B72"/>
+          <w:kern w:val="0"/>
+          <w:sz w:val="21"/>
+          <w:szCs w:val="21"/>
+          <w14:ligatures w14:val="none"/>
+        </w:rPr>
+        <w:t>ON</w:t>
+      </w:r>
+      <w:r>
+        <w:rPr>
+          <w:rFonts w:ascii="Consolas" w:eastAsia="Times New Roman" w:hAnsi="Consolas" w:cs="Times New Roman"/>
+          <w:color w:val="BBBEBF"/>
+          <w:kern w:val="0"/>
+          <w:sz w:val="21"/>
+          <w:szCs w:val="21"/>
+          <w14:ligatures w14:val="none"/>
+        </w:rPr>
+        <w:t xml:space="preserve"> </w:t>
+      </w:r>
+      <w:r>
+        <w:rPr>
+          <w:rFonts w:ascii="Consolas" w:eastAsia="Times New Roman" w:hAnsi="Consolas" w:cs="Times New Roman"/>
+          <w:color w:val="79C0FF"/>
+          <w:kern w:val="0"/>
+          <w:sz w:val="21"/>
+          <w:szCs w:val="21"/>
+          <w14:ligatures w14:val="none"/>
+        </w:rPr>
+        <w:t>es</w:t>
+      </w:r>
+      <w:r>
+        <w:rPr>
+          <w:rFonts w:ascii="Consolas" w:eastAsia="Times New Roman" w:hAnsi="Consolas" w:cs="Times New Roman"/>
+          <w:color w:val="BBBEBF"/>
+          <w:kern w:val="0"/>
+          <w:sz w:val="21"/>
+          <w:szCs w:val="21"/>
+          <w14:ligatures w14:val="none"/>
+        </w:rPr>
+        <w:t>.</w:t>
+      </w:r>
+      <w:r>
+        <w:rPr>
+          <w:rFonts w:ascii="Consolas" w:eastAsia="Times New Roman" w:hAnsi="Consolas" w:cs="Times New Roman"/>
+          <w:color w:val="79C0FF"/>
+          <w:kern w:val="0"/>
+          <w:sz w:val="21"/>
+          <w:szCs w:val="21"/>
+          <w14:ligatures w14:val="none"/>
+        </w:rPr>
+        <w:t>year</w:t>
+      </w:r>
+      <w:r>
+        <w:rPr>
+          <w:rFonts w:ascii="Consolas" w:eastAsia="Times New Roman" w:hAnsi="Consolas" w:cs="Times New Roman"/>
+          <w:color w:val="BBBEBF"/>
+          <w:kern w:val="0"/>
+          <w:sz w:val="21"/>
+          <w:szCs w:val="21"/>
+          <w14:ligatures w14:val="none"/>
+        </w:rPr>
+        <w:t xml:space="preserve"> </w:t>
+      </w:r>
+      <w:r>
+        <w:rPr>
+          <w:rFonts w:ascii="Consolas" w:eastAsia="Times New Roman" w:hAnsi="Consolas" w:cs="Times New Roman"/>
+          <w:color w:val="D4D4D4"/>
+          <w:kern w:val="0"/>
+          <w:sz w:val="21"/>
+          <w:szCs w:val="21"/>
+          <w14:ligatures w14:val="none"/>
+        </w:rPr>
+        <w:t>=</w:t>
+      </w:r>
+      <w:r>
+        <w:rPr>
+          <w:rFonts w:ascii="Consolas" w:eastAsia="Times New Roman" w:hAnsi="Consolas" w:cs="Times New Roman"/>
+          <w:color w:val="BBBEBF"/>
+          <w:kern w:val="0"/>
+          <w:sz w:val="21"/>
+          <w:szCs w:val="21"/>
+          <w14:ligatures w14:val="none"/>
+        </w:rPr>
+        <w:t xml:space="preserve"> </w:t>
+      </w:r>
+      <w:r>
+        <w:rPr>
+          <w:rFonts w:ascii="Consolas" w:eastAsia="Times New Roman" w:hAnsi="Consolas" w:cs="Times New Roman"/>
           <w:color w:val="79C0FF"/>
           <w:kern w:val="0"/>
           <w:sz w:val="21"/>
@@ -5379,17 +6122,6 @@
           <w14:ligatures w14:val="none"/>
         </w:rPr>
         <w:t>year_id</w:t>
-      </w:r>
-      <w:r>
-        <w:rPr>
-          <w:rFonts w:ascii="Consolas" w:eastAsia="Times New Roman" w:hAnsi="Consolas" w:cs="Times New Roman"/>
-          <w:color w:val="BBBEBF"/>
-          <w:kern w:val="0"/>
-          <w:sz w:val="21"/>
-          <w:szCs w:val="21"/>
-          <w14:ligatures w14:val="none"/>
-        </w:rPr>
-        <w:t>,</w:t>
       </w:r>
     </w:p>
     <w:p>
@@ -5408,58 +6140,24 @@
       <w:r>
         <w:rPr>
           <w:rFonts w:ascii="Consolas" w:eastAsia="Times New Roman" w:hAnsi="Consolas" w:cs="Times New Roman"/>
-          <w:color w:val="BBBEBF"/>
-          <w:kern w:val="0"/>
-          <w:sz w:val="21"/>
-          <w:szCs w:val="21"/>
-          <w14:ligatures w14:val="none"/>
-        </w:rPr>
-        <w:lastRenderedPageBreak/>
-        <w:t xml:space="preserve">    </w:t>
-      </w:r>
-      <w:r>
-        <w:rPr>
-          <w:rFonts w:ascii="Consolas" w:eastAsia="Times New Roman" w:hAnsi="Consolas" w:cs="Times New Roman"/>
-          <w:color w:val="B5CEA8"/>
-          <w:kern w:val="0"/>
-          <w:sz w:val="21"/>
-          <w:szCs w:val="21"/>
-          <w14:ligatures w14:val="none"/>
-        </w:rPr>
-        <w:t>2</w:t>
-      </w:r>
-      <w:r>
-        <w:rPr>
-          <w:rFonts w:ascii="Consolas" w:eastAsia="Times New Roman" w:hAnsi="Consolas" w:cs="Times New Roman"/>
-          <w:color w:val="BBBEBF"/>
-          <w:kern w:val="0"/>
-          <w:sz w:val="21"/>
-          <w:szCs w:val="21"/>
-          <w14:ligatures w14:val="none"/>
-        </w:rPr>
-        <w:t xml:space="preserve"> </w:t>
-      </w:r>
-      <w:r>
-        <w:rPr>
-          <w:rFonts w:ascii="Consolas" w:eastAsia="Times New Roman" w:hAnsi="Consolas" w:cs="Times New Roman"/>
           <w:color w:val="FF7B72"/>
           <w:kern w:val="0"/>
           <w:sz w:val="21"/>
           <w:szCs w:val="21"/>
           <w14:ligatures w14:val="none"/>
         </w:rPr>
-        <w:t>AS</w:t>
-      </w:r>
-      <w:r>
-        <w:rPr>
-          <w:rFonts w:ascii="Consolas" w:eastAsia="Times New Roman" w:hAnsi="Consolas" w:cs="Times New Roman"/>
-          <w:color w:val="BBBEBF"/>
-          <w:kern w:val="0"/>
-          <w:sz w:val="21"/>
-          <w:szCs w:val="21"/>
-          <w14:ligatures w14:val="none"/>
-        </w:rPr>
-        <w:t xml:space="preserve"> education_id,</w:t>
+        <w:t>LEFT JOIN</w:t>
+      </w:r>
+      <w:r>
+        <w:rPr>
+          <w:rFonts w:ascii="Consolas" w:eastAsia="Times New Roman" w:hAnsi="Consolas" w:cs="Times New Roman"/>
+          <w:color w:val="BBBEBF"/>
+          <w:kern w:val="0"/>
+          <w:sz w:val="21"/>
+          <w:szCs w:val="21"/>
+          <w14:ligatures w14:val="none"/>
+        </w:rPr>
+        <w:t xml:space="preserve"> dim_legal dl</w:t>
       </w:r>
     </w:p>
     <w:p>
@@ -5489,6 +6187,94 @@
       <w:r>
         <w:rPr>
           <w:rFonts w:ascii="Consolas" w:eastAsia="Times New Roman" w:hAnsi="Consolas" w:cs="Times New Roman"/>
+          <w:color w:val="FF7B72"/>
+          <w:kern w:val="0"/>
+          <w:sz w:val="21"/>
+          <w:szCs w:val="21"/>
+          <w14:ligatures w14:val="none"/>
+        </w:rPr>
+        <w:t>ON</w:t>
+      </w:r>
+      <w:r>
+        <w:rPr>
+          <w:rFonts w:ascii="Consolas" w:eastAsia="Times New Roman" w:hAnsi="Consolas" w:cs="Times New Roman"/>
+          <w:color w:val="BBBEBF"/>
+          <w:kern w:val="0"/>
+          <w:sz w:val="21"/>
+          <w:szCs w:val="21"/>
+          <w14:ligatures w14:val="none"/>
+        </w:rPr>
+        <w:t xml:space="preserve"> </w:t>
+      </w:r>
+      <w:r>
+        <w:rPr>
+          <w:rFonts w:ascii="Consolas" w:eastAsia="Times New Roman" w:hAnsi="Consolas" w:cs="Times New Roman"/>
+          <w:color w:val="79C0FF"/>
+          <w:kern w:val="0"/>
+          <w:sz w:val="21"/>
+          <w:szCs w:val="21"/>
+          <w14:ligatures w14:val="none"/>
+        </w:rPr>
+        <w:t>es</w:t>
+      </w:r>
+      <w:r>
+        <w:rPr>
+          <w:rFonts w:ascii="Consolas" w:eastAsia="Times New Roman" w:hAnsi="Consolas" w:cs="Times New Roman"/>
+          <w:color w:val="BBBEBF"/>
+          <w:kern w:val="0"/>
+          <w:sz w:val="21"/>
+          <w:szCs w:val="21"/>
+          <w14:ligatures w14:val="none"/>
+        </w:rPr>
+        <w:t>.</w:t>
+      </w:r>
+      <w:r>
+        <w:rPr>
+          <w:rFonts w:ascii="Consolas" w:eastAsia="Times New Roman" w:hAnsi="Consolas" w:cs="Times New Roman"/>
+          <w:color w:val="79C0FF"/>
+          <w:kern w:val="0"/>
+          <w:sz w:val="21"/>
+          <w:szCs w:val="21"/>
+          <w14:ligatures w14:val="none"/>
+        </w:rPr>
+        <w:t>country_code</w:t>
+      </w:r>
+      <w:r>
+        <w:rPr>
+          <w:rFonts w:ascii="Consolas" w:eastAsia="Times New Roman" w:hAnsi="Consolas" w:cs="Times New Roman"/>
+          <w:color w:val="BBBEBF"/>
+          <w:kern w:val="0"/>
+          <w:sz w:val="21"/>
+          <w:szCs w:val="21"/>
+          <w14:ligatures w14:val="none"/>
+        </w:rPr>
+        <w:t xml:space="preserve"> </w:t>
+      </w:r>
+      <w:r>
+        <w:rPr>
+          <w:rFonts w:ascii="Consolas" w:eastAsia="Times New Roman" w:hAnsi="Consolas" w:cs="Times New Roman"/>
+          <w:color w:val="D4D4D4"/>
+          <w:kern w:val="0"/>
+          <w:sz w:val="21"/>
+          <w:szCs w:val="21"/>
+          <w14:ligatures w14:val="none"/>
+        </w:rPr>
+        <w:t>=</w:t>
+      </w:r>
+      <w:r>
+        <w:rPr>
+          <w:rFonts w:ascii="Consolas" w:eastAsia="Times New Roman" w:hAnsi="Consolas" w:cs="Times New Roman"/>
+          <w:color w:val="BBBEBF"/>
+          <w:kern w:val="0"/>
+          <w:sz w:val="21"/>
+          <w:szCs w:val="21"/>
+          <w14:ligatures w14:val="none"/>
+        </w:rPr>
+        <w:t xml:space="preserve"> </w:t>
+      </w:r>
+      <w:r>
+        <w:rPr>
+          <w:rFonts w:ascii="Consolas" w:eastAsia="Times New Roman" w:hAnsi="Consolas" w:cs="Times New Roman"/>
           <w:color w:val="79C0FF"/>
           <w:kern w:val="0"/>
           <w:sz w:val="21"/>
@@ -5518,39 +6304,6 @@
           <w14:ligatures w14:val="none"/>
         </w:rPr>
         <w:t>country_id</w:t>
-      </w:r>
-      <w:r>
-        <w:rPr>
-          <w:rFonts w:ascii="Consolas" w:eastAsia="Times New Roman" w:hAnsi="Consolas" w:cs="Times New Roman"/>
-          <w:color w:val="BBBEBF"/>
-          <w:kern w:val="0"/>
-          <w:sz w:val="21"/>
-          <w:szCs w:val="21"/>
-          <w14:ligatures w14:val="none"/>
-        </w:rPr>
-        <w:t xml:space="preserve"> </w:t>
-      </w:r>
-      <w:r>
-        <w:rPr>
-          <w:rFonts w:ascii="Consolas" w:eastAsia="Times New Roman" w:hAnsi="Consolas" w:cs="Times New Roman"/>
-          <w:color w:val="FF7B72"/>
-          <w:kern w:val="0"/>
-          <w:sz w:val="21"/>
-          <w:szCs w:val="21"/>
-          <w14:ligatures w14:val="none"/>
-        </w:rPr>
-        <w:t>AS</w:t>
-      </w:r>
-      <w:r>
-        <w:rPr>
-          <w:rFonts w:ascii="Consolas" w:eastAsia="Times New Roman" w:hAnsi="Consolas" w:cs="Times New Roman"/>
-          <w:color w:val="BBBEBF"/>
-          <w:kern w:val="0"/>
-          <w:sz w:val="21"/>
-          <w:szCs w:val="21"/>
-          <w14:ligatures w14:val="none"/>
-        </w:rPr>
-        <w:t xml:space="preserve"> legal_country_id,</w:t>
       </w:r>
     </w:p>
     <w:p>
@@ -5575,7 +6328,96 @@
           <w:szCs w:val="21"/>
           <w14:ligatures w14:val="none"/>
         </w:rPr>
-        <w:t xml:space="preserve">    </w:t>
+        <w:lastRenderedPageBreak/>
+        <w:t>   </w:t>
+      </w:r>
+      <w:r>
+        <w:rPr>
+          <w:rFonts w:ascii="Consolas" w:eastAsia="Times New Roman" w:hAnsi="Consolas" w:cs="Times New Roman"/>
+          <w:color w:val="FF7B72"/>
+          <w:kern w:val="0"/>
+          <w:sz w:val="21"/>
+          <w:szCs w:val="21"/>
+          <w14:ligatures w14:val="none"/>
+        </w:rPr>
+        <w:t>AND</w:t>
+      </w:r>
+      <w:r>
+        <w:rPr>
+          <w:rFonts w:ascii="Consolas" w:eastAsia="Times New Roman" w:hAnsi="Consolas" w:cs="Times New Roman"/>
+          <w:color w:val="BBBEBF"/>
+          <w:kern w:val="0"/>
+          <w:sz w:val="21"/>
+          <w:szCs w:val="21"/>
+          <w14:ligatures w14:val="none"/>
+        </w:rPr>
+        <w:t xml:space="preserve"> </w:t>
+      </w:r>
+      <w:r>
+        <w:rPr>
+          <w:rFonts w:ascii="Consolas" w:eastAsia="Times New Roman" w:hAnsi="Consolas" w:cs="Times New Roman"/>
+          <w:color w:val="79C0FF"/>
+          <w:kern w:val="0"/>
+          <w:sz w:val="21"/>
+          <w:szCs w:val="21"/>
+          <w14:ligatures w14:val="none"/>
+        </w:rPr>
+        <w:t>es</w:t>
+      </w:r>
+      <w:r>
+        <w:rPr>
+          <w:rFonts w:ascii="Consolas" w:eastAsia="Times New Roman" w:hAnsi="Consolas" w:cs="Times New Roman"/>
+          <w:color w:val="BBBEBF"/>
+          <w:kern w:val="0"/>
+          <w:sz w:val="21"/>
+          <w:szCs w:val="21"/>
+          <w14:ligatures w14:val="none"/>
+        </w:rPr>
+        <w:t>.</w:t>
+      </w:r>
+      <w:r>
+        <w:rPr>
+          <w:rFonts w:ascii="Consolas" w:eastAsia="Times New Roman" w:hAnsi="Consolas" w:cs="Times New Roman"/>
+          <w:color w:val="79C0FF"/>
+          <w:kern w:val="0"/>
+          <w:sz w:val="21"/>
+          <w:szCs w:val="21"/>
+          <w14:ligatures w14:val="none"/>
+        </w:rPr>
+        <w:t>year</w:t>
+      </w:r>
+      <w:r>
+        <w:rPr>
+          <w:rFonts w:ascii="Consolas" w:eastAsia="Times New Roman" w:hAnsi="Consolas" w:cs="Times New Roman"/>
+          <w:color w:val="BBBEBF"/>
+          <w:kern w:val="0"/>
+          <w:sz w:val="21"/>
+          <w:szCs w:val="21"/>
+          <w14:ligatures w14:val="none"/>
+        </w:rPr>
+        <w:t xml:space="preserve"> </w:t>
+      </w:r>
+      <w:r>
+        <w:rPr>
+          <w:rFonts w:ascii="Consolas" w:eastAsia="Times New Roman" w:hAnsi="Consolas" w:cs="Times New Roman"/>
+          <w:color w:val="D4D4D4"/>
+          <w:kern w:val="0"/>
+          <w:sz w:val="21"/>
+          <w:szCs w:val="21"/>
+          <w14:ligatures w14:val="none"/>
+        </w:rPr>
+        <w:t>=</w:t>
+      </w:r>
+      <w:r>
+        <w:rPr>
+          <w:rFonts w:ascii="Consolas" w:eastAsia="Times New Roman" w:hAnsi="Consolas" w:cs="Times New Roman"/>
+          <w:color w:val="BBBEBF"/>
+          <w:kern w:val="0"/>
+          <w:sz w:val="21"/>
+          <w:szCs w:val="21"/>
+          <w14:ligatures w14:val="none"/>
+        </w:rPr>
+        <w:t xml:space="preserve"> </w:t>
       </w:r>
       <w:r>
         <w:rPr>
@@ -5609,39 +6451,6 @@
           <w14:ligatures w14:val="none"/>
         </w:rPr>
         <w:t>year</w:t>
-      </w:r>
-      <w:r>
-        <w:rPr>
-          <w:rFonts w:ascii="Consolas" w:eastAsia="Times New Roman" w:hAnsi="Consolas" w:cs="Times New Roman"/>
-          <w:color w:val="BBBEBF"/>
-          <w:kern w:val="0"/>
-          <w:sz w:val="21"/>
-          <w:szCs w:val="21"/>
-          <w14:ligatures w14:val="none"/>
-        </w:rPr>
-        <w:t xml:space="preserve"> </w:t>
-      </w:r>
-      <w:r>
-        <w:rPr>
-          <w:rFonts w:ascii="Consolas" w:eastAsia="Times New Roman" w:hAnsi="Consolas" w:cs="Times New Roman"/>
-          <w:color w:val="FF7B72"/>
-          <w:kern w:val="0"/>
-          <w:sz w:val="21"/>
-          <w:szCs w:val="21"/>
-          <w14:ligatures w14:val="none"/>
-        </w:rPr>
-        <w:t>AS</w:t>
-      </w:r>
-      <w:r>
-        <w:rPr>
-          <w:rFonts w:ascii="Consolas" w:eastAsia="Times New Roman" w:hAnsi="Consolas" w:cs="Times New Roman"/>
-          <w:color w:val="BBBEBF"/>
-          <w:kern w:val="0"/>
-          <w:sz w:val="21"/>
-          <w:szCs w:val="21"/>
-          <w14:ligatures w14:val="none"/>
-        </w:rPr>
-        <w:t xml:space="preserve"> legal_year,</w:t>
       </w:r>
     </w:p>
     <w:p>
@@ -5657,6 +6466,28 @@
           <w14:ligatures w14:val="none"/>
         </w:rPr>
       </w:pPr>
+      <w:r>
+        <w:rPr>
+          <w:rFonts w:ascii="Consolas" w:eastAsia="Times New Roman" w:hAnsi="Consolas" w:cs="Times New Roman"/>
+          <w:color w:val="FF7B72"/>
+          <w:kern w:val="0"/>
+          <w:sz w:val="21"/>
+          <w:szCs w:val="21"/>
+          <w14:ligatures w14:val="none"/>
+        </w:rPr>
+        <w:t>LEFT JOIN</w:t>
+      </w:r>
+      <w:r>
+        <w:rPr>
+          <w:rFonts w:ascii="Consolas" w:eastAsia="Times New Roman" w:hAnsi="Consolas" w:cs="Times New Roman"/>
+          <w:color w:val="BBBEBF"/>
+          <w:kern w:val="0"/>
+          <w:sz w:val="21"/>
+          <w:szCs w:val="21"/>
+          <w14:ligatures w14:val="none"/>
+        </w:rPr>
+        <w:t xml:space="preserve"> stg_gender_inequality gii</w:t>
+      </w:r>
     </w:p>
     <w:p>
       <w:pPr>
@@ -5685,6 +6516,28 @@
       <w:r>
         <w:rPr>
           <w:rFonts w:ascii="Consolas" w:eastAsia="Times New Roman" w:hAnsi="Consolas" w:cs="Times New Roman"/>
+          <w:color w:val="FF7B72"/>
+          <w:kern w:val="0"/>
+          <w:sz w:val="21"/>
+          <w:szCs w:val="21"/>
+          <w14:ligatures w14:val="none"/>
+        </w:rPr>
+        <w:t>ON</w:t>
+      </w:r>
+      <w:r>
+        <w:rPr>
+          <w:rFonts w:ascii="Consolas" w:eastAsia="Times New Roman" w:hAnsi="Consolas" w:cs="Times New Roman"/>
+          <w:color w:val="BBBEBF"/>
+          <w:kern w:val="0"/>
+          <w:sz w:val="21"/>
+          <w:szCs w:val="21"/>
+          <w14:ligatures w14:val="none"/>
+        </w:rPr>
+        <w:t xml:space="preserve"> </w:t>
+      </w:r>
+      <w:r>
+        <w:rPr>
+          <w:rFonts w:ascii="Consolas" w:eastAsia="Times New Roman" w:hAnsi="Consolas" w:cs="Times New Roman"/>
           <w:color w:val="79C0FF"/>
           <w:kern w:val="0"/>
           <w:sz w:val="21"/>
@@ -5713,40 +6566,73 @@
           <w:szCs w:val="21"/>
           <w14:ligatures w14:val="none"/>
         </w:rPr>
-        <w:t>school_enrollment_secondary_female_rate</w:t>
-      </w:r>
-      <w:r>
-        <w:rPr>
-          <w:rFonts w:ascii="Consolas" w:eastAsia="Times New Roman" w:hAnsi="Consolas" w:cs="Times New Roman"/>
-          <w:color w:val="BBBEBF"/>
-          <w:kern w:val="0"/>
-          <w:sz w:val="21"/>
-          <w:szCs w:val="21"/>
-          <w14:ligatures w14:val="none"/>
-        </w:rPr>
-        <w:t xml:space="preserve"> </w:t>
-      </w:r>
-      <w:r>
-        <w:rPr>
-          <w:rFonts w:ascii="Consolas" w:eastAsia="Times New Roman" w:hAnsi="Consolas" w:cs="Times New Roman"/>
-          <w:color w:val="FF7B72"/>
-          <w:kern w:val="0"/>
-          <w:sz w:val="21"/>
-          <w:szCs w:val="21"/>
-          <w14:ligatures w14:val="none"/>
-        </w:rPr>
-        <w:t>AS</w:t>
-      </w:r>
-      <w:r>
-        <w:rPr>
-          <w:rFonts w:ascii="Consolas" w:eastAsia="Times New Roman" w:hAnsi="Consolas" w:cs="Times New Roman"/>
-          <w:color w:val="BBBEBF"/>
-          <w:kern w:val="0"/>
-          <w:sz w:val="21"/>
-          <w:szCs w:val="21"/>
-          <w14:ligatures w14:val="none"/>
-        </w:rPr>
-        <w:t xml:space="preserve"> education_rate,</w:t>
+        <w:t>country_code</w:t>
+      </w:r>
+      <w:r>
+        <w:rPr>
+          <w:rFonts w:ascii="Consolas" w:eastAsia="Times New Roman" w:hAnsi="Consolas" w:cs="Times New Roman"/>
+          <w:color w:val="BBBEBF"/>
+          <w:kern w:val="0"/>
+          <w:sz w:val="21"/>
+          <w:szCs w:val="21"/>
+          <w14:ligatures w14:val="none"/>
+        </w:rPr>
+        <w:t xml:space="preserve"> </w:t>
+      </w:r>
+      <w:r>
+        <w:rPr>
+          <w:rFonts w:ascii="Consolas" w:eastAsia="Times New Roman" w:hAnsi="Consolas" w:cs="Times New Roman"/>
+          <w:color w:val="D4D4D4"/>
+          <w:kern w:val="0"/>
+          <w:sz w:val="21"/>
+          <w:szCs w:val="21"/>
+          <w14:ligatures w14:val="none"/>
+        </w:rPr>
+        <w:t>=</w:t>
+      </w:r>
+      <w:r>
+        <w:rPr>
+          <w:rFonts w:ascii="Consolas" w:eastAsia="Times New Roman" w:hAnsi="Consolas" w:cs="Times New Roman"/>
+          <w:color w:val="BBBEBF"/>
+          <w:kern w:val="0"/>
+          <w:sz w:val="21"/>
+          <w:szCs w:val="21"/>
+          <w14:ligatures w14:val="none"/>
+        </w:rPr>
+        <w:t xml:space="preserve"> </w:t>
+      </w:r>
+      <w:r>
+        <w:rPr>
+          <w:rFonts w:ascii="Consolas" w:eastAsia="Times New Roman" w:hAnsi="Consolas" w:cs="Times New Roman"/>
+          <w:color w:val="79C0FF"/>
+          <w:kern w:val="0"/>
+          <w:sz w:val="21"/>
+          <w:szCs w:val="21"/>
+          <w14:ligatures w14:val="none"/>
+        </w:rPr>
+        <w:t>gii</w:t>
+      </w:r>
+      <w:r>
+        <w:rPr>
+          <w:rFonts w:ascii="Consolas" w:eastAsia="Times New Roman" w:hAnsi="Consolas" w:cs="Times New Roman"/>
+          <w:color w:val="BBBEBF"/>
+          <w:kern w:val="0"/>
+          <w:sz w:val="21"/>
+          <w:szCs w:val="21"/>
+          <w14:ligatures w14:val="none"/>
+        </w:rPr>
+        <w:t>.</w:t>
+      </w:r>
+      <w:r>
+        <w:rPr>
+          <w:rFonts w:ascii="Consolas" w:eastAsia="Times New Roman" w:hAnsi="Consolas" w:cs="Times New Roman"/>
+          <w:color w:val="79C0FF"/>
+          <w:kern w:val="0"/>
+          <w:sz w:val="21"/>
+          <w:szCs w:val="21"/>
+          <w14:ligatures w14:val="none"/>
+        </w:rPr>
+        <w:t>country_code</w:t>
       </w:r>
     </w:p>
     <w:p>
@@ -5762,6 +6648,138 @@
           <w14:ligatures w14:val="none"/>
         </w:rPr>
       </w:pPr>
+      <w:r>
+        <w:rPr>
+          <w:rFonts w:ascii="Consolas" w:eastAsia="Times New Roman" w:hAnsi="Consolas" w:cs="Times New Roman"/>
+          <w:color w:val="BBBEBF"/>
+          <w:kern w:val="0"/>
+          <w:sz w:val="21"/>
+          <w:szCs w:val="21"/>
+          <w14:ligatures w14:val="none"/>
+        </w:rPr>
+        <w:t>   </w:t>
+      </w:r>
+      <w:r>
+        <w:rPr>
+          <w:rFonts w:ascii="Consolas" w:eastAsia="Times New Roman" w:hAnsi="Consolas" w:cs="Times New Roman"/>
+          <w:color w:val="FF7B72"/>
+          <w:kern w:val="0"/>
+          <w:sz w:val="21"/>
+          <w:szCs w:val="21"/>
+          <w14:ligatures w14:val="none"/>
+        </w:rPr>
+        <w:t>AND</w:t>
+      </w:r>
+      <w:r>
+        <w:rPr>
+          <w:rFonts w:ascii="Consolas" w:eastAsia="Times New Roman" w:hAnsi="Consolas" w:cs="Times New Roman"/>
+          <w:color w:val="BBBEBF"/>
+          <w:kern w:val="0"/>
+          <w:sz w:val="21"/>
+          <w:szCs w:val="21"/>
+          <w14:ligatures w14:val="none"/>
+        </w:rPr>
+        <w:t xml:space="preserve"> </w:t>
+      </w:r>
+      <w:r>
+        <w:rPr>
+          <w:rFonts w:ascii="Consolas" w:eastAsia="Times New Roman" w:hAnsi="Consolas" w:cs="Times New Roman"/>
+          <w:color w:val="79C0FF"/>
+          <w:kern w:val="0"/>
+          <w:sz w:val="21"/>
+          <w:szCs w:val="21"/>
+          <w14:ligatures w14:val="none"/>
+        </w:rPr>
+        <w:t>es</w:t>
+      </w:r>
+      <w:r>
+        <w:rPr>
+          <w:rFonts w:ascii="Consolas" w:eastAsia="Times New Roman" w:hAnsi="Consolas" w:cs="Times New Roman"/>
+          <w:color w:val="BBBEBF"/>
+          <w:kern w:val="0"/>
+          <w:sz w:val="21"/>
+          <w:szCs w:val="21"/>
+          <w14:ligatures w14:val="none"/>
+        </w:rPr>
+        <w:t>.</w:t>
+      </w:r>
+      <w:r>
+        <w:rPr>
+          <w:rFonts w:ascii="Consolas" w:eastAsia="Times New Roman" w:hAnsi="Consolas" w:cs="Times New Roman"/>
+          <w:color w:val="79C0FF"/>
+          <w:kern w:val="0"/>
+          <w:sz w:val="21"/>
+          <w:szCs w:val="21"/>
+          <w14:ligatures w14:val="none"/>
+        </w:rPr>
+        <w:t>year</w:t>
+      </w:r>
+      <w:r>
+        <w:rPr>
+          <w:rFonts w:ascii="Consolas" w:eastAsia="Times New Roman" w:hAnsi="Consolas" w:cs="Times New Roman"/>
+          <w:color w:val="BBBEBF"/>
+          <w:kern w:val="0"/>
+          <w:sz w:val="21"/>
+          <w:szCs w:val="21"/>
+          <w14:ligatures w14:val="none"/>
+        </w:rPr>
+        <w:t xml:space="preserve"> </w:t>
+      </w:r>
+      <w:r>
+        <w:rPr>
+          <w:rFonts w:ascii="Consolas" w:eastAsia="Times New Roman" w:hAnsi="Consolas" w:cs="Times New Roman"/>
+          <w:color w:val="D4D4D4"/>
+          <w:kern w:val="0"/>
+          <w:sz w:val="21"/>
+          <w:szCs w:val="21"/>
+          <w14:ligatures w14:val="none"/>
+        </w:rPr>
+        <w:t>=</w:t>
+      </w:r>
+      <w:r>
+        <w:rPr>
+          <w:rFonts w:ascii="Consolas" w:eastAsia="Times New Roman" w:hAnsi="Consolas" w:cs="Times New Roman"/>
+          <w:color w:val="BBBEBF"/>
+          <w:kern w:val="0"/>
+          <w:sz w:val="21"/>
+          <w:szCs w:val="21"/>
+          <w14:ligatures w14:val="none"/>
+        </w:rPr>
+        <w:t xml:space="preserve"> </w:t>
+      </w:r>
+      <w:r>
+        <w:rPr>
+          <w:rFonts w:ascii="Consolas" w:eastAsia="Times New Roman" w:hAnsi="Consolas" w:cs="Times New Roman"/>
+          <w:color w:val="79C0FF"/>
+          <w:kern w:val="0"/>
+          <w:sz w:val="21"/>
+          <w:szCs w:val="21"/>
+          <w14:ligatures w14:val="none"/>
+        </w:rPr>
+        <w:t>gii</w:t>
+      </w:r>
+      <w:r>
+        <w:rPr>
+          <w:rFonts w:ascii="Consolas" w:eastAsia="Times New Roman" w:hAnsi="Consolas" w:cs="Times New Roman"/>
+          <w:color w:val="BBBEBF"/>
+          <w:kern w:val="0"/>
+          <w:sz w:val="21"/>
+          <w:szCs w:val="21"/>
+          <w14:ligatures w14:val="none"/>
+        </w:rPr>
+        <w:t>.</w:t>
+      </w:r>
+      <w:r>
+        <w:rPr>
+          <w:rFonts w:ascii="Consolas" w:eastAsia="Times New Roman" w:hAnsi="Consolas" w:cs="Times New Roman"/>
+          <w:color w:val="79C0FF"/>
+          <w:kern w:val="0"/>
+          <w:sz w:val="21"/>
+          <w:szCs w:val="21"/>
+          <w14:ligatures w14:val="none"/>
+        </w:rPr>
+        <w:t>year</w:t>
+      </w:r>
     </w:p>
     <w:p>
       <w:pPr>
@@ -5779,57 +6797,24 @@
       <w:r>
         <w:rPr>
           <w:rFonts w:ascii="Consolas" w:eastAsia="Times New Roman" w:hAnsi="Consolas" w:cs="Times New Roman"/>
-          <w:color w:val="BBBEBF"/>
-          <w:kern w:val="0"/>
-          <w:sz w:val="21"/>
-          <w:szCs w:val="21"/>
-          <w14:ligatures w14:val="none"/>
-        </w:rPr>
-        <w:t xml:space="preserve">    </w:t>
-      </w:r>
-      <w:r>
-        <w:rPr>
-          <w:rFonts w:ascii="Consolas" w:eastAsia="Times New Roman" w:hAnsi="Consolas" w:cs="Times New Roman"/>
-          <w:color w:val="79C0FF"/>
-          <w:kern w:val="0"/>
-          <w:sz w:val="21"/>
-          <w:szCs w:val="21"/>
-          <w14:ligatures w14:val="none"/>
-        </w:rPr>
-        <w:t>gii</w:t>
-      </w:r>
-      <w:r>
-        <w:rPr>
-          <w:rFonts w:ascii="Consolas" w:eastAsia="Times New Roman" w:hAnsi="Consolas" w:cs="Times New Roman"/>
-          <w:color w:val="BBBEBF"/>
-          <w:kern w:val="0"/>
-          <w:sz w:val="21"/>
-          <w:szCs w:val="21"/>
-          <w14:ligatures w14:val="none"/>
-        </w:rPr>
-        <w:t>.</w:t>
-      </w:r>
-      <w:r>
-        <w:rPr>
-          <w:rFonts w:ascii="Consolas" w:eastAsia="Times New Roman" w:hAnsi="Consolas" w:cs="Times New Roman"/>
-          <w:color w:val="79C0FF"/>
-          <w:kern w:val="0"/>
-          <w:sz w:val="21"/>
-          <w:szCs w:val="21"/>
-          <w14:ligatures w14:val="none"/>
-        </w:rPr>
-        <w:t>gender_inequality_index</w:t>
-      </w:r>
-      <w:r>
-        <w:rPr>
-          <w:rFonts w:ascii="Consolas" w:eastAsia="Times New Roman" w:hAnsi="Consolas" w:cs="Times New Roman"/>
-          <w:color w:val="BBBEBF"/>
-          <w:kern w:val="0"/>
-          <w:sz w:val="21"/>
-          <w:szCs w:val="21"/>
-          <w14:ligatures w14:val="none"/>
-        </w:rPr>
-        <w:t>,</w:t>
+          <w:color w:val="FF7B72"/>
+          <w:kern w:val="0"/>
+          <w:sz w:val="21"/>
+          <w:szCs w:val="21"/>
+          <w14:ligatures w14:val="none"/>
+        </w:rPr>
+        <w:t>LEFT JOIN</w:t>
+      </w:r>
+      <w:r>
+        <w:rPr>
+          <w:rFonts w:ascii="Consolas" w:eastAsia="Times New Roman" w:hAnsi="Consolas" w:cs="Times New Roman"/>
+          <w:color w:val="BBBEBF"/>
+          <w:kern w:val="0"/>
+          <w:sz w:val="21"/>
+          <w:szCs w:val="21"/>
+          <w14:ligatures w14:val="none"/>
+        </w:rPr>
+        <w:t xml:space="preserve"> stg_labor labor</w:t>
       </w:r>
     </w:p>
     <w:p>
@@ -5859,6 +6844,94 @@
       <w:r>
         <w:rPr>
           <w:rFonts w:ascii="Consolas" w:eastAsia="Times New Roman" w:hAnsi="Consolas" w:cs="Times New Roman"/>
+          <w:color w:val="FF7B72"/>
+          <w:kern w:val="0"/>
+          <w:sz w:val="21"/>
+          <w:szCs w:val="21"/>
+          <w14:ligatures w14:val="none"/>
+        </w:rPr>
+        <w:t>ON</w:t>
+      </w:r>
+      <w:r>
+        <w:rPr>
+          <w:rFonts w:ascii="Consolas" w:eastAsia="Times New Roman" w:hAnsi="Consolas" w:cs="Times New Roman"/>
+          <w:color w:val="BBBEBF"/>
+          <w:kern w:val="0"/>
+          <w:sz w:val="21"/>
+          <w:szCs w:val="21"/>
+          <w14:ligatures w14:val="none"/>
+        </w:rPr>
+        <w:t xml:space="preserve"> </w:t>
+      </w:r>
+      <w:r>
+        <w:rPr>
+          <w:rFonts w:ascii="Consolas" w:eastAsia="Times New Roman" w:hAnsi="Consolas" w:cs="Times New Roman"/>
+          <w:color w:val="79C0FF"/>
+          <w:kern w:val="0"/>
+          <w:sz w:val="21"/>
+          <w:szCs w:val="21"/>
+          <w14:ligatures w14:val="none"/>
+        </w:rPr>
+        <w:t>es</w:t>
+      </w:r>
+      <w:r>
+        <w:rPr>
+          <w:rFonts w:ascii="Consolas" w:eastAsia="Times New Roman" w:hAnsi="Consolas" w:cs="Times New Roman"/>
+          <w:color w:val="BBBEBF"/>
+          <w:kern w:val="0"/>
+          <w:sz w:val="21"/>
+          <w:szCs w:val="21"/>
+          <w14:ligatures w14:val="none"/>
+        </w:rPr>
+        <w:t>.</w:t>
+      </w:r>
+      <w:r>
+        <w:rPr>
+          <w:rFonts w:ascii="Consolas" w:eastAsia="Times New Roman" w:hAnsi="Consolas" w:cs="Times New Roman"/>
+          <w:color w:val="79C0FF"/>
+          <w:kern w:val="0"/>
+          <w:sz w:val="21"/>
+          <w:szCs w:val="21"/>
+          <w14:ligatures w14:val="none"/>
+        </w:rPr>
+        <w:t>country_code</w:t>
+      </w:r>
+      <w:r>
+        <w:rPr>
+          <w:rFonts w:ascii="Consolas" w:eastAsia="Times New Roman" w:hAnsi="Consolas" w:cs="Times New Roman"/>
+          <w:color w:val="BBBEBF"/>
+          <w:kern w:val="0"/>
+          <w:sz w:val="21"/>
+          <w:szCs w:val="21"/>
+          <w14:ligatures w14:val="none"/>
+        </w:rPr>
+        <w:t xml:space="preserve"> </w:t>
+      </w:r>
+      <w:r>
+        <w:rPr>
+          <w:rFonts w:ascii="Consolas" w:eastAsia="Times New Roman" w:hAnsi="Consolas" w:cs="Times New Roman"/>
+          <w:color w:val="D4D4D4"/>
+          <w:kern w:val="0"/>
+          <w:sz w:val="21"/>
+          <w:szCs w:val="21"/>
+          <w14:ligatures w14:val="none"/>
+        </w:rPr>
+        <w:t>=</w:t>
+      </w:r>
+      <w:r>
+        <w:rPr>
+          <w:rFonts w:ascii="Consolas" w:eastAsia="Times New Roman" w:hAnsi="Consolas" w:cs="Times New Roman"/>
+          <w:color w:val="BBBEBF"/>
+          <w:kern w:val="0"/>
+          <w:sz w:val="21"/>
+          <w:szCs w:val="21"/>
+          <w14:ligatures w14:val="none"/>
+        </w:rPr>
+        <w:t xml:space="preserve"> </w:t>
+      </w:r>
+      <w:r>
+        <w:rPr>
+          <w:rFonts w:ascii="Consolas" w:eastAsia="Times New Roman" w:hAnsi="Consolas" w:cs="Times New Roman"/>
           <w:color w:val="79C0FF"/>
           <w:kern w:val="0"/>
           <w:sz w:val="21"/>
@@ -5887,40 +6960,7 @@
           <w:szCs w:val="21"/>
           <w14:ligatures w14:val="none"/>
         </w:rPr>
-        <w:t>female_labor_force_participation_rate</w:t>
-      </w:r>
-      <w:r>
-        <w:rPr>
-          <w:rFonts w:ascii="Consolas" w:eastAsia="Times New Roman" w:hAnsi="Consolas" w:cs="Times New Roman"/>
-          <w:color w:val="BBBEBF"/>
-          <w:kern w:val="0"/>
-          <w:sz w:val="21"/>
-          <w:szCs w:val="21"/>
-          <w14:ligatures w14:val="none"/>
-        </w:rPr>
-        <w:t xml:space="preserve"> </w:t>
-      </w:r>
-      <w:r>
-        <w:rPr>
-          <w:rFonts w:ascii="Consolas" w:eastAsia="Times New Roman" w:hAnsi="Consolas" w:cs="Times New Roman"/>
-          <w:color w:val="FF7B72"/>
-          <w:kern w:val="0"/>
-          <w:sz w:val="21"/>
-          <w:szCs w:val="21"/>
-          <w14:ligatures w14:val="none"/>
-        </w:rPr>
-        <w:t>AS</w:t>
-      </w:r>
-      <w:r>
-        <w:rPr>
-          <w:rFonts w:ascii="Consolas" w:eastAsia="Times New Roman" w:hAnsi="Consolas" w:cs="Times New Roman"/>
-          <w:color w:val="BBBEBF"/>
-          <w:kern w:val="0"/>
-          <w:sz w:val="21"/>
-          <w:szCs w:val="21"/>
-          <w14:ligatures w14:val="none"/>
-        </w:rPr>
-        <w:t xml:space="preserve"> female_labor_participation,</w:t>
+        <w:t>country_code</w:t>
       </w:r>
     </w:p>
     <w:p>
@@ -5945,18 +6985,40 @@
           <w:szCs w:val="21"/>
           <w14:ligatures w14:val="none"/>
         </w:rPr>
-        <w:t xml:space="preserve">    </w:t>
-      </w:r>
-      <w:r>
-        <w:rPr>
-          <w:rFonts w:ascii="Consolas" w:eastAsia="Times New Roman" w:hAnsi="Consolas" w:cs="Times New Roman"/>
-          <w:color w:val="79C0FF"/>
-          <w:kern w:val="0"/>
-          <w:sz w:val="21"/>
-          <w:szCs w:val="21"/>
-          <w14:ligatures w14:val="none"/>
-        </w:rPr>
-        <w:t>life</w:t>
+        <w:t>   </w:t>
+      </w:r>
+      <w:r>
+        <w:rPr>
+          <w:rFonts w:ascii="Consolas" w:eastAsia="Times New Roman" w:hAnsi="Consolas" w:cs="Times New Roman"/>
+          <w:color w:val="FF7B72"/>
+          <w:kern w:val="0"/>
+          <w:sz w:val="21"/>
+          <w:szCs w:val="21"/>
+          <w14:ligatures w14:val="none"/>
+        </w:rPr>
+        <w:t>AND</w:t>
+      </w:r>
+      <w:r>
+        <w:rPr>
+          <w:rFonts w:ascii="Consolas" w:eastAsia="Times New Roman" w:hAnsi="Consolas" w:cs="Times New Roman"/>
+          <w:color w:val="BBBEBF"/>
+          <w:kern w:val="0"/>
+          <w:sz w:val="21"/>
+          <w:szCs w:val="21"/>
+          <w14:ligatures w14:val="none"/>
+        </w:rPr>
+        <w:t xml:space="preserve"> </w:t>
+      </w:r>
+      <w:r>
+        <w:rPr>
+          <w:rFonts w:ascii="Consolas" w:eastAsia="Times New Roman" w:hAnsi="Consolas" w:cs="Times New Roman"/>
+          <w:color w:val="79C0FF"/>
+          <w:kern w:val="0"/>
+          <w:sz w:val="21"/>
+          <w:szCs w:val="21"/>
+          <w14:ligatures w14:val="none"/>
+        </w:rPr>
+        <w:t>es</w:t>
       </w:r>
       <w:r>
         <w:rPr>
@@ -5978,18 +7040,73 @@
           <w:szCs w:val="21"/>
           <w14:ligatures w14:val="none"/>
         </w:rPr>
-        <w:t>female_life_expectancy</w:t>
-      </w:r>
-      <w:r>
-        <w:rPr>
-          <w:rFonts w:ascii="Consolas" w:eastAsia="Times New Roman" w:hAnsi="Consolas" w:cs="Times New Roman"/>
-          <w:color w:val="BBBEBF"/>
-          <w:kern w:val="0"/>
-          <w:sz w:val="21"/>
-          <w:szCs w:val="21"/>
-          <w14:ligatures w14:val="none"/>
-        </w:rPr>
-        <w:t>,</w:t>
+        <w:t>year</w:t>
+      </w:r>
+      <w:r>
+        <w:rPr>
+          <w:rFonts w:ascii="Consolas" w:eastAsia="Times New Roman" w:hAnsi="Consolas" w:cs="Times New Roman"/>
+          <w:color w:val="BBBEBF"/>
+          <w:kern w:val="0"/>
+          <w:sz w:val="21"/>
+          <w:szCs w:val="21"/>
+          <w14:ligatures w14:val="none"/>
+        </w:rPr>
+        <w:t xml:space="preserve"> </w:t>
+      </w:r>
+      <w:r>
+        <w:rPr>
+          <w:rFonts w:ascii="Consolas" w:eastAsia="Times New Roman" w:hAnsi="Consolas" w:cs="Times New Roman"/>
+          <w:color w:val="D4D4D4"/>
+          <w:kern w:val="0"/>
+          <w:sz w:val="21"/>
+          <w:szCs w:val="21"/>
+          <w14:ligatures w14:val="none"/>
+        </w:rPr>
+        <w:t>=</w:t>
+      </w:r>
+      <w:r>
+        <w:rPr>
+          <w:rFonts w:ascii="Consolas" w:eastAsia="Times New Roman" w:hAnsi="Consolas" w:cs="Times New Roman"/>
+          <w:color w:val="BBBEBF"/>
+          <w:kern w:val="0"/>
+          <w:sz w:val="21"/>
+          <w:szCs w:val="21"/>
+          <w14:ligatures w14:val="none"/>
+        </w:rPr>
+        <w:t xml:space="preserve"> </w:t>
+      </w:r>
+      <w:r>
+        <w:rPr>
+          <w:rFonts w:ascii="Consolas" w:eastAsia="Times New Roman" w:hAnsi="Consolas" w:cs="Times New Roman"/>
+          <w:color w:val="79C0FF"/>
+          <w:kern w:val="0"/>
+          <w:sz w:val="21"/>
+          <w:szCs w:val="21"/>
+          <w14:ligatures w14:val="none"/>
+        </w:rPr>
+        <w:t>labor</w:t>
+      </w:r>
+      <w:r>
+        <w:rPr>
+          <w:rFonts w:ascii="Consolas" w:eastAsia="Times New Roman" w:hAnsi="Consolas" w:cs="Times New Roman"/>
+          <w:color w:val="BBBEBF"/>
+          <w:kern w:val="0"/>
+          <w:sz w:val="21"/>
+          <w:szCs w:val="21"/>
+          <w14:ligatures w14:val="none"/>
+        </w:rPr>
+        <w:t>.</w:t>
+      </w:r>
+      <w:r>
+        <w:rPr>
+          <w:rFonts w:ascii="Consolas" w:eastAsia="Times New Roman" w:hAnsi="Consolas" w:cs="Times New Roman"/>
+          <w:color w:val="79C0FF"/>
+          <w:kern w:val="0"/>
+          <w:sz w:val="21"/>
+          <w:szCs w:val="21"/>
+          <w14:ligatures w14:val="none"/>
+        </w:rPr>
+        <w:t>year</w:t>
       </w:r>
     </w:p>
     <w:p>
@@ -6008,46 +7125,24 @@
       <w:r>
         <w:rPr>
           <w:rFonts w:ascii="Consolas" w:eastAsia="Times New Roman" w:hAnsi="Consolas" w:cs="Times New Roman"/>
-          <w:color w:val="BBBEBF"/>
-          <w:kern w:val="0"/>
-          <w:sz w:val="21"/>
-          <w:szCs w:val="21"/>
-          <w14:ligatures w14:val="none"/>
-        </w:rPr>
-        <w:t xml:space="preserve">    </w:t>
-      </w:r>
-      <w:r>
-        <w:rPr>
-          <w:rFonts w:ascii="Consolas" w:eastAsia="Times New Roman" w:hAnsi="Consolas" w:cs="Times New Roman"/>
-          <w:color w:val="79C0FF"/>
-          <w:kern w:val="0"/>
-          <w:sz w:val="21"/>
-          <w:szCs w:val="21"/>
-          <w14:ligatures w14:val="none"/>
-        </w:rPr>
-        <w:t>gdp</w:t>
-      </w:r>
-      <w:r>
-        <w:rPr>
-          <w:rFonts w:ascii="Consolas" w:eastAsia="Times New Roman" w:hAnsi="Consolas" w:cs="Times New Roman"/>
-          <w:color w:val="BBBEBF"/>
-          <w:kern w:val="0"/>
-          <w:sz w:val="21"/>
-          <w:szCs w:val="21"/>
-          <w14:ligatures w14:val="none"/>
-        </w:rPr>
-        <w:t>.</w:t>
-      </w:r>
-      <w:r>
-        <w:rPr>
-          <w:rFonts w:ascii="Consolas" w:eastAsia="Times New Roman" w:hAnsi="Consolas" w:cs="Times New Roman"/>
-          <w:color w:val="79C0FF"/>
-          <w:kern w:val="0"/>
-          <w:sz w:val="21"/>
-          <w:szCs w:val="21"/>
-          <w14:ligatures w14:val="none"/>
-        </w:rPr>
-        <w:t>gdp_growth</w:t>
+          <w:color w:val="FF7B72"/>
+          <w:kern w:val="0"/>
+          <w:sz w:val="21"/>
+          <w:szCs w:val="21"/>
+          <w14:ligatures w14:val="none"/>
+        </w:rPr>
+        <w:t>LEFT JOIN</w:t>
+      </w:r>
+      <w:r>
+        <w:rPr>
+          <w:rFonts w:ascii="Consolas" w:eastAsia="Times New Roman" w:hAnsi="Consolas" w:cs="Times New Roman"/>
+          <w:color w:val="BBBEBF"/>
+          <w:kern w:val="0"/>
+          <w:sz w:val="21"/>
+          <w:szCs w:val="21"/>
+          <w14:ligatures w14:val="none"/>
+        </w:rPr>
+        <w:t xml:space="preserve"> stg_life_expectancy life</w:t>
       </w:r>
     </w:p>
     <w:p>
@@ -6063,6 +7158,138 @@
           <w14:ligatures w14:val="none"/>
         </w:rPr>
       </w:pPr>
+      <w:r>
+        <w:rPr>
+          <w:rFonts w:ascii="Consolas" w:eastAsia="Times New Roman" w:hAnsi="Consolas" w:cs="Times New Roman"/>
+          <w:color w:val="BBBEBF"/>
+          <w:kern w:val="0"/>
+          <w:sz w:val="21"/>
+          <w:szCs w:val="21"/>
+          <w14:ligatures w14:val="none"/>
+        </w:rPr>
+        <w:t xml:space="preserve">    </w:t>
+      </w:r>
+      <w:r>
+        <w:rPr>
+          <w:rFonts w:ascii="Consolas" w:eastAsia="Times New Roman" w:hAnsi="Consolas" w:cs="Times New Roman"/>
+          <w:color w:val="FF7B72"/>
+          <w:kern w:val="0"/>
+          <w:sz w:val="21"/>
+          <w:szCs w:val="21"/>
+          <w14:ligatures w14:val="none"/>
+        </w:rPr>
+        <w:t>ON</w:t>
+      </w:r>
+      <w:r>
+        <w:rPr>
+          <w:rFonts w:ascii="Consolas" w:eastAsia="Times New Roman" w:hAnsi="Consolas" w:cs="Times New Roman"/>
+          <w:color w:val="BBBEBF"/>
+          <w:kern w:val="0"/>
+          <w:sz w:val="21"/>
+          <w:szCs w:val="21"/>
+          <w14:ligatures w14:val="none"/>
+        </w:rPr>
+        <w:t xml:space="preserve"> </w:t>
+      </w:r>
+      <w:r>
+        <w:rPr>
+          <w:rFonts w:ascii="Consolas" w:eastAsia="Times New Roman" w:hAnsi="Consolas" w:cs="Times New Roman"/>
+          <w:color w:val="79C0FF"/>
+          <w:kern w:val="0"/>
+          <w:sz w:val="21"/>
+          <w:szCs w:val="21"/>
+          <w14:ligatures w14:val="none"/>
+        </w:rPr>
+        <w:t>es</w:t>
+      </w:r>
+      <w:r>
+        <w:rPr>
+          <w:rFonts w:ascii="Consolas" w:eastAsia="Times New Roman" w:hAnsi="Consolas" w:cs="Times New Roman"/>
+          <w:color w:val="BBBEBF"/>
+          <w:kern w:val="0"/>
+          <w:sz w:val="21"/>
+          <w:szCs w:val="21"/>
+          <w14:ligatures w14:val="none"/>
+        </w:rPr>
+        <w:t>.</w:t>
+      </w:r>
+      <w:r>
+        <w:rPr>
+          <w:rFonts w:ascii="Consolas" w:eastAsia="Times New Roman" w:hAnsi="Consolas" w:cs="Times New Roman"/>
+          <w:color w:val="79C0FF"/>
+          <w:kern w:val="0"/>
+          <w:sz w:val="21"/>
+          <w:szCs w:val="21"/>
+          <w14:ligatures w14:val="none"/>
+        </w:rPr>
+        <w:t>country_code</w:t>
+      </w:r>
+      <w:r>
+        <w:rPr>
+          <w:rFonts w:ascii="Consolas" w:eastAsia="Times New Roman" w:hAnsi="Consolas" w:cs="Times New Roman"/>
+          <w:color w:val="BBBEBF"/>
+          <w:kern w:val="0"/>
+          <w:sz w:val="21"/>
+          <w:szCs w:val="21"/>
+          <w14:ligatures w14:val="none"/>
+        </w:rPr>
+        <w:t xml:space="preserve"> </w:t>
+      </w:r>
+      <w:r>
+        <w:rPr>
+          <w:rFonts w:ascii="Consolas" w:eastAsia="Times New Roman" w:hAnsi="Consolas" w:cs="Times New Roman"/>
+          <w:color w:val="D4D4D4"/>
+          <w:kern w:val="0"/>
+          <w:sz w:val="21"/>
+          <w:szCs w:val="21"/>
+          <w14:ligatures w14:val="none"/>
+        </w:rPr>
+        <w:t>=</w:t>
+      </w:r>
+      <w:r>
+        <w:rPr>
+          <w:rFonts w:ascii="Consolas" w:eastAsia="Times New Roman" w:hAnsi="Consolas" w:cs="Times New Roman"/>
+          <w:color w:val="BBBEBF"/>
+          <w:kern w:val="0"/>
+          <w:sz w:val="21"/>
+          <w:szCs w:val="21"/>
+          <w14:ligatures w14:val="none"/>
+        </w:rPr>
+        <w:t xml:space="preserve"> </w:t>
+      </w:r>
+      <w:r>
+        <w:rPr>
+          <w:rFonts w:ascii="Consolas" w:eastAsia="Times New Roman" w:hAnsi="Consolas" w:cs="Times New Roman"/>
+          <w:color w:val="79C0FF"/>
+          <w:kern w:val="0"/>
+          <w:sz w:val="21"/>
+          <w:szCs w:val="21"/>
+          <w14:ligatures w14:val="none"/>
+        </w:rPr>
+        <w:t>life</w:t>
+      </w:r>
+      <w:r>
+        <w:rPr>
+          <w:rFonts w:ascii="Consolas" w:eastAsia="Times New Roman" w:hAnsi="Consolas" w:cs="Times New Roman"/>
+          <w:color w:val="BBBEBF"/>
+          <w:kern w:val="0"/>
+          <w:sz w:val="21"/>
+          <w:szCs w:val="21"/>
+          <w14:ligatures w14:val="none"/>
+        </w:rPr>
+        <w:t>.</w:t>
+      </w:r>
+      <w:r>
+        <w:rPr>
+          <w:rFonts w:ascii="Consolas" w:eastAsia="Times New Roman" w:hAnsi="Consolas" w:cs="Times New Roman"/>
+          <w:color w:val="79C0FF"/>
+          <w:kern w:val="0"/>
+          <w:sz w:val="21"/>
+          <w:szCs w:val="21"/>
+          <w14:ligatures w14:val="none"/>
+        </w:rPr>
+        <w:t>country_code</w:t>
+      </w:r>
     </w:p>
     <w:p>
       <w:pPr>
@@ -6080,110 +7307,24 @@
       <w:r>
         <w:rPr>
           <w:rFonts w:ascii="Consolas" w:eastAsia="Times New Roman" w:hAnsi="Consolas" w:cs="Times New Roman"/>
+          <w:color w:val="BBBEBF"/>
+          <w:kern w:val="0"/>
+          <w:sz w:val="21"/>
+          <w:szCs w:val="21"/>
+          <w14:ligatures w14:val="none"/>
+        </w:rPr>
+        <w:t>   </w:t>
+      </w:r>
+      <w:r>
+        <w:rPr>
+          <w:rFonts w:ascii="Consolas" w:eastAsia="Times New Roman" w:hAnsi="Consolas" w:cs="Times New Roman"/>
           <w:color w:val="FF7B72"/>
           <w:kern w:val="0"/>
           <w:sz w:val="21"/>
           <w:szCs w:val="21"/>
           <w14:ligatures w14:val="none"/>
         </w:rPr>
-        <w:t>FROM</w:t>
-      </w:r>
-      <w:r>
-        <w:rPr>
-          <w:rFonts w:ascii="Consolas" w:eastAsia="Times New Roman" w:hAnsi="Consolas" w:cs="Times New Roman"/>
-          <w:color w:val="BBBEBF"/>
-          <w:kern w:val="0"/>
-          <w:sz w:val="21"/>
-          <w:szCs w:val="21"/>
-          <w14:ligatures w14:val="none"/>
-        </w:rPr>
-        <w:t xml:space="preserve"> stg_education_secondary es</w:t>
-      </w:r>
-    </w:p>
-    <w:p>
-      <w:pPr>
-        <w:shd w:val="clear" w:color="auto" w:fill="121314"/>
-        <w:spacing w:after="0" w:line="285" w:lineRule="atLeast"/>
-        <w:rPr>
-          <w:rFonts w:ascii="Consolas" w:eastAsia="Times New Roman" w:hAnsi="Consolas" w:cs="Times New Roman"/>
-          <w:color w:val="BBBEBF"/>
-          <w:kern w:val="0"/>
-          <w:sz w:val="21"/>
-          <w:szCs w:val="21"/>
-          <w14:ligatures w14:val="none"/>
-        </w:rPr>
-      </w:pPr>
-    </w:p>
-    <w:p>
-      <w:pPr>
-        <w:shd w:val="clear" w:color="auto" w:fill="121314"/>
-        <w:spacing w:after="0" w:line="285" w:lineRule="atLeast"/>
-        <w:rPr>
-          <w:rFonts w:ascii="Consolas" w:eastAsia="Times New Roman" w:hAnsi="Consolas" w:cs="Times New Roman"/>
-          <w:color w:val="BBBEBF"/>
-          <w:kern w:val="0"/>
-          <w:sz w:val="21"/>
-          <w:szCs w:val="21"/>
-          <w14:ligatures w14:val="none"/>
-        </w:rPr>
-      </w:pPr>
-      <w:r>
-        <w:rPr>
-          <w:rFonts w:ascii="Consolas" w:eastAsia="Times New Roman" w:hAnsi="Consolas" w:cs="Times New Roman"/>
-          <w:color w:val="FF7B72"/>
-          <w:kern w:val="0"/>
-          <w:sz w:val="21"/>
-          <w:szCs w:val="21"/>
-          <w14:ligatures w14:val="none"/>
-        </w:rPr>
-        <w:t>LEFT JOIN</w:t>
-      </w:r>
-      <w:r>
-        <w:rPr>
-          <w:rFonts w:ascii="Consolas" w:eastAsia="Times New Roman" w:hAnsi="Consolas" w:cs="Times New Roman"/>
-          <w:color w:val="BBBEBF"/>
-          <w:kern w:val="0"/>
-          <w:sz w:val="21"/>
-          <w:szCs w:val="21"/>
-          <w14:ligatures w14:val="none"/>
-        </w:rPr>
-        <w:t xml:space="preserve"> dim_country dc</w:t>
-      </w:r>
-    </w:p>
-    <w:p>
-      <w:pPr>
-        <w:shd w:val="clear" w:color="auto" w:fill="121314"/>
-        <w:spacing w:after="0" w:line="285" w:lineRule="atLeast"/>
-        <w:rPr>
-          <w:rFonts w:ascii="Consolas" w:eastAsia="Times New Roman" w:hAnsi="Consolas" w:cs="Times New Roman"/>
-          <w:color w:val="BBBEBF"/>
-          <w:kern w:val="0"/>
-          <w:sz w:val="21"/>
-          <w:szCs w:val="21"/>
-          <w14:ligatures w14:val="none"/>
-        </w:rPr>
-      </w:pPr>
-      <w:r>
-        <w:rPr>
-          <w:rFonts w:ascii="Consolas" w:eastAsia="Times New Roman" w:hAnsi="Consolas" w:cs="Times New Roman"/>
-          <w:color w:val="BBBEBF"/>
-          <w:kern w:val="0"/>
-          <w:sz w:val="21"/>
-          <w:szCs w:val="21"/>
-          <w14:ligatures w14:val="none"/>
-        </w:rPr>
-        <w:t xml:space="preserve">    </w:t>
-      </w:r>
-      <w:r>
-        <w:rPr>
-          <w:rFonts w:ascii="Consolas" w:eastAsia="Times New Roman" w:hAnsi="Consolas" w:cs="Times New Roman"/>
-          <w:color w:val="FF7B72"/>
-          <w:kern w:val="0"/>
-          <w:sz w:val="21"/>
-          <w:szCs w:val="21"/>
-          <w14:ligatures w14:val="none"/>
-        </w:rPr>
-        <w:t>ON</w:t>
+        <w:t>AND</w:t>
       </w:r>
       <w:r>
         <w:rPr>
@@ -6227,7 +7368,7 @@
           <w:szCs w:val="21"/>
           <w14:ligatures w14:val="none"/>
         </w:rPr>
-        <w:t>country_code</w:t>
+        <w:t>year</w:t>
       </w:r>
       <w:r>
         <w:rPr>
@@ -6271,7 +7412,7 @@
           <w:szCs w:val="21"/>
           <w14:ligatures w14:val="none"/>
         </w:rPr>
-        <w:t>dc</w:t>
+        <w:t>life</w:t>
       </w:r>
       <w:r>
         <w:rPr>
@@ -6293,1586 +7434,8 @@
           <w:szCs w:val="21"/>
           <w14:ligatures w14:val="none"/>
         </w:rPr>
-        <w:t>country_id</w:t>
-      </w:r>
-    </w:p>
-    <w:p>
-      <w:pPr>
-        <w:shd w:val="clear" w:color="auto" w:fill="121314"/>
-        <w:spacing w:after="0" w:line="285" w:lineRule="atLeast"/>
-        <w:rPr>
-          <w:rFonts w:ascii="Consolas" w:eastAsia="Times New Roman" w:hAnsi="Consolas" w:cs="Times New Roman"/>
-          <w:color w:val="BBBEBF"/>
-          <w:kern w:val="0"/>
-          <w:sz w:val="21"/>
-          <w:szCs w:val="21"/>
-          <w14:ligatures w14:val="none"/>
-        </w:rPr>
-      </w:pPr>
-    </w:p>
-    <w:p>
-      <w:pPr>
-        <w:shd w:val="clear" w:color="auto" w:fill="121314"/>
-        <w:spacing w:after="0" w:line="285" w:lineRule="atLeast"/>
-        <w:rPr>
-          <w:rFonts w:ascii="Consolas" w:eastAsia="Times New Roman" w:hAnsi="Consolas" w:cs="Times New Roman"/>
-          <w:color w:val="BBBEBF"/>
-          <w:kern w:val="0"/>
-          <w:sz w:val="21"/>
-          <w:szCs w:val="21"/>
-          <w14:ligatures w14:val="none"/>
-        </w:rPr>
-      </w:pPr>
-      <w:r>
-        <w:rPr>
-          <w:rFonts w:ascii="Consolas" w:eastAsia="Times New Roman" w:hAnsi="Consolas" w:cs="Times New Roman"/>
-          <w:color w:val="FF7B72"/>
-          <w:kern w:val="0"/>
-          <w:sz w:val="21"/>
-          <w:szCs w:val="21"/>
-          <w14:ligatures w14:val="none"/>
-        </w:rPr>
-        <w:t>LEFT JOIN</w:t>
-      </w:r>
-      <w:r>
-        <w:rPr>
-          <w:rFonts w:ascii="Consolas" w:eastAsia="Times New Roman" w:hAnsi="Consolas" w:cs="Times New Roman"/>
-          <w:color w:val="BBBEBF"/>
-          <w:kern w:val="0"/>
-          <w:sz w:val="21"/>
-          <w:szCs w:val="21"/>
-          <w14:ligatures w14:val="none"/>
-        </w:rPr>
-        <w:t xml:space="preserve"> dim_time dt</w:t>
-      </w:r>
-    </w:p>
-    <w:p>
-      <w:pPr>
-        <w:shd w:val="clear" w:color="auto" w:fill="121314"/>
-        <w:spacing w:after="0" w:line="285" w:lineRule="atLeast"/>
-        <w:rPr>
-          <w:rFonts w:ascii="Consolas" w:eastAsia="Times New Roman" w:hAnsi="Consolas" w:cs="Times New Roman"/>
-          <w:color w:val="BBBEBF"/>
-          <w:kern w:val="0"/>
-          <w:sz w:val="21"/>
-          <w:szCs w:val="21"/>
-          <w14:ligatures w14:val="none"/>
-        </w:rPr>
-      </w:pPr>
-      <w:r>
-        <w:rPr>
-          <w:rFonts w:ascii="Consolas" w:eastAsia="Times New Roman" w:hAnsi="Consolas" w:cs="Times New Roman"/>
-          <w:color w:val="BBBEBF"/>
-          <w:kern w:val="0"/>
-          <w:sz w:val="21"/>
-          <w:szCs w:val="21"/>
-          <w14:ligatures w14:val="none"/>
-        </w:rPr>
-        <w:t xml:space="preserve">    </w:t>
-      </w:r>
-      <w:r>
-        <w:rPr>
-          <w:rFonts w:ascii="Consolas" w:eastAsia="Times New Roman" w:hAnsi="Consolas" w:cs="Times New Roman"/>
-          <w:color w:val="FF7B72"/>
-          <w:kern w:val="0"/>
-          <w:sz w:val="21"/>
-          <w:szCs w:val="21"/>
-          <w14:ligatures w14:val="none"/>
-        </w:rPr>
-        <w:t>ON</w:t>
-      </w:r>
-      <w:r>
-        <w:rPr>
-          <w:rFonts w:ascii="Consolas" w:eastAsia="Times New Roman" w:hAnsi="Consolas" w:cs="Times New Roman"/>
-          <w:color w:val="BBBEBF"/>
-          <w:kern w:val="0"/>
-          <w:sz w:val="21"/>
-          <w:szCs w:val="21"/>
-          <w14:ligatures w14:val="none"/>
-        </w:rPr>
-        <w:t xml:space="preserve"> </w:t>
-      </w:r>
-      <w:r>
-        <w:rPr>
-          <w:rFonts w:ascii="Consolas" w:eastAsia="Times New Roman" w:hAnsi="Consolas" w:cs="Times New Roman"/>
-          <w:color w:val="79C0FF"/>
-          <w:kern w:val="0"/>
-          <w:sz w:val="21"/>
-          <w:szCs w:val="21"/>
-          <w14:ligatures w14:val="none"/>
-        </w:rPr>
-        <w:t>es</w:t>
-      </w:r>
-      <w:r>
-        <w:rPr>
-          <w:rFonts w:ascii="Consolas" w:eastAsia="Times New Roman" w:hAnsi="Consolas" w:cs="Times New Roman"/>
-          <w:color w:val="BBBEBF"/>
-          <w:kern w:val="0"/>
-          <w:sz w:val="21"/>
-          <w:szCs w:val="21"/>
-          <w14:ligatures w14:val="none"/>
-        </w:rPr>
-        <w:t>.</w:t>
-      </w:r>
-      <w:r>
-        <w:rPr>
-          <w:rFonts w:ascii="Consolas" w:eastAsia="Times New Roman" w:hAnsi="Consolas" w:cs="Times New Roman"/>
-          <w:color w:val="79C0FF"/>
-          <w:kern w:val="0"/>
-          <w:sz w:val="21"/>
-          <w:szCs w:val="21"/>
-          <w14:ligatures w14:val="none"/>
-        </w:rPr>
         <w:t>year</w:t>
       </w:r>
-      <w:r>
-        <w:rPr>
-          <w:rFonts w:ascii="Consolas" w:eastAsia="Times New Roman" w:hAnsi="Consolas" w:cs="Times New Roman"/>
-          <w:color w:val="BBBEBF"/>
-          <w:kern w:val="0"/>
-          <w:sz w:val="21"/>
-          <w:szCs w:val="21"/>
-          <w14:ligatures w14:val="none"/>
-        </w:rPr>
-        <w:t xml:space="preserve"> </w:t>
-      </w:r>
-      <w:r>
-        <w:rPr>
-          <w:rFonts w:ascii="Consolas" w:eastAsia="Times New Roman" w:hAnsi="Consolas" w:cs="Times New Roman"/>
-          <w:color w:val="D4D4D4"/>
-          <w:kern w:val="0"/>
-          <w:sz w:val="21"/>
-          <w:szCs w:val="21"/>
-          <w14:ligatures w14:val="none"/>
-        </w:rPr>
-        <w:t>=</w:t>
-      </w:r>
-      <w:r>
-        <w:rPr>
-          <w:rFonts w:ascii="Consolas" w:eastAsia="Times New Roman" w:hAnsi="Consolas" w:cs="Times New Roman"/>
-          <w:color w:val="BBBEBF"/>
-          <w:kern w:val="0"/>
-          <w:sz w:val="21"/>
-          <w:szCs w:val="21"/>
-          <w14:ligatures w14:val="none"/>
-        </w:rPr>
-        <w:t xml:space="preserve"> </w:t>
-      </w:r>
-      <w:r>
-        <w:rPr>
-          <w:rFonts w:ascii="Consolas" w:eastAsia="Times New Roman" w:hAnsi="Consolas" w:cs="Times New Roman"/>
-          <w:color w:val="79C0FF"/>
-          <w:kern w:val="0"/>
-          <w:sz w:val="21"/>
-          <w:szCs w:val="21"/>
-          <w14:ligatures w14:val="none"/>
-        </w:rPr>
-        <w:t>dt</w:t>
-      </w:r>
-      <w:r>
-        <w:rPr>
-          <w:rFonts w:ascii="Consolas" w:eastAsia="Times New Roman" w:hAnsi="Consolas" w:cs="Times New Roman"/>
-          <w:color w:val="BBBEBF"/>
-          <w:kern w:val="0"/>
-          <w:sz w:val="21"/>
-          <w:szCs w:val="21"/>
-          <w14:ligatures w14:val="none"/>
-        </w:rPr>
-        <w:t>.</w:t>
-      </w:r>
-      <w:r>
-        <w:rPr>
-          <w:rFonts w:ascii="Consolas" w:eastAsia="Times New Roman" w:hAnsi="Consolas" w:cs="Times New Roman"/>
-          <w:color w:val="79C0FF"/>
-          <w:kern w:val="0"/>
-          <w:sz w:val="21"/>
-          <w:szCs w:val="21"/>
-          <w14:ligatures w14:val="none"/>
-        </w:rPr>
-        <w:t>year_id</w:t>
-      </w:r>
-    </w:p>
-    <w:p>
-      <w:pPr>
-        <w:shd w:val="clear" w:color="auto" w:fill="121314"/>
-        <w:spacing w:after="0" w:line="285" w:lineRule="atLeast"/>
-        <w:rPr>
-          <w:rFonts w:ascii="Consolas" w:eastAsia="Times New Roman" w:hAnsi="Consolas" w:cs="Times New Roman"/>
-          <w:color w:val="BBBEBF"/>
-          <w:kern w:val="0"/>
-          <w:sz w:val="21"/>
-          <w:szCs w:val="21"/>
-          <w14:ligatures w14:val="none"/>
-        </w:rPr>
-      </w:pPr>
-    </w:p>
-    <w:p>
-      <w:pPr>
-        <w:shd w:val="clear" w:color="auto" w:fill="121314"/>
-        <w:spacing w:after="0" w:line="285" w:lineRule="atLeast"/>
-        <w:rPr>
-          <w:rFonts w:ascii="Consolas" w:eastAsia="Times New Roman" w:hAnsi="Consolas" w:cs="Times New Roman"/>
-          <w:color w:val="BBBEBF"/>
-          <w:kern w:val="0"/>
-          <w:sz w:val="21"/>
-          <w:szCs w:val="21"/>
-          <w14:ligatures w14:val="none"/>
-        </w:rPr>
-      </w:pPr>
-      <w:r>
-        <w:rPr>
-          <w:rFonts w:ascii="Consolas" w:eastAsia="Times New Roman" w:hAnsi="Consolas" w:cs="Times New Roman"/>
-          <w:color w:val="FF7B72"/>
-          <w:kern w:val="0"/>
-          <w:sz w:val="21"/>
-          <w:szCs w:val="21"/>
-          <w14:ligatures w14:val="none"/>
-        </w:rPr>
-        <w:t>LEFT JOIN</w:t>
-      </w:r>
-      <w:r>
-        <w:rPr>
-          <w:rFonts w:ascii="Consolas" w:eastAsia="Times New Roman" w:hAnsi="Consolas" w:cs="Times New Roman"/>
-          <w:color w:val="BBBEBF"/>
-          <w:kern w:val="0"/>
-          <w:sz w:val="21"/>
-          <w:szCs w:val="21"/>
-          <w14:ligatures w14:val="none"/>
-        </w:rPr>
-        <w:t xml:space="preserve"> dim_legal dl</w:t>
-      </w:r>
-    </w:p>
-    <w:p>
-      <w:pPr>
-        <w:shd w:val="clear" w:color="auto" w:fill="121314"/>
-        <w:spacing w:after="0" w:line="285" w:lineRule="atLeast"/>
-        <w:rPr>
-          <w:rFonts w:ascii="Consolas" w:eastAsia="Times New Roman" w:hAnsi="Consolas" w:cs="Times New Roman"/>
-          <w:color w:val="BBBEBF"/>
-          <w:kern w:val="0"/>
-          <w:sz w:val="21"/>
-          <w:szCs w:val="21"/>
-          <w14:ligatures w14:val="none"/>
-        </w:rPr>
-      </w:pPr>
-      <w:r>
-        <w:rPr>
-          <w:rFonts w:ascii="Consolas" w:eastAsia="Times New Roman" w:hAnsi="Consolas" w:cs="Times New Roman"/>
-          <w:color w:val="BBBEBF"/>
-          <w:kern w:val="0"/>
-          <w:sz w:val="21"/>
-          <w:szCs w:val="21"/>
-          <w14:ligatures w14:val="none"/>
-        </w:rPr>
-        <w:t xml:space="preserve">    </w:t>
-      </w:r>
-      <w:r>
-        <w:rPr>
-          <w:rFonts w:ascii="Consolas" w:eastAsia="Times New Roman" w:hAnsi="Consolas" w:cs="Times New Roman"/>
-          <w:color w:val="FF7B72"/>
-          <w:kern w:val="0"/>
-          <w:sz w:val="21"/>
-          <w:szCs w:val="21"/>
-          <w14:ligatures w14:val="none"/>
-        </w:rPr>
-        <w:t>ON</w:t>
-      </w:r>
-      <w:r>
-        <w:rPr>
-          <w:rFonts w:ascii="Consolas" w:eastAsia="Times New Roman" w:hAnsi="Consolas" w:cs="Times New Roman"/>
-          <w:color w:val="BBBEBF"/>
-          <w:kern w:val="0"/>
-          <w:sz w:val="21"/>
-          <w:szCs w:val="21"/>
-          <w14:ligatures w14:val="none"/>
-        </w:rPr>
-        <w:t xml:space="preserve"> </w:t>
-      </w:r>
-      <w:r>
-        <w:rPr>
-          <w:rFonts w:ascii="Consolas" w:eastAsia="Times New Roman" w:hAnsi="Consolas" w:cs="Times New Roman"/>
-          <w:color w:val="79C0FF"/>
-          <w:kern w:val="0"/>
-          <w:sz w:val="21"/>
-          <w:szCs w:val="21"/>
-          <w14:ligatures w14:val="none"/>
-        </w:rPr>
-        <w:t>es</w:t>
-      </w:r>
-      <w:r>
-        <w:rPr>
-          <w:rFonts w:ascii="Consolas" w:eastAsia="Times New Roman" w:hAnsi="Consolas" w:cs="Times New Roman"/>
-          <w:color w:val="BBBEBF"/>
-          <w:kern w:val="0"/>
-          <w:sz w:val="21"/>
-          <w:szCs w:val="21"/>
-          <w14:ligatures w14:val="none"/>
-        </w:rPr>
-        <w:t>.</w:t>
-      </w:r>
-      <w:r>
-        <w:rPr>
-          <w:rFonts w:ascii="Consolas" w:eastAsia="Times New Roman" w:hAnsi="Consolas" w:cs="Times New Roman"/>
-          <w:color w:val="79C0FF"/>
-          <w:kern w:val="0"/>
-          <w:sz w:val="21"/>
-          <w:szCs w:val="21"/>
-          <w14:ligatures w14:val="none"/>
-        </w:rPr>
-        <w:t>country_code</w:t>
-      </w:r>
-      <w:r>
-        <w:rPr>
-          <w:rFonts w:ascii="Consolas" w:eastAsia="Times New Roman" w:hAnsi="Consolas" w:cs="Times New Roman"/>
-          <w:color w:val="BBBEBF"/>
-          <w:kern w:val="0"/>
-          <w:sz w:val="21"/>
-          <w:szCs w:val="21"/>
-          <w14:ligatures w14:val="none"/>
-        </w:rPr>
-        <w:t xml:space="preserve"> </w:t>
-      </w:r>
-      <w:r>
-        <w:rPr>
-          <w:rFonts w:ascii="Consolas" w:eastAsia="Times New Roman" w:hAnsi="Consolas" w:cs="Times New Roman"/>
-          <w:color w:val="D4D4D4"/>
-          <w:kern w:val="0"/>
-          <w:sz w:val="21"/>
-          <w:szCs w:val="21"/>
-          <w14:ligatures w14:val="none"/>
-        </w:rPr>
-        <w:t>=</w:t>
-      </w:r>
-      <w:r>
-        <w:rPr>
-          <w:rFonts w:ascii="Consolas" w:eastAsia="Times New Roman" w:hAnsi="Consolas" w:cs="Times New Roman"/>
-          <w:color w:val="BBBEBF"/>
-          <w:kern w:val="0"/>
-          <w:sz w:val="21"/>
-          <w:szCs w:val="21"/>
-          <w14:ligatures w14:val="none"/>
-        </w:rPr>
-        <w:t xml:space="preserve"> </w:t>
-      </w:r>
-      <w:r>
-        <w:rPr>
-          <w:rFonts w:ascii="Consolas" w:eastAsia="Times New Roman" w:hAnsi="Consolas" w:cs="Times New Roman"/>
-          <w:color w:val="79C0FF"/>
-          <w:kern w:val="0"/>
-          <w:sz w:val="21"/>
-          <w:szCs w:val="21"/>
-          <w14:ligatures w14:val="none"/>
-        </w:rPr>
-        <w:t>dl</w:t>
-      </w:r>
-      <w:r>
-        <w:rPr>
-          <w:rFonts w:ascii="Consolas" w:eastAsia="Times New Roman" w:hAnsi="Consolas" w:cs="Times New Roman"/>
-          <w:color w:val="BBBEBF"/>
-          <w:kern w:val="0"/>
-          <w:sz w:val="21"/>
-          <w:szCs w:val="21"/>
-          <w14:ligatures w14:val="none"/>
-        </w:rPr>
-        <w:t>.</w:t>
-      </w:r>
-      <w:r>
-        <w:rPr>
-          <w:rFonts w:ascii="Consolas" w:eastAsia="Times New Roman" w:hAnsi="Consolas" w:cs="Times New Roman"/>
-          <w:color w:val="79C0FF"/>
-          <w:kern w:val="0"/>
-          <w:sz w:val="21"/>
-          <w:szCs w:val="21"/>
-          <w14:ligatures w14:val="none"/>
-        </w:rPr>
-        <w:t>country_id</w:t>
-      </w:r>
-    </w:p>
-    <w:p>
-      <w:pPr>
-        <w:shd w:val="clear" w:color="auto" w:fill="121314"/>
-        <w:spacing w:after="0" w:line="285" w:lineRule="atLeast"/>
-        <w:rPr>
-          <w:rFonts w:ascii="Consolas" w:eastAsia="Times New Roman" w:hAnsi="Consolas" w:cs="Times New Roman"/>
-          <w:color w:val="BBBEBF"/>
-          <w:kern w:val="0"/>
-          <w:sz w:val="21"/>
-          <w:szCs w:val="21"/>
-          <w14:ligatures w14:val="none"/>
-        </w:rPr>
-      </w:pPr>
-      <w:r>
-        <w:rPr>
-          <w:rFonts w:ascii="Consolas" w:eastAsia="Times New Roman" w:hAnsi="Consolas" w:cs="Times New Roman"/>
-          <w:color w:val="BBBEBF"/>
-          <w:kern w:val="0"/>
-          <w:sz w:val="21"/>
-          <w:szCs w:val="21"/>
-          <w14:ligatures w14:val="none"/>
-        </w:rPr>
-        <w:t>   </w:t>
-      </w:r>
-      <w:r>
-        <w:rPr>
-          <w:rFonts w:ascii="Consolas" w:eastAsia="Times New Roman" w:hAnsi="Consolas" w:cs="Times New Roman"/>
-          <w:color w:val="FF7B72"/>
-          <w:kern w:val="0"/>
-          <w:sz w:val="21"/>
-          <w:szCs w:val="21"/>
-          <w14:ligatures w14:val="none"/>
-        </w:rPr>
-        <w:t>AND</w:t>
-      </w:r>
-      <w:r>
-        <w:rPr>
-          <w:rFonts w:ascii="Consolas" w:eastAsia="Times New Roman" w:hAnsi="Consolas" w:cs="Times New Roman"/>
-          <w:color w:val="BBBEBF"/>
-          <w:kern w:val="0"/>
-          <w:sz w:val="21"/>
-          <w:szCs w:val="21"/>
-          <w14:ligatures w14:val="none"/>
-        </w:rPr>
-        <w:t xml:space="preserve"> </w:t>
-      </w:r>
-      <w:r>
-        <w:rPr>
-          <w:rFonts w:ascii="Consolas" w:eastAsia="Times New Roman" w:hAnsi="Consolas" w:cs="Times New Roman"/>
-          <w:color w:val="79C0FF"/>
-          <w:kern w:val="0"/>
-          <w:sz w:val="21"/>
-          <w:szCs w:val="21"/>
-          <w14:ligatures w14:val="none"/>
-        </w:rPr>
-        <w:t>es</w:t>
-      </w:r>
-      <w:r>
-        <w:rPr>
-          <w:rFonts w:ascii="Consolas" w:eastAsia="Times New Roman" w:hAnsi="Consolas" w:cs="Times New Roman"/>
-          <w:color w:val="BBBEBF"/>
-          <w:kern w:val="0"/>
-          <w:sz w:val="21"/>
-          <w:szCs w:val="21"/>
-          <w14:ligatures w14:val="none"/>
-        </w:rPr>
-        <w:t>.</w:t>
-      </w:r>
-      <w:r>
-        <w:rPr>
-          <w:rFonts w:ascii="Consolas" w:eastAsia="Times New Roman" w:hAnsi="Consolas" w:cs="Times New Roman"/>
-          <w:color w:val="79C0FF"/>
-          <w:kern w:val="0"/>
-          <w:sz w:val="21"/>
-          <w:szCs w:val="21"/>
-          <w14:ligatures w14:val="none"/>
-        </w:rPr>
-        <w:t>year</w:t>
-      </w:r>
-      <w:r>
-        <w:rPr>
-          <w:rFonts w:ascii="Consolas" w:eastAsia="Times New Roman" w:hAnsi="Consolas" w:cs="Times New Roman"/>
-          <w:color w:val="BBBEBF"/>
-          <w:kern w:val="0"/>
-          <w:sz w:val="21"/>
-          <w:szCs w:val="21"/>
-          <w14:ligatures w14:val="none"/>
-        </w:rPr>
-        <w:t xml:space="preserve"> </w:t>
-      </w:r>
-      <w:r>
-        <w:rPr>
-          <w:rFonts w:ascii="Consolas" w:eastAsia="Times New Roman" w:hAnsi="Consolas" w:cs="Times New Roman"/>
-          <w:color w:val="D4D4D4"/>
-          <w:kern w:val="0"/>
-          <w:sz w:val="21"/>
-          <w:szCs w:val="21"/>
-          <w14:ligatures w14:val="none"/>
-        </w:rPr>
-        <w:t>=</w:t>
-      </w:r>
-      <w:r>
-        <w:rPr>
-          <w:rFonts w:ascii="Consolas" w:eastAsia="Times New Roman" w:hAnsi="Consolas" w:cs="Times New Roman"/>
-          <w:color w:val="BBBEBF"/>
-          <w:kern w:val="0"/>
-          <w:sz w:val="21"/>
-          <w:szCs w:val="21"/>
-          <w14:ligatures w14:val="none"/>
-        </w:rPr>
-        <w:t xml:space="preserve"> </w:t>
-      </w:r>
-      <w:r>
-        <w:rPr>
-          <w:rFonts w:ascii="Consolas" w:eastAsia="Times New Roman" w:hAnsi="Consolas" w:cs="Times New Roman"/>
-          <w:color w:val="79C0FF"/>
-          <w:kern w:val="0"/>
-          <w:sz w:val="21"/>
-          <w:szCs w:val="21"/>
-          <w14:ligatures w14:val="none"/>
-        </w:rPr>
-        <w:t>dl</w:t>
-      </w:r>
-      <w:r>
-        <w:rPr>
-          <w:rFonts w:ascii="Consolas" w:eastAsia="Times New Roman" w:hAnsi="Consolas" w:cs="Times New Roman"/>
-          <w:color w:val="BBBEBF"/>
-          <w:kern w:val="0"/>
-          <w:sz w:val="21"/>
-          <w:szCs w:val="21"/>
-          <w14:ligatures w14:val="none"/>
-        </w:rPr>
-        <w:t>.</w:t>
-      </w:r>
-      <w:r>
-        <w:rPr>
-          <w:rFonts w:ascii="Consolas" w:eastAsia="Times New Roman" w:hAnsi="Consolas" w:cs="Times New Roman"/>
-          <w:color w:val="79C0FF"/>
-          <w:kern w:val="0"/>
-          <w:sz w:val="21"/>
-          <w:szCs w:val="21"/>
-          <w14:ligatures w14:val="none"/>
-        </w:rPr>
-        <w:t>year</w:t>
-      </w:r>
-    </w:p>
-    <w:p>
-      <w:pPr>
-        <w:shd w:val="clear" w:color="auto" w:fill="121314"/>
-        <w:spacing w:after="0" w:line="285" w:lineRule="atLeast"/>
-        <w:rPr>
-          <w:rFonts w:ascii="Consolas" w:eastAsia="Times New Roman" w:hAnsi="Consolas" w:cs="Times New Roman"/>
-          <w:color w:val="BBBEBF"/>
-          <w:kern w:val="0"/>
-          <w:sz w:val="21"/>
-          <w:szCs w:val="21"/>
-          <w14:ligatures w14:val="none"/>
-        </w:rPr>
-      </w:pPr>
-    </w:p>
-    <w:p>
-      <w:pPr>
-        <w:shd w:val="clear" w:color="auto" w:fill="121314"/>
-        <w:spacing w:after="0" w:line="285" w:lineRule="atLeast"/>
-        <w:rPr>
-          <w:rFonts w:ascii="Consolas" w:eastAsia="Times New Roman" w:hAnsi="Consolas" w:cs="Times New Roman"/>
-          <w:color w:val="BBBEBF"/>
-          <w:kern w:val="0"/>
-          <w:sz w:val="21"/>
-          <w:szCs w:val="21"/>
-          <w14:ligatures w14:val="none"/>
-        </w:rPr>
-      </w:pPr>
-      <w:r>
-        <w:rPr>
-          <w:rFonts w:ascii="Consolas" w:eastAsia="Times New Roman" w:hAnsi="Consolas" w:cs="Times New Roman"/>
-          <w:color w:val="FF7B72"/>
-          <w:kern w:val="0"/>
-          <w:sz w:val="21"/>
-          <w:szCs w:val="21"/>
-          <w14:ligatures w14:val="none"/>
-        </w:rPr>
-        <w:t>LEFT JOIN</w:t>
-      </w:r>
-      <w:r>
-        <w:rPr>
-          <w:rFonts w:ascii="Consolas" w:eastAsia="Times New Roman" w:hAnsi="Consolas" w:cs="Times New Roman"/>
-          <w:color w:val="BBBEBF"/>
-          <w:kern w:val="0"/>
-          <w:sz w:val="21"/>
-          <w:szCs w:val="21"/>
-          <w14:ligatures w14:val="none"/>
-        </w:rPr>
-        <w:t xml:space="preserve"> stg_gender_inequality gii</w:t>
-      </w:r>
-    </w:p>
-    <w:p>
-      <w:pPr>
-        <w:shd w:val="clear" w:color="auto" w:fill="121314"/>
-        <w:spacing w:after="0" w:line="285" w:lineRule="atLeast"/>
-        <w:rPr>
-          <w:rFonts w:ascii="Consolas" w:eastAsia="Times New Roman" w:hAnsi="Consolas" w:cs="Times New Roman"/>
-          <w:color w:val="BBBEBF"/>
-          <w:kern w:val="0"/>
-          <w:sz w:val="21"/>
-          <w:szCs w:val="21"/>
-          <w14:ligatures w14:val="none"/>
-        </w:rPr>
-      </w:pPr>
-      <w:r>
-        <w:rPr>
-          <w:rFonts w:ascii="Consolas" w:eastAsia="Times New Roman" w:hAnsi="Consolas" w:cs="Times New Roman"/>
-          <w:color w:val="BBBEBF"/>
-          <w:kern w:val="0"/>
-          <w:sz w:val="21"/>
-          <w:szCs w:val="21"/>
-          <w14:ligatures w14:val="none"/>
-        </w:rPr>
-        <w:t xml:space="preserve">    </w:t>
-      </w:r>
-      <w:r>
-        <w:rPr>
-          <w:rFonts w:ascii="Consolas" w:eastAsia="Times New Roman" w:hAnsi="Consolas" w:cs="Times New Roman"/>
-          <w:color w:val="FF7B72"/>
-          <w:kern w:val="0"/>
-          <w:sz w:val="21"/>
-          <w:szCs w:val="21"/>
-          <w14:ligatures w14:val="none"/>
-        </w:rPr>
-        <w:t>ON</w:t>
-      </w:r>
-      <w:r>
-        <w:rPr>
-          <w:rFonts w:ascii="Consolas" w:eastAsia="Times New Roman" w:hAnsi="Consolas" w:cs="Times New Roman"/>
-          <w:color w:val="BBBEBF"/>
-          <w:kern w:val="0"/>
-          <w:sz w:val="21"/>
-          <w:szCs w:val="21"/>
-          <w14:ligatures w14:val="none"/>
-        </w:rPr>
-        <w:t xml:space="preserve"> </w:t>
-      </w:r>
-      <w:r>
-        <w:rPr>
-          <w:rFonts w:ascii="Consolas" w:eastAsia="Times New Roman" w:hAnsi="Consolas" w:cs="Times New Roman"/>
-          <w:color w:val="79C0FF"/>
-          <w:kern w:val="0"/>
-          <w:sz w:val="21"/>
-          <w:szCs w:val="21"/>
-          <w14:ligatures w14:val="none"/>
-        </w:rPr>
-        <w:t>es</w:t>
-      </w:r>
-      <w:r>
-        <w:rPr>
-          <w:rFonts w:ascii="Consolas" w:eastAsia="Times New Roman" w:hAnsi="Consolas" w:cs="Times New Roman"/>
-          <w:color w:val="BBBEBF"/>
-          <w:kern w:val="0"/>
-          <w:sz w:val="21"/>
-          <w:szCs w:val="21"/>
-          <w14:ligatures w14:val="none"/>
-        </w:rPr>
-        <w:t>.</w:t>
-      </w:r>
-      <w:r>
-        <w:rPr>
-          <w:rFonts w:ascii="Consolas" w:eastAsia="Times New Roman" w:hAnsi="Consolas" w:cs="Times New Roman"/>
-          <w:color w:val="79C0FF"/>
-          <w:kern w:val="0"/>
-          <w:sz w:val="21"/>
-          <w:szCs w:val="21"/>
-          <w14:ligatures w14:val="none"/>
-        </w:rPr>
-        <w:t>country_code</w:t>
-      </w:r>
-      <w:r>
-        <w:rPr>
-          <w:rFonts w:ascii="Consolas" w:eastAsia="Times New Roman" w:hAnsi="Consolas" w:cs="Times New Roman"/>
-          <w:color w:val="BBBEBF"/>
-          <w:kern w:val="0"/>
-          <w:sz w:val="21"/>
-          <w:szCs w:val="21"/>
-          <w14:ligatures w14:val="none"/>
-        </w:rPr>
-        <w:t xml:space="preserve"> </w:t>
-      </w:r>
-      <w:r>
-        <w:rPr>
-          <w:rFonts w:ascii="Consolas" w:eastAsia="Times New Roman" w:hAnsi="Consolas" w:cs="Times New Roman"/>
-          <w:color w:val="D4D4D4"/>
-          <w:kern w:val="0"/>
-          <w:sz w:val="21"/>
-          <w:szCs w:val="21"/>
-          <w14:ligatures w14:val="none"/>
-        </w:rPr>
-        <w:t>=</w:t>
-      </w:r>
-      <w:r>
-        <w:rPr>
-          <w:rFonts w:ascii="Consolas" w:eastAsia="Times New Roman" w:hAnsi="Consolas" w:cs="Times New Roman"/>
-          <w:color w:val="BBBEBF"/>
-          <w:kern w:val="0"/>
-          <w:sz w:val="21"/>
-          <w:szCs w:val="21"/>
-          <w14:ligatures w14:val="none"/>
-        </w:rPr>
-        <w:t xml:space="preserve"> </w:t>
-      </w:r>
-      <w:r>
-        <w:rPr>
-          <w:rFonts w:ascii="Consolas" w:eastAsia="Times New Roman" w:hAnsi="Consolas" w:cs="Times New Roman"/>
-          <w:color w:val="79C0FF"/>
-          <w:kern w:val="0"/>
-          <w:sz w:val="21"/>
-          <w:szCs w:val="21"/>
-          <w14:ligatures w14:val="none"/>
-        </w:rPr>
-        <w:t>gii</w:t>
-      </w:r>
-      <w:r>
-        <w:rPr>
-          <w:rFonts w:ascii="Consolas" w:eastAsia="Times New Roman" w:hAnsi="Consolas" w:cs="Times New Roman"/>
-          <w:color w:val="BBBEBF"/>
-          <w:kern w:val="0"/>
-          <w:sz w:val="21"/>
-          <w:szCs w:val="21"/>
-          <w14:ligatures w14:val="none"/>
-        </w:rPr>
-        <w:t>.</w:t>
-      </w:r>
-      <w:r>
-        <w:rPr>
-          <w:rFonts w:ascii="Consolas" w:eastAsia="Times New Roman" w:hAnsi="Consolas" w:cs="Times New Roman"/>
-          <w:color w:val="79C0FF"/>
-          <w:kern w:val="0"/>
-          <w:sz w:val="21"/>
-          <w:szCs w:val="21"/>
-          <w14:ligatures w14:val="none"/>
-        </w:rPr>
-        <w:t>country_code</w:t>
-      </w:r>
-    </w:p>
-    <w:p>
-      <w:pPr>
-        <w:shd w:val="clear" w:color="auto" w:fill="121314"/>
-        <w:spacing w:after="0" w:line="285" w:lineRule="atLeast"/>
-        <w:rPr>
-          <w:rFonts w:ascii="Consolas" w:eastAsia="Times New Roman" w:hAnsi="Consolas" w:cs="Times New Roman"/>
-          <w:color w:val="BBBEBF"/>
-          <w:kern w:val="0"/>
-          <w:sz w:val="21"/>
-          <w:szCs w:val="21"/>
-          <w14:ligatures w14:val="none"/>
-        </w:rPr>
-      </w:pPr>
-      <w:r>
-        <w:rPr>
-          <w:rFonts w:ascii="Consolas" w:eastAsia="Times New Roman" w:hAnsi="Consolas" w:cs="Times New Roman"/>
-          <w:color w:val="BBBEBF"/>
-          <w:kern w:val="0"/>
-          <w:sz w:val="21"/>
-          <w:szCs w:val="21"/>
-          <w14:ligatures w14:val="none"/>
-        </w:rPr>
-        <w:t>   </w:t>
-      </w:r>
-      <w:r>
-        <w:rPr>
-          <w:rFonts w:ascii="Consolas" w:eastAsia="Times New Roman" w:hAnsi="Consolas" w:cs="Times New Roman"/>
-          <w:color w:val="FF7B72"/>
-          <w:kern w:val="0"/>
-          <w:sz w:val="21"/>
-          <w:szCs w:val="21"/>
-          <w14:ligatures w14:val="none"/>
-        </w:rPr>
-        <w:t>AND</w:t>
-      </w:r>
-      <w:r>
-        <w:rPr>
-          <w:rFonts w:ascii="Consolas" w:eastAsia="Times New Roman" w:hAnsi="Consolas" w:cs="Times New Roman"/>
-          <w:color w:val="BBBEBF"/>
-          <w:kern w:val="0"/>
-          <w:sz w:val="21"/>
-          <w:szCs w:val="21"/>
-          <w14:ligatures w14:val="none"/>
-        </w:rPr>
-        <w:t xml:space="preserve"> </w:t>
-      </w:r>
-      <w:r>
-        <w:rPr>
-          <w:rFonts w:ascii="Consolas" w:eastAsia="Times New Roman" w:hAnsi="Consolas" w:cs="Times New Roman"/>
-          <w:color w:val="79C0FF"/>
-          <w:kern w:val="0"/>
-          <w:sz w:val="21"/>
-          <w:szCs w:val="21"/>
-          <w14:ligatures w14:val="none"/>
-        </w:rPr>
-        <w:t>es</w:t>
-      </w:r>
-      <w:r>
-        <w:rPr>
-          <w:rFonts w:ascii="Consolas" w:eastAsia="Times New Roman" w:hAnsi="Consolas" w:cs="Times New Roman"/>
-          <w:color w:val="BBBEBF"/>
-          <w:kern w:val="0"/>
-          <w:sz w:val="21"/>
-          <w:szCs w:val="21"/>
-          <w14:ligatures w14:val="none"/>
-        </w:rPr>
-        <w:t>.</w:t>
-      </w:r>
-      <w:r>
-        <w:rPr>
-          <w:rFonts w:ascii="Consolas" w:eastAsia="Times New Roman" w:hAnsi="Consolas" w:cs="Times New Roman"/>
-          <w:color w:val="79C0FF"/>
-          <w:kern w:val="0"/>
-          <w:sz w:val="21"/>
-          <w:szCs w:val="21"/>
-          <w14:ligatures w14:val="none"/>
-        </w:rPr>
-        <w:t>year</w:t>
-      </w:r>
-      <w:r>
-        <w:rPr>
-          <w:rFonts w:ascii="Consolas" w:eastAsia="Times New Roman" w:hAnsi="Consolas" w:cs="Times New Roman"/>
-          <w:color w:val="BBBEBF"/>
-          <w:kern w:val="0"/>
-          <w:sz w:val="21"/>
-          <w:szCs w:val="21"/>
-          <w14:ligatures w14:val="none"/>
-        </w:rPr>
-        <w:t xml:space="preserve"> </w:t>
-      </w:r>
-      <w:r>
-        <w:rPr>
-          <w:rFonts w:ascii="Consolas" w:eastAsia="Times New Roman" w:hAnsi="Consolas" w:cs="Times New Roman"/>
-          <w:color w:val="D4D4D4"/>
-          <w:kern w:val="0"/>
-          <w:sz w:val="21"/>
-          <w:szCs w:val="21"/>
-          <w14:ligatures w14:val="none"/>
-        </w:rPr>
-        <w:t>=</w:t>
-      </w:r>
-      <w:r>
-        <w:rPr>
-          <w:rFonts w:ascii="Consolas" w:eastAsia="Times New Roman" w:hAnsi="Consolas" w:cs="Times New Roman"/>
-          <w:color w:val="BBBEBF"/>
-          <w:kern w:val="0"/>
-          <w:sz w:val="21"/>
-          <w:szCs w:val="21"/>
-          <w14:ligatures w14:val="none"/>
-        </w:rPr>
-        <w:t xml:space="preserve"> </w:t>
-      </w:r>
-      <w:r>
-        <w:rPr>
-          <w:rFonts w:ascii="Consolas" w:eastAsia="Times New Roman" w:hAnsi="Consolas" w:cs="Times New Roman"/>
-          <w:color w:val="79C0FF"/>
-          <w:kern w:val="0"/>
-          <w:sz w:val="21"/>
-          <w:szCs w:val="21"/>
-          <w14:ligatures w14:val="none"/>
-        </w:rPr>
-        <w:t>gii</w:t>
-      </w:r>
-      <w:r>
-        <w:rPr>
-          <w:rFonts w:ascii="Consolas" w:eastAsia="Times New Roman" w:hAnsi="Consolas" w:cs="Times New Roman"/>
-          <w:color w:val="BBBEBF"/>
-          <w:kern w:val="0"/>
-          <w:sz w:val="21"/>
-          <w:szCs w:val="21"/>
-          <w14:ligatures w14:val="none"/>
-        </w:rPr>
-        <w:t>.</w:t>
-      </w:r>
-      <w:r>
-        <w:rPr>
-          <w:rFonts w:ascii="Consolas" w:eastAsia="Times New Roman" w:hAnsi="Consolas" w:cs="Times New Roman"/>
-          <w:color w:val="79C0FF"/>
-          <w:kern w:val="0"/>
-          <w:sz w:val="21"/>
-          <w:szCs w:val="21"/>
-          <w14:ligatures w14:val="none"/>
-        </w:rPr>
-        <w:t>year</w:t>
-      </w:r>
-    </w:p>
-    <w:p>
-      <w:pPr>
-        <w:shd w:val="clear" w:color="auto" w:fill="121314"/>
-        <w:spacing w:after="0" w:line="285" w:lineRule="atLeast"/>
-        <w:rPr>
-          <w:rFonts w:ascii="Consolas" w:eastAsia="Times New Roman" w:hAnsi="Consolas" w:cs="Times New Roman"/>
-          <w:color w:val="BBBEBF"/>
-          <w:kern w:val="0"/>
-          <w:sz w:val="21"/>
-          <w:szCs w:val="21"/>
-          <w14:ligatures w14:val="none"/>
-        </w:rPr>
-      </w:pPr>
-    </w:p>
-    <w:p>
-      <w:pPr>
-        <w:shd w:val="clear" w:color="auto" w:fill="121314"/>
-        <w:spacing w:after="0" w:line="285" w:lineRule="atLeast"/>
-        <w:rPr>
-          <w:rFonts w:ascii="Consolas" w:eastAsia="Times New Roman" w:hAnsi="Consolas" w:cs="Times New Roman"/>
-          <w:color w:val="BBBEBF"/>
-          <w:kern w:val="0"/>
-          <w:sz w:val="21"/>
-          <w:szCs w:val="21"/>
-          <w14:ligatures w14:val="none"/>
-        </w:rPr>
-      </w:pPr>
-      <w:r>
-        <w:rPr>
-          <w:rFonts w:ascii="Consolas" w:eastAsia="Times New Roman" w:hAnsi="Consolas" w:cs="Times New Roman"/>
-          <w:color w:val="FF7B72"/>
-          <w:kern w:val="0"/>
-          <w:sz w:val="21"/>
-          <w:szCs w:val="21"/>
-          <w14:ligatures w14:val="none"/>
-        </w:rPr>
-        <w:t>LEFT JOIN</w:t>
-      </w:r>
-      <w:r>
-        <w:rPr>
-          <w:rFonts w:ascii="Consolas" w:eastAsia="Times New Roman" w:hAnsi="Consolas" w:cs="Times New Roman"/>
-          <w:color w:val="BBBEBF"/>
-          <w:kern w:val="0"/>
-          <w:sz w:val="21"/>
-          <w:szCs w:val="21"/>
-          <w14:ligatures w14:val="none"/>
-        </w:rPr>
-        <w:t xml:space="preserve"> stg_labor labor</w:t>
-      </w:r>
-    </w:p>
-    <w:p>
-      <w:pPr>
-        <w:shd w:val="clear" w:color="auto" w:fill="121314"/>
-        <w:spacing w:after="0" w:line="285" w:lineRule="atLeast"/>
-        <w:rPr>
-          <w:rFonts w:ascii="Consolas" w:eastAsia="Times New Roman" w:hAnsi="Consolas" w:cs="Times New Roman"/>
-          <w:color w:val="BBBEBF"/>
-          <w:kern w:val="0"/>
-          <w:sz w:val="21"/>
-          <w:szCs w:val="21"/>
-          <w14:ligatures w14:val="none"/>
-        </w:rPr>
-      </w:pPr>
-      <w:r>
-        <w:rPr>
-          <w:rFonts w:ascii="Consolas" w:eastAsia="Times New Roman" w:hAnsi="Consolas" w:cs="Times New Roman"/>
-          <w:color w:val="BBBEBF"/>
-          <w:kern w:val="0"/>
-          <w:sz w:val="21"/>
-          <w:szCs w:val="21"/>
-          <w14:ligatures w14:val="none"/>
-        </w:rPr>
-        <w:t xml:space="preserve">    </w:t>
-      </w:r>
-      <w:r>
-        <w:rPr>
-          <w:rFonts w:ascii="Consolas" w:eastAsia="Times New Roman" w:hAnsi="Consolas" w:cs="Times New Roman"/>
-          <w:color w:val="FF7B72"/>
-          <w:kern w:val="0"/>
-          <w:sz w:val="21"/>
-          <w:szCs w:val="21"/>
-          <w14:ligatures w14:val="none"/>
-        </w:rPr>
-        <w:t>ON</w:t>
-      </w:r>
-      <w:r>
-        <w:rPr>
-          <w:rFonts w:ascii="Consolas" w:eastAsia="Times New Roman" w:hAnsi="Consolas" w:cs="Times New Roman"/>
-          <w:color w:val="BBBEBF"/>
-          <w:kern w:val="0"/>
-          <w:sz w:val="21"/>
-          <w:szCs w:val="21"/>
-          <w14:ligatures w14:val="none"/>
-        </w:rPr>
-        <w:t xml:space="preserve"> </w:t>
-      </w:r>
-      <w:r>
-        <w:rPr>
-          <w:rFonts w:ascii="Consolas" w:eastAsia="Times New Roman" w:hAnsi="Consolas" w:cs="Times New Roman"/>
-          <w:color w:val="79C0FF"/>
-          <w:kern w:val="0"/>
-          <w:sz w:val="21"/>
-          <w:szCs w:val="21"/>
-          <w14:ligatures w14:val="none"/>
-        </w:rPr>
-        <w:t>es</w:t>
-      </w:r>
-      <w:r>
-        <w:rPr>
-          <w:rFonts w:ascii="Consolas" w:eastAsia="Times New Roman" w:hAnsi="Consolas" w:cs="Times New Roman"/>
-          <w:color w:val="BBBEBF"/>
-          <w:kern w:val="0"/>
-          <w:sz w:val="21"/>
-          <w:szCs w:val="21"/>
-          <w14:ligatures w14:val="none"/>
-        </w:rPr>
-        <w:t>.</w:t>
-      </w:r>
-      <w:r>
-        <w:rPr>
-          <w:rFonts w:ascii="Consolas" w:eastAsia="Times New Roman" w:hAnsi="Consolas" w:cs="Times New Roman"/>
-          <w:color w:val="79C0FF"/>
-          <w:kern w:val="0"/>
-          <w:sz w:val="21"/>
-          <w:szCs w:val="21"/>
-          <w14:ligatures w14:val="none"/>
-        </w:rPr>
-        <w:t>country_code</w:t>
-      </w:r>
-      <w:r>
-        <w:rPr>
-          <w:rFonts w:ascii="Consolas" w:eastAsia="Times New Roman" w:hAnsi="Consolas" w:cs="Times New Roman"/>
-          <w:color w:val="BBBEBF"/>
-          <w:kern w:val="0"/>
-          <w:sz w:val="21"/>
-          <w:szCs w:val="21"/>
-          <w14:ligatures w14:val="none"/>
-        </w:rPr>
-        <w:t xml:space="preserve"> </w:t>
-      </w:r>
-      <w:r>
-        <w:rPr>
-          <w:rFonts w:ascii="Consolas" w:eastAsia="Times New Roman" w:hAnsi="Consolas" w:cs="Times New Roman"/>
-          <w:color w:val="D4D4D4"/>
-          <w:kern w:val="0"/>
-          <w:sz w:val="21"/>
-          <w:szCs w:val="21"/>
-          <w14:ligatures w14:val="none"/>
-        </w:rPr>
-        <w:t>=</w:t>
-      </w:r>
-      <w:r>
-        <w:rPr>
-          <w:rFonts w:ascii="Consolas" w:eastAsia="Times New Roman" w:hAnsi="Consolas" w:cs="Times New Roman"/>
-          <w:color w:val="BBBEBF"/>
-          <w:kern w:val="0"/>
-          <w:sz w:val="21"/>
-          <w:szCs w:val="21"/>
-          <w14:ligatures w14:val="none"/>
-        </w:rPr>
-        <w:t xml:space="preserve"> </w:t>
-      </w:r>
-      <w:r>
-        <w:rPr>
-          <w:rFonts w:ascii="Consolas" w:eastAsia="Times New Roman" w:hAnsi="Consolas" w:cs="Times New Roman"/>
-          <w:color w:val="79C0FF"/>
-          <w:kern w:val="0"/>
-          <w:sz w:val="21"/>
-          <w:szCs w:val="21"/>
-          <w14:ligatures w14:val="none"/>
-        </w:rPr>
-        <w:t>labor</w:t>
-      </w:r>
-      <w:r>
-        <w:rPr>
-          <w:rFonts w:ascii="Consolas" w:eastAsia="Times New Roman" w:hAnsi="Consolas" w:cs="Times New Roman"/>
-          <w:color w:val="BBBEBF"/>
-          <w:kern w:val="0"/>
-          <w:sz w:val="21"/>
-          <w:szCs w:val="21"/>
-          <w14:ligatures w14:val="none"/>
-        </w:rPr>
-        <w:t>.</w:t>
-      </w:r>
-      <w:r>
-        <w:rPr>
-          <w:rFonts w:ascii="Consolas" w:eastAsia="Times New Roman" w:hAnsi="Consolas" w:cs="Times New Roman"/>
-          <w:color w:val="79C0FF"/>
-          <w:kern w:val="0"/>
-          <w:sz w:val="21"/>
-          <w:szCs w:val="21"/>
-          <w14:ligatures w14:val="none"/>
-        </w:rPr>
-        <w:t>country_code</w:t>
-      </w:r>
-    </w:p>
-    <w:p>
-      <w:pPr>
-        <w:shd w:val="clear" w:color="auto" w:fill="121314"/>
-        <w:spacing w:after="0" w:line="285" w:lineRule="atLeast"/>
-        <w:rPr>
-          <w:rFonts w:ascii="Consolas" w:eastAsia="Times New Roman" w:hAnsi="Consolas" w:cs="Times New Roman"/>
-          <w:color w:val="BBBEBF"/>
-          <w:kern w:val="0"/>
-          <w:sz w:val="21"/>
-          <w:szCs w:val="21"/>
-          <w14:ligatures w14:val="none"/>
-        </w:rPr>
-      </w:pPr>
-      <w:r>
-        <w:rPr>
-          <w:rFonts w:ascii="Consolas" w:eastAsia="Times New Roman" w:hAnsi="Consolas" w:cs="Times New Roman"/>
-          <w:color w:val="BBBEBF"/>
-          <w:kern w:val="0"/>
-          <w:sz w:val="21"/>
-          <w:szCs w:val="21"/>
-          <w14:ligatures w14:val="none"/>
-        </w:rPr>
-        <w:t>   </w:t>
-      </w:r>
-      <w:r>
-        <w:rPr>
-          <w:rFonts w:ascii="Consolas" w:eastAsia="Times New Roman" w:hAnsi="Consolas" w:cs="Times New Roman"/>
-          <w:color w:val="FF7B72"/>
-          <w:kern w:val="0"/>
-          <w:sz w:val="21"/>
-          <w:szCs w:val="21"/>
-          <w14:ligatures w14:val="none"/>
-        </w:rPr>
-        <w:t>AND</w:t>
-      </w:r>
-      <w:r>
-        <w:rPr>
-          <w:rFonts w:ascii="Consolas" w:eastAsia="Times New Roman" w:hAnsi="Consolas" w:cs="Times New Roman"/>
-          <w:color w:val="BBBEBF"/>
-          <w:kern w:val="0"/>
-          <w:sz w:val="21"/>
-          <w:szCs w:val="21"/>
-          <w14:ligatures w14:val="none"/>
-        </w:rPr>
-        <w:t xml:space="preserve"> </w:t>
-      </w:r>
-      <w:r>
-        <w:rPr>
-          <w:rFonts w:ascii="Consolas" w:eastAsia="Times New Roman" w:hAnsi="Consolas" w:cs="Times New Roman"/>
-          <w:color w:val="79C0FF"/>
-          <w:kern w:val="0"/>
-          <w:sz w:val="21"/>
-          <w:szCs w:val="21"/>
-          <w14:ligatures w14:val="none"/>
-        </w:rPr>
-        <w:t>es</w:t>
-      </w:r>
-      <w:r>
-        <w:rPr>
-          <w:rFonts w:ascii="Consolas" w:eastAsia="Times New Roman" w:hAnsi="Consolas" w:cs="Times New Roman"/>
-          <w:color w:val="BBBEBF"/>
-          <w:kern w:val="0"/>
-          <w:sz w:val="21"/>
-          <w:szCs w:val="21"/>
-          <w14:ligatures w14:val="none"/>
-        </w:rPr>
-        <w:t>.</w:t>
-      </w:r>
-      <w:r>
-        <w:rPr>
-          <w:rFonts w:ascii="Consolas" w:eastAsia="Times New Roman" w:hAnsi="Consolas" w:cs="Times New Roman"/>
-          <w:color w:val="79C0FF"/>
-          <w:kern w:val="0"/>
-          <w:sz w:val="21"/>
-          <w:szCs w:val="21"/>
-          <w14:ligatures w14:val="none"/>
-        </w:rPr>
-        <w:t>year</w:t>
-      </w:r>
-      <w:r>
-        <w:rPr>
-          <w:rFonts w:ascii="Consolas" w:eastAsia="Times New Roman" w:hAnsi="Consolas" w:cs="Times New Roman"/>
-          <w:color w:val="BBBEBF"/>
-          <w:kern w:val="0"/>
-          <w:sz w:val="21"/>
-          <w:szCs w:val="21"/>
-          <w14:ligatures w14:val="none"/>
-        </w:rPr>
-        <w:t xml:space="preserve"> </w:t>
-      </w:r>
-      <w:r>
-        <w:rPr>
-          <w:rFonts w:ascii="Consolas" w:eastAsia="Times New Roman" w:hAnsi="Consolas" w:cs="Times New Roman"/>
-          <w:color w:val="D4D4D4"/>
-          <w:kern w:val="0"/>
-          <w:sz w:val="21"/>
-          <w:szCs w:val="21"/>
-          <w14:ligatures w14:val="none"/>
-        </w:rPr>
-        <w:t>=</w:t>
-      </w:r>
-      <w:r>
-        <w:rPr>
-          <w:rFonts w:ascii="Consolas" w:eastAsia="Times New Roman" w:hAnsi="Consolas" w:cs="Times New Roman"/>
-          <w:color w:val="BBBEBF"/>
-          <w:kern w:val="0"/>
-          <w:sz w:val="21"/>
-          <w:szCs w:val="21"/>
-          <w14:ligatures w14:val="none"/>
-        </w:rPr>
-        <w:t xml:space="preserve"> </w:t>
-      </w:r>
-      <w:r>
-        <w:rPr>
-          <w:rFonts w:ascii="Consolas" w:eastAsia="Times New Roman" w:hAnsi="Consolas" w:cs="Times New Roman"/>
-          <w:color w:val="79C0FF"/>
-          <w:kern w:val="0"/>
-          <w:sz w:val="21"/>
-          <w:szCs w:val="21"/>
-          <w14:ligatures w14:val="none"/>
-        </w:rPr>
-        <w:t>labor</w:t>
-      </w:r>
-      <w:r>
-        <w:rPr>
-          <w:rFonts w:ascii="Consolas" w:eastAsia="Times New Roman" w:hAnsi="Consolas" w:cs="Times New Roman"/>
-          <w:color w:val="BBBEBF"/>
-          <w:kern w:val="0"/>
-          <w:sz w:val="21"/>
-          <w:szCs w:val="21"/>
-          <w14:ligatures w14:val="none"/>
-        </w:rPr>
-        <w:t>.</w:t>
-      </w:r>
-      <w:r>
-        <w:rPr>
-          <w:rFonts w:ascii="Consolas" w:eastAsia="Times New Roman" w:hAnsi="Consolas" w:cs="Times New Roman"/>
-          <w:color w:val="79C0FF"/>
-          <w:kern w:val="0"/>
-          <w:sz w:val="21"/>
-          <w:szCs w:val="21"/>
-          <w14:ligatures w14:val="none"/>
-        </w:rPr>
-        <w:t>year</w:t>
-      </w:r>
-    </w:p>
-    <w:p>
-      <w:pPr>
-        <w:shd w:val="clear" w:color="auto" w:fill="121314"/>
-        <w:spacing w:after="0" w:line="285" w:lineRule="atLeast"/>
-        <w:rPr>
-          <w:rFonts w:ascii="Consolas" w:eastAsia="Times New Roman" w:hAnsi="Consolas" w:cs="Times New Roman"/>
-          <w:color w:val="BBBEBF"/>
-          <w:kern w:val="0"/>
-          <w:sz w:val="21"/>
-          <w:szCs w:val="21"/>
-          <w14:ligatures w14:val="none"/>
-        </w:rPr>
-      </w:pPr>
-    </w:p>
-    <w:p>
-      <w:pPr>
-        <w:shd w:val="clear" w:color="auto" w:fill="121314"/>
-        <w:spacing w:after="0" w:line="285" w:lineRule="atLeast"/>
-        <w:rPr>
-          <w:rFonts w:ascii="Consolas" w:eastAsia="Times New Roman" w:hAnsi="Consolas" w:cs="Times New Roman"/>
-          <w:color w:val="BBBEBF"/>
-          <w:kern w:val="0"/>
-          <w:sz w:val="21"/>
-          <w:szCs w:val="21"/>
-          <w14:ligatures w14:val="none"/>
-        </w:rPr>
-      </w:pPr>
-      <w:r>
-        <w:rPr>
-          <w:rFonts w:ascii="Consolas" w:eastAsia="Times New Roman" w:hAnsi="Consolas" w:cs="Times New Roman"/>
-          <w:color w:val="FF7B72"/>
-          <w:kern w:val="0"/>
-          <w:sz w:val="21"/>
-          <w:szCs w:val="21"/>
-          <w14:ligatures w14:val="none"/>
-        </w:rPr>
-        <w:t>LEFT JOIN</w:t>
-      </w:r>
-      <w:r>
-        <w:rPr>
-          <w:rFonts w:ascii="Consolas" w:eastAsia="Times New Roman" w:hAnsi="Consolas" w:cs="Times New Roman"/>
-          <w:color w:val="BBBEBF"/>
-          <w:kern w:val="0"/>
-          <w:sz w:val="21"/>
-          <w:szCs w:val="21"/>
-          <w14:ligatures w14:val="none"/>
-        </w:rPr>
-        <w:t xml:space="preserve"> stg_life_expectancy life</w:t>
-      </w:r>
-    </w:p>
-    <w:p>
-      <w:pPr>
-        <w:shd w:val="clear" w:color="auto" w:fill="121314"/>
-        <w:spacing w:after="0" w:line="285" w:lineRule="atLeast"/>
-        <w:rPr>
-          <w:rFonts w:ascii="Consolas" w:eastAsia="Times New Roman" w:hAnsi="Consolas" w:cs="Times New Roman"/>
-          <w:color w:val="BBBEBF"/>
-          <w:kern w:val="0"/>
-          <w:sz w:val="21"/>
-          <w:szCs w:val="21"/>
-          <w14:ligatures w14:val="none"/>
-        </w:rPr>
-      </w:pPr>
-      <w:r>
-        <w:rPr>
-          <w:rFonts w:ascii="Consolas" w:eastAsia="Times New Roman" w:hAnsi="Consolas" w:cs="Times New Roman"/>
-          <w:color w:val="BBBEBF"/>
-          <w:kern w:val="0"/>
-          <w:sz w:val="21"/>
-          <w:szCs w:val="21"/>
-          <w14:ligatures w14:val="none"/>
-        </w:rPr>
-        <w:t xml:space="preserve">    </w:t>
-      </w:r>
-      <w:r>
-        <w:rPr>
-          <w:rFonts w:ascii="Consolas" w:eastAsia="Times New Roman" w:hAnsi="Consolas" w:cs="Times New Roman"/>
-          <w:color w:val="FF7B72"/>
-          <w:kern w:val="0"/>
-          <w:sz w:val="21"/>
-          <w:szCs w:val="21"/>
-          <w14:ligatures w14:val="none"/>
-        </w:rPr>
-        <w:t>ON</w:t>
-      </w:r>
-      <w:r>
-        <w:rPr>
-          <w:rFonts w:ascii="Consolas" w:eastAsia="Times New Roman" w:hAnsi="Consolas" w:cs="Times New Roman"/>
-          <w:color w:val="BBBEBF"/>
-          <w:kern w:val="0"/>
-          <w:sz w:val="21"/>
-          <w:szCs w:val="21"/>
-          <w14:ligatures w14:val="none"/>
-        </w:rPr>
-        <w:t xml:space="preserve"> </w:t>
-      </w:r>
-      <w:r>
-        <w:rPr>
-          <w:rFonts w:ascii="Consolas" w:eastAsia="Times New Roman" w:hAnsi="Consolas" w:cs="Times New Roman"/>
-          <w:color w:val="79C0FF"/>
-          <w:kern w:val="0"/>
-          <w:sz w:val="21"/>
-          <w:szCs w:val="21"/>
-          <w14:ligatures w14:val="none"/>
-        </w:rPr>
-        <w:t>es</w:t>
-      </w:r>
-      <w:r>
-        <w:rPr>
-          <w:rFonts w:ascii="Consolas" w:eastAsia="Times New Roman" w:hAnsi="Consolas" w:cs="Times New Roman"/>
-          <w:color w:val="BBBEBF"/>
-          <w:kern w:val="0"/>
-          <w:sz w:val="21"/>
-          <w:szCs w:val="21"/>
-          <w14:ligatures w14:val="none"/>
-        </w:rPr>
-        <w:t>.</w:t>
-      </w:r>
-      <w:r>
-        <w:rPr>
-          <w:rFonts w:ascii="Consolas" w:eastAsia="Times New Roman" w:hAnsi="Consolas" w:cs="Times New Roman"/>
-          <w:color w:val="79C0FF"/>
-          <w:kern w:val="0"/>
-          <w:sz w:val="21"/>
-          <w:szCs w:val="21"/>
-          <w14:ligatures w14:val="none"/>
-        </w:rPr>
-        <w:t>country_code</w:t>
-      </w:r>
-      <w:r>
-        <w:rPr>
-          <w:rFonts w:ascii="Consolas" w:eastAsia="Times New Roman" w:hAnsi="Consolas" w:cs="Times New Roman"/>
-          <w:color w:val="BBBEBF"/>
-          <w:kern w:val="0"/>
-          <w:sz w:val="21"/>
-          <w:szCs w:val="21"/>
-          <w14:ligatures w14:val="none"/>
-        </w:rPr>
-        <w:t xml:space="preserve"> </w:t>
-      </w:r>
-      <w:r>
-        <w:rPr>
-          <w:rFonts w:ascii="Consolas" w:eastAsia="Times New Roman" w:hAnsi="Consolas" w:cs="Times New Roman"/>
-          <w:color w:val="D4D4D4"/>
-          <w:kern w:val="0"/>
-          <w:sz w:val="21"/>
-          <w:szCs w:val="21"/>
-          <w14:ligatures w14:val="none"/>
-        </w:rPr>
-        <w:t>=</w:t>
-      </w:r>
-      <w:r>
-        <w:rPr>
-          <w:rFonts w:ascii="Consolas" w:eastAsia="Times New Roman" w:hAnsi="Consolas" w:cs="Times New Roman"/>
-          <w:color w:val="BBBEBF"/>
-          <w:kern w:val="0"/>
-          <w:sz w:val="21"/>
-          <w:szCs w:val="21"/>
-          <w14:ligatures w14:val="none"/>
-        </w:rPr>
-        <w:t xml:space="preserve"> </w:t>
-      </w:r>
-      <w:r>
-        <w:rPr>
-          <w:rFonts w:ascii="Consolas" w:eastAsia="Times New Roman" w:hAnsi="Consolas" w:cs="Times New Roman"/>
-          <w:color w:val="79C0FF"/>
-          <w:kern w:val="0"/>
-          <w:sz w:val="21"/>
-          <w:szCs w:val="21"/>
-          <w14:ligatures w14:val="none"/>
-        </w:rPr>
-        <w:t>life</w:t>
-      </w:r>
-      <w:r>
-        <w:rPr>
-          <w:rFonts w:ascii="Consolas" w:eastAsia="Times New Roman" w:hAnsi="Consolas" w:cs="Times New Roman"/>
-          <w:color w:val="BBBEBF"/>
-          <w:kern w:val="0"/>
-          <w:sz w:val="21"/>
-          <w:szCs w:val="21"/>
-          <w14:ligatures w14:val="none"/>
-        </w:rPr>
-        <w:t>.</w:t>
-      </w:r>
-      <w:r>
-        <w:rPr>
-          <w:rFonts w:ascii="Consolas" w:eastAsia="Times New Roman" w:hAnsi="Consolas" w:cs="Times New Roman"/>
-          <w:color w:val="79C0FF"/>
-          <w:kern w:val="0"/>
-          <w:sz w:val="21"/>
-          <w:szCs w:val="21"/>
-          <w14:ligatures w14:val="none"/>
-        </w:rPr>
-        <w:t>country_code</w:t>
-      </w:r>
-    </w:p>
-    <w:p>
-      <w:pPr>
-        <w:shd w:val="clear" w:color="auto" w:fill="121314"/>
-        <w:spacing w:after="0" w:line="285" w:lineRule="atLeast"/>
-        <w:rPr>
-          <w:rFonts w:ascii="Consolas" w:eastAsia="Times New Roman" w:hAnsi="Consolas" w:cs="Times New Roman"/>
-          <w:color w:val="BBBEBF"/>
-          <w:kern w:val="0"/>
-          <w:sz w:val="21"/>
-          <w:szCs w:val="21"/>
-          <w14:ligatures w14:val="none"/>
-        </w:rPr>
-      </w:pPr>
-      <w:r>
-        <w:rPr>
-          <w:rFonts w:ascii="Consolas" w:eastAsia="Times New Roman" w:hAnsi="Consolas" w:cs="Times New Roman"/>
-          <w:color w:val="BBBEBF"/>
-          <w:kern w:val="0"/>
-          <w:sz w:val="21"/>
-          <w:szCs w:val="21"/>
-          <w14:ligatures w14:val="none"/>
-        </w:rPr>
-        <w:t>   </w:t>
-      </w:r>
-      <w:r>
-        <w:rPr>
-          <w:rFonts w:ascii="Consolas" w:eastAsia="Times New Roman" w:hAnsi="Consolas" w:cs="Times New Roman"/>
-          <w:color w:val="FF7B72"/>
-          <w:kern w:val="0"/>
-          <w:sz w:val="21"/>
-          <w:szCs w:val="21"/>
-          <w14:ligatures w14:val="none"/>
-        </w:rPr>
-        <w:t>AND</w:t>
-      </w:r>
-      <w:r>
-        <w:rPr>
-          <w:rFonts w:ascii="Consolas" w:eastAsia="Times New Roman" w:hAnsi="Consolas" w:cs="Times New Roman"/>
-          <w:color w:val="BBBEBF"/>
-          <w:kern w:val="0"/>
-          <w:sz w:val="21"/>
-          <w:szCs w:val="21"/>
-          <w14:ligatures w14:val="none"/>
-        </w:rPr>
-        <w:t xml:space="preserve"> </w:t>
-      </w:r>
-      <w:r>
-        <w:rPr>
-          <w:rFonts w:ascii="Consolas" w:eastAsia="Times New Roman" w:hAnsi="Consolas" w:cs="Times New Roman"/>
-          <w:color w:val="79C0FF"/>
-          <w:kern w:val="0"/>
-          <w:sz w:val="21"/>
-          <w:szCs w:val="21"/>
-          <w14:ligatures w14:val="none"/>
-        </w:rPr>
-        <w:t>es</w:t>
-      </w:r>
-      <w:r>
-        <w:rPr>
-          <w:rFonts w:ascii="Consolas" w:eastAsia="Times New Roman" w:hAnsi="Consolas" w:cs="Times New Roman"/>
-          <w:color w:val="BBBEBF"/>
-          <w:kern w:val="0"/>
-          <w:sz w:val="21"/>
-          <w:szCs w:val="21"/>
-          <w14:ligatures w14:val="none"/>
-        </w:rPr>
-        <w:t>.</w:t>
-      </w:r>
-      <w:r>
-        <w:rPr>
-          <w:rFonts w:ascii="Consolas" w:eastAsia="Times New Roman" w:hAnsi="Consolas" w:cs="Times New Roman"/>
-          <w:color w:val="79C0FF"/>
-          <w:kern w:val="0"/>
-          <w:sz w:val="21"/>
-          <w:szCs w:val="21"/>
-          <w14:ligatures w14:val="none"/>
-        </w:rPr>
-        <w:t>year</w:t>
-      </w:r>
-      <w:r>
-        <w:rPr>
-          <w:rFonts w:ascii="Consolas" w:eastAsia="Times New Roman" w:hAnsi="Consolas" w:cs="Times New Roman"/>
-          <w:color w:val="BBBEBF"/>
-          <w:kern w:val="0"/>
-          <w:sz w:val="21"/>
-          <w:szCs w:val="21"/>
-          <w14:ligatures w14:val="none"/>
-        </w:rPr>
-        <w:t xml:space="preserve"> </w:t>
-      </w:r>
-      <w:r>
-        <w:rPr>
-          <w:rFonts w:ascii="Consolas" w:eastAsia="Times New Roman" w:hAnsi="Consolas" w:cs="Times New Roman"/>
-          <w:color w:val="D4D4D4"/>
-          <w:kern w:val="0"/>
-          <w:sz w:val="21"/>
-          <w:szCs w:val="21"/>
-          <w14:ligatures w14:val="none"/>
-        </w:rPr>
-        <w:t>=</w:t>
-      </w:r>
-      <w:r>
-        <w:rPr>
-          <w:rFonts w:ascii="Consolas" w:eastAsia="Times New Roman" w:hAnsi="Consolas" w:cs="Times New Roman"/>
-          <w:color w:val="BBBEBF"/>
-          <w:kern w:val="0"/>
-          <w:sz w:val="21"/>
-          <w:szCs w:val="21"/>
-          <w14:ligatures w14:val="none"/>
-        </w:rPr>
-        <w:t xml:space="preserve"> </w:t>
-      </w:r>
-      <w:r>
-        <w:rPr>
-          <w:rFonts w:ascii="Consolas" w:eastAsia="Times New Roman" w:hAnsi="Consolas" w:cs="Times New Roman"/>
-          <w:color w:val="79C0FF"/>
-          <w:kern w:val="0"/>
-          <w:sz w:val="21"/>
-          <w:szCs w:val="21"/>
-          <w14:ligatures w14:val="none"/>
-        </w:rPr>
-        <w:t>life</w:t>
-      </w:r>
-      <w:r>
-        <w:rPr>
-          <w:rFonts w:ascii="Consolas" w:eastAsia="Times New Roman" w:hAnsi="Consolas" w:cs="Times New Roman"/>
-          <w:color w:val="BBBEBF"/>
-          <w:kern w:val="0"/>
-          <w:sz w:val="21"/>
-          <w:szCs w:val="21"/>
-          <w14:ligatures w14:val="none"/>
-        </w:rPr>
-        <w:t>.</w:t>
-      </w:r>
-      <w:r>
-        <w:rPr>
-          <w:rFonts w:ascii="Consolas" w:eastAsia="Times New Roman" w:hAnsi="Consolas" w:cs="Times New Roman"/>
-          <w:color w:val="79C0FF"/>
-          <w:kern w:val="0"/>
-          <w:sz w:val="21"/>
-          <w:szCs w:val="21"/>
-          <w14:ligatures w14:val="none"/>
-        </w:rPr>
-        <w:t>year</w:t>
-      </w:r>
-    </w:p>
-    <w:p>
-      <w:pPr>
-        <w:shd w:val="clear" w:color="auto" w:fill="121314"/>
-        <w:spacing w:after="0" w:line="285" w:lineRule="atLeast"/>
-        <w:rPr>
-          <w:rFonts w:ascii="Consolas" w:eastAsia="Times New Roman" w:hAnsi="Consolas" w:cs="Times New Roman"/>
-          <w:color w:val="BBBEBF"/>
-          <w:kern w:val="0"/>
-          <w:sz w:val="21"/>
-          <w:szCs w:val="21"/>
-          <w14:ligatures w14:val="none"/>
-        </w:rPr>
-      </w:pPr>
     </w:p>
     <w:p>
       <w:pPr>
@@ -8240,9 +7803,6 @@
           <w:numId w:val="4"/>
         </w:numPr>
         <w:jc w:val="both"/>
-        <w:rPr>
-          <w:lang w:val="el-GR"/>
-        </w:rPr>
       </w:pPr>
       <w:r>
         <w:t xml:space="preserve">Data Sources Layer: </w:t>
@@ -8327,7 +7887,6 @@
         <w:rPr>
           <w:lang w:val="el-GR"/>
         </w:rPr>
-        <w:lastRenderedPageBreak/>
         <w:t xml:space="preserve">Staging Layer: προσωρινή αποθήκευση των δεδομένων σε πίνακες PostgreSQL, όπου πραγματοποιούνται έλεγχοι ποιότητας, καθαρισμός και βασικοί μετασχηματισμοί. </w:t>
       </w:r>
     </w:p>
@@ -8539,10 +8098,10 @@
     <w:p>
       <w:r>
         <w:drawing>
-          <wp:inline distT="0" distB="0" distL="0" distR="0" wp14:anchorId="40DA055B" wp14:editId="0572CC04">
-            <wp:extent cx="5943600" cy="1550035"/>
-            <wp:effectExtent l="0" t="0" r="0" b="0"/>
-            <wp:docPr id="1044888344" name="Picture 5"/>
+          <wp:inline distT="0" distB="0" distL="0" distR="0" wp14:anchorId="7D738D06" wp14:editId="50CD0280">
+            <wp:extent cx="5943600" cy="1628775"/>
+            <wp:effectExtent l="0" t="0" r="0" b="9525"/>
+            <wp:docPr id="399351791" name="Picture 13"/>
             <wp:cNvGraphicFramePr>
               <a:graphicFrameLocks xmlns:a="http://schemas.openxmlformats.org/drawingml/2006/main" noChangeAspect="1"/>
             </wp:cNvGraphicFramePr>
@@ -8550,7 +8109,7 @@
               <a:graphicData uri="http://schemas.openxmlformats.org/drawingml/2006/picture">
                 <pic:pic xmlns:pic="http://schemas.openxmlformats.org/drawingml/2006/picture">
                   <pic:nvPicPr>
-                    <pic:cNvPr id="0" name="Picture 5"/>
+                    <pic:cNvPr id="0" name="Picture 13"/>
                     <pic:cNvPicPr>
                       <a:picLocks noChangeAspect="1" noChangeArrowheads="1"/>
                     </pic:cNvPicPr>
@@ -8571,7 +8130,7 @@
                   <pic:spPr bwMode="auto">
                     <a:xfrm>
                       <a:off x="0" y="0"/>
-                      <a:ext cx="5943600" cy="1550035"/>
+                      <a:ext cx="5943600" cy="1628775"/>
                     </a:xfrm>
                     <a:prstGeom prst="rect">
                       <a:avLst/>
@@ -8599,6 +8158,7 @@
         <w:rPr>
           <w:lang w:val="el-GR"/>
         </w:rPr>
+        <w:lastRenderedPageBreak/>
         <w:t xml:space="preserve">Ερώτημα 2: </w:t>
       </w:r>
       <w:r>
@@ -8640,10 +8200,10 @@
       </w:pPr>
       <w:r>
         <w:drawing>
-          <wp:inline distT="0" distB="0" distL="0" distR="0" wp14:anchorId="35746C7A" wp14:editId="73E0EBAA">
-            <wp:extent cx="5943600" cy="1377950"/>
-            <wp:effectExtent l="0" t="0" r="0" b="0"/>
-            <wp:docPr id="29390209" name="Picture 6"/>
+          <wp:inline distT="0" distB="0" distL="0" distR="0" wp14:anchorId="1229E628" wp14:editId="1CA3FDFF">
+            <wp:extent cx="5943600" cy="1628775"/>
+            <wp:effectExtent l="0" t="0" r="0" b="9525"/>
+            <wp:docPr id="1142281805" name="Picture 15"/>
             <wp:cNvGraphicFramePr>
               <a:graphicFrameLocks xmlns:a="http://schemas.openxmlformats.org/drawingml/2006/main" noChangeAspect="1"/>
             </wp:cNvGraphicFramePr>
@@ -8651,7 +8211,7 @@
               <a:graphicData uri="http://schemas.openxmlformats.org/drawingml/2006/picture">
                 <pic:pic xmlns:pic="http://schemas.openxmlformats.org/drawingml/2006/picture">
                   <pic:nvPicPr>
-                    <pic:cNvPr id="0" name="Picture 6"/>
+                    <pic:cNvPr id="0" name="Picture 15"/>
                     <pic:cNvPicPr>
                       <a:picLocks noChangeAspect="1" noChangeArrowheads="1"/>
                     </pic:cNvPicPr>
@@ -8672,7 +8232,7 @@
                   <pic:spPr bwMode="auto">
                     <a:xfrm>
                       <a:off x="0" y="0"/>
-                      <a:ext cx="5943600" cy="1377950"/>
+                      <a:ext cx="5943600" cy="1628775"/>
                     </a:xfrm>
                     <a:prstGeom prst="rect">
                       <a:avLst/>
@@ -8692,31 +8252,15 @@
     <w:p>
       <w:pPr>
         <w:pStyle w:val="Heading2"/>
-      </w:pPr>
-      <w:r>
-        <w:rPr>
-          <w:lang w:val="el-GR"/>
-        </w:rPr>
-        <w:lastRenderedPageBreak/>
-        <w:t xml:space="preserve">Ερώτημα 3: </w:t>
-      </w:r>
-      <w:r>
-        <w:rPr>
-          <w:lang w:val="el-GR"/>
-        </w:rPr>
-        <w:t xml:space="preserve">Ποια η κατάταξη των πρώτων 30 χωρών με </w:t>
-      </w:r>
-      <w:r>
-        <w:rPr>
-          <w:lang w:val="el-GR"/>
-        </w:rPr>
-        <w:t>το</w:t>
-      </w:r>
-      <w:r>
-        <w:rPr>
-          <w:lang w:val="el-GR"/>
-        </w:rPr>
-        <w:t xml:space="preserve"> υψηλότερο μέσο όρο </w:t>
+        <w:rPr>
+          <w:lang w:val="el-GR"/>
+        </w:rPr>
+      </w:pPr>
+      <w:r>
+        <w:rPr>
+          <w:lang w:val="el-GR"/>
+        </w:rPr>
+        <w:t xml:space="preserve">Ερώτημα 3: Ποια η κατάταξη των πρώτων 30 χωρών με το υψηλότερο μέσο όρο </w:t>
       </w:r>
       <w:r>
         <w:rPr>
@@ -8739,10 +8283,10 @@
       </w:pPr>
       <w:r>
         <w:drawing>
-          <wp:inline distT="0" distB="0" distL="0" distR="0" wp14:anchorId="13769DD0" wp14:editId="2FF32494">
-            <wp:extent cx="5943600" cy="1377950"/>
+          <wp:inline distT="0" distB="0" distL="0" distR="0" wp14:anchorId="662CF524" wp14:editId="28B385A3">
+            <wp:extent cx="5943600" cy="1447800"/>
             <wp:effectExtent l="0" t="0" r="0" b="0"/>
-            <wp:docPr id="617619289" name="Picture 7"/>
+            <wp:docPr id="564791709" name="Picture 6"/>
             <wp:cNvGraphicFramePr>
               <a:graphicFrameLocks xmlns:a="http://schemas.openxmlformats.org/drawingml/2006/main" noChangeAspect="1"/>
             </wp:cNvGraphicFramePr>
@@ -8750,7 +8294,7 @@
               <a:graphicData uri="http://schemas.openxmlformats.org/drawingml/2006/picture">
                 <pic:pic xmlns:pic="http://schemas.openxmlformats.org/drawingml/2006/picture">
                   <pic:nvPicPr>
-                    <pic:cNvPr id="0" name="Picture 7"/>
+                    <pic:cNvPr id="0" name="Picture 6"/>
                     <pic:cNvPicPr>
                       <a:picLocks noChangeAspect="1" noChangeArrowheads="1"/>
                     </pic:cNvPicPr>
@@ -8771,7 +8315,7 @@
                   <pic:spPr bwMode="auto">
                     <a:xfrm>
                       <a:off x="0" y="0"/>
-                      <a:ext cx="5943600" cy="1377950"/>
+                      <a:ext cx="5943600" cy="1447800"/>
                     </a:xfrm>
                     <a:prstGeom prst="rect">
                       <a:avLst/>
@@ -8845,11 +8389,56 @@
       </w:r>
     </w:p>
     <w:p>
-      <w:pPr>
-        <w:rPr>
-          <w:lang w:val="el-GR"/>
-        </w:rPr>
-      </w:pPr>
+      <w:r>
+        <w:drawing>
+          <wp:inline distT="0" distB="0" distL="0" distR="0" wp14:anchorId="19DA3D0D" wp14:editId="2A28E39F">
+            <wp:extent cx="5943600" cy="1447800"/>
+            <wp:effectExtent l="0" t="0" r="0" b="0"/>
+            <wp:docPr id="939874204" name="Picture 7"/>
+            <wp:cNvGraphicFramePr>
+              <a:graphicFrameLocks xmlns:a="http://schemas.openxmlformats.org/drawingml/2006/main" noChangeAspect="1"/>
+            </wp:cNvGraphicFramePr>
+            <a:graphic xmlns:a="http://schemas.openxmlformats.org/drawingml/2006/main">
+              <a:graphicData uri="http://schemas.openxmlformats.org/drawingml/2006/picture">
+                <pic:pic xmlns:pic="http://schemas.openxmlformats.org/drawingml/2006/picture">
+                  <pic:nvPicPr>
+                    <pic:cNvPr id="0" name="Picture 7"/>
+                    <pic:cNvPicPr>
+                      <a:picLocks noChangeAspect="1" noChangeArrowheads="1"/>
+                    </pic:cNvPicPr>
+                  </pic:nvPicPr>
+                  <pic:blipFill>
+                    <a:blip r:embed="rId10">
+                      <a:extLst>
+                        <a:ext uri="{28A0092B-C50C-407E-A947-70E740481C1C}">
+                          <a14:useLocalDpi xmlns:a14="http://schemas.microsoft.com/office/drawing/2010/main" val="0"/>
+                        </a:ext>
+                      </a:extLst>
+                    </a:blip>
+                    <a:srcRect/>
+                    <a:stretch>
+                      <a:fillRect/>
+                    </a:stretch>
+                  </pic:blipFill>
+                  <pic:spPr bwMode="auto">
+                    <a:xfrm>
+                      <a:off x="0" y="0"/>
+                      <a:ext cx="5943600" cy="1447800"/>
+                    </a:xfrm>
+                    <a:prstGeom prst="rect">
+                      <a:avLst/>
+                    </a:prstGeom>
+                    <a:noFill/>
+                    <a:ln>
+                      <a:noFill/>
+                    </a:ln>
+                  </pic:spPr>
+                </pic:pic>
+              </a:graphicData>
+            </a:graphic>
+          </wp:inline>
+        </w:drawing>
+      </w:r>
     </w:p>
     <w:p>
       <w:pPr>
@@ -8862,6 +8451,7 @@
         <w:rPr>
           <w:lang w:val="el-GR"/>
         </w:rPr>
+        <w:lastRenderedPageBreak/>
         <w:t>Ερώτημα 5: Ποιο είναι το μ</w:t>
       </w:r>
       <w:r>
@@ -8911,11 +8501,56 @@
       </w:r>
     </w:p>
     <w:p>
-      <w:pPr>
-        <w:rPr>
-          <w:lang w:val="el-GR"/>
-        </w:rPr>
-      </w:pPr>
+      <w:r>
+        <w:drawing>
+          <wp:inline distT="0" distB="0" distL="0" distR="0" wp14:anchorId="4577B651" wp14:editId="132640F1">
+            <wp:extent cx="5546785" cy="7093485"/>
+            <wp:effectExtent l="0" t="0" r="0" b="0"/>
+            <wp:docPr id="1378388825" name="Picture 8"/>
+            <wp:cNvGraphicFramePr>
+              <a:graphicFrameLocks xmlns:a="http://schemas.openxmlformats.org/drawingml/2006/main" noChangeAspect="1"/>
+            </wp:cNvGraphicFramePr>
+            <a:graphic xmlns:a="http://schemas.openxmlformats.org/drawingml/2006/main">
+              <a:graphicData uri="http://schemas.openxmlformats.org/drawingml/2006/picture">
+                <pic:pic xmlns:pic="http://schemas.openxmlformats.org/drawingml/2006/picture">
+                  <pic:nvPicPr>
+                    <pic:cNvPr id="0" name="Picture 8"/>
+                    <pic:cNvPicPr>
+                      <a:picLocks noChangeAspect="1" noChangeArrowheads="1"/>
+                    </pic:cNvPicPr>
+                  </pic:nvPicPr>
+                  <pic:blipFill>
+                    <a:blip r:embed="rId11">
+                      <a:extLst>
+                        <a:ext uri="{28A0092B-C50C-407E-A947-70E740481C1C}">
+                          <a14:useLocalDpi xmlns:a14="http://schemas.microsoft.com/office/drawing/2010/main" val="0"/>
+                        </a:ext>
+                      </a:extLst>
+                    </a:blip>
+                    <a:srcRect/>
+                    <a:stretch>
+                      <a:fillRect/>
+                    </a:stretch>
+                  </pic:blipFill>
+                  <pic:spPr bwMode="auto">
+                    <a:xfrm>
+                      <a:off x="0" y="0"/>
+                      <a:ext cx="5558342" cy="7108264"/>
+                    </a:xfrm>
+                    <a:prstGeom prst="rect">
+                      <a:avLst/>
+                    </a:prstGeom>
+                    <a:noFill/>
+                    <a:ln>
+                      <a:noFill/>
+                    </a:ln>
+                  </pic:spPr>
+                </pic:pic>
+              </a:graphicData>
+            </a:graphic>
+          </wp:inline>
+        </w:drawing>
+      </w:r>
     </w:p>
     <w:p>
       <w:pPr>
@@ -8928,7 +8563,20 @@
         <w:rPr>
           <w:lang w:val="el-GR"/>
         </w:rPr>
-        <w:t xml:space="preserve">Ερώτημα 5: </w:t>
+        <w:lastRenderedPageBreak/>
+        <w:t xml:space="preserve">Ερώτημα </w:t>
+      </w:r>
+      <w:r>
+        <w:rPr>
+          <w:lang w:val="el-GR"/>
+        </w:rPr>
+        <w:t>6</w:t>
+      </w:r>
+      <w:r>
+        <w:rPr>
+          <w:lang w:val="el-GR"/>
+        </w:rPr>
+        <w:t xml:space="preserve">: </w:t>
       </w:r>
       <w:r>
         <w:rPr>
@@ -8965,36 +8613,93 @@
       </w:r>
     </w:p>
     <w:p>
+      <w:r>
+        <w:drawing>
+          <wp:inline distT="0" distB="0" distL="0" distR="0" wp14:anchorId="71B89E17" wp14:editId="6D679180">
+            <wp:extent cx="5322498" cy="7292845"/>
+            <wp:effectExtent l="0" t="0" r="0" b="3810"/>
+            <wp:docPr id="1263839394" name="Picture 11"/>
+            <wp:cNvGraphicFramePr>
+              <a:graphicFrameLocks xmlns:a="http://schemas.openxmlformats.org/drawingml/2006/main" noChangeAspect="1"/>
+            </wp:cNvGraphicFramePr>
+            <a:graphic xmlns:a="http://schemas.openxmlformats.org/drawingml/2006/main">
+              <a:graphicData uri="http://schemas.openxmlformats.org/drawingml/2006/picture">
+                <pic:pic xmlns:pic="http://schemas.openxmlformats.org/drawingml/2006/picture">
+                  <pic:nvPicPr>
+                    <pic:cNvPr id="0" name="Picture 11"/>
+                    <pic:cNvPicPr>
+                      <a:picLocks noChangeAspect="1" noChangeArrowheads="1"/>
+                    </pic:cNvPicPr>
+                  </pic:nvPicPr>
+                  <pic:blipFill>
+                    <a:blip r:embed="rId12">
+                      <a:extLst>
+                        <a:ext uri="{28A0092B-C50C-407E-A947-70E740481C1C}">
+                          <a14:useLocalDpi xmlns:a14="http://schemas.microsoft.com/office/drawing/2010/main" val="0"/>
+                        </a:ext>
+                      </a:extLst>
+                    </a:blip>
+                    <a:srcRect/>
+                    <a:stretch>
+                      <a:fillRect/>
+                    </a:stretch>
+                  </pic:blipFill>
+                  <pic:spPr bwMode="auto">
+                    <a:xfrm>
+                      <a:off x="0" y="0"/>
+                      <a:ext cx="5331849" cy="7305658"/>
+                    </a:xfrm>
+                    <a:prstGeom prst="rect">
+                      <a:avLst/>
+                    </a:prstGeom>
+                    <a:noFill/>
+                    <a:ln>
+                      <a:noFill/>
+                    </a:ln>
+                  </pic:spPr>
+                </pic:pic>
+              </a:graphicData>
+            </a:graphic>
+          </wp:inline>
+        </w:drawing>
+      </w:r>
+    </w:p>
+    <w:p>
       <w:pPr>
         <w:pStyle w:val="Heading2"/>
-        <w:rPr>
-          <w:lang w:val="el-GR"/>
-        </w:rPr>
-      </w:pPr>
-      <w:r>
-        <w:rPr>
-          <w:lang w:val="el-GR"/>
-        </w:rPr>
-        <w:t xml:space="preserve">Ερώτημα 6: </w:t>
-      </w:r>
-      <w:r>
-        <w:rPr>
-          <w:lang w:val="el-GR"/>
-        </w:rPr>
-        <w:t xml:space="preserve">Ομαδοποίηση χωρών σε </w:t>
-      </w:r>
-      <w:r>
-        <w:t>buckets</w:t>
-      </w:r>
-      <w:r>
-        <w:rPr>
-          <w:lang w:val="el-GR"/>
-        </w:rPr>
-        <w:t xml:space="preserve"> με βάση τον δείκτη ανισότητας των φύλων και υπολογισμός μέσου προσδόκιμου ζωής ανά </w:t>
-      </w:r>
-      <w:r>
-        <w:t>bucket</w:t>
-      </w:r>
+      </w:pPr>
+      <w:r>
+        <w:rPr>
+          <w:lang w:val="el-GR"/>
+        </w:rPr>
+        <w:lastRenderedPageBreak/>
+        <w:t xml:space="preserve">Ερώτημα </w:t>
+      </w:r>
+      <w:r>
+        <w:rPr>
+          <w:lang w:val="el-GR"/>
+        </w:rPr>
+        <w:t>7</w:t>
+      </w:r>
+      <w:r>
+        <w:rPr>
+          <w:lang w:val="el-GR"/>
+        </w:rPr>
+        <w:t xml:space="preserve">: </w:t>
+      </w:r>
+      <w:r>
+        <w:rPr>
+          <w:lang w:val="el-GR"/>
+        </w:rPr>
+        <w:t>Ομαδοποίηση χωρών με βάση τον δείκτη ανισότητας των φύλων και υπολογισμός μέσου προσδόκιμου ζωής</w:t>
+      </w:r>
+    </w:p>
+    <w:p>
+      <w:pPr>
+        <w:rPr>
+          <w:lang w:val="el-GR"/>
+        </w:rPr>
+      </w:pPr>
     </w:p>
     <w:p>
       <w:pPr>
@@ -9010,7 +8715,13 @@
         <w:t xml:space="preserve">Οπτικοποίηση </w:t>
       </w:r>
       <w:r>
-        <w:t xml:space="preserve">SQL </w:t>
+        <w:t>SQL</w:t>
+      </w:r>
+      <w:r>
+        <w:rPr>
+          <w:lang w:val="el-GR"/>
+        </w:rPr>
+        <w:t xml:space="preserve"> </w:t>
       </w:r>
       <w:r>
         <w:rPr>
@@ -9063,20 +8774,21 @@
         <w:rPr>
           <w:lang w:val="el-GR"/>
         </w:rPr>
+        <w:t>Αποτελέσματα:</w:t>
+      </w:r>
+    </w:p>
+    <w:p>
+      <w:pPr>
+        <w:rPr>
+          <w:lang w:val="el-GR"/>
+        </w:rPr>
+      </w:pPr>
+      <w:r>
+        <w:rPr>
+          <w:noProof/>
+          <w:lang w:val="el-GR"/>
+        </w:rPr>
         <w:lastRenderedPageBreak/>
-        <w:t>Αποτελέσματα:</w:t>
-      </w:r>
-    </w:p>
-    <w:p>
-      <w:pPr>
-        <w:rPr>
-          <w:lang w:val="el-GR"/>
-        </w:rPr>
-      </w:pPr>
-      <w:r>
-        <w:rPr>
-          <w:lang w:val="el-GR"/>
-        </w:rPr>
         <w:drawing>
           <wp:inline distT="0" distB="0" distL="0" distR="0" wp14:anchorId="49C49774" wp14:editId="21034AF3">
             <wp:extent cx="5943600" cy="5381625"/>
@@ -9093,7 +8805,7 @@
                     <pic:cNvPicPr/>
                   </pic:nvPicPr>
                   <pic:blipFill>
-                    <a:blip r:embed="rId10"/>
+                    <a:blip r:embed="rId13"/>
                     <a:stretch>
                       <a:fillRect/>
                     </a:stretch>
@@ -9131,13 +8843,7 @@
         <w:rPr>
           <w:lang w:val="el-GR"/>
         </w:rPr>
-        <w:t xml:space="preserve"> </w:t>
-      </w:r>
-      <w:r>
-        <w:rPr>
-          <w:lang w:val="el-GR"/>
-        </w:rPr>
-        <w:t>Ποια η κατάταξη των πρώτων 30 χωρών με τον υψηλότερο μέσο όρο δείκτη ισότητας;</w:t>
+        <w:t xml:space="preserve"> Ποια η κατάταξη των πρώτων 30 χωρών με τον υψηλότερο μέσο όρο δείκτη ισότητας;</w:t>
       </w:r>
     </w:p>
     <w:p>
@@ -9199,6 +8905,7 @@
       </w:pPr>
       <w:r>
         <w:rPr>
+          <w:noProof/>
           <w:lang w:val="el-GR"/>
         </w:rPr>
         <w:lastRenderedPageBreak/>
@@ -9218,7 +8925,7 @@
                     <pic:cNvPicPr/>
                   </pic:nvPicPr>
                   <pic:blipFill>
-                    <a:blip r:embed="rId11"/>
+                    <a:blip r:embed="rId14"/>
                     <a:stretch>
                       <a:fillRect/>
                     </a:stretch>
@@ -9242,34 +8949,81 @@
     <w:p>
       <w:pPr>
         <w:pStyle w:val="Heading2"/>
-        <w:rPr>
-          <w:lang w:val="el-GR"/>
-        </w:rPr>
-      </w:pPr>
-      <w:r>
-        <w:rPr>
+      </w:pPr>
+      <w:r>
+        <w:rPr>
+          <w:lang w:val="el-GR"/>
+        </w:rPr>
+        <w:t xml:space="preserve">Ερώτημα 3: </w:t>
+      </w:r>
+      <w:r>
+        <w:rPr>
+          <w:lang w:val="el-GR"/>
+        </w:rPr>
+        <w:t>Ποια η κατάταξη των πρώτων 30 χωρών με το υψηλότερο μέσο όρο προσδόκιμο ζωής;</w:t>
+      </w:r>
+    </w:p>
+    <w:p>
+      <w:pPr>
+        <w:rPr>
+          <w:lang w:val="el-GR"/>
+        </w:rPr>
+      </w:pPr>
+      <w:r>
+        <w:rPr>
+          <w:lang w:val="el-GR"/>
+        </w:rPr>
+        <w:t>Στόχος του ερωτήματος είναι η κατάταξη των χωρών με βάση το μέσο</w:t>
+      </w:r>
+      <w:r>
+        <w:rPr>
+          <w:lang w:val="el-GR"/>
+        </w:rPr>
+        <w:t xml:space="preserve"> όρο προσδόκιμου ζωής</w:t>
+      </w:r>
+      <w:r>
+        <w:rPr>
+          <w:lang w:val="el-GR"/>
+        </w:rPr>
+        <w:t xml:space="preserve">  για την εξεταζόμενη χρονική περίοδο. Υπολογίζεται ο μέσος</w:t>
+      </w:r>
+      <w:r>
+        <w:rPr>
+          <w:lang w:val="el-GR"/>
+        </w:rPr>
+        <w:t xml:space="preserve"> όρος προσδόκιμου ζωής </w:t>
+      </w:r>
+      <w:r>
+        <w:rPr>
+          <w:lang w:val="el-GR"/>
+        </w:rPr>
+        <w:t xml:space="preserve">ανά χώρα και πραγματοποιείται ταξινόμηση ώστε να αναδειχθούν οι χώρες με τα υψηλότερα επίπεδα </w:t>
+      </w:r>
+      <w:r>
+        <w:rPr>
+          <w:lang w:val="el-GR"/>
+        </w:rPr>
+        <w:t>προσδόκιμου ζωής</w:t>
+      </w:r>
+      <w:r>
+        <w:rPr>
+          <w:lang w:val="el-GR"/>
+        </w:rPr>
+        <w:t>.</w:t>
+      </w:r>
+    </w:p>
+    <w:p>
+      <w:pPr>
+        <w:rPr>
+          <w:lang w:val="el-GR"/>
+        </w:rPr>
+      </w:pPr>
+      <w:r>
+        <w:rPr>
+          <w:noProof/>
           <w:lang w:val="el-GR"/>
         </w:rPr>
         <w:lastRenderedPageBreak/>
-        <w:t xml:space="preserve">Ερώτημα 3: </w:t>
-      </w:r>
-      <w:r>
-        <w:rPr>
-          <w:lang w:val="el-GR"/>
-        </w:rPr>
-        <w:t>Ποια η κατάταξη των πρώτων 30 χωρών με το υψηλότερο μέσο όρο προσδόκιμο ζωής;</w:t>
-      </w:r>
-    </w:p>
-    <w:p>
-      <w:pPr>
-        <w:rPr>
-          <w:lang w:val="el-GR"/>
-        </w:rPr>
-      </w:pPr>
-      <w:r>
-        <w:rPr>
-          <w:lang w:val="el-GR"/>
-        </w:rPr>
         <w:drawing>
           <wp:inline distT="0" distB="0" distL="0" distR="0" wp14:anchorId="33EFEFC7" wp14:editId="5ECD69FA">
             <wp:extent cx="5943600" cy="3898265"/>
@@ -9286,7 +9040,7 @@
                     <pic:cNvPicPr/>
                   </pic:nvPicPr>
                   <pic:blipFill>
-                    <a:blip r:embed="rId12"/>
+                    <a:blip r:embed="rId15"/>
                     <a:stretch>
                       <a:fillRect/>
                     </a:stretch>
@@ -9305,6 +9059,345 @@
             </a:graphic>
           </wp:inline>
         </w:drawing>
+      </w:r>
+    </w:p>
+    <w:p>
+      <w:pPr>
+        <w:pStyle w:val="Heading2"/>
+      </w:pPr>
+      <w:r>
+        <w:rPr>
+          <w:lang w:val="el-GR"/>
+        </w:rPr>
+        <w:t>Ερώτημα 4: Ποιό παρατηρείται ότι είναι το μέσο προσδόκιμο ζωής και ο μέσος δείκτης ανισότητας ανά εισοδηματική κατηγορία;</w:t>
+      </w:r>
+    </w:p>
+    <w:p>
+      <w:pPr>
+        <w:rPr>
+          <w:lang w:val="el-GR"/>
+        </w:rPr>
+      </w:pPr>
+      <w:r>
+        <w:rPr>
+          <w:lang w:val="el-GR"/>
+        </w:rPr>
+        <w:t>Στόχος του ερωτήματος είναι η διερεύνηση της σχέσης μεταξύ του οικονομικού επιπέδου μιας χώρας, του προσδόκιμου ζωής των γυναικών και της ισότητας των φύλων. Μέσω ομαδοποίησης των χωρών ανά εισοδηματική κατηγορία εξετάζεται αν οι χώρες υψηλότερου εισοδήματος εμφανίζουν χαμηλότερα επίπεδα ανισότητας και υψηλότερο προσδόκιμο ζωής.</w:t>
+      </w:r>
+    </w:p>
+    <w:p>
+      <w:pPr>
+        <w:rPr>
+          <w:lang w:val="el-GR"/>
+        </w:rPr>
+      </w:pPr>
+    </w:p>
+    <w:p>
+      <w:pPr>
+        <w:rPr>
+          <w:lang w:val="el-GR"/>
+        </w:rPr>
+      </w:pPr>
+      <w:r>
+        <w:rPr>
+          <w:lang w:val="el-GR"/>
+        </w:rPr>
+        <w:lastRenderedPageBreak/>
+        <w:drawing>
+          <wp:inline distT="0" distB="0" distL="0" distR="0" wp14:anchorId="5F35A6B7" wp14:editId="54117514">
+            <wp:extent cx="5943600" cy="3954780"/>
+            <wp:effectExtent l="0" t="0" r="0" b="7620"/>
+            <wp:docPr id="2077392992" name="Picture 1"/>
+            <wp:cNvGraphicFramePr>
+              <a:graphicFrameLocks xmlns:a="http://schemas.openxmlformats.org/drawingml/2006/main" noChangeAspect="1"/>
+            </wp:cNvGraphicFramePr>
+            <a:graphic xmlns:a="http://schemas.openxmlformats.org/drawingml/2006/main">
+              <a:graphicData uri="http://schemas.openxmlformats.org/drawingml/2006/picture">
+                <pic:pic xmlns:pic="http://schemas.openxmlformats.org/drawingml/2006/picture">
+                  <pic:nvPicPr>
+                    <pic:cNvPr id="2077392992" name=""/>
+                    <pic:cNvPicPr/>
+                  </pic:nvPicPr>
+                  <pic:blipFill>
+                    <a:blip r:embed="rId16"/>
+                    <a:stretch>
+                      <a:fillRect/>
+                    </a:stretch>
+                  </pic:blipFill>
+                  <pic:spPr>
+                    <a:xfrm>
+                      <a:off x="0" y="0"/>
+                      <a:ext cx="5943600" cy="3954780"/>
+                    </a:xfrm>
+                    <a:prstGeom prst="rect">
+                      <a:avLst/>
+                    </a:prstGeom>
+                  </pic:spPr>
+                </pic:pic>
+              </a:graphicData>
+            </a:graphic>
+          </wp:inline>
+        </w:drawing>
+      </w:r>
+    </w:p>
+    <w:p>
+      <w:pPr>
+        <w:pStyle w:val="Heading2"/>
+      </w:pPr>
+      <w:r>
+        <w:rPr>
+          <w:lang w:val="el-GR"/>
+        </w:rPr>
+        <w:t>Ερώτημα 5:</w:t>
+      </w:r>
+      <w:r>
+        <w:rPr>
+          <w:lang w:val="el-GR"/>
+        </w:rPr>
+        <w:t xml:space="preserve"> </w:t>
+      </w:r>
+      <w:r>
+        <w:rPr>
+          <w:lang w:val="el-GR"/>
+        </w:rPr>
+        <w:t xml:space="preserve">Ποιο είναι το μέσο προσδόκιμο ζωής σε χώρες με υψηλό </w:t>
+      </w:r>
+      <w:r>
+        <w:t>vs</w:t>
+      </w:r>
+      <w:r>
+        <w:rPr>
+          <w:lang w:val="el-GR"/>
+        </w:rPr>
+        <w:t xml:space="preserve"> </w:t>
+      </w:r>
+      <w:r>
+        <w:rPr>
+          <w:lang w:val="el-GR"/>
+        </w:rPr>
+        <w:t>χαμηλό ποσοστό ολοκλήρωσης πρωτοβάθμιας</w:t>
+      </w:r>
+      <w:r>
+        <w:rPr>
+          <w:lang w:val="el-GR"/>
+        </w:rPr>
+        <w:t xml:space="preserve"> </w:t>
+      </w:r>
+      <w:r>
+        <w:rPr>
+          <w:lang w:val="el-GR"/>
+        </w:rPr>
+        <w:t>εκπαίδευσης και ποσοστό εγγραφών στη δευτεροβάθμια εκπαίδευση;</w:t>
+      </w:r>
+    </w:p>
+    <w:p>
+      <w:r>
+        <w:rPr>
+          <w:lang w:val="el-GR"/>
+        </w:rPr>
+        <w:t>Στόχος του ερωτήματος είναι να διερευνηθεί κατά πόσο οι χώρες με υψηλότερα επίπεδα εκπαίδευσης των γυναικών παρουσιάζουν υψηλότερο προσδόκιμο ζωής. Οι χώρες ομαδοποιούνται βάσει του ποσοστού εκπαιδευτικής συμμετοχής ή ολοκλήρωσης και υπολογίζεται το μέσο προσδόκιμο ζωής για κάθε ομάδα.</w:t>
+      </w:r>
+    </w:p>
+    <w:p>
+      <w:r>
+        <w:drawing>
+          <wp:inline distT="0" distB="0" distL="0" distR="0" wp14:anchorId="5519185E" wp14:editId="7CF3ADAA">
+            <wp:extent cx="5943600" cy="1740535"/>
+            <wp:effectExtent l="0" t="0" r="0" b="0"/>
+            <wp:docPr id="1124625595" name="Picture 1"/>
+            <wp:cNvGraphicFramePr>
+              <a:graphicFrameLocks xmlns:a="http://schemas.openxmlformats.org/drawingml/2006/main" noChangeAspect="1"/>
+            </wp:cNvGraphicFramePr>
+            <a:graphic xmlns:a="http://schemas.openxmlformats.org/drawingml/2006/main">
+              <a:graphicData uri="http://schemas.openxmlformats.org/drawingml/2006/picture">
+                <pic:pic xmlns:pic="http://schemas.openxmlformats.org/drawingml/2006/picture">
+                  <pic:nvPicPr>
+                    <pic:cNvPr id="1124625595" name=""/>
+                    <pic:cNvPicPr/>
+                  </pic:nvPicPr>
+                  <pic:blipFill>
+                    <a:blip r:embed="rId17"/>
+                    <a:stretch>
+                      <a:fillRect/>
+                    </a:stretch>
+                  </pic:blipFill>
+                  <pic:spPr>
+                    <a:xfrm>
+                      <a:off x="0" y="0"/>
+                      <a:ext cx="5943600" cy="1740535"/>
+                    </a:xfrm>
+                    <a:prstGeom prst="rect">
+                      <a:avLst/>
+                    </a:prstGeom>
+                  </pic:spPr>
+                </pic:pic>
+              </a:graphicData>
+            </a:graphic>
+          </wp:inline>
+        </w:drawing>
+      </w:r>
+    </w:p>
+    <w:p>
+      <w:pPr>
+        <w:pStyle w:val="Heading2"/>
+        <w:rPr>
+          <w:lang w:val="el-GR"/>
+        </w:rPr>
+      </w:pPr>
+      <w:r>
+        <w:rPr>
+          <w:lang w:val="el-GR"/>
+        </w:rPr>
+        <w:lastRenderedPageBreak/>
+        <w:t xml:space="preserve">Ερώτημα 6: </w:t>
+      </w:r>
+      <w:r>
+        <w:rPr>
+          <w:lang w:val="el-GR"/>
+        </w:rPr>
+        <w:t xml:space="preserve">Χώρες ομαδοποιημένες με </w:t>
+      </w:r>
+      <w:r>
+        <w:t>high</w:t>
+      </w:r>
+      <w:r>
+        <w:rPr>
+          <w:lang w:val="el-GR"/>
+        </w:rPr>
+        <w:t xml:space="preserve"> / </w:t>
+      </w:r>
+      <w:r>
+        <w:t>medium</w:t>
+      </w:r>
+      <w:r>
+        <w:rPr>
+          <w:lang w:val="el-GR"/>
+        </w:rPr>
+        <w:t xml:space="preserve"> / </w:t>
+      </w:r>
+      <w:r>
+        <w:t>low</w:t>
+      </w:r>
+      <w:r>
+        <w:rPr>
+          <w:lang w:val="el-GR"/>
+        </w:rPr>
+        <w:t xml:space="preserve"> δείκτης ισότητας και σύγκριση μέσο προσδόκιμο ζωής, μέση συμμετοχή στο εργατικό δυναμικό και μέσοι όροι εκπαίδευσης</w:t>
+      </w:r>
+    </w:p>
+    <w:p>
+      <w:pPr>
+        <w:jc w:val="both"/>
+        <w:rPr>
+          <w:lang w:val="el-GR"/>
+        </w:rPr>
+      </w:pPr>
+      <w:r>
+        <w:rPr>
+          <w:lang w:val="el-GR"/>
+        </w:rPr>
+        <w:t>Στόχος του ερωτήματος είναι να διερευνηθεί κατά πόσο οι χώρες με</w:t>
+      </w:r>
+      <w:r>
+        <w:rPr>
+          <w:lang w:val="el-GR"/>
+        </w:rPr>
+        <w:t xml:space="preserve"> υψηλότερους δείκτες ισότητας</w:t>
+      </w:r>
+      <w:r>
+        <w:rPr>
+          <w:lang w:val="el-GR"/>
+        </w:rPr>
+        <w:t xml:space="preserve"> παρουσιάζουν υψηλότερο προσδόκιμο ζωής</w:t>
+      </w:r>
+      <w:r>
+        <w:rPr>
+          <w:lang w:val="el-GR"/>
+        </w:rPr>
+        <w:t xml:space="preserve">, υψηλότερη μέση συμμετοχή στο εργατικό δυναμικό και υψηλότερους μέσους όρους ποσοστών </w:t>
+      </w:r>
+      <w:r>
+        <w:rPr>
+          <w:lang w:val="el-GR"/>
+        </w:rPr>
+        <w:t>εκπαιδευτικής συμμετοχής ή ολοκλήρωσης</w:t>
+      </w:r>
+      <w:r>
+        <w:rPr>
+          <w:lang w:val="el-GR"/>
+        </w:rPr>
+        <w:t xml:space="preserve"> πρωτοβάθμιας ή δευτεροβάθμιας εκπαίδευσης αντίστοιχα</w:t>
+      </w:r>
+      <w:r>
+        <w:rPr>
+          <w:lang w:val="el-GR"/>
+        </w:rPr>
+        <w:t xml:space="preserve">. Οι χώρες ομαδοποιούνται βάσει του </w:t>
+      </w:r>
+      <w:r>
+        <w:rPr>
+          <w:lang w:val="el-GR"/>
+        </w:rPr>
+        <w:t>δείκτης ισότητας</w:t>
+      </w:r>
+      <w:r>
+        <w:rPr>
+          <w:lang w:val="el-GR"/>
+        </w:rPr>
+        <w:t xml:space="preserve"> και υπολογίζεται το μέσο προσδόκιμο ζωής</w:t>
+      </w:r>
+      <w:r>
+        <w:rPr>
+          <w:lang w:val="el-GR"/>
+        </w:rPr>
+        <w:t xml:space="preserve">, η μέση συμμετοχή στο εργατικό δυναμικό και οι μέσοι όροι ποσοστών εκπαιδευτικής συμμετοχής ή ολοκλήρωσης της πρωτοβάθμιας ή δευτεροβάθμιας εκπαίδευσης αντίστοιχα </w:t>
+      </w:r>
+      <w:r>
+        <w:rPr>
+          <w:lang w:val="el-GR"/>
+        </w:rPr>
+        <w:t xml:space="preserve"> για κάθε ομάδα.</w:t>
+      </w:r>
+    </w:p>
+    <w:p>
+      <w:pPr>
+        <w:rPr>
+          <w:lang w:val="el-GR"/>
+        </w:rPr>
+      </w:pPr>
+    </w:p>
+    <w:p>
+      <w:pPr>
+        <w:pStyle w:val="Heading2"/>
+        <w:rPr>
+          <w:lang w:val="el-GR"/>
+        </w:rPr>
+      </w:pPr>
+      <w:r>
+        <w:rPr>
+          <w:lang w:val="el-GR"/>
+        </w:rPr>
+        <w:t xml:space="preserve">Ερώτημα 7: </w:t>
+      </w:r>
+      <w:r>
+        <w:rPr>
+          <w:lang w:val="el-GR"/>
+        </w:rPr>
+        <w:t>Ομαδοποίηση χωρών με βάση τον δείκτη ανισότητας των φύλων και υπολογισμός μέσου προσδόκιμου ζωής</w:t>
+      </w:r>
+    </w:p>
+    <w:p>
+      <w:pPr>
+        <w:jc w:val="both"/>
+        <w:rPr>
+          <w:lang w:val="el-GR"/>
+        </w:rPr>
+      </w:pPr>
+      <w:r>
+        <w:rPr>
+          <w:lang w:val="el-GR"/>
+        </w:rPr>
+        <w:t>Στο ερώτημα αυτό οι χώρες ομαδοποιούνται σε κατηγορίες με βάση τον δείκτη ανισότητας φύλων. Στη συνέχεια υπολογίζεται το μέσο προσδόκιμο ζωής των γυναικών για κάθε κατηγορία, επιτρέποντας την αξιολόγηση της σχέσης μεταξύ ισότητας φύλων και μακροβιότητας.</w:t>
       </w:r>
     </w:p>
     <w:sectPr>
@@ -10251,7 +10344,7 @@
   <w:style w:type="paragraph" w:default="1" w:styleId="Normal">
     <w:name w:val="Normal"/>
     <w:qFormat/>
-    <w:rsid w:val="00732C1B"/>
+    <w:rsid w:val="006F7392"/>
   </w:style>
   <w:style w:type="paragraph" w:styleId="Heading1">
     <w:name w:val="heading 1"/>

--- a/Εργασία.docx
+++ b/Εργασία.docx
@@ -8097,6 +8097,9 @@
     </w:p>
     <w:p>
       <w:r>
+        <w:rPr>
+          <w:noProof/>
+        </w:rPr>
         <w:drawing>
           <wp:inline distT="0" distB="0" distL="0" distR="0" wp14:anchorId="7D738D06" wp14:editId="50CD0280">
             <wp:extent cx="5943600" cy="1628775"/>
@@ -8199,6 +8202,9 @@
         </w:rPr>
       </w:pPr>
       <w:r>
+        <w:rPr>
+          <w:noProof/>
+        </w:rPr>
         <w:drawing>
           <wp:inline distT="0" distB="0" distL="0" distR="0" wp14:anchorId="1229E628" wp14:editId="1CA3FDFF">
             <wp:extent cx="5943600" cy="1628775"/>
@@ -8282,6 +8288,9 @@
         </w:rPr>
       </w:pPr>
       <w:r>
+        <w:rPr>
+          <w:noProof/>
+        </w:rPr>
         <w:drawing>
           <wp:inline distT="0" distB="0" distL="0" distR="0" wp14:anchorId="662CF524" wp14:editId="28B385A3">
             <wp:extent cx="5943600" cy="1447800"/>
@@ -8390,6 +8399,9 @@
     </w:p>
     <w:p>
       <w:r>
+        <w:rPr>
+          <w:noProof/>
+        </w:rPr>
         <w:drawing>
           <wp:inline distT="0" distB="0" distL="0" distR="0" wp14:anchorId="19DA3D0D" wp14:editId="2A28E39F">
             <wp:extent cx="5943600" cy="1447800"/>
@@ -8503,10 +8515,10 @@
     <w:p>
       <w:r>
         <w:drawing>
-          <wp:inline distT="0" distB="0" distL="0" distR="0" wp14:anchorId="4577B651" wp14:editId="132640F1">
-            <wp:extent cx="5546785" cy="7093485"/>
-            <wp:effectExtent l="0" t="0" r="0" b="0"/>
-            <wp:docPr id="1378388825" name="Picture 8"/>
+          <wp:inline distT="0" distB="0" distL="0" distR="0" wp14:anchorId="271D14A2" wp14:editId="501ADBE3">
+            <wp:extent cx="5348377" cy="6839751"/>
+            <wp:effectExtent l="0" t="0" r="5080" b="0"/>
+            <wp:docPr id="1772555178" name="Picture 1"/>
             <wp:cNvGraphicFramePr>
               <a:graphicFrameLocks xmlns:a="http://schemas.openxmlformats.org/drawingml/2006/main" noChangeAspect="1"/>
             </wp:cNvGraphicFramePr>
@@ -8514,7 +8526,7 @@
               <a:graphicData uri="http://schemas.openxmlformats.org/drawingml/2006/picture">
                 <pic:pic xmlns:pic="http://schemas.openxmlformats.org/drawingml/2006/picture">
                   <pic:nvPicPr>
-                    <pic:cNvPr id="0" name="Picture 8"/>
+                    <pic:cNvPr id="0" name="Picture 1"/>
                     <pic:cNvPicPr>
                       <a:picLocks noChangeAspect="1" noChangeArrowheads="1"/>
                     </pic:cNvPicPr>
@@ -8535,7 +8547,7 @@
                   <pic:spPr bwMode="auto">
                     <a:xfrm>
                       <a:off x="0" y="0"/>
-                      <a:ext cx="5558342" cy="7108264"/>
+                      <a:ext cx="5352976" cy="6845633"/>
                     </a:xfrm>
                     <a:prstGeom prst="rect">
                       <a:avLst/>
@@ -8615,10 +8627,10 @@
     <w:p>
       <w:r>
         <w:drawing>
-          <wp:inline distT="0" distB="0" distL="0" distR="0" wp14:anchorId="71B89E17" wp14:editId="6D679180">
-            <wp:extent cx="5322498" cy="7292845"/>
-            <wp:effectExtent l="0" t="0" r="0" b="3810"/>
-            <wp:docPr id="1263839394" name="Picture 11"/>
+          <wp:inline distT="0" distB="0" distL="0" distR="0" wp14:anchorId="6A9C53CE" wp14:editId="55E08470">
+            <wp:extent cx="5089585" cy="6818739"/>
+            <wp:effectExtent l="0" t="0" r="0" b="1270"/>
+            <wp:docPr id="835611784" name="Picture 3"/>
             <wp:cNvGraphicFramePr>
               <a:graphicFrameLocks xmlns:a="http://schemas.openxmlformats.org/drawingml/2006/main" noChangeAspect="1"/>
             </wp:cNvGraphicFramePr>
@@ -8626,7 +8638,7 @@
               <a:graphicData uri="http://schemas.openxmlformats.org/drawingml/2006/picture">
                 <pic:pic xmlns:pic="http://schemas.openxmlformats.org/drawingml/2006/picture">
                   <pic:nvPicPr>
-                    <pic:cNvPr id="0" name="Picture 11"/>
+                    <pic:cNvPr id="0" name="Picture 3"/>
                     <pic:cNvPicPr>
                       <a:picLocks noChangeAspect="1" noChangeArrowheads="1"/>
                     </pic:cNvPicPr>
@@ -8647,7 +8659,7 @@
                   <pic:spPr bwMode="auto">
                     <a:xfrm>
                       <a:off x="0" y="0"/>
-                      <a:ext cx="5331849" cy="7305658"/>
+                      <a:ext cx="5090259" cy="6819642"/>
                     </a:xfrm>
                     <a:prstGeom prst="rect">
                       <a:avLst/>
@@ -8667,6 +8679,9 @@
     <w:p>
       <w:pPr>
         <w:pStyle w:val="Heading2"/>
+        <w:rPr>
+          <w:lang w:val="el-GR"/>
+        </w:rPr>
       </w:pPr>
       <w:r>
         <w:rPr>
@@ -8695,11 +8710,56 @@
       </w:r>
     </w:p>
     <w:p>
-      <w:pPr>
-        <w:rPr>
-          <w:lang w:val="el-GR"/>
-        </w:rPr>
-      </w:pPr>
+      <w:r>
+        <w:drawing>
+          <wp:inline distT="0" distB="0" distL="0" distR="0" wp14:anchorId="39442EA6" wp14:editId="4370B96C">
+            <wp:extent cx="5943600" cy="3076575"/>
+            <wp:effectExtent l="0" t="0" r="0" b="9525"/>
+            <wp:docPr id="2069382877" name="Picture 4"/>
+            <wp:cNvGraphicFramePr>
+              <a:graphicFrameLocks xmlns:a="http://schemas.openxmlformats.org/drawingml/2006/main" noChangeAspect="1"/>
+            </wp:cNvGraphicFramePr>
+            <a:graphic xmlns:a="http://schemas.openxmlformats.org/drawingml/2006/main">
+              <a:graphicData uri="http://schemas.openxmlformats.org/drawingml/2006/picture">
+                <pic:pic xmlns:pic="http://schemas.openxmlformats.org/drawingml/2006/picture">
+                  <pic:nvPicPr>
+                    <pic:cNvPr id="0" name="Picture 4"/>
+                    <pic:cNvPicPr>
+                      <a:picLocks noChangeAspect="1" noChangeArrowheads="1"/>
+                    </pic:cNvPicPr>
+                  </pic:nvPicPr>
+                  <pic:blipFill>
+                    <a:blip r:embed="rId13">
+                      <a:extLst>
+                        <a:ext uri="{28A0092B-C50C-407E-A947-70E740481C1C}">
+                          <a14:useLocalDpi xmlns:a14="http://schemas.microsoft.com/office/drawing/2010/main" val="0"/>
+                        </a:ext>
+                      </a:extLst>
+                    </a:blip>
+                    <a:srcRect/>
+                    <a:stretch>
+                      <a:fillRect/>
+                    </a:stretch>
+                  </pic:blipFill>
+                  <pic:spPr bwMode="auto">
+                    <a:xfrm>
+                      <a:off x="0" y="0"/>
+                      <a:ext cx="5943600" cy="3076575"/>
+                    </a:xfrm>
+                    <a:prstGeom prst="rect">
+                      <a:avLst/>
+                    </a:prstGeom>
+                    <a:noFill/>
+                    <a:ln>
+                      <a:noFill/>
+                    </a:ln>
+                  </pic:spPr>
+                </pic:pic>
+              </a:graphicData>
+            </a:graphic>
+          </wp:inline>
+        </w:drawing>
+      </w:r>
     </w:p>
     <w:p>
       <w:pPr>
@@ -8805,7 +8865,7 @@
                     <pic:cNvPicPr/>
                   </pic:nvPicPr>
                   <pic:blipFill>
-                    <a:blip r:embed="rId13"/>
+                    <a:blip r:embed="rId14"/>
                     <a:stretch>
                       <a:fillRect/>
                     </a:stretch>
@@ -8925,7 +8985,7 @@
                     <pic:cNvPicPr/>
                   </pic:nvPicPr>
                   <pic:blipFill>
-                    <a:blip r:embed="rId14"/>
+                    <a:blip r:embed="rId15"/>
                     <a:stretch>
                       <a:fillRect/>
                     </a:stretch>
@@ -8949,6 +9009,9 @@
     <w:p>
       <w:pPr>
         <w:pStyle w:val="Heading2"/>
+        <w:rPr>
+          <w:lang w:val="el-GR"/>
+        </w:rPr>
       </w:pPr>
       <w:r>
         <w:rPr>
@@ -9040,7 +9103,7 @@
                     <pic:cNvPicPr/>
                   </pic:nvPicPr>
                   <pic:blipFill>
-                    <a:blip r:embed="rId15"/>
+                    <a:blip r:embed="rId16"/>
                     <a:stretch>
                       <a:fillRect/>
                     </a:stretch>
@@ -9064,6 +9127,9 @@
     <w:p>
       <w:pPr>
         <w:pStyle w:val="Heading2"/>
+        <w:rPr>
+          <w:lang w:val="el-GR"/>
+        </w:rPr>
       </w:pPr>
       <w:r>
         <w:rPr>
@@ -9100,6 +9166,7 @@
       </w:pPr>
       <w:r>
         <w:rPr>
+          <w:noProof/>
           <w:lang w:val="el-GR"/>
         </w:rPr>
         <w:lastRenderedPageBreak/>
@@ -9119,7 +9186,7 @@
                     <pic:cNvPicPr/>
                   </pic:nvPicPr>
                   <pic:blipFill>
-                    <a:blip r:embed="rId16"/>
+                    <a:blip r:embed="rId17"/>
                     <a:stretch>
                       <a:fillRect/>
                     </a:stretch>
@@ -9143,6 +9210,9 @@
     <w:p>
       <w:pPr>
         <w:pStyle w:val="Heading2"/>
+        <w:rPr>
+          <w:lang w:val="el-GR"/>
+        </w:rPr>
       </w:pPr>
       <w:r>
         <w:rPr>
@@ -9191,6 +9261,11 @@
       </w:r>
     </w:p>
     <w:p>
+      <w:pPr>
+        <w:rPr>
+          <w:lang w:val="el-GR"/>
+        </w:rPr>
+      </w:pPr>
       <w:r>
         <w:rPr>
           <w:lang w:val="el-GR"/>
@@ -9200,6 +9275,9 @@
     </w:p>
     <w:p>
       <w:r>
+        <w:rPr>
+          <w:noProof/>
+        </w:rPr>
         <w:drawing>
           <wp:inline distT="0" distB="0" distL="0" distR="0" wp14:anchorId="5519185E" wp14:editId="7CF3ADAA">
             <wp:extent cx="5943600" cy="1740535"/>
@@ -9216,7 +9294,7 @@
                     <pic:cNvPicPr/>
                   </pic:nvPicPr>
                   <pic:blipFill>
-                    <a:blip r:embed="rId17"/>
+                    <a:blip r:embed="rId18"/>
                     <a:stretch>
                       <a:fillRect/>
                     </a:stretch>
@@ -9249,13 +9327,7 @@
           <w:lang w:val="el-GR"/>
         </w:rPr>
         <w:lastRenderedPageBreak/>
-        <w:t xml:space="preserve">Ερώτημα 6: </w:t>
-      </w:r>
-      <w:r>
-        <w:rPr>
-          <w:lang w:val="el-GR"/>
-        </w:rPr>
-        <w:t xml:space="preserve">Χώρες ομαδοποιημένες με </w:t>
+        <w:t xml:space="preserve">Ερώτημα 6: Χώρες ομαδοποιημένες με </w:t>
       </w:r>
       <w:r>
         <w:t>high</w:t>
@@ -9361,6 +9433,51 @@
     </w:p>
     <w:p>
       <w:pPr>
+        <w:jc w:val="both"/>
+      </w:pPr>
+      <w:r>
+        <w:rPr>
+          <w:noProof/>
+        </w:rPr>
+        <w:drawing>
+          <wp:inline distT="0" distB="0" distL="0" distR="0" wp14:anchorId="4D63415E" wp14:editId="633208E4">
+            <wp:extent cx="5943600" cy="1846580"/>
+            <wp:effectExtent l="0" t="0" r="0" b="1270"/>
+            <wp:docPr id="2095994344" name="Picture 1"/>
+            <wp:cNvGraphicFramePr>
+              <a:graphicFrameLocks xmlns:a="http://schemas.openxmlformats.org/drawingml/2006/main" noChangeAspect="1"/>
+            </wp:cNvGraphicFramePr>
+            <a:graphic xmlns:a="http://schemas.openxmlformats.org/drawingml/2006/main">
+              <a:graphicData uri="http://schemas.openxmlformats.org/drawingml/2006/picture">
+                <pic:pic xmlns:pic="http://schemas.openxmlformats.org/drawingml/2006/picture">
+                  <pic:nvPicPr>
+                    <pic:cNvPr id="2095994344" name=""/>
+                    <pic:cNvPicPr/>
+                  </pic:nvPicPr>
+                  <pic:blipFill>
+                    <a:blip r:embed="rId19"/>
+                    <a:stretch>
+                      <a:fillRect/>
+                    </a:stretch>
+                  </pic:blipFill>
+                  <pic:spPr>
+                    <a:xfrm>
+                      <a:off x="0" y="0"/>
+                      <a:ext cx="5943600" cy="1846580"/>
+                    </a:xfrm>
+                    <a:prstGeom prst="rect">
+                      <a:avLst/>
+                    </a:prstGeom>
+                  </pic:spPr>
+                </pic:pic>
+              </a:graphicData>
+            </a:graphic>
+          </wp:inline>
+        </w:drawing>
+      </w:r>
+    </w:p>
+    <w:p>
+      <w:pPr>
         <w:rPr>
           <w:lang w:val="el-GR"/>
         </w:rPr>
@@ -9398,6 +9515,20 @@
           <w:lang w:val="el-GR"/>
         </w:rPr>
         <w:t>Στο ερώτημα αυτό οι χώρες ομαδοποιούνται σε κατηγορίες με βάση τον δείκτη ανισότητας φύλων. Στη συνέχεια υπολογίζεται το μέσο προσδόκιμο ζωής των γυναικών για κάθε κατηγορία, επιτρέποντας την αξιολόγηση της σχέσης μεταξύ ισότητας φύλων και μακροβιότητας.</w:t>
+      </w:r>
+    </w:p>
+    <w:p>
+      <w:pPr>
+        <w:pStyle w:val="Heading1"/>
+        <w:rPr>
+          <w:lang w:val="el-GR"/>
+        </w:rPr>
+      </w:pPr>
+      <w:r>
+        <w:rPr>
+          <w:lang w:val="el-GR"/>
+        </w:rPr>
+        <w:t>Συμπεράσματα</w:t>
       </w:r>
     </w:p>
     <w:sectPr>

--- a/Εργασία.docx
+++ b/Εργασία.docx
@@ -10784,31 +10784,45 @@
     </w:p>
     <w:p>
       <w:pPr>
-        <w:rPr>
-          <w:lang w:val="el-GR"/>
-        </w:rPr>
-      </w:pPr>
-      <w:r>
-        <w:rPr>
-          <w:lang w:val="el-GR"/>
-        </w:rPr>
-        <w:t>Από τα αποτελέσματα παρατηρείται μακροχρόνια τάση αύξησης του μέσου προσδόκιμου ζωής των ατόμων θηλυκού φύλου και παράλληλη μείωση του μέσου δείκτη ανισότητας των φύλων. Ειδικότερα, κατά την περίοδο 1999–2002 καταγράφεται η μεγαλύτερη βελτίωση στον δείκτη ανισότητας, ο οποίος μειώνεται από 0,447 σε 0,368.</w:t>
-      </w:r>
-      <w:r>
-        <w:rPr>
-          <w:lang w:val="el-GR"/>
-        </w:rPr>
-        <w:t xml:space="preserve"> </w:t>
-      </w:r>
-      <w:r>
-        <w:rPr>
-          <w:lang w:val="el-GR"/>
-        </w:rPr>
-        <w:t>Την ίδια περίοδο το μέσο προσδόκιμο ζωής αυξάνεται από 68,4 σε 71,6 έτη. Το εύρημα αυτό υποδηλώνει ότι η μείωση της ανισότητας των φύλων συνοδεύεται από βελτίωση των δεικτών υγείας και μακροβιότητας.</w:t>
-      </w:r>
-    </w:p>
-    <w:p>
-      <w:pPr>
+        <w:jc w:val="both"/>
+      </w:pPr>
+      <w:r>
+        <w:rPr>
+          <w:lang w:val="el-GR"/>
+        </w:rPr>
+        <w:t xml:space="preserve">Από τα αποτελέσματα παρατηρείται μακροχρόνια τάση αύξησης του μέσου προσδόκιμου ζωής των ατόμων θηλυκού φύλου και παράλληλη μείωση του μέσου δείκτη ανισότητας των φύλων. </w:t>
+      </w:r>
+    </w:p>
+    <w:p>
+      <w:pPr>
+        <w:jc w:val="both"/>
+      </w:pPr>
+      <w:r>
+        <w:rPr>
+          <w:lang w:val="el-GR"/>
+        </w:rPr>
+        <w:t>Το 2000 υπήρξε έτος-σταθμός για τα δικαιώματα, καθώς η Ευρωπαϊκή Ένωση και ο ΟΗΕ θέσπισαν θεμελιώδεις νομοθεσίες που απαγορεύουν τις διακρίσεις φύλου στην εργασία, προωθούν την ίση μεταχείριση και εισάγουν τις γυναίκες πιο ενεργά στα κέντρα λήψης αποφάσεων.</w:t>
+      </w:r>
+    </w:p>
+    <w:p>
+      <w:pPr>
+        <w:jc w:val="both"/>
+      </w:pPr>
+      <w:r>
+        <w:rPr>
+          <w:lang w:val="el-GR"/>
+        </w:rPr>
+        <w:t>Τα σημαντικότερα ορόσημα περιλαμβάνουν:</w:t>
+      </w:r>
+    </w:p>
+    <w:p>
+      <w:pPr>
+        <w:pStyle w:val="ListParagraph"/>
+        <w:numPr>
+          <w:ilvl w:val="0"/>
+          <w:numId w:val="6"/>
+        </w:numPr>
+        <w:jc w:val="both"/>
         <w:rPr>
           <w:lang w:val="el-GR"/>
         </w:rPr>
@@ -10818,11 +10832,56 @@
           <w:lang w:val="el-GR"/>
         </w:rPr>
         <w:lastRenderedPageBreak/>
-        <w:t>Παρότι η σχέση αυτή δεν αποδεικνύει αιτιότητα, τα δεδομένα δείχνουν μια σαφή αρνητική συσχέτιση μεταξύ των δύο μεταβλητών: όσο μειώνεται η ανισότητα των φύλων, τόσο αυξάνεται το μέσο προσδόκιμο ζωής.</w:t>
-      </w:r>
-    </w:p>
-    <w:p>
-      <w:pPr>
+        <w:t>Οδηγία 2000/78/ΕΚ της Ευρωπαϊκής Ένωσης: Τέθηκε σε εφαρμογή η σημαντική Οδηγία 2000/78/ΕΚ η οποία απαγορεύει ρητά τις διακρίσεις στον χώρο εργασίας, συμπεριλαμβανομένης της απασχόλησης και των αμοιβών, θεμελιώνοντας τη βάση για την ισότητα.</w:t>
+      </w:r>
+    </w:p>
+    <w:p>
+      <w:pPr>
+        <w:pStyle w:val="ListParagraph"/>
+        <w:numPr>
+          <w:ilvl w:val="0"/>
+          <w:numId w:val="6"/>
+        </w:numPr>
+        <w:jc w:val="both"/>
+        <w:rPr>
+          <w:lang w:val="el-GR"/>
+        </w:rPr>
+      </w:pPr>
+      <w:r>
+        <w:rPr>
+          <w:lang w:val="el-GR"/>
+        </w:rPr>
+        <w:t>Η Σύνοδος «Πεκίνο + 5» (ΟΗΕ): Οργανώθηκε από τα Ηνωμένα Έθνη η διάσκεψη Women 2000 όπου αξιολογήθηκε η πρόοδος και τέθηκαν νέες πολιτικές για την ενίσχυση της θέσης των γυναικών και την καταπολέμηση της ανισότητας παγκοσμίως.</w:t>
+      </w:r>
+    </w:p>
+    <w:p>
+      <w:pPr>
+        <w:pStyle w:val="ListParagraph"/>
+        <w:numPr>
+          <w:ilvl w:val="0"/>
+          <w:numId w:val="6"/>
+        </w:numPr>
+        <w:jc w:val="both"/>
+        <w:rPr>
+          <w:lang w:val="el-GR"/>
+        </w:rPr>
+      </w:pPr>
+      <w:r>
+        <w:rPr>
+          <w:lang w:val="el-GR"/>
+        </w:rPr>
+        <w:t>Πρόγραμμα Κοινοτικής Δράσης: Η Ευρωπαϊκή Επιτροπή εξέδωσε πρόγραμμα για τη στρατηγική πλαίσιο προώθησης της ισότητας μεταξύ ανδρών και γυναικών (COM/2000/335), εστιάζοντας άμεσα στην εξάλειψη των φυλετικών διακρίσεων</w:t>
+      </w:r>
+      <w:r>
+        <w:rPr>
+          <w:lang w:val="el-GR"/>
+        </w:rPr>
+        <w:t>.</w:t>
+      </w:r>
+    </w:p>
+    <w:p>
+      <w:pPr>
+        <w:jc w:val="both"/>
         <w:rPr>
           <w:lang w:val="el-GR"/>
         </w:rPr>
@@ -10937,6 +10996,7 @@
           <w:noProof/>
           <w:lang w:val="el-GR"/>
         </w:rPr>
+        <w:lastRenderedPageBreak/>
         <w:drawing>
           <wp:inline distT="0" distB="0" distL="0" distR="0" wp14:anchorId="6F803296" wp14:editId="2231D599">
             <wp:extent cx="5943600" cy="3919855"/>
@@ -11056,11 +11116,91 @@
     </w:p>
     <w:p>
       <w:pPr>
+        <w:pStyle w:val="Heading2"/>
+        <w:rPr>
+          <w:lang w:val="el-GR"/>
+        </w:rPr>
+      </w:pPr>
+      <w:r>
+        <w:rPr>
+          <w:lang w:val="el-GR"/>
+        </w:rPr>
+        <w:t xml:space="preserve">Ερώτημα </w:t>
+      </w:r>
+      <w:r>
+        <w:rPr>
+          <w:lang w:val="el-GR"/>
+        </w:rPr>
+        <w:t>3</w:t>
+      </w:r>
+      <w:r>
+        <w:rPr>
+          <w:lang w:val="el-GR"/>
+        </w:rPr>
+        <w:t xml:space="preserve">: </w:t>
+      </w:r>
+      <w:r>
+        <w:rPr>
+          <w:lang w:val="el-GR"/>
+        </w:rPr>
+        <w:t xml:space="preserve">Πώς εξελίχθηκε </w:t>
+      </w:r>
+      <w:r>
+        <w:rPr>
+          <w:lang w:val="el-GR"/>
+        </w:rPr>
+        <w:t xml:space="preserve">το μέσο προσδόκιμο ζωής και </w:t>
+      </w:r>
+      <w:r>
+        <w:rPr>
+          <w:lang w:val="el-GR"/>
+        </w:rPr>
+        <w:t xml:space="preserve">η μέση ανισότητα φύλων </w:t>
+      </w:r>
+      <w:r>
+        <w:rPr>
+          <w:lang w:val="el-GR"/>
+        </w:rPr>
+        <w:t>ανά εισοδηματική κατηγορία;</w:t>
+      </w:r>
+    </w:p>
+    <w:p>
+      <w:pPr>
         <w:jc w:val="both"/>
         <w:rPr>
           <w:lang w:val="el-GR"/>
         </w:rPr>
       </w:pPr>
+      <w:r>
+        <w:rPr>
+          <w:lang w:val="el-GR"/>
+        </w:rPr>
+        <w:t xml:space="preserve">Στόχος του ερωτήματος είναι η διερεύνηση της σχέσης μεταξύ του οικονομικού επιπέδου μιας χώρας, του </w:t>
+      </w:r>
+      <w:r>
+        <w:rPr>
+          <w:lang w:val="el-GR"/>
+        </w:rPr>
+        <w:t xml:space="preserve">μέσου </w:t>
+      </w:r>
+      <w:r>
+        <w:rPr>
+          <w:lang w:val="el-GR"/>
+        </w:rPr>
+        <w:t>προσδόκιμου ζωής και τ</w:t>
+      </w:r>
+      <w:r>
+        <w:rPr>
+          <w:lang w:val="el-GR"/>
+        </w:rPr>
+        <w:t xml:space="preserve">ης μέσης </w:t>
+      </w:r>
+      <w:r>
+        <w:rPr>
+          <w:lang w:val="el-GR"/>
+        </w:rPr>
+        <w:t>ισότητας των φύλων. Μέσω ομαδοποίησης των χωρών ανά εισοδηματική κατηγορία εξετάζεται αν οι χώρες υψηλότερου εισοδήματος εμφανίζουν χαμηλότερα επίπεδα ανισότητας και υψηλότερο προσδόκιμο ζωής.</w:t>
+      </w:r>
     </w:p>
     <w:p>
       <w:pPr>
@@ -11069,115 +11209,12 @@
           <w:lang w:val="el-GR"/>
         </w:rPr>
       </w:pPr>
-    </w:p>
-    <w:p>
-      <w:pPr>
-        <w:jc w:val="both"/>
-        <w:rPr>
-          <w:lang w:val="el-GR"/>
-        </w:rPr>
-      </w:pPr>
-    </w:p>
-    <w:p>
-      <w:pPr>
-        <w:pStyle w:val="Heading2"/>
-        <w:rPr>
-          <w:lang w:val="el-GR"/>
-        </w:rPr>
-      </w:pPr>
-      <w:r>
-        <w:rPr>
-          <w:lang w:val="el-GR"/>
-        </w:rPr>
-        <w:t xml:space="preserve">Ερώτημα </w:t>
-      </w:r>
-      <w:r>
-        <w:rPr>
-          <w:lang w:val="el-GR"/>
-        </w:rPr>
-        <w:t>3</w:t>
-      </w:r>
-      <w:r>
-        <w:rPr>
-          <w:lang w:val="el-GR"/>
-        </w:rPr>
-        <w:t xml:space="preserve">: </w:t>
-      </w:r>
-      <w:r>
-        <w:rPr>
-          <w:lang w:val="el-GR"/>
-        </w:rPr>
-        <w:t xml:space="preserve">Πώς εξελίχθηκε </w:t>
-      </w:r>
-      <w:r>
-        <w:rPr>
-          <w:lang w:val="el-GR"/>
-        </w:rPr>
-        <w:t xml:space="preserve">το μέσο προσδόκιμο ζωής και </w:t>
-      </w:r>
-      <w:r>
-        <w:rPr>
-          <w:lang w:val="el-GR"/>
-        </w:rPr>
-        <w:t xml:space="preserve">η μέση ανισότητα φύλων </w:t>
-      </w:r>
-      <w:r>
-        <w:rPr>
-          <w:lang w:val="el-GR"/>
-        </w:rPr>
-        <w:t>ανά εισοδηματική κατηγορία;</w:t>
-      </w:r>
-    </w:p>
-    <w:p>
-      <w:pPr>
-        <w:jc w:val="both"/>
-        <w:rPr>
-          <w:lang w:val="el-GR"/>
-        </w:rPr>
-      </w:pPr>
-      <w:r>
-        <w:rPr>
-          <w:lang w:val="el-GR"/>
-        </w:rPr>
-        <w:t xml:space="preserve">Στόχος του ερωτήματος είναι η διερεύνηση της σχέσης μεταξύ του οικονομικού επιπέδου μιας χώρας, του </w:t>
-      </w:r>
-      <w:r>
-        <w:rPr>
-          <w:lang w:val="el-GR"/>
-        </w:rPr>
-        <w:t xml:space="preserve">μέσου </w:t>
-      </w:r>
-      <w:r>
-        <w:rPr>
-          <w:lang w:val="el-GR"/>
-        </w:rPr>
-        <w:t>προσδόκιμου ζωής και τ</w:t>
-      </w:r>
-      <w:r>
-        <w:rPr>
-          <w:lang w:val="el-GR"/>
-        </w:rPr>
-        <w:t xml:space="preserve">ης μέσης </w:t>
-      </w:r>
-      <w:r>
-        <w:rPr>
-          <w:lang w:val="el-GR"/>
-        </w:rPr>
-        <w:t>ισότητας των φύλων. Μέσω ομαδοποίησης των χωρών ανά εισοδηματική κατηγορία εξετάζεται αν οι χώρες υψηλότερου εισοδήματος εμφανίζουν χαμηλότερα επίπεδα ανισότητας και υψηλότερο προσδόκιμο ζωής.</w:t>
-      </w:r>
-    </w:p>
-    <w:p>
-      <w:pPr>
-        <w:jc w:val="both"/>
-        <w:rPr>
-          <w:lang w:val="el-GR"/>
-        </w:rPr>
-      </w:pPr>
       <w:r>
         <w:rPr>
           <w:noProof/>
           <w:lang w:val="el-GR"/>
         </w:rPr>
+        <w:lastRenderedPageBreak/>
         <w:drawing>
           <wp:inline distT="0" distB="0" distL="0" distR="0" wp14:anchorId="1D4F1CF5" wp14:editId="2C10EC9A">
             <wp:extent cx="5943600" cy="2936875"/>
@@ -11218,9 +11255,6 @@
     <w:p>
       <w:pPr>
         <w:jc w:val="both"/>
-        <w:rPr>
-          <w:lang w:val="el-GR"/>
-        </w:rPr>
       </w:pPr>
       <w:r>
         <w:rPr>
@@ -11237,48 +11271,6 @@
     </w:p>
     <w:p>
       <w:pPr>
-        <w:rPr>
-          <w:lang w:val="el-GR"/>
-        </w:rPr>
-      </w:pPr>
-    </w:p>
-    <w:p>
-      <w:pPr>
-        <w:rPr>
-          <w:lang w:val="el-GR"/>
-        </w:rPr>
-      </w:pPr>
-    </w:p>
-    <w:p>
-      <w:pPr>
-        <w:rPr>
-          <w:lang w:val="el-GR"/>
-        </w:rPr>
-      </w:pPr>
-    </w:p>
-    <w:p>
-      <w:pPr>
-        <w:rPr>
-          <w:lang w:val="el-GR"/>
-        </w:rPr>
-      </w:pPr>
-    </w:p>
-    <w:p>
-      <w:pPr>
-        <w:rPr>
-          <w:lang w:val="el-GR"/>
-        </w:rPr>
-      </w:pPr>
-    </w:p>
-    <w:p>
-      <w:pPr>
-        <w:rPr>
-          <w:lang w:val="el-GR"/>
-        </w:rPr>
-      </w:pPr>
-    </w:p>
-    <w:p>
-      <w:pPr>
         <w:pStyle w:val="Heading2"/>
         <w:rPr>
           <w:lang w:val="el-GR"/>
@@ -11288,7 +11280,6 @@
         <w:rPr>
           <w:lang w:val="el-GR"/>
         </w:rPr>
-        <w:lastRenderedPageBreak/>
         <w:t xml:space="preserve">Ερώτημα 4: </w:t>
       </w:r>
       <w:r>
@@ -11450,78 +11441,6 @@
     </w:p>
     <w:p>
       <w:pPr>
-        <w:jc w:val="both"/>
-        <w:rPr>
-          <w:lang w:val="el-GR"/>
-        </w:rPr>
-      </w:pPr>
-    </w:p>
-    <w:p>
-      <w:pPr>
-        <w:jc w:val="both"/>
-        <w:rPr>
-          <w:lang w:val="el-GR"/>
-        </w:rPr>
-      </w:pPr>
-    </w:p>
-    <w:p>
-      <w:pPr>
-        <w:jc w:val="both"/>
-        <w:rPr>
-          <w:lang w:val="el-GR"/>
-        </w:rPr>
-      </w:pPr>
-    </w:p>
-    <w:p>
-      <w:pPr>
-        <w:jc w:val="both"/>
-        <w:rPr>
-          <w:lang w:val="el-GR"/>
-        </w:rPr>
-      </w:pPr>
-    </w:p>
-    <w:p>
-      <w:pPr>
-        <w:jc w:val="both"/>
-        <w:rPr>
-          <w:lang w:val="el-GR"/>
-        </w:rPr>
-      </w:pPr>
-    </w:p>
-    <w:p>
-      <w:pPr>
-        <w:jc w:val="both"/>
-        <w:rPr>
-          <w:lang w:val="el-GR"/>
-        </w:rPr>
-      </w:pPr>
-    </w:p>
-    <w:p>
-      <w:pPr>
-        <w:jc w:val="both"/>
-        <w:rPr>
-          <w:lang w:val="el-GR"/>
-        </w:rPr>
-      </w:pPr>
-    </w:p>
-    <w:p>
-      <w:pPr>
-        <w:jc w:val="both"/>
-        <w:rPr>
-          <w:lang w:val="el-GR"/>
-        </w:rPr>
-      </w:pPr>
-    </w:p>
-    <w:p>
-      <w:pPr>
-        <w:jc w:val="both"/>
-        <w:rPr>
-          <w:lang w:val="el-GR"/>
-        </w:rPr>
-      </w:pPr>
-    </w:p>
-    <w:p>
-      <w:pPr>
         <w:pStyle w:val="Heading2"/>
         <w:rPr>
           <w:lang w:val="el-GR"/>
@@ -12169,6 +12088,9 @@
     <w:p>
       <w:pPr>
         <w:pStyle w:val="Heading1"/>
+        <w:rPr>
+          <w:lang w:val="el-GR"/>
+        </w:rPr>
       </w:pPr>
       <w:r>
         <w:rPr>
@@ -12188,19 +12110,7 @@
         <w:rPr>
           <w:lang w:val="el-GR"/>
         </w:rPr>
-        <w:t>Πρωταρχικός στόχος της παρούσας εργασίας ήταν η διερεύνηση της σχέσης μεταξύ της ισότητας των φύλων και της μακροβιότητας των ατόμων θηλυκού φύλου</w:t>
-      </w:r>
-      <w:r>
-        <w:rPr>
-          <w:lang w:val="el-GR"/>
-        </w:rPr>
-        <w:t xml:space="preserve">, </w:t>
-      </w:r>
-      <w:r>
-        <w:rPr>
-          <w:lang w:val="el-GR"/>
-        </w:rPr>
-        <w:t xml:space="preserve">αξιοποιώντας δεδομένα από </w:t>
+        <w:t xml:space="preserve">Πρωταρχικός στόχος της παρούσας εργασίας ήταν η διερεύνηση της σχέσης μεταξύ της ισότητας των φύλων και της μακροβιότητας των ατόμων θηλυκού φύλου, αξιοποιώντας δεδομένα από </w:t>
       </w:r>
       <w:r>
         <w:rPr>
@@ -12310,13 +12220,7 @@
         <w:rPr>
           <w:lang w:val="el-GR"/>
         </w:rPr>
-        <w:t xml:space="preserve"> (Γράφημα Ερωτήματος 1)</w:t>
-      </w:r>
-      <w:r>
-        <w:rPr>
-          <w:lang w:val="el-GR"/>
-        </w:rPr>
-        <w:t>.</w:t>
+        <w:t xml:space="preserve"> (Γράφημα Ερωτήματος 1).</w:t>
       </w:r>
     </w:p>
     <w:p>
@@ -12348,13 +12252,7 @@
         <w:rPr>
           <w:lang w:val="el-GR"/>
         </w:rPr>
-        <w:t xml:space="preserve"> (Γράφημα Ερωτήματος 5)</w:t>
-      </w:r>
-      <w:r>
-        <w:rPr>
-          <w:lang w:val="el-GR"/>
-        </w:rPr>
-        <w:t>.</w:t>
+        <w:t xml:space="preserve"> (Γράφημα Ερωτήματος 5).</w:t>
       </w:r>
     </w:p>
     <w:p>
@@ -12528,21 +12426,67 @@
     </w:p>
     <w:p>
       <w:r>
-        <w:t>Links (data)</w:t>
-      </w:r>
-    </w:p>
-    <w:p>
-      <w:pPr>
-        <w:rPr>
-          <w:lang w:val="el-GR"/>
-        </w:rPr>
-      </w:pPr>
-      <w:r>
-        <w:rPr>
-          <w:lang w:val="el-GR"/>
-        </w:rPr>
-        <w:t>Βιβλίο</w:t>
-      </w:r>
+        <w:t xml:space="preserve">[1] </w:t>
+      </w:r>
+      <w:r>
+        <w:t>Links</w:t>
+      </w:r>
+      <w:r>
+        <w:rPr>
+          <w:lang w:val="el-GR"/>
+        </w:rPr>
+        <w:t xml:space="preserve"> (</w:t>
+      </w:r>
+      <w:r>
+        <w:t>data</w:t>
+      </w:r>
+      <w:r>
+        <w:rPr>
+          <w:lang w:val="el-GR"/>
+        </w:rPr>
+        <w:t>)</w:t>
+      </w:r>
+    </w:p>
+    <w:p>
+      <w:r>
+        <w:t>[2]</w:t>
+      </w:r>
+    </w:p>
+    <w:p>
+      <w:r>
+        <w:t>[3]</w:t>
+      </w:r>
+    </w:p>
+    <w:p>
+      <w:r>
+        <w:t>[4]</w:t>
+      </w:r>
+    </w:p>
+    <w:p>
+      <w:r>
+        <w:t>[5]</w:t>
+      </w:r>
+    </w:p>
+    <w:p>
+      <w:hyperlink r:id="rId19" w:history="1">
+        <w:r>
+          <w:rPr>
+            <w:rStyle w:val="Hyperlink"/>
+          </w:rPr>
+          <w:t>https://en.wikipedia.org/wiki/Invisible_Women:_Exposing_Data_Bias_in_a_World_Designed_for_Men</w:t>
+        </w:r>
+      </w:hyperlink>
+    </w:p>
+    <w:p/>
+    <w:p>
+      <w:hyperlink r:id="rId20" w:history="1">
+        <w:r>
+          <w:rPr>
+            <w:rStyle w:val="Hyperlink"/>
+          </w:rPr>
+          <w:t>https://www.ohchr.org/en/statements-and-speeches/2009/10/women-2000-gender-equality-development-and-peace-21st-century</w:t>
+        </w:r>
+      </w:hyperlink>
     </w:p>
     <w:p>
       <w:pPr>
@@ -12903,6 +12847,119 @@
     </w:lvl>
   </w:abstractNum>
   <w:abstractNum w:abstractNumId="3" w15:restartNumberingAfterBreak="0">
+    <w:nsid w:val="4AA42F0C"/>
+    <w:multiLevelType w:val="hybridMultilevel"/>
+    <w:tmpl w:val="12BAA874"/>
+    <w:lvl w:ilvl="0" w:tplc="04090001">
+      <w:start w:val="1"/>
+      <w:numFmt w:val="bullet"/>
+      <w:lvlText w:val=""/>
+      <w:lvlJc w:val="left"/>
+      <w:pPr>
+        <w:ind w:left="720" w:hanging="360"/>
+      </w:pPr>
+      <w:rPr>
+        <w:rFonts w:ascii="Symbol" w:hAnsi="Symbol" w:hint="default"/>
+      </w:rPr>
+    </w:lvl>
+    <w:lvl w:ilvl="1" w:tplc="04090003" w:tentative="1">
+      <w:start w:val="1"/>
+      <w:numFmt w:val="bullet"/>
+      <w:lvlText w:val="o"/>
+      <w:lvlJc w:val="left"/>
+      <w:pPr>
+        <w:ind w:left="1440" w:hanging="360"/>
+      </w:pPr>
+      <w:rPr>
+        <w:rFonts w:ascii="Courier New" w:hAnsi="Courier New" w:cs="Courier New" w:hint="default"/>
+      </w:rPr>
+    </w:lvl>
+    <w:lvl w:ilvl="2" w:tplc="04090005" w:tentative="1">
+      <w:start w:val="1"/>
+      <w:numFmt w:val="bullet"/>
+      <w:lvlText w:val=""/>
+      <w:lvlJc w:val="left"/>
+      <w:pPr>
+        <w:ind w:left="2160" w:hanging="360"/>
+      </w:pPr>
+      <w:rPr>
+        <w:rFonts w:ascii="Wingdings" w:hAnsi="Wingdings" w:hint="default"/>
+      </w:rPr>
+    </w:lvl>
+    <w:lvl w:ilvl="3" w:tplc="04090001" w:tentative="1">
+      <w:start w:val="1"/>
+      <w:numFmt w:val="bullet"/>
+      <w:lvlText w:val=""/>
+      <w:lvlJc w:val="left"/>
+      <w:pPr>
+        <w:ind w:left="2880" w:hanging="360"/>
+      </w:pPr>
+      <w:rPr>
+        <w:rFonts w:ascii="Symbol" w:hAnsi="Symbol" w:hint="default"/>
+      </w:rPr>
+    </w:lvl>
+    <w:lvl w:ilvl="4" w:tplc="04090003" w:tentative="1">
+      <w:start w:val="1"/>
+      <w:numFmt w:val="bullet"/>
+      <w:lvlText w:val="o"/>
+      <w:lvlJc w:val="left"/>
+      <w:pPr>
+        <w:ind w:left="3600" w:hanging="360"/>
+      </w:pPr>
+      <w:rPr>
+        <w:rFonts w:ascii="Courier New" w:hAnsi="Courier New" w:cs="Courier New" w:hint="default"/>
+      </w:rPr>
+    </w:lvl>
+    <w:lvl w:ilvl="5" w:tplc="04090005" w:tentative="1">
+      <w:start w:val="1"/>
+      <w:numFmt w:val="bullet"/>
+      <w:lvlText w:val=""/>
+      <w:lvlJc w:val="left"/>
+      <w:pPr>
+        <w:ind w:left="4320" w:hanging="360"/>
+      </w:pPr>
+      <w:rPr>
+        <w:rFonts w:ascii="Wingdings" w:hAnsi="Wingdings" w:hint="default"/>
+      </w:rPr>
+    </w:lvl>
+    <w:lvl w:ilvl="6" w:tplc="04090001" w:tentative="1">
+      <w:start w:val="1"/>
+      <w:numFmt w:val="bullet"/>
+      <w:lvlText w:val=""/>
+      <w:lvlJc w:val="left"/>
+      <w:pPr>
+        <w:ind w:left="5040" w:hanging="360"/>
+      </w:pPr>
+      <w:rPr>
+        <w:rFonts w:ascii="Symbol" w:hAnsi="Symbol" w:hint="default"/>
+      </w:rPr>
+    </w:lvl>
+    <w:lvl w:ilvl="7" w:tplc="04090003" w:tentative="1">
+      <w:start w:val="1"/>
+      <w:numFmt w:val="bullet"/>
+      <w:lvlText w:val="o"/>
+      <w:lvlJc w:val="left"/>
+      <w:pPr>
+        <w:ind w:left="5760" w:hanging="360"/>
+      </w:pPr>
+      <w:rPr>
+        <w:rFonts w:ascii="Courier New" w:hAnsi="Courier New" w:cs="Courier New" w:hint="default"/>
+      </w:rPr>
+    </w:lvl>
+    <w:lvl w:ilvl="8" w:tplc="04090005" w:tentative="1">
+      <w:start w:val="1"/>
+      <w:numFmt w:val="bullet"/>
+      <w:lvlText w:val=""/>
+      <w:lvlJc w:val="left"/>
+      <w:pPr>
+        <w:ind w:left="6480" w:hanging="360"/>
+      </w:pPr>
+      <w:rPr>
+        <w:rFonts w:ascii="Wingdings" w:hAnsi="Wingdings" w:hint="default"/>
+      </w:rPr>
+    </w:lvl>
+  </w:abstractNum>
+  <w:abstractNum w:abstractNumId="4" w15:restartNumberingAfterBreak="0">
     <w:nsid w:val="6A5175A2"/>
     <w:multiLevelType w:val="hybridMultilevel"/>
     <w:tmpl w:val="3C482A7E"/>
@@ -12988,7 +13045,7 @@
       </w:pPr>
     </w:lvl>
   </w:abstractNum>
-  <w:abstractNum w:abstractNumId="4" w15:restartNumberingAfterBreak="0">
+  <w:abstractNum w:abstractNumId="5" w15:restartNumberingAfterBreak="0">
     <w:nsid w:val="711B796D"/>
     <w:multiLevelType w:val="hybridMultilevel"/>
     <w:tmpl w:val="143A50DA"/>
@@ -13087,10 +13144,13 @@
     <w:abstractNumId w:val="1"/>
   </w:num>
   <w:num w:numId="4" w16cid:durableId="2006587679">
-    <w:abstractNumId w:val="3"/>
+    <w:abstractNumId w:val="4"/>
   </w:num>
   <w:num w:numId="5" w16cid:durableId="894852622">
-    <w:abstractNumId w:val="4"/>
+    <w:abstractNumId w:val="5"/>
+  </w:num>
+  <w:num w:numId="6" w16cid:durableId="803549312">
+    <w:abstractNumId w:val="3"/>
   </w:num>
 </w:numbering>
 </file>
@@ -14023,6 +14083,29 @@
       <w14:ligatures w14:val="none"/>
     </w:rPr>
   </w:style>
+  <w:style w:type="character" w:styleId="Hyperlink">
+    <w:name w:val="Hyperlink"/>
+    <w:basedOn w:val="DefaultParagraphFont"/>
+    <w:uiPriority w:val="99"/>
+    <w:unhideWhenUsed/>
+    <w:rsid w:val="00765140"/>
+    <w:rPr>
+      <w:color w:val="467886" w:themeColor="hyperlink"/>
+      <w:u w:val="single"/>
+    </w:rPr>
+  </w:style>
+  <w:style w:type="character" w:styleId="UnresolvedMention">
+    <w:name w:val="Unresolved Mention"/>
+    <w:basedOn w:val="DefaultParagraphFont"/>
+    <w:uiPriority w:val="99"/>
+    <w:semiHidden/>
+    <w:unhideWhenUsed/>
+    <w:rsid w:val="00765140"/>
+    <w:rPr>
+      <w:color w:val="605E5C"/>
+      <w:shd w:val="clear" w:color="auto" w:fill="E1DFDD"/>
+    </w:rPr>
+  </w:style>
 </w:styles>
 </file>
 
